--- a/Projects/golden-fur/docs/context/architecture/Architectural-Change-History.docx
+++ b/Projects/golden-fur/docs/context/architecture/Architectural-Change-History.docx
@@ -41,7 +41,7 @@
           <w:pgNumType w:start="1"/>
         </w:sectPr>
       </w:pPr>
-      <w:bookmarkStart w:colFirst="0" w:colLast="0" w:name="_wb505dbntydc" w:id="0"/>
+      <w:bookmarkStart w:colFirst="0" w:colLast="0" w:name="_bjb77a1yo902" w:id="0"/>
       <w:bookmarkEnd w:id="0"/>
       <w:r>
         <w:rPr>
@@ -234,7 +234,7 @@
             <w:sdt>
               <w:sdtPr>
                 <w:alias w:val="Project status"/>
-                <w:id w:val="-396681807"/>
+                <w:id w:val="1669411958"/>
                 <w:dropDownList w:lastValue="Not Started">
                   <w:listItem w:displayText="Not Started" w:value="Not Started"/>
                   <w:listItem w:displayText="Blocked" w:value="Blocked"/>
@@ -268,10 +268,232 @@
           <w:tcPr/>
           <w:p>
             <w:pPr>
+              <w:keepNext w:val="1"/>
+              <w:keepLines w:val="1"/>
               <w:numPr>
                 <w:ilvl w:val="0"/>
-                <w:numId w:val="50"/>
+                <w:numId w:val="52"/>
               </w:numPr>
+              <w:spacing w:after="0" w:afterAutospacing="0" w:before="240" w:lineRule="auto"/>
+              <w:ind w:left="720" w:hanging="360"/>
+              <w:rPr>
+                <w:rFonts w:ascii="Times" w:cs="Times" w:eastAsia="Times" w:hAnsi="Times"/>
+                <w:sz w:val="24"/>
+                <w:szCs w:val="24"/>
+              </w:rPr>
+            </w:pPr>
+            <w:r>
+              <w:rPr>
+                <w:rFonts w:ascii="Times" w:cs="Times" w:eastAsia="Times" w:hAnsi="Times"/>
+                <w:sz w:val="24"/>
+                <w:szCs w:val="24"/>
+                <w:rtl w:val="0"/>
+              </w:rPr>
+              <w:t xml:space="preserve">Fix not being able to book the next day or today in booking queue</w:t>
+            </w:r>
+          </w:p>
+          <w:p>
+            <w:pPr>
+              <w:keepNext w:val="1"/>
+              <w:keepLines w:val="1"/>
+              <w:numPr>
+                <w:ilvl w:val="1"/>
+                <w:numId w:val="52"/>
+              </w:numPr>
+              <w:spacing w:after="0" w:afterAutospacing="0" w:before="0" w:beforeAutospacing="0" w:lineRule="auto"/>
+              <w:ind w:left="1440" w:hanging="360"/>
+              <w:rPr>
+                <w:rFonts w:ascii="Times" w:cs="Times" w:eastAsia="Times" w:hAnsi="Times"/>
+                <w:sz w:val="24"/>
+                <w:szCs w:val="24"/>
+              </w:rPr>
+            </w:pPr>
+            <w:r>
+              <w:rPr>
+                <w:rFonts w:ascii="Times" w:cs="Times" w:eastAsia="Times" w:hAnsi="Times"/>
+                <w:sz w:val="24"/>
+                <w:szCs w:val="24"/>
+                <w:rtl w:val="0"/>
+              </w:rPr>
+              <w:t xml:space="preserve">I think the 3 day notice period FOR RESCHEDULING ONLY, is ALSO applying to future online bookings</w:t>
+            </w:r>
+          </w:p>
+          <w:p>
+            <w:pPr>
+              <w:keepNext w:val="1"/>
+              <w:keepLines w:val="1"/>
+              <w:numPr>
+                <w:ilvl w:val="1"/>
+                <w:numId w:val="52"/>
+              </w:numPr>
+              <w:spacing w:after="0" w:afterAutospacing="0" w:before="0" w:beforeAutospacing="0" w:lineRule="auto"/>
+              <w:ind w:left="1440" w:hanging="360"/>
+              <w:rPr>
+                <w:rFonts w:ascii="Times" w:cs="Times" w:eastAsia="Times" w:hAnsi="Times"/>
+                <w:sz w:val="24"/>
+                <w:szCs w:val="24"/>
+              </w:rPr>
+            </w:pPr>
+            <w:r>
+              <w:rPr>
+                <w:rFonts w:ascii="Times" w:cs="Times" w:eastAsia="Times" w:hAnsi="Times"/>
+                <w:sz w:val="24"/>
+                <w:szCs w:val="24"/>
+                <w:rtl w:val="0"/>
+              </w:rPr>
+              <w:t xml:space="preserve">You may add a separate config (for the online booking notice period) in admin settings &gt; config &gt; policies</w:t>
+            </w:r>
+          </w:p>
+          <w:p>
+            <w:pPr>
+              <w:keepNext w:val="1"/>
+              <w:keepLines w:val="1"/>
+              <w:numPr>
+                <w:ilvl w:val="1"/>
+                <w:numId w:val="52"/>
+              </w:numPr>
+              <w:spacing w:after="0" w:afterAutospacing="0" w:before="0" w:beforeAutospacing="0" w:lineRule="auto"/>
+              <w:ind w:left="1440" w:hanging="360"/>
+              <w:rPr>
+                <w:rFonts w:ascii="Times" w:cs="Times" w:eastAsia="Times" w:hAnsi="Times"/>
+                <w:sz w:val="24"/>
+                <w:szCs w:val="24"/>
+              </w:rPr>
+            </w:pPr>
+            <w:r>
+              <w:rPr>
+                <w:rFonts w:ascii="Times" w:cs="Times" w:eastAsia="Times" w:hAnsi="Times"/>
+                <w:sz w:val="24"/>
+                <w:szCs w:val="24"/>
+                <w:rtl w:val="0"/>
+              </w:rPr>
+              <w:t xml:space="preserve">See the 2nd image below</w:t>
+            </w:r>
+          </w:p>
+          <w:p>
+            <w:pPr>
+              <w:keepNext w:val="1"/>
+              <w:keepLines w:val="1"/>
+              <w:numPr>
+                <w:ilvl w:val="1"/>
+                <w:numId w:val="52"/>
+              </w:numPr>
+              <w:spacing w:after="0" w:afterAutospacing="0" w:before="0" w:beforeAutospacing="0" w:lineRule="auto"/>
+              <w:ind w:left="1440" w:hanging="360"/>
+              <w:rPr>
+                <w:rFonts w:ascii="Times" w:cs="Times" w:eastAsia="Times" w:hAnsi="Times"/>
+                <w:sz w:val="24"/>
+                <w:szCs w:val="24"/>
+              </w:rPr>
+            </w:pPr>
+            <w:r>
+              <w:rPr>
+                <w:rFonts w:ascii="Times" w:cs="Times" w:eastAsia="Times" w:hAnsi="Times"/>
+                <w:sz w:val="24"/>
+                <w:szCs w:val="24"/>
+              </w:rPr>
+              <w:drawing>
+                <wp:inline distB="114300" distT="114300" distL="114300" distR="114300">
+                  <wp:extent cx="2951586" cy="1507875"/>
+                  <wp:effectExtent b="0" l="0" r="0" t="0"/>
+                  <wp:docPr id="9" name="image7.png"/>
+                  <a:graphic>
+                    <a:graphicData uri="http://schemas.openxmlformats.org/drawingml/2006/picture">
+                      <pic:pic>
+                        <pic:nvPicPr>
+                          <pic:cNvPr id="0" name="image7.png"/>
+                          <pic:cNvPicPr preferRelativeResize="0"/>
+                        </pic:nvPicPr>
+                        <pic:blipFill>
+                          <a:blip r:embed="rId6"/>
+                          <a:srcRect b="0" l="0" r="0" t="0"/>
+                          <a:stretch>
+                            <a:fillRect/>
+                          </a:stretch>
+                        </pic:blipFill>
+                        <pic:spPr>
+                          <a:xfrm>
+                            <a:off x="0" y="0"/>
+                            <a:ext cx="2951586" cy="1507875"/>
+                          </a:xfrm>
+                          <a:prstGeom prst="rect"/>
+                          <a:ln/>
+                        </pic:spPr>
+                      </pic:pic>
+                    </a:graphicData>
+                  </a:graphic>
+                </wp:inline>
+              </w:drawing>
+            </w:r>
+            <w:r>
+              <w:rPr>
+                <w:rtl w:val="0"/>
+              </w:rPr>
+            </w:r>
+          </w:p>
+          <w:p>
+            <w:pPr>
+              <w:keepNext w:val="1"/>
+              <w:keepLines w:val="1"/>
+              <w:numPr>
+                <w:ilvl w:val="1"/>
+                <w:numId w:val="52"/>
+              </w:numPr>
+              <w:spacing w:after="240" w:before="0" w:beforeAutospacing="0" w:lineRule="auto"/>
+              <w:ind w:left="1440" w:hanging="360"/>
+              <w:rPr>
+                <w:rFonts w:ascii="Times" w:cs="Times" w:eastAsia="Times" w:hAnsi="Times"/>
+                <w:sz w:val="24"/>
+                <w:szCs w:val="24"/>
+              </w:rPr>
+            </w:pPr>
+            <w:r>
+              <w:rPr>
+                <w:rFonts w:ascii="Times" w:cs="Times" w:eastAsia="Times" w:hAnsi="Times"/>
+                <w:sz w:val="24"/>
+                <w:szCs w:val="24"/>
+              </w:rPr>
+              <w:drawing>
+                <wp:inline distB="114300" distT="114300" distL="114300" distR="114300">
+                  <wp:extent cx="3475403" cy="2394500"/>
+                  <wp:effectExtent b="0" l="0" r="0" t="0"/>
+                  <wp:docPr id="4" name="image6.png"/>
+                  <a:graphic>
+                    <a:graphicData uri="http://schemas.openxmlformats.org/drawingml/2006/picture">
+                      <pic:pic>
+                        <pic:nvPicPr>
+                          <pic:cNvPr id="0" name="image6.png"/>
+                          <pic:cNvPicPr preferRelativeResize="0"/>
+                        </pic:nvPicPr>
+                        <pic:blipFill>
+                          <a:blip r:embed="rId7"/>
+                          <a:srcRect b="0" l="0" r="0" t="0"/>
+                          <a:stretch>
+                            <a:fillRect/>
+                          </a:stretch>
+                        </pic:blipFill>
+                        <pic:spPr>
+                          <a:xfrm>
+                            <a:off x="0" y="0"/>
+                            <a:ext cx="3475403" cy="2394500"/>
+                          </a:xfrm>
+                          <a:prstGeom prst="rect"/>
+                          <a:ln/>
+                        </pic:spPr>
+                      </pic:pic>
+                    </a:graphicData>
+                  </a:graphic>
+                </wp:inline>
+              </w:drawing>
+            </w:r>
+            <w:r>
+              <w:rPr>
+                <w:rtl w:val="0"/>
+              </w:rPr>
+            </w:r>
+          </w:p>
+          <w:p>
+            <w:pPr>
               <w:spacing w:after="60" w:line="240" w:lineRule="auto"/>
               <w:ind w:left="720" w:hanging="360"/>
               <w:rPr>
@@ -282,12 +504,8 @@
             </w:pPr>
             <w:r>
               <w:rPr>
-                <w:rFonts w:ascii="Times" w:cs="Times" w:eastAsia="Times" w:hAnsi="Times"/>
-                <w:sz w:val="24"/>
-                <w:szCs w:val="24"/>
                 <w:rtl w:val="0"/>
               </w:rPr>
-              <w:t xml:space="preserve">Build the Daily Sales Report (DSR) module — currently missing entirely — covering transactions across branches and payment methods per the proposal's objectives.</w:t>
             </w:r>
           </w:p>
         </w:tc>
@@ -306,7 +524,212 @@
             <w:sdt>
               <w:sdtPr>
                 <w:alias w:val="Assignee"/>
-                <w:id w:val="1744059112"/>
+                <w:id w:val="-1766607232"/>
+                <w:dropDownList w:lastValue="Alarie">
+                  <w:listItem w:displayText="None" w:value="None"/>
+                  <w:listItem w:displayText="Alarie" w:value="Alarie"/>
+                  <w:listItem w:displayText="James" w:value="James"/>
+                  <w:listItem w:displayText="Matthew" w:value="Matthew"/>
+                </w:dropDownList>
+              </w:sdtPr>
+              <w:sdtContent>
+                <w:r>
+                  <w:rPr>
+                    <w:rFonts w:ascii="Times" w:cs="Times" w:eastAsia="Times" w:hAnsi="Times"/>
+                    <w:color w:val="0a53a8"/>
+                    <w:sz w:val="24"/>
+                    <w:szCs w:val="24"/>
+                    <w:shd w:fill="bfe1f6" w:val="clear"/>
+                  </w:rPr>
+                  <w:t xml:space="preserve">Alarie</w:t>
+                </w:r>
+              </w:sdtContent>
+            </w:sdt>
+            <w:r>
+              <w:rPr>
+                <w:rtl w:val="0"/>
+              </w:rPr>
+            </w:r>
+          </w:p>
+        </w:tc>
+      </w:tr>
+      <w:tr>
+        <w:trPr>
+          <w:cantSplit w:val="0"/>
+          <w:trHeight w:val="543" w:hRule="atLeast"/>
+          <w:tblHeader w:val="0"/>
+        </w:trPr>
+        <w:tc>
+          <w:tcPr/>
+          <w:p>
+            <w:pPr>
+              <w:widowControl w:val="0"/>
+              <w:spacing w:line="240" w:lineRule="auto"/>
+              <w:rPr>
+                <w:rFonts w:ascii="Times" w:cs="Times" w:eastAsia="Times" w:hAnsi="Times"/>
+                <w:sz w:val="24"/>
+                <w:szCs w:val="24"/>
+              </w:rPr>
+            </w:pPr>
+            <w:sdt>
+              <w:sdtPr>
+                <w:alias w:val="Project status"/>
+                <w:id w:val="-1607319557"/>
+                <w:dropDownList w:lastValue="Merged">
+                  <w:listItem w:displayText="Not Started" w:value="Not Started"/>
+                  <w:listItem w:displayText="Blocked" w:value="Blocked"/>
+                  <w:listItem w:displayText="In Progress" w:value="In Progress"/>
+                  <w:listItem w:displayText="Completed" w:value="Completed"/>
+                  <w:listItem w:displayText="Reviewing" w:value="Reviewing"/>
+                  <w:listItem w:displayText="Merged" w:value="Merged"/>
+                </w:dropDownList>
+              </w:sdtPr>
+              <w:sdtContent>
+                <w:r>
+                  <w:rPr>
+                    <w:rFonts w:ascii="Times" w:cs="Times" w:eastAsia="Times" w:hAnsi="Times"/>
+                    <w:color w:val="5a3286"/>
+                    <w:sz w:val="24"/>
+                    <w:szCs w:val="24"/>
+                    <w:shd w:fill="e6cff2" w:val="clear"/>
+                  </w:rPr>
+                  <w:t xml:space="preserve">Merged</w:t>
+                </w:r>
+              </w:sdtContent>
+            </w:sdt>
+            <w:r>
+              <w:rPr>
+                <w:rtl w:val="0"/>
+              </w:rPr>
+            </w:r>
+          </w:p>
+        </w:tc>
+        <w:tc>
+          <w:tcPr/>
+          <w:p>
+            <w:pPr>
+              <w:numPr>
+                <w:ilvl w:val="0"/>
+                <w:numId w:val="3"/>
+              </w:numPr>
+              <w:spacing w:after="0" w:afterAutospacing="0" w:line="240" w:lineRule="auto"/>
+              <w:ind w:left="720" w:hanging="360"/>
+              <w:rPr>
+                <w:rFonts w:ascii="Times" w:cs="Times" w:eastAsia="Times" w:hAnsi="Times"/>
+                <w:sz w:val="24"/>
+                <w:szCs w:val="24"/>
+              </w:rPr>
+            </w:pPr>
+            <w:r>
+              <w:rPr>
+                <w:rFonts w:ascii="Times" w:cs="Times" w:eastAsia="Times" w:hAnsi="Times"/>
+                <w:sz w:val="24"/>
+                <w:szCs w:val="24"/>
+                <w:rtl w:val="0"/>
+              </w:rPr>
+              <w:t xml:space="preserve">Add info button on booking process &gt; service type step</w:t>
+            </w:r>
+          </w:p>
+          <w:p>
+            <w:pPr>
+              <w:numPr>
+                <w:ilvl w:val="1"/>
+                <w:numId w:val="3"/>
+              </w:numPr>
+              <w:spacing w:after="0" w:afterAutospacing="0" w:line="240" w:lineRule="auto"/>
+              <w:ind w:left="1440" w:hanging="360"/>
+              <w:rPr>
+                <w:rFonts w:ascii="Times" w:cs="Times" w:eastAsia="Times" w:hAnsi="Times"/>
+                <w:sz w:val="24"/>
+                <w:szCs w:val="24"/>
+              </w:rPr>
+            </w:pPr>
+            <w:r>
+              <w:rPr>
+                <w:rFonts w:ascii="Times" w:cs="Times" w:eastAsia="Times" w:hAnsi="Times"/>
+                <w:sz w:val="24"/>
+                <w:szCs w:val="24"/>
+                <w:rtl w:val="0"/>
+              </w:rPr>
+              <w:t xml:space="preserve">Should include the available services for that service type (but readonly)</w:t>
+            </w:r>
+          </w:p>
+          <w:p>
+            <w:pPr>
+              <w:numPr>
+                <w:ilvl w:val="1"/>
+                <w:numId w:val="3"/>
+              </w:numPr>
+              <w:spacing w:after="60" w:line="240" w:lineRule="auto"/>
+              <w:ind w:left="1440" w:hanging="360"/>
+              <w:rPr>
+                <w:rFonts w:ascii="Times" w:cs="Times" w:eastAsia="Times" w:hAnsi="Times"/>
+                <w:sz w:val="24"/>
+                <w:szCs w:val="24"/>
+              </w:rPr>
+            </w:pPr>
+            <w:r>
+              <w:rPr>
+                <w:rFonts w:ascii="Times" w:cs="Times" w:eastAsia="Times" w:hAnsi="Times"/>
+                <w:sz w:val="24"/>
+                <w:szCs w:val="24"/>
+              </w:rPr>
+              <w:drawing>
+                <wp:inline distB="114300" distT="114300" distL="114300" distR="114300">
+                  <wp:extent cx="3411649" cy="1858705"/>
+                  <wp:effectExtent b="0" l="0" r="0" t="0"/>
+                  <wp:docPr id="6" name="image5.png"/>
+                  <a:graphic>
+                    <a:graphicData uri="http://schemas.openxmlformats.org/drawingml/2006/picture">
+                      <pic:pic>
+                        <pic:nvPicPr>
+                          <pic:cNvPr id="0" name="image5.png"/>
+                          <pic:cNvPicPr preferRelativeResize="0"/>
+                        </pic:nvPicPr>
+                        <pic:blipFill>
+                          <a:blip r:embed="rId8"/>
+                          <a:srcRect b="0" l="0" r="0" t="0"/>
+                          <a:stretch>
+                            <a:fillRect/>
+                          </a:stretch>
+                        </pic:blipFill>
+                        <pic:spPr>
+                          <a:xfrm>
+                            <a:off x="0" y="0"/>
+                            <a:ext cx="3411649" cy="1858705"/>
+                          </a:xfrm>
+                          <a:prstGeom prst="rect"/>
+                          <a:ln/>
+                        </pic:spPr>
+                      </pic:pic>
+                    </a:graphicData>
+                  </a:graphic>
+                </wp:inline>
+              </w:drawing>
+            </w:r>
+            <w:r>
+              <w:rPr>
+                <w:rtl w:val="0"/>
+              </w:rPr>
+            </w:r>
+          </w:p>
+        </w:tc>
+        <w:tc>
+          <w:tcPr/>
+          <w:p>
+            <w:pPr>
+              <w:widowControl w:val="0"/>
+              <w:spacing w:line="240" w:lineRule="auto"/>
+              <w:rPr>
+                <w:rFonts w:ascii="Times" w:cs="Times" w:eastAsia="Times" w:hAnsi="Times"/>
+                <w:sz w:val="24"/>
+                <w:szCs w:val="24"/>
+              </w:rPr>
+            </w:pPr>
+            <w:sdt>
+              <w:sdtPr>
+                <w:alias w:val="Assignee"/>
+                <w:id w:val="857549618"/>
                 <w:dropDownList w:lastValue="James">
                   <w:listItem w:displayText="None" w:value="None"/>
                   <w:listItem w:displayText="Alarie" w:value="Alarie"/>
@@ -356,7 +779,7 @@
             <w:sdt>
               <w:sdtPr>
                 <w:alias w:val="Project status"/>
-                <w:id w:val="906523791"/>
+                <w:id w:val="-1398414613"/>
                 <w:dropDownList w:lastValue="Not Started">
                   <w:listItem w:displayText="Not Started" w:value="Not Started"/>
                   <w:listItem w:displayText="Blocked" w:value="Blocked"/>
@@ -392,7 +815,129 @@
             <w:pPr>
               <w:numPr>
                 <w:ilvl w:val="0"/>
-                <w:numId w:val="10"/>
+                <w:numId w:val="53"/>
+              </w:numPr>
+              <w:spacing w:after="60" w:line="240" w:lineRule="auto"/>
+              <w:ind w:left="720" w:hanging="360"/>
+              <w:rPr>
+                <w:rFonts w:ascii="Times" w:cs="Times" w:eastAsia="Times" w:hAnsi="Times"/>
+                <w:sz w:val="24"/>
+                <w:szCs w:val="24"/>
+              </w:rPr>
+            </w:pPr>
+            <w:r>
+              <w:rPr>
+                <w:rFonts w:ascii="Times" w:cs="Times" w:eastAsia="Times" w:hAnsi="Times"/>
+                <w:sz w:val="24"/>
+                <w:szCs w:val="24"/>
+                <w:rtl w:val="0"/>
+              </w:rPr>
+              <w:t xml:space="preserve">Build the Daily Sales Report (DSR) module — currently missing entirely — covering transactions across branches and payment methods per the proposal's objectives.</w:t>
+            </w:r>
+          </w:p>
+        </w:tc>
+        <w:tc>
+          <w:tcPr/>
+          <w:p>
+            <w:pPr>
+              <w:widowControl w:val="0"/>
+              <w:spacing w:line="240" w:lineRule="auto"/>
+              <w:rPr>
+                <w:rFonts w:ascii="Times" w:cs="Times" w:eastAsia="Times" w:hAnsi="Times"/>
+                <w:sz w:val="24"/>
+                <w:szCs w:val="24"/>
+              </w:rPr>
+            </w:pPr>
+            <w:sdt>
+              <w:sdtPr>
+                <w:alias w:val="Assignee"/>
+                <w:id w:val="-1746736530"/>
+                <w:dropDownList w:lastValue="James">
+                  <w:listItem w:displayText="None" w:value="None"/>
+                  <w:listItem w:displayText="Alarie" w:value="Alarie"/>
+                  <w:listItem w:displayText="James" w:value="James"/>
+                  <w:listItem w:displayText="Matthew" w:value="Matthew"/>
+                </w:dropDownList>
+              </w:sdtPr>
+              <w:sdtContent>
+                <w:r>
+                  <w:rPr>
+                    <w:rFonts w:ascii="Times" w:cs="Times" w:eastAsia="Times" w:hAnsi="Times"/>
+                    <w:color w:val="473821"/>
+                    <w:sz w:val="24"/>
+                    <w:szCs w:val="24"/>
+                    <w:shd w:fill="ffe5a0" w:val="clear"/>
+                  </w:rPr>
+                  <w:t xml:space="preserve">James</w:t>
+                </w:r>
+              </w:sdtContent>
+            </w:sdt>
+            <w:r>
+              <w:rPr>
+                <w:rtl w:val="0"/>
+              </w:rPr>
+            </w:r>
+          </w:p>
+        </w:tc>
+      </w:tr>
+      <w:tr>
+        <w:trPr>
+          <w:cantSplit w:val="0"/>
+          <w:trHeight w:val="543" w:hRule="atLeast"/>
+          <w:tblHeader w:val="0"/>
+        </w:trPr>
+        <w:tc>
+          <w:tcPr/>
+          <w:p>
+            <w:pPr>
+              <w:widowControl w:val="0"/>
+              <w:spacing w:line="240" w:lineRule="auto"/>
+              <w:rPr>
+                <w:rFonts w:ascii="Times" w:cs="Times" w:eastAsia="Times" w:hAnsi="Times"/>
+                <w:sz w:val="24"/>
+                <w:szCs w:val="24"/>
+              </w:rPr>
+            </w:pPr>
+            <w:sdt>
+              <w:sdtPr>
+                <w:alias w:val="Project status"/>
+                <w:id w:val="-645373565"/>
+                <w:dropDownList w:lastValue="Merged">
+                  <w:listItem w:displayText="Not Started" w:value="Not Started"/>
+                  <w:listItem w:displayText="Blocked" w:value="Blocked"/>
+                  <w:listItem w:displayText="In Progress" w:value="In Progress"/>
+                  <w:listItem w:displayText="Completed" w:value="Completed"/>
+                  <w:listItem w:displayText="Reviewing" w:value="Reviewing"/>
+                  <w:listItem w:displayText="Merged" w:value="Merged"/>
+                </w:dropDownList>
+              </w:sdtPr>
+              <w:sdtContent>
+                <w:r>
+                  <w:rPr>
+                    <w:rFonts w:ascii="Times" w:cs="Times" w:eastAsia="Times" w:hAnsi="Times"/>
+                    <w:color w:val="5a3286"/>
+                    <w:sz w:val="24"/>
+                    <w:szCs w:val="24"/>
+                    <w:shd w:fill="e6cff2" w:val="clear"/>
+                  </w:rPr>
+                  <w:t xml:space="preserve">Merged</w:t>
+                </w:r>
+              </w:sdtContent>
+            </w:sdt>
+            <w:r>
+              <w:rPr>
+                <w:rtl w:val="0"/>
+              </w:rPr>
+            </w:r>
+          </w:p>
+        </w:tc>
+        <w:tc>
+          <w:tcPr/>
+          <w:p>
+            <w:pPr>
+              <w:numPr>
+                <w:ilvl w:val="0"/>
+                <w:numId w:val="11"/>
               </w:numPr>
               <w:spacing w:after="0" w:afterAutospacing="0" w:line="240" w:lineRule="auto"/>
               <w:ind w:left="720" w:hanging="360"/>
@@ -416,7 +961,7 @@
             <w:pPr>
               <w:numPr>
                 <w:ilvl w:val="0"/>
-                <w:numId w:val="10"/>
+                <w:numId w:val="11"/>
               </w:numPr>
               <w:spacing w:after="60" w:line="240" w:lineRule="auto"/>
               <w:ind w:left="720" w:hanging="360"/>
@@ -452,7 +997,7 @@
             <w:sdt>
               <w:sdtPr>
                 <w:alias w:val="Assignee"/>
-                <w:id w:val="-1965550544"/>
+                <w:id w:val="2025764160"/>
                 <w:dropDownList w:lastValue="Alarie">
                   <w:listItem w:displayText="None" w:value="None"/>
                   <w:listItem w:displayText="Alarie" w:value="Alarie"/>
@@ -501,7 +1046,7 @@
             <w:sdt>
               <w:sdtPr>
                 <w:alias w:val="Project status"/>
-                <w:id w:val="1062774817"/>
+                <w:id w:val="1763195018"/>
                 <w:dropDownList w:lastValue="Not Started">
                   <w:listItem w:displayText="Not Started" w:value="Not Started"/>
                   <w:listItem w:displayText="Blocked" w:value="Blocked"/>
@@ -573,7 +1118,7 @@
             <w:sdt>
               <w:sdtPr>
                 <w:alias w:val="Assignee"/>
-                <w:id w:val="262023073"/>
+                <w:id w:val="1637298127"/>
                 <w:dropDownList w:lastValue="James">
                   <w:listItem w:displayText="None" w:value="None"/>
                   <w:listItem w:displayText="Alarie" w:value="Alarie"/>
@@ -622,7 +1167,7 @@
             <w:sdt>
               <w:sdtPr>
                 <w:alias w:val="Project status"/>
-                <w:id w:val="66724630"/>
+                <w:id w:val="-368370499"/>
                 <w:dropDownList w:lastValue="Merged">
                   <w:listItem w:displayText="Not Started" w:value="Not Started"/>
                   <w:listItem w:displayText="Blocked" w:value="Blocked"/>
@@ -658,7 +1203,7 @@
             <w:pPr>
               <w:numPr>
                 <w:ilvl w:val="0"/>
-                <w:numId w:val="44"/>
+                <w:numId w:val="45"/>
               </w:numPr>
               <w:spacing w:after="60" w:line="240" w:lineRule="auto"/>
               <w:ind w:left="720" w:hanging="360"/>
@@ -694,7 +1239,7 @@
             <w:sdt>
               <w:sdtPr>
                 <w:alias w:val="Assignee"/>
-                <w:id w:val="1326615232"/>
+                <w:id w:val="1372519800"/>
                 <w:dropDownList w:lastValue="Alarie">
                   <w:listItem w:displayText="None" w:value="None"/>
                   <w:listItem w:displayText="Alarie" w:value="Alarie"/>
@@ -743,7 +1288,7 @@
             <w:sdt>
               <w:sdtPr>
                 <w:alias w:val="Project status"/>
-                <w:id w:val="-606372762"/>
+                <w:id w:val="-1121465999"/>
                 <w:dropDownList w:lastValue="Merged">
                   <w:listItem w:displayText="Not Started" w:value="Not Started"/>
                   <w:listItem w:displayText="Blocked" w:value="Blocked"/>
@@ -815,7 +1360,7 @@
             <w:sdt>
               <w:sdtPr>
                 <w:alias w:val="Assignee"/>
-                <w:id w:val="736811262"/>
+                <w:id w:val="96144236"/>
                 <w:dropDownList w:lastValue="Alarie">
                   <w:listItem w:displayText="None" w:value="None"/>
                   <w:listItem w:displayText="Alarie" w:value="Alarie"/>
@@ -864,7 +1409,7 @@
             <w:sdt>
               <w:sdtPr>
                 <w:alias w:val="Project status"/>
-                <w:id w:val="-379984638"/>
+                <w:id w:val="1422913880"/>
                 <w:dropDownList w:lastValue="Not Started">
                   <w:listItem w:displayText="Not Started" w:value="Not Started"/>
                   <w:listItem w:displayText="Blocked" w:value="Blocked"/>
@@ -898,13 +1443,11 @@
           <w:tcPr/>
           <w:p>
             <w:pPr>
-              <w:keepNext w:val="1"/>
-              <w:keepLines w:val="1"/>
               <w:numPr>
                 <w:ilvl w:val="0"/>
-                <w:numId w:val="28"/>
+                <w:numId w:val="35"/>
               </w:numPr>
-              <w:spacing w:after="0" w:afterAutospacing="0" w:before="240" w:lineRule="auto"/>
+              <w:spacing w:after="0" w:afterAutospacing="0" w:line="240" w:lineRule="auto"/>
               <w:ind w:left="720" w:hanging="360"/>
               <w:rPr>
                 <w:rFonts w:ascii="Times" w:cs="Times" w:eastAsia="Times" w:hAnsi="Times"/>
@@ -919,19 +1462,17 @@
                 <w:szCs w:val="24"/>
                 <w:rtl w:val="0"/>
               </w:rPr>
-              <w:t xml:space="preserve">Add a configurable cancellation-to-credit conversion rate (default 100%, admin-adjustable, e.g. down to 50%) instead of a hardcoded full conversion.</w:t>
+              <w:t xml:space="preserve">When creating new service type &gt; staff picker, it doesn’t specify what staff roles are available to choose from</w:t>
             </w:r>
           </w:p>
           <w:p>
             <w:pPr>
-              <w:keepNext w:val="1"/>
-              <w:keepLines w:val="1"/>
               <w:numPr>
-                <w:ilvl w:val="0"/>
-                <w:numId w:val="28"/>
+                <w:ilvl w:val="1"/>
+                <w:numId w:val="35"/>
               </w:numPr>
-              <w:spacing w:after="0" w:afterAutospacing="0" w:before="0" w:beforeAutospacing="0" w:lineRule="auto"/>
-              <w:ind w:left="720" w:hanging="360"/>
+              <w:spacing w:after="0" w:afterAutospacing="0" w:line="240" w:lineRule="auto"/>
+              <w:ind w:left="1440" w:hanging="360"/>
               <w:rPr>
                 <w:rFonts w:ascii="Times" w:cs="Times" w:eastAsia="Times" w:hAnsi="Times"/>
                 <w:sz w:val="24"/>
@@ -945,19 +1486,17 @@
                 <w:szCs w:val="24"/>
                 <w:rtl w:val="0"/>
               </w:rPr>
-              <w:t xml:space="preserve">Fix the bug where credits were not generated after a cancellation during testing — verify the down-payment-to-credit pipeline end-to-end.</w:t>
+              <w:t xml:space="preserve">Extend it by adding options to choose staff roles (multi-select)</w:t>
             </w:r>
           </w:p>
           <w:p>
             <w:pPr>
-              <w:keepNext w:val="1"/>
-              <w:keepLines w:val="1"/>
               <w:numPr>
-                <w:ilvl w:val="0"/>
-                <w:numId w:val="28"/>
+                <w:ilvl w:val="1"/>
+                <w:numId w:val="35"/>
               </w:numPr>
-              <w:spacing w:after="240" w:before="0" w:beforeAutospacing="0" w:lineRule="auto"/>
-              <w:ind w:left="720" w:hanging="360"/>
+              <w:spacing w:after="0" w:afterAutospacing="0" w:line="240" w:lineRule="auto"/>
+              <w:ind w:left="1440" w:hanging="360"/>
               <w:rPr>
                 <w:rFonts w:ascii="Times" w:cs="Times" w:eastAsia="Times" w:hAnsi="Times"/>
                 <w:sz w:val="24"/>
@@ -971,7 +1510,197 @@
                 <w:szCs w:val="24"/>
                 <w:rtl w:val="0"/>
               </w:rPr>
-              <w:t xml:space="preserve">Re-verify that the reschedule flow correctly reflects updated booking status and resulting credit balance after a cancellation.</w:t>
+              <w:t xml:space="preserve">Since grooming services &gt; groomer, vet services &gt; vets, etc.</w:t>
+            </w:r>
+          </w:p>
+          <w:p>
+            <w:pPr>
+              <w:numPr>
+                <w:ilvl w:val="1"/>
+                <w:numId w:val="35"/>
+              </w:numPr>
+              <w:spacing w:after="0" w:afterAutospacing="0" w:line="240" w:lineRule="auto"/>
+              <w:ind w:left="1440" w:hanging="360"/>
+              <w:rPr>
+                <w:rFonts w:ascii="Times" w:cs="Times" w:eastAsia="Times" w:hAnsi="Times"/>
+                <w:sz w:val="24"/>
+                <w:szCs w:val="24"/>
+              </w:rPr>
+            </w:pPr>
+            <w:r>
+              <w:rPr>
+                <w:rFonts w:ascii="Times" w:cs="Times" w:eastAsia="Times" w:hAnsi="Times"/>
+                <w:sz w:val="24"/>
+                <w:szCs w:val="24"/>
+                <w:rtl w:val="0"/>
+              </w:rPr>
+              <w:t xml:space="preserve">Do the same for existing service types and update seed scripts</w:t>
+            </w:r>
+          </w:p>
+          <w:p>
+            <w:pPr>
+              <w:numPr>
+                <w:ilvl w:val="1"/>
+                <w:numId w:val="35"/>
+              </w:numPr>
+              <w:spacing w:after="0" w:afterAutospacing="0" w:line="240" w:lineRule="auto"/>
+              <w:ind w:left="1440" w:hanging="360"/>
+              <w:rPr>
+                <w:rFonts w:ascii="Times" w:cs="Times" w:eastAsia="Times" w:hAnsi="Times"/>
+                <w:sz w:val="24"/>
+                <w:szCs w:val="24"/>
+              </w:rPr>
+            </w:pPr>
+            <w:r>
+              <w:rPr>
+                <w:rFonts w:ascii="Times" w:cs="Times" w:eastAsia="Times" w:hAnsi="Times"/>
+                <w:sz w:val="24"/>
+                <w:szCs w:val="24"/>
+                <w:rtl w:val="0"/>
+              </w:rPr>
+              <w:t xml:space="preserve">Also remove the key field, this should be randomly generated anyway, only leave out name</w:t>
+            </w:r>
+          </w:p>
+          <w:p>
+            <w:pPr>
+              <w:numPr>
+                <w:ilvl w:val="1"/>
+                <w:numId w:val="35"/>
+              </w:numPr>
+              <w:spacing w:after="0" w:afterAutospacing="0" w:line="240" w:lineRule="auto"/>
+              <w:ind w:left="1440" w:hanging="360"/>
+              <w:rPr>
+                <w:rFonts w:ascii="Times" w:cs="Times" w:eastAsia="Times" w:hAnsi="Times"/>
+                <w:sz w:val="24"/>
+                <w:szCs w:val="24"/>
+              </w:rPr>
+            </w:pPr>
+            <w:r>
+              <w:rPr>
+                <w:rFonts w:ascii="Times" w:cs="Times" w:eastAsia="Times" w:hAnsi="Times"/>
+                <w:sz w:val="24"/>
+                <w:szCs w:val="24"/>
+              </w:rPr>
+              <w:drawing>
+                <wp:inline distB="114300" distT="114300" distL="114300" distR="114300">
+                  <wp:extent cx="2676582" cy="1445703"/>
+                  <wp:effectExtent b="0" l="0" r="0" t="0"/>
+                  <wp:docPr id="5" name="image2.png"/>
+                  <a:graphic>
+                    <a:graphicData uri="http://schemas.openxmlformats.org/drawingml/2006/picture">
+                      <pic:pic>
+                        <pic:nvPicPr>
+                          <pic:cNvPr id="0" name="image2.png"/>
+                          <pic:cNvPicPr preferRelativeResize="0"/>
+                        </pic:nvPicPr>
+                        <pic:blipFill>
+                          <a:blip r:embed="rId9"/>
+                          <a:srcRect b="0" l="0" r="0" t="0"/>
+                          <a:stretch>
+                            <a:fillRect/>
+                          </a:stretch>
+                        </pic:blipFill>
+                        <pic:spPr>
+                          <a:xfrm>
+                            <a:off x="0" y="0"/>
+                            <a:ext cx="2676582" cy="1445703"/>
+                          </a:xfrm>
+                          <a:prstGeom prst="rect"/>
+                          <a:ln/>
+                        </pic:spPr>
+                      </pic:pic>
+                    </a:graphicData>
+                  </a:graphic>
+                </wp:inline>
+              </w:drawing>
+            </w:r>
+            <w:r>
+              <w:rPr>
+                <w:rtl w:val="0"/>
+              </w:rPr>
+            </w:r>
+          </w:p>
+          <w:p>
+            <w:pPr>
+              <w:numPr>
+                <w:ilvl w:val="1"/>
+                <w:numId w:val="35"/>
+              </w:numPr>
+              <w:spacing w:after="0" w:afterAutospacing="0" w:line="240" w:lineRule="auto"/>
+              <w:ind w:left="1440" w:hanging="360"/>
+              <w:rPr>
+                <w:rFonts w:ascii="Times" w:cs="Times" w:eastAsia="Times" w:hAnsi="Times"/>
+                <w:sz w:val="24"/>
+                <w:szCs w:val="24"/>
+              </w:rPr>
+            </w:pPr>
+            <w:r>
+              <w:rPr>
+                <w:rFonts w:ascii="Times" w:cs="Times" w:eastAsia="Times" w:hAnsi="Times"/>
+                <w:sz w:val="24"/>
+                <w:szCs w:val="24"/>
+                <w:rtl w:val="0"/>
+              </w:rPr>
+              <w:t xml:space="preserve">Just drop key field, it seems redundant, I don’t like it showing in the list either</w:t>
+            </w:r>
+          </w:p>
+          <w:p>
+            <w:pPr>
+              <w:numPr>
+                <w:ilvl w:val="1"/>
+                <w:numId w:val="35"/>
+              </w:numPr>
+              <w:spacing w:after="60" w:line="240" w:lineRule="auto"/>
+              <w:ind w:left="1440" w:hanging="360"/>
+              <w:rPr>
+                <w:rFonts w:ascii="Times" w:cs="Times" w:eastAsia="Times" w:hAnsi="Times"/>
+                <w:sz w:val="24"/>
+                <w:szCs w:val="24"/>
+              </w:rPr>
+            </w:pPr>
+            <w:r>
+              <w:rPr>
+                <w:rFonts w:ascii="Times" w:cs="Times" w:eastAsia="Times" w:hAnsi="Times"/>
+                <w:sz w:val="24"/>
+                <w:szCs w:val="24"/>
+              </w:rPr>
+              <w:drawing>
+                <wp:inline distB="114300" distT="114300" distL="114300" distR="114300">
+                  <wp:extent cx="3228375" cy="2408571"/>
+                  <wp:effectExtent b="0" l="0" r="0" t="0"/>
+                  <wp:docPr id="1" name="image1.png"/>
+                  <a:graphic>
+                    <a:graphicData uri="http://schemas.openxmlformats.org/drawingml/2006/picture">
+                      <pic:pic>
+                        <pic:nvPicPr>
+                          <pic:cNvPr id="0" name="image1.png"/>
+                          <pic:cNvPicPr preferRelativeResize="0"/>
+                        </pic:nvPicPr>
+                        <pic:blipFill>
+                          <a:blip r:embed="rId10"/>
+                          <a:srcRect b="0" l="0" r="0" t="0"/>
+                          <a:stretch>
+                            <a:fillRect/>
+                          </a:stretch>
+                        </pic:blipFill>
+                        <pic:spPr>
+                          <a:xfrm>
+                            <a:off x="0" y="0"/>
+                            <a:ext cx="3228375" cy="2408571"/>
+                          </a:xfrm>
+                          <a:prstGeom prst="rect"/>
+                          <a:ln/>
+                        </pic:spPr>
+                      </pic:pic>
+                    </a:graphicData>
+                  </a:graphic>
+                </wp:inline>
+              </w:drawing>
+            </w:r>
+            <w:r>
+              <w:rPr>
+                <w:rtl w:val="0"/>
+              </w:rPr>
             </w:r>
           </w:p>
         </w:tc>
@@ -990,7 +1719,7 @@
             <w:sdt>
               <w:sdtPr>
                 <w:alias w:val="Assignee"/>
-                <w:id w:val="245915196"/>
+                <w:id w:val="905141752"/>
                 <w:dropDownList w:lastValue="Matthew">
                   <w:listItem w:displayText="None" w:value="None"/>
                   <w:listItem w:displayText="Alarie" w:value="Alarie"/>
@@ -1039,7 +1768,7 @@
             <w:sdt>
               <w:sdtPr>
                 <w:alias w:val="Project status"/>
-                <w:id w:val="-470280212"/>
+                <w:id w:val="682861872"/>
                 <w:dropDownList w:lastValue="Not Started">
                   <w:listItem w:displayText="Not Started" w:value="Not Started"/>
                   <w:listItem w:displayText="Blocked" w:value="Blocked"/>
@@ -1077,7 +1806,7 @@
               <w:keepLines w:val="1"/>
               <w:numPr>
                 <w:ilvl w:val="0"/>
-                <w:numId w:val="20"/>
+                <w:numId w:val="50"/>
               </w:numPr>
               <w:spacing w:after="0" w:afterAutospacing="0" w:before="240" w:lineRule="auto"/>
               <w:ind w:left="720" w:hanging="360"/>
@@ -1094,29 +1823,7 @@
                 <w:szCs w:val="24"/>
                 <w:rtl w:val="0"/>
               </w:rPr>
-              <w:t xml:space="preserve">On </w:t>
-            </w:r>
-            <w:hyperlink r:id="rId6">
-              <w:r>
-                <w:rPr>
-                  <w:rFonts w:ascii="Times" w:cs="Times" w:eastAsia="Times" w:hAnsi="Times"/>
-                  <w:color w:val="1155cc"/>
-                  <w:sz w:val="24"/>
-                  <w:szCs w:val="24"/>
-                  <w:u w:val="single"/>
-                  <w:rtl w:val="0"/>
-                </w:rPr>
-                <w:t xml:space="preserve">http://localhost:5173/staff/hotel/queue</w:t>
-              </w:r>
-            </w:hyperlink>
-            <w:r>
-              <w:rPr>
-                <w:rFonts w:ascii="Times" w:cs="Times" w:eastAsia="Times" w:hAnsi="Times"/>
-                <w:sz w:val="24"/>
-                <w:szCs w:val="24"/>
-                <w:rtl w:val="0"/>
-              </w:rPr>
-              <w:t xml:space="preserve">:</w:t>
+              <w:t xml:space="preserve">At booking process &gt; payment step, allow customers/receptionist to choose payment scheme, whether to pay in full or downpayment when doing online bookings</w:t>
             </w:r>
           </w:p>
           <w:p>
@@ -1125,7 +1832,7 @@
               <w:keepLines w:val="1"/>
               <w:numPr>
                 <w:ilvl w:val="1"/>
-                <w:numId w:val="20"/>
+                <w:numId w:val="50"/>
               </w:numPr>
               <w:spacing w:after="0" w:afterAutospacing="0" w:before="0" w:beforeAutospacing="0" w:lineRule="auto"/>
               <w:ind w:left="1440" w:hanging="360"/>
@@ -1142,25 +1849,7 @@
                 <w:szCs w:val="24"/>
                 <w:rtl w:val="0"/>
               </w:rPr>
-              <w:t xml:space="preserve">Clicking on check in on hotel queue should immediately check in the pet, does not open </w:t>
-            </w:r>
-            <w:hyperlink r:id="rId7">
-              <w:r>
-                <w:rPr>
-                  <w:rFonts w:ascii="Times" w:cs="Times" w:eastAsia="Times" w:hAnsi="Times"/>
-                  <w:color w:val="1155cc"/>
-                  <w:sz w:val="24"/>
-                  <w:szCs w:val="24"/>
-                  <w:u w:val="single"/>
-                  <w:rtl w:val="0"/>
-                </w:rPr>
-                <w:t xml:space="preserve">http://localhost:5173/staff/hotel/queue/check-in/e0aff74e-44e8-48a6-9007-008a7603a1a4</w:t>
-              </w:r>
-            </w:hyperlink>
-            <w:r>
-              <w:rPr>
-                <w:rtl w:val="0"/>
-              </w:rPr>
+              <w:t xml:space="preserve">This decides the number of transactions made at customer &gt; my transaction or cashier &gt; transactions</w:t>
             </w:r>
           </w:p>
           <w:p>
@@ -1169,7 +1858,7 @@
               <w:keepLines w:val="1"/>
               <w:numPr>
                 <w:ilvl w:val="1"/>
-                <w:numId w:val="20"/>
+                <w:numId w:val="50"/>
               </w:numPr>
               <w:spacing w:after="0" w:afterAutospacing="0" w:before="0" w:beforeAutospacing="0" w:lineRule="auto"/>
               <w:ind w:left="1440" w:hanging="360"/>
@@ -1186,29 +1875,7 @@
                 <w:szCs w:val="24"/>
                 <w:rtl w:val="0"/>
               </w:rPr>
-              <w:t xml:space="preserve">Move </w:t>
-            </w:r>
-            <w:hyperlink r:id="rId8">
-              <w:r>
-                <w:rPr>
-                  <w:rFonts w:ascii="Times" w:cs="Times" w:eastAsia="Times" w:hAnsi="Times"/>
-                  <w:color w:val="1155cc"/>
-                  <w:sz w:val="24"/>
-                  <w:szCs w:val="24"/>
-                  <w:u w:val="single"/>
-                  <w:rtl w:val="0"/>
-                </w:rPr>
-                <w:t xml:space="preserve">http://localhost:5173/staff/hotel/queue/check-in/e0aff74e-44e8-48a6-9007-008a7603a1a4</w:t>
-              </w:r>
-            </w:hyperlink>
-            <w:r>
-              <w:rPr>
-                <w:rFonts w:ascii="Times" w:cs="Times" w:eastAsia="Times" w:hAnsi="Times"/>
-                <w:sz w:val="24"/>
-                <w:szCs w:val="24"/>
-                <w:rtl w:val="0"/>
-              </w:rPr>
-              <w:t xml:space="preserve"> to the … button &gt; View booking details with an edit option at the bottom</w:t>
+              <w:t xml:space="preserve">Full payment = 1 transaction only</w:t>
             </w:r>
           </w:p>
           <w:p>
@@ -1217,7 +1884,7 @@
               <w:keepLines w:val="1"/>
               <w:numPr>
                 <w:ilvl w:val="1"/>
-                <w:numId w:val="20"/>
+                <w:numId w:val="50"/>
               </w:numPr>
               <w:spacing w:after="0" w:afterAutospacing="0" w:before="0" w:beforeAutospacing="0" w:lineRule="auto"/>
               <w:ind w:left="1440" w:hanging="360"/>
@@ -1234,7 +1901,7 @@
                 <w:szCs w:val="24"/>
                 <w:rtl w:val="0"/>
               </w:rPr>
-              <w:t xml:space="preserve">Do not open this page with go to checkout and check in another pet options after checking it, just return to the queue and show a modal if success or fail</w:t>
+              <w:t xml:space="preserve">Downpayment = 2 transactions (e.g. downpayment and remaining balance, or perhaps make it flexible? 2+ transactions? Downpayment + multiple remaining balance transaction instances where you can choose how much to pay, creates new instance if remaining balance is not paid in full)</w:t>
             </w:r>
           </w:p>
           <w:p>
@@ -1243,7 +1910,7 @@
               <w:keepLines w:val="1"/>
               <w:numPr>
                 <w:ilvl w:val="0"/>
-                <w:numId w:val="20"/>
+                <w:numId w:val="50"/>
               </w:numPr>
               <w:spacing w:after="0" w:afterAutospacing="0" w:before="0" w:beforeAutospacing="0" w:lineRule="auto"/>
               <w:ind w:left="720" w:hanging="360"/>
@@ -1260,29 +1927,7 @@
                 <w:szCs w:val="24"/>
                 <w:rtl w:val="0"/>
               </w:rPr>
-              <w:t xml:space="preserve">On </w:t>
-            </w:r>
-            <w:hyperlink r:id="rId9">
-              <w:r>
-                <w:rPr>
-                  <w:rFonts w:ascii="Times" w:cs="Times" w:eastAsia="Times" w:hAnsi="Times"/>
-                  <w:color w:val="1155cc"/>
-                  <w:sz w:val="24"/>
-                  <w:szCs w:val="24"/>
-                  <w:u w:val="single"/>
-                  <w:rtl w:val="0"/>
-                </w:rPr>
-                <w:t xml:space="preserve">http://localhost:5173/staff/daycare/queue</w:t>
-              </w:r>
-            </w:hyperlink>
-            <w:r>
-              <w:rPr>
-                <w:rFonts w:ascii="Times" w:cs="Times" w:eastAsia="Times" w:hAnsi="Times"/>
-                <w:sz w:val="24"/>
-                <w:szCs w:val="24"/>
-                <w:rtl w:val="0"/>
-              </w:rPr>
-              <w:t xml:space="preserve">:</w:t>
+              <w:t xml:space="preserve">Remove payment mode in booking process, move it to customer &gt; my transactions and cashier &gt; transactions</w:t>
             </w:r>
           </w:p>
           <w:p>
@@ -1291,7 +1936,7 @@
               <w:keepLines w:val="1"/>
               <w:numPr>
                 <w:ilvl w:val="1"/>
-                <w:numId w:val="20"/>
+                <w:numId w:val="50"/>
               </w:numPr>
               <w:spacing w:after="0" w:afterAutospacing="0" w:before="0" w:beforeAutospacing="0" w:lineRule="auto"/>
               <w:ind w:left="1440" w:hanging="360"/>
@@ -1308,7 +1953,7 @@
                 <w:szCs w:val="24"/>
                 <w:rtl w:val="0"/>
               </w:rPr>
-              <w:t xml:space="preserve">Remove checkin checkout subpages</w:t>
+              <w:t xml:space="preserve">Payment mode only appears when clicking on a transaction &gt; pay</w:t>
             </w:r>
           </w:p>
           <w:p>
@@ -1317,7 +1962,7 @@
               <w:keepLines w:val="1"/>
               <w:numPr>
                 <w:ilvl w:val="1"/>
-                <w:numId w:val="20"/>
+                <w:numId w:val="50"/>
               </w:numPr>
               <w:spacing w:after="0" w:afterAutospacing="0" w:before="0" w:beforeAutospacing="0" w:lineRule="auto"/>
               <w:ind w:left="1440" w:hanging="360"/>
@@ -1334,7 +1979,7 @@
                 <w:szCs w:val="24"/>
                 <w:rtl w:val="0"/>
               </w:rPr>
-              <w:t xml:space="preserve">Just add a status field to hotel queue items (e.g. pending, checked in, checked out, etc.)</w:t>
+              <w:t xml:space="preserve">Customers can choose credits, gcash or paymaya</w:t>
             </w:r>
           </w:p>
           <w:p>
@@ -1343,107 +1988,7 @@
               <w:keepLines w:val="1"/>
               <w:numPr>
                 <w:ilvl w:val="1"/>
-                <w:numId w:val="20"/>
-              </w:numPr>
-              <w:spacing w:after="0" w:afterAutospacing="0" w:before="0" w:beforeAutospacing="0" w:lineRule="auto"/>
-              <w:ind w:left="1440" w:hanging="360"/>
-              <w:rPr>
-                <w:rFonts w:ascii="Times" w:cs="Times" w:eastAsia="Times" w:hAnsi="Times"/>
-                <w:sz w:val="24"/>
-                <w:szCs w:val="24"/>
-              </w:rPr>
-            </w:pPr>
-            <w:r>
-              <w:rPr>
-                <w:rFonts w:ascii="Times" w:cs="Times" w:eastAsia="Times" w:hAnsi="Times"/>
-                <w:sz w:val="24"/>
-                <w:szCs w:val="24"/>
-                <w:rtl w:val="0"/>
-              </w:rPr>
-              <w:t xml:space="preserve">Remove checkin/checkout buttons on each list item</w:t>
-            </w:r>
-          </w:p>
-          <w:p>
-            <w:pPr>
-              <w:keepNext w:val="1"/>
-              <w:keepLines w:val="1"/>
-              <w:numPr>
-                <w:ilvl w:val="1"/>
-                <w:numId w:val="20"/>
-              </w:numPr>
-              <w:spacing w:after="0" w:afterAutospacing="0" w:before="0" w:beforeAutospacing="0" w:lineRule="auto"/>
-              <w:ind w:left="1440" w:hanging="360"/>
-              <w:rPr>
-                <w:rFonts w:ascii="Times" w:cs="Times" w:eastAsia="Times" w:hAnsi="Times"/>
-                <w:sz w:val="24"/>
-                <w:szCs w:val="24"/>
-              </w:rPr>
-            </w:pPr>
-            <w:r>
-              <w:rPr>
-                <w:rFonts w:ascii="Times" w:cs="Times" w:eastAsia="Times" w:hAnsi="Times"/>
-                <w:sz w:val="24"/>
-                <w:szCs w:val="24"/>
-                <w:rtl w:val="0"/>
-              </w:rPr>
-              <w:t xml:space="preserve">Make it so that clicking on a pending list item opens the … view details to finalize hotel booking details</w:t>
-            </w:r>
-          </w:p>
-          <w:p>
-            <w:pPr>
-              <w:keepNext w:val="1"/>
-              <w:keepLines w:val="1"/>
-              <w:numPr>
-                <w:ilvl w:val="1"/>
-                <w:numId w:val="20"/>
-              </w:numPr>
-              <w:spacing w:after="0" w:afterAutospacing="0" w:before="0" w:beforeAutospacing="0" w:lineRule="auto"/>
-              <w:ind w:left="1440" w:hanging="360"/>
-              <w:rPr>
-                <w:rFonts w:ascii="Times" w:cs="Times" w:eastAsia="Times" w:hAnsi="Times"/>
-                <w:sz w:val="24"/>
-                <w:szCs w:val="24"/>
-              </w:rPr>
-            </w:pPr>
-            <w:r>
-              <w:rPr>
-                <w:rFonts w:ascii="Times" w:cs="Times" w:eastAsia="Times" w:hAnsi="Times"/>
-                <w:sz w:val="24"/>
-                <w:szCs w:val="24"/>
-                <w:rtl w:val="0"/>
-              </w:rPr>
-              <w:t xml:space="preserve">Clicking on a checked in pet opens a custom </w:t>
-            </w:r>
-            <w:hyperlink r:id="rId10">
-              <w:r>
-                <w:rPr>
-                  <w:rFonts w:ascii="Times" w:cs="Times" w:eastAsia="Times" w:hAnsi="Times"/>
-                  <w:color w:val="1155cc"/>
-                  <w:sz w:val="24"/>
-                  <w:szCs w:val="24"/>
-                  <w:u w:val="single"/>
-                  <w:rtl w:val="0"/>
-                </w:rPr>
-                <w:t xml:space="preserve">http://localhost:5173/staff/hotel/care-log</w:t>
-              </w:r>
-            </w:hyperlink>
-            <w:r>
-              <w:rPr>
-                <w:rFonts w:ascii="Times" w:cs="Times" w:eastAsia="Times" w:hAnsi="Times"/>
-                <w:sz w:val="24"/>
-                <w:szCs w:val="24"/>
-                <w:rtl w:val="0"/>
-              </w:rPr>
-              <w:t xml:space="preserve"> page that only has the tasks filtered only for that pet</w:t>
-            </w:r>
-          </w:p>
-          <w:p>
-            <w:pPr>
-              <w:keepNext w:val="1"/>
-              <w:keepLines w:val="1"/>
-              <w:numPr>
-                <w:ilvl w:val="1"/>
-                <w:numId w:val="20"/>
+                <w:numId w:val="50"/>
               </w:numPr>
               <w:spacing w:after="240" w:before="0" w:beforeAutospacing="0" w:lineRule="auto"/>
               <w:ind w:left="1440" w:hanging="360"/>
@@ -1460,7 +2005,7 @@
                 <w:szCs w:val="24"/>
                 <w:rtl w:val="0"/>
               </w:rPr>
-              <w:t xml:space="preserve">Clicking on checked out pet does nothing</w:t>
+              <w:t xml:space="preserve">Cashiers can choose cash, bank, card, pickaroo and the aforementioned three</w:t>
             </w:r>
           </w:p>
         </w:tc>
@@ -1479,7 +2024,7 @@
             <w:sdt>
               <w:sdtPr>
                 <w:alias w:val="Assignee"/>
-                <w:id w:val="-1263833636"/>
+                <w:id w:val="1708792589"/>
                 <w:dropDownList w:lastValue="Matthew">
                   <w:listItem w:displayText="None" w:value="None"/>
                   <w:listItem w:displayText="Alarie" w:value="Alarie"/>
@@ -1528,7 +2073,7 @@
             <w:sdt>
               <w:sdtPr>
                 <w:alias w:val="Project status"/>
-                <w:id w:val="1830829469"/>
+                <w:id w:val="777391844"/>
                 <w:dropDownList w:lastValue="Not Started">
                   <w:listItem w:displayText="Not Started" w:value="Not Started"/>
                   <w:listItem w:displayText="Blocked" w:value="Blocked"/>
@@ -1566,7 +2111,7 @@
               <w:keepLines w:val="1"/>
               <w:numPr>
                 <w:ilvl w:val="0"/>
-                <w:numId w:val="41"/>
+                <w:numId w:val="28"/>
               </w:numPr>
               <w:spacing w:after="0" w:afterAutospacing="0" w:before="240" w:lineRule="auto"/>
               <w:ind w:left="720" w:hanging="360"/>
@@ -1583,33 +2128,7 @@
                 <w:szCs w:val="24"/>
                 <w:rtl w:val="0"/>
               </w:rPr>
-              <w:t xml:space="preserve">Update golden fur seed scripts</w:t>
-            </w:r>
-          </w:p>
-          <w:p>
-            <w:pPr>
-              <w:keepNext w:val="1"/>
-              <w:keepLines w:val="1"/>
-              <w:numPr>
-                <w:ilvl w:val="1"/>
-                <w:numId w:val="41"/>
-              </w:numPr>
-              <w:spacing w:after="0" w:afterAutospacing="0" w:before="0" w:beforeAutospacing="0" w:lineRule="auto"/>
-              <w:ind w:left="1440" w:hanging="360"/>
-              <w:rPr>
-                <w:rFonts w:ascii="Times" w:cs="Times" w:eastAsia="Times" w:hAnsi="Times"/>
-                <w:sz w:val="24"/>
-                <w:szCs w:val="24"/>
-              </w:rPr>
-            </w:pPr>
-            <w:r>
-              <w:rPr>
-                <w:rFonts w:ascii="Times" w:cs="Times" w:eastAsia="Times" w:hAnsi="Times"/>
-                <w:sz w:val="24"/>
-                <w:szCs w:val="24"/>
-                <w:rtl w:val="0"/>
-              </w:rPr>
-              <w:t xml:space="preserve">Make sure all necessary tables have rows</w:t>
+              <w:t xml:space="preserve">Add a configurable cancellation-to-credit conversion rate (default 100%, admin-adjustable, e.g. down to 50%) instead of a hardcoded full conversion.</w:t>
             </w:r>
           </w:p>
           <w:p>
@@ -1618,7 +2137,7 @@
               <w:keepLines w:val="1"/>
               <w:numPr>
                 <w:ilvl w:val="0"/>
-                <w:numId w:val="41"/>
+                <w:numId w:val="28"/>
               </w:numPr>
               <w:spacing w:after="0" w:afterAutospacing="0" w:before="0" w:beforeAutospacing="0" w:lineRule="auto"/>
               <w:ind w:left="720" w:hanging="360"/>
@@ -1635,7 +2154,7 @@
                 <w:szCs w:val="24"/>
                 <w:rtl w:val="0"/>
               </w:rPr>
-              <w:t xml:space="preserve">Also add a supabase seed script updater agent/skill that auto runs whenever changed code touches a table with a seed script</w:t>
+              <w:t xml:space="preserve">Fix the bug where credits were not generated after a cancellation during testing — verify the down-payment-to-credit pipeline end-to-end.</w:t>
             </w:r>
           </w:p>
           <w:p>
@@ -1644,7 +2163,7 @@
               <w:keepLines w:val="1"/>
               <w:numPr>
                 <w:ilvl w:val="0"/>
-                <w:numId w:val="41"/>
+                <w:numId w:val="28"/>
               </w:numPr>
               <w:spacing w:after="0" w:afterAutospacing="0" w:before="0" w:beforeAutospacing="0" w:lineRule="auto"/>
               <w:ind w:left="720" w:hanging="360"/>
@@ -1661,7 +2180,7 @@
                 <w:szCs w:val="24"/>
                 <w:rtl w:val="0"/>
               </w:rPr>
-              <w:t xml:space="preserve">Add a skill/agent that auto runs push migrations to supabase when changes to supabase/migrations are made (only run after entire task is done)</w:t>
+              <w:t xml:space="preserve">Re-verify that the reschedule flow correctly reflects updated booking status and resulting credit balance after a cancellation.</w:t>
             </w:r>
           </w:p>
           <w:p>
@@ -1670,33 +2189,7 @@
               <w:keepLines w:val="1"/>
               <w:numPr>
                 <w:ilvl w:val="0"/>
-                <w:numId w:val="41"/>
-              </w:numPr>
-              <w:spacing w:after="0" w:afterAutospacing="0" w:before="0" w:beforeAutospacing="0" w:lineRule="auto"/>
-              <w:ind w:left="720" w:hanging="360"/>
-              <w:rPr>
-                <w:rFonts w:ascii="Times" w:cs="Times" w:eastAsia="Times" w:hAnsi="Times"/>
-                <w:sz w:val="24"/>
-                <w:szCs w:val="24"/>
-              </w:rPr>
-            </w:pPr>
-            <w:r>
-              <w:rPr>
-                <w:rFonts w:ascii="Times" w:cs="Times" w:eastAsia="Times" w:hAnsi="Times"/>
-                <w:sz w:val="24"/>
-                <w:szCs w:val="24"/>
-                <w:rtl w:val="0"/>
-              </w:rPr>
-              <w:t xml:space="preserve">Since you said that the skill/agent that runs verify all vscode task on commit/PR request doesn’t fix the failing CI results, create a subagent and/or skills that fixes failing CI checks from verify all vscode task</w:t>
-            </w:r>
-          </w:p>
-          <w:p>
-            <w:pPr>
-              <w:keepNext w:val="1"/>
-              <w:keepLines w:val="1"/>
-              <w:numPr>
-                <w:ilvl w:val="0"/>
-                <w:numId w:val="41"/>
+                <w:numId w:val="28"/>
               </w:numPr>
               <w:spacing w:after="240" w:before="0" w:beforeAutospacing="0" w:lineRule="auto"/>
               <w:ind w:left="720" w:hanging="360"/>
@@ -1713,7 +2206,7 @@
                 <w:szCs w:val="24"/>
                 <w:rtl w:val="0"/>
               </w:rPr>
-              <w:t xml:space="preserve">Also create an agent and/or skills that auto updates the existing workflows in the vault repo if anything changes to the corresponding code that involves it are made, and another agent/skills that updates the debugger agent/skills (like .agent\agents\booking-capacity-agent.md)</w:t>
+              <w:t xml:space="preserve">On the navbar, show how much credits a customer has (only applies to customers), include an icon</w:t>
             </w:r>
           </w:p>
         </w:tc>
@@ -1732,7 +2225,7 @@
             <w:sdt>
               <w:sdtPr>
                 <w:alias w:val="Assignee"/>
-                <w:id w:val="-1149782151"/>
+                <w:id w:val="-1211227586"/>
                 <w:dropDownList w:lastValue="Matthew">
                   <w:listItem w:displayText="None" w:value="None"/>
                   <w:listItem w:displayText="Alarie" w:value="Alarie"/>
@@ -1781,7 +2274,7 @@
             <w:sdt>
               <w:sdtPr>
                 <w:alias w:val="Project status"/>
-                <w:id w:val="-341647159"/>
+                <w:id w:val="1167131046"/>
                 <w:dropDownList w:lastValue="Merged">
                   <w:listItem w:displayText="Not Started" w:value="Not Started"/>
                   <w:listItem w:displayText="Blocked" w:value="Blocked"/>
@@ -1819,7 +2312,7 @@
               <w:keepLines w:val="1"/>
               <w:numPr>
                 <w:ilvl w:val="0"/>
-                <w:numId w:val="7"/>
+                <w:numId w:val="42"/>
               </w:numPr>
               <w:spacing w:after="0" w:afterAutospacing="0" w:before="240" w:lineRule="auto"/>
               <w:ind w:left="720" w:hanging="360"/>
@@ -1836,7 +2329,7 @@
                 <w:szCs w:val="24"/>
                 <w:rtl w:val="0"/>
               </w:rPr>
-              <w:t xml:space="preserve">Add a subagent code reviewer in golden-fur repo for unbiased code reviews</w:t>
+              <w:t xml:space="preserve">Update golden fur seed scripts</w:t>
             </w:r>
           </w:p>
           <w:p>
@@ -1845,7 +2338,7 @@
               <w:keepLines w:val="1"/>
               <w:numPr>
                 <w:ilvl w:val="1"/>
-                <w:numId w:val="7"/>
+                <w:numId w:val="42"/>
               </w:numPr>
               <w:spacing w:after="0" w:afterAutospacing="0" w:before="0" w:beforeAutospacing="0" w:lineRule="auto"/>
               <w:ind w:left="1440" w:hanging="360"/>
@@ -1862,7 +2355,7 @@
                 <w:szCs w:val="24"/>
                 <w:rtl w:val="0"/>
               </w:rPr>
-              <w:t xml:space="preserve">Only give it readonly perms</w:t>
+              <w:t xml:space="preserve">Make sure all necessary tables have rows</w:t>
             </w:r>
           </w:p>
           <w:p>
@@ -1870,11 +2363,11 @@
               <w:keepNext w:val="1"/>
               <w:keepLines w:val="1"/>
               <w:numPr>
-                <w:ilvl w:val="1"/>
-                <w:numId w:val="7"/>
+                <w:ilvl w:val="0"/>
+                <w:numId w:val="42"/>
               </w:numPr>
               <w:spacing w:after="0" w:afterAutospacing="0" w:before="0" w:beforeAutospacing="0" w:lineRule="auto"/>
-              <w:ind w:left="1440" w:hanging="360"/>
+              <w:ind w:left="720" w:hanging="360"/>
               <w:rPr>
                 <w:rFonts w:ascii="Times" w:cs="Times" w:eastAsia="Times" w:hAnsi="Times"/>
                 <w:sz w:val="24"/>
@@ -1888,7 +2381,7 @@
                 <w:szCs w:val="24"/>
                 <w:rtl w:val="0"/>
               </w:rPr>
-              <w:t xml:space="preserve">Should auto run before creating commits, publishing branch or opening PR</w:t>
+              <w:t xml:space="preserve">Also add a supabase seed script updater agent/skill that auto runs whenever changed code touches a table with a seed script</w:t>
             </w:r>
           </w:p>
           <w:p>
@@ -1896,11 +2389,63 @@
               <w:keepNext w:val="1"/>
               <w:keepLines w:val="1"/>
               <w:numPr>
-                <w:ilvl w:val="1"/>
-                <w:numId w:val="7"/>
+                <w:ilvl w:val="0"/>
+                <w:numId w:val="42"/>
+              </w:numPr>
+              <w:spacing w:after="0" w:afterAutospacing="0" w:before="0" w:beforeAutospacing="0" w:lineRule="auto"/>
+              <w:ind w:left="720" w:hanging="360"/>
+              <w:rPr>
+                <w:rFonts w:ascii="Times" w:cs="Times" w:eastAsia="Times" w:hAnsi="Times"/>
+                <w:sz w:val="24"/>
+                <w:szCs w:val="24"/>
+              </w:rPr>
+            </w:pPr>
+            <w:r>
+              <w:rPr>
+                <w:rFonts w:ascii="Times" w:cs="Times" w:eastAsia="Times" w:hAnsi="Times"/>
+                <w:sz w:val="24"/>
+                <w:szCs w:val="24"/>
+                <w:rtl w:val="0"/>
+              </w:rPr>
+              <w:t xml:space="preserve">Add a skill/agent that auto runs push migrations to supabase when changes to supabase/migrations are made (only run after entire task is done)</w:t>
+            </w:r>
+          </w:p>
+          <w:p>
+            <w:pPr>
+              <w:keepNext w:val="1"/>
+              <w:keepLines w:val="1"/>
+              <w:numPr>
+                <w:ilvl w:val="0"/>
+                <w:numId w:val="42"/>
+              </w:numPr>
+              <w:spacing w:after="0" w:afterAutospacing="0" w:before="0" w:beforeAutospacing="0" w:lineRule="auto"/>
+              <w:ind w:left="720" w:hanging="360"/>
+              <w:rPr>
+                <w:rFonts w:ascii="Times" w:cs="Times" w:eastAsia="Times" w:hAnsi="Times"/>
+                <w:sz w:val="24"/>
+                <w:szCs w:val="24"/>
+              </w:rPr>
+            </w:pPr>
+            <w:r>
+              <w:rPr>
+                <w:rFonts w:ascii="Times" w:cs="Times" w:eastAsia="Times" w:hAnsi="Times"/>
+                <w:sz w:val="24"/>
+                <w:szCs w:val="24"/>
+                <w:rtl w:val="0"/>
+              </w:rPr>
+              <w:t xml:space="preserve">Since you said that the skill/agent that runs verify all vscode task on commit/PR request doesn’t fix the failing CI results, create a subagent and/or skills that fixes failing CI checks from verify all vscode task</w:t>
+            </w:r>
+          </w:p>
+          <w:p>
+            <w:pPr>
+              <w:keepNext w:val="1"/>
+              <w:keepLines w:val="1"/>
+              <w:numPr>
+                <w:ilvl w:val="0"/>
+                <w:numId w:val="42"/>
               </w:numPr>
               <w:spacing w:after="240" w:before="0" w:beforeAutospacing="0" w:lineRule="auto"/>
-              <w:ind w:left="1440" w:hanging="360"/>
+              <w:ind w:left="720" w:hanging="360"/>
               <w:rPr>
                 <w:rFonts w:ascii="Times" w:cs="Times" w:eastAsia="Times" w:hAnsi="Times"/>
                 <w:sz w:val="24"/>
@@ -1914,7 +2459,7 @@
                 <w:szCs w:val="24"/>
                 <w:rtl w:val="0"/>
               </w:rPr>
-              <w:t xml:space="preserve">Decide where it should place its outputs, I’m thinking somewhere in Projects\golden-fur\testing</w:t>
+              <w:t xml:space="preserve">Also create an agent and/or skills that auto updates the existing workflows in the vault repo if anything changes to the corresponding code that involves it are made, and another agent/skills that updates the debugger agent/skills (like .agent\agents\booking-capacity-agent.md)</w:t>
             </w:r>
           </w:p>
         </w:tc>
@@ -1933,7 +2478,7 @@
             <w:sdt>
               <w:sdtPr>
                 <w:alias w:val="Assignee"/>
-                <w:id w:val="1654245184"/>
+                <w:id w:val="839085137"/>
                 <w:dropDownList w:lastValue="Matthew">
                   <w:listItem w:displayText="None" w:value="None"/>
                   <w:listItem w:displayText="Alarie" w:value="Alarie"/>
@@ -1982,7 +2527,7 @@
             <w:sdt>
               <w:sdtPr>
                 <w:alias w:val="Project status"/>
-                <w:id w:val="957392212"/>
+                <w:id w:val="1490202378"/>
                 <w:dropDownList w:lastValue="Merged">
                   <w:listItem w:displayText="Not Started" w:value="Not Started"/>
                   <w:listItem w:displayText="Blocked" w:value="Blocked"/>
@@ -2016,11 +2561,13 @@
           <w:tcPr/>
           <w:p>
             <w:pPr>
+              <w:keepNext w:val="1"/>
+              <w:keepLines w:val="1"/>
               <w:numPr>
                 <w:ilvl w:val="0"/>
-                <w:numId w:val="49"/>
+                <w:numId w:val="8"/>
               </w:numPr>
-              <w:spacing w:after="0" w:afterAutospacing="0" w:line="240" w:lineRule="auto"/>
+              <w:spacing w:after="0" w:afterAutospacing="0" w:before="240" w:lineRule="auto"/>
               <w:ind w:left="720" w:hanging="360"/>
               <w:rPr>
                 <w:rFonts w:ascii="Times" w:cs="Times" w:eastAsia="Times" w:hAnsi="Times"/>
@@ -2035,17 +2582,19 @@
                 <w:szCs w:val="24"/>
                 <w:rtl w:val="0"/>
               </w:rPr>
-              <w:t xml:space="preserve">Add a dedicated transactions page (I think it’s already there) to search, filter and sort all customer transactions (e.g. downpayment, full, etc.), where each transaction is linked to a booking</w:t>
+              <w:t xml:space="preserve">Add a subagent code reviewer in golden-fur repo for unbiased code reviews</w:t>
             </w:r>
           </w:p>
           <w:p>
             <w:pPr>
+              <w:keepNext w:val="1"/>
+              <w:keepLines w:val="1"/>
               <w:numPr>
-                <w:ilvl w:val="0"/>
-                <w:numId w:val="49"/>
+                <w:ilvl w:val="1"/>
+                <w:numId w:val="8"/>
               </w:numPr>
-              <w:spacing w:after="0" w:afterAutospacing="0" w:line="240" w:lineRule="auto"/>
-              <w:ind w:left="720" w:hanging="360"/>
+              <w:spacing w:after="0" w:afterAutospacing="0" w:before="0" w:beforeAutospacing="0" w:lineRule="auto"/>
+              <w:ind w:left="1440" w:hanging="360"/>
               <w:rPr>
                 <w:rFonts w:ascii="Times" w:cs="Times" w:eastAsia="Times" w:hAnsi="Times"/>
                 <w:sz w:val="24"/>
@@ -2059,17 +2608,19 @@
                 <w:szCs w:val="24"/>
                 <w:rtl w:val="0"/>
               </w:rPr>
-              <w:t xml:space="preserve">Online bookings of status pending payment will appear here for cashiers to mark as paid</w:t>
+              <w:t xml:space="preserve">Only give it readonly perms</w:t>
             </w:r>
           </w:p>
           <w:p>
             <w:pPr>
+              <w:keepNext w:val="1"/>
+              <w:keepLines w:val="1"/>
               <w:numPr>
-                <w:ilvl w:val="0"/>
-                <w:numId w:val="49"/>
+                <w:ilvl w:val="1"/>
+                <w:numId w:val="8"/>
               </w:numPr>
-              <w:spacing w:after="0" w:afterAutospacing="0" w:line="240" w:lineRule="auto"/>
-              <w:ind w:left="720" w:hanging="360"/>
+              <w:spacing w:after="0" w:afterAutospacing="0" w:before="0" w:beforeAutospacing="0" w:lineRule="auto"/>
+              <w:ind w:left="1440" w:hanging="360"/>
               <w:rPr>
                 <w:rFonts w:ascii="Times" w:cs="Times" w:eastAsia="Times" w:hAnsi="Times"/>
                 <w:sz w:val="24"/>
@@ -2083,17 +2634,19 @@
                 <w:szCs w:val="24"/>
                 <w:rtl w:val="0"/>
               </w:rPr>
-              <w:t xml:space="preserve">Make other queues pull bookings from payments queue (fully paid or partially paid), instead of relying on bookings queue (status IS NOT pending)</w:t>
+              <w:t xml:space="preserve">Should auto run before creating commits, publishing branch or opening PR</w:t>
             </w:r>
           </w:p>
           <w:p>
             <w:pPr>
+              <w:keepNext w:val="1"/>
+              <w:keepLines w:val="1"/>
               <w:numPr>
-                <w:ilvl w:val="0"/>
-                <w:numId w:val="49"/>
+                <w:ilvl w:val="1"/>
+                <w:numId w:val="8"/>
               </w:numPr>
-              <w:spacing w:after="0" w:afterAutospacing="0" w:line="240" w:lineRule="auto"/>
-              <w:ind w:left="720" w:hanging="360"/>
+              <w:spacing w:after="240" w:before="0" w:beforeAutospacing="0" w:lineRule="auto"/>
+              <w:ind w:left="1440" w:hanging="360"/>
               <w:rPr>
                 <w:rFonts w:ascii="Times" w:cs="Times" w:eastAsia="Times" w:hAnsi="Times"/>
                 <w:sz w:val="24"/>
@@ -2107,55 +2660,7 @@
                 <w:szCs w:val="24"/>
                 <w:rtl w:val="0"/>
               </w:rPr>
-              <w:t xml:space="preserve">Or perhaps just add an extra status in bookings queue before pending (e.g. unconfirmed), that specifies that an online booking is still not paid</w:t>
-            </w:r>
-          </w:p>
-          <w:p>
-            <w:pPr>
-              <w:numPr>
-                <w:ilvl w:val="0"/>
-                <w:numId w:val="49"/>
-              </w:numPr>
-              <w:spacing w:after="0" w:afterAutospacing="0" w:line="240" w:lineRule="auto"/>
-              <w:ind w:left="720" w:hanging="360"/>
-              <w:rPr>
-                <w:rFonts w:ascii="Times" w:cs="Times" w:eastAsia="Times" w:hAnsi="Times"/>
-                <w:sz w:val="24"/>
-                <w:szCs w:val="24"/>
-              </w:rPr>
-            </w:pPr>
-            <w:r>
-              <w:rPr>
-                <w:rFonts w:ascii="Times" w:cs="Times" w:eastAsia="Times" w:hAnsi="Times"/>
-                <w:sz w:val="24"/>
-                <w:szCs w:val="24"/>
-                <w:rtl w:val="0"/>
-              </w:rPr>
-              <w:t xml:space="preserve">Perhaps revamp entire bookings queue status to something like: unconfirmed &gt; confirmed &gt; no show &gt; cancelled</w:t>
-            </w:r>
-          </w:p>
-          <w:p>
-            <w:pPr>
-              <w:numPr>
-                <w:ilvl w:val="0"/>
-                <w:numId w:val="49"/>
-              </w:numPr>
-              <w:spacing w:after="60" w:line="240" w:lineRule="auto"/>
-              <w:ind w:left="720" w:hanging="360"/>
-              <w:rPr>
-                <w:rFonts w:ascii="Times" w:cs="Times" w:eastAsia="Times" w:hAnsi="Times"/>
-                <w:sz w:val="24"/>
-                <w:szCs w:val="24"/>
-              </w:rPr>
-            </w:pPr>
-            <w:r>
-              <w:rPr>
-                <w:rFonts w:ascii="Times" w:cs="Times" w:eastAsia="Times" w:hAnsi="Times"/>
-                <w:sz w:val="24"/>
-                <w:szCs w:val="24"/>
-                <w:rtl w:val="0"/>
-              </w:rPr>
-              <w:t xml:space="preserve">While all the other queues will use the standard status: pending &gt; in progress &gt; completed</w:t>
+              <w:t xml:space="preserve">Decide where it should place its outputs, I’m thinking somewhere in Projects\golden-fur\testing</w:t>
             </w:r>
           </w:p>
         </w:tc>
@@ -2174,7 +2679,7 @@
             <w:sdt>
               <w:sdtPr>
                 <w:alias w:val="Assignee"/>
-                <w:id w:val="404592543"/>
+                <w:id w:val="-1099986418"/>
                 <w:dropDownList w:lastValue="Matthew">
                   <w:listItem w:displayText="None" w:value="None"/>
                   <w:listItem w:displayText="Alarie" w:value="Alarie"/>
@@ -2223,7 +2728,7 @@
             <w:sdt>
               <w:sdtPr>
                 <w:alias w:val="Project status"/>
-                <w:id w:val="-509437483"/>
+                <w:id w:val="-639041880"/>
                 <w:dropDownList w:lastValue="Merged">
                   <w:listItem w:displayText="Not Started" w:value="Not Started"/>
                   <w:listItem w:displayText="Blocked" w:value="Blocked"/>
@@ -2259,7 +2764,7 @@
             <w:pPr>
               <w:numPr>
                 <w:ilvl w:val="0"/>
-                <w:numId w:val="49"/>
+                <w:numId w:val="51"/>
               </w:numPr>
               <w:spacing w:after="0" w:afterAutospacing="0" w:line="240" w:lineRule="auto"/>
               <w:ind w:left="720" w:hanging="360"/>
@@ -2276,14 +2781,14 @@
                 <w:szCs w:val="24"/>
                 <w:rtl w:val="0"/>
               </w:rPr>
-              <w:t xml:space="preserve">Require some form of online payment (full or down payment) on every online booking — do not allow a slot to be reserved with zero payment.</w:t>
+              <w:t xml:space="preserve">Add a dedicated transactions page (I think it’s already there) to search, filter and sort all customer transactions (e.g. downpayment, full, etc.), where each transaction is linked to a booking</w:t>
             </w:r>
           </w:p>
           <w:p>
             <w:pPr>
               <w:numPr>
                 <w:ilvl w:val="0"/>
-                <w:numId w:val="49"/>
+                <w:numId w:val="51"/>
               </w:numPr>
               <w:spacing w:after="0" w:afterAutospacing="0" w:line="240" w:lineRule="auto"/>
               <w:ind w:left="720" w:hanging="360"/>
@@ -2300,14 +2805,14 @@
                 <w:szCs w:val="24"/>
                 <w:rtl w:val="0"/>
               </w:rPr>
-              <w:t xml:space="preserve">Make the down payment configurable as either a percentage of the total price or a flat fixed amount, set by an admin/owner.</w:t>
+              <w:t xml:space="preserve">Online bookings of status pending payment will appear here for cashiers to mark as paid</w:t>
             </w:r>
           </w:p>
           <w:p>
             <w:pPr>
               <w:numPr>
                 <w:ilvl w:val="0"/>
-                <w:numId w:val="49"/>
+                <w:numId w:val="51"/>
               </w:numPr>
               <w:spacing w:after="0" w:afterAutospacing="0" w:line="240" w:lineRule="auto"/>
               <w:ind w:left="720" w:hanging="360"/>
@@ -2324,14 +2829,14 @@
                 <w:szCs w:val="24"/>
                 <w:rtl w:val="0"/>
               </w:rPr>
-              <w:t xml:space="preserve">While a down payment is unpaid, keep the booking at 'Pending' and leave that time slot visible and bookable by other customers — it should not lock the queue/schedule.</w:t>
+              <w:t xml:space="preserve">Make other queues pull bookings from payments queue (fully paid or partially paid), instead of relying on bookings queue (status IS NOT pending)</w:t>
             </w:r>
           </w:p>
           <w:p>
             <w:pPr>
               <w:numPr>
                 <w:ilvl w:val="0"/>
-                <w:numId w:val="49"/>
+                <w:numId w:val="51"/>
               </w:numPr>
               <w:spacing w:after="0" w:afterAutospacing="0" w:line="240" w:lineRule="auto"/>
               <w:ind w:left="720" w:hanging="360"/>
@@ -2348,14 +2853,14 @@
                 <w:szCs w:val="24"/>
                 <w:rtl w:val="0"/>
               </w:rPr>
-              <w:t xml:space="preserve">Add an expiration timer to unpaid down-payment reservations (e.g., due by end of day); auto-release the held slot if the deadline passes unpaid.</w:t>
+              <w:t xml:space="preserve">Or perhaps just add an extra status in bookings queue before pending (e.g. unconfirmed), that specifies that an online booking is still not paid</w:t>
             </w:r>
           </w:p>
           <w:p>
             <w:pPr>
               <w:numPr>
                 <w:ilvl w:val="0"/>
-                <w:numId w:val="49"/>
+                <w:numId w:val="51"/>
               </w:numPr>
               <w:spacing w:after="0" w:afterAutospacing="0" w:line="240" w:lineRule="auto"/>
               <w:ind w:left="720" w:hanging="360"/>
@@ -2372,86 +2877,14 @@
                 <w:szCs w:val="24"/>
                 <w:rtl w:val="0"/>
               </w:rPr>
-              <w:t xml:space="preserve">At the payment phase of the booking process, add an option for the customer/receptionist to choose either full payment or downpayment for online transaction (NOT IN WALK INS, walkins auto full)</w:t>
+              <w:t xml:space="preserve">Perhaps revamp entire bookings queue status to something like: unconfirmed &gt; confirmed &gt; no show &gt; cancelled</w:t>
             </w:r>
           </w:p>
           <w:p>
             <w:pPr>
               <w:numPr>
                 <w:ilvl w:val="0"/>
-                <w:numId w:val="49"/>
-              </w:numPr>
-              <w:spacing w:after="0" w:afterAutospacing="0" w:line="240" w:lineRule="auto"/>
-              <w:ind w:left="720" w:hanging="360"/>
-              <w:rPr>
-                <w:rFonts w:ascii="Times" w:cs="Times" w:eastAsia="Times" w:hAnsi="Times"/>
-                <w:sz w:val="24"/>
-                <w:szCs w:val="24"/>
-              </w:rPr>
-            </w:pPr>
-            <w:r>
-              <w:rPr>
-                <w:rFonts w:ascii="Times" w:cs="Times" w:eastAsia="Times" w:hAnsi="Times"/>
-                <w:sz w:val="24"/>
-                <w:szCs w:val="24"/>
-                <w:rtl w:val="0"/>
-              </w:rPr>
-              <w:t xml:space="preserve">At payments queue, a design the UI in a way that allows cashiers to mark transactions as paid</w:t>
-            </w:r>
-          </w:p>
-          <w:p>
-            <w:pPr>
-              <w:numPr>
-                <w:ilvl w:val="1"/>
-                <w:numId w:val="49"/>
-              </w:numPr>
-              <w:spacing w:after="0" w:afterAutospacing="0" w:line="240" w:lineRule="auto"/>
-              <w:ind w:left="1440" w:hanging="360"/>
-              <w:rPr>
-                <w:rFonts w:ascii="Times" w:cs="Times" w:eastAsia="Times" w:hAnsi="Times"/>
-                <w:sz w:val="24"/>
-                <w:szCs w:val="24"/>
-              </w:rPr>
-            </w:pPr>
-            <w:r>
-              <w:rPr>
-                <w:rFonts w:ascii="Times" w:cs="Times" w:eastAsia="Times" w:hAnsi="Times"/>
-                <w:sz w:val="24"/>
-                <w:szCs w:val="24"/>
-                <w:rtl w:val="0"/>
-              </w:rPr>
-              <w:t xml:space="preserve">If the transaction is downpayment not full, marking it as paid shows partially paid instead of fully paid</w:t>
-            </w:r>
-          </w:p>
-          <w:p>
-            <w:pPr>
-              <w:numPr>
-                <w:ilvl w:val="1"/>
-                <w:numId w:val="49"/>
-              </w:numPr>
-              <w:spacing w:after="0" w:afterAutospacing="0" w:line="240" w:lineRule="auto"/>
-              <w:ind w:left="1440" w:hanging="360"/>
-              <w:rPr>
-                <w:rFonts w:ascii="Times" w:cs="Times" w:eastAsia="Times" w:hAnsi="Times"/>
-                <w:sz w:val="24"/>
-                <w:szCs w:val="24"/>
-              </w:rPr>
-            </w:pPr>
-            <w:r>
-              <w:rPr>
-                <w:rFonts w:ascii="Times" w:cs="Times" w:eastAsia="Times" w:hAnsi="Times"/>
-                <w:sz w:val="24"/>
-                <w:szCs w:val="24"/>
-                <w:rtl w:val="0"/>
-              </w:rPr>
-              <w:t xml:space="preserve">Each list item should have a way to view the payment details (e.g. date, amount) for each transaction within the booking)</w:t>
-            </w:r>
-          </w:p>
-          <w:p>
-            <w:pPr>
-              <w:numPr>
-                <w:ilvl w:val="0"/>
-                <w:numId w:val="49"/>
+                <w:numId w:val="51"/>
               </w:numPr>
               <w:spacing w:after="60" w:line="240" w:lineRule="auto"/>
               <w:ind w:left="720" w:hanging="360"/>
@@ -2468,7 +2901,7 @@
                 <w:szCs w:val="24"/>
                 <w:rtl w:val="0"/>
               </w:rPr>
-              <w:t xml:space="preserve">Discounts and promos apply before downpayment is calculated</w:t>
+              <w:t xml:space="preserve">While all the other queues will use the standard status: pending &gt; in progress &gt; completed</w:t>
             </w:r>
           </w:p>
         </w:tc>
@@ -2487,7 +2920,7 @@
             <w:sdt>
               <w:sdtPr>
                 <w:alias w:val="Assignee"/>
-                <w:id w:val="-1803791826"/>
+                <w:id w:val="-709237966"/>
                 <w:dropDownList w:lastValue="Matthew">
                   <w:listItem w:displayText="None" w:value="None"/>
                   <w:listItem w:displayText="Alarie" w:value="Alarie"/>
@@ -2536,7 +2969,7 @@
             <w:sdt>
               <w:sdtPr>
                 <w:alias w:val="Project status"/>
-                <w:id w:val="1233522422"/>
+                <w:id w:val="-749710576"/>
                 <w:dropDownList w:lastValue="Merged">
                   <w:listItem w:displayText="Not Started" w:value="Not Started"/>
                   <w:listItem w:displayText="Blocked" w:value="Blocked"/>
@@ -2572,7 +3005,7 @@
             <w:pPr>
               <w:numPr>
                 <w:ilvl w:val="0"/>
-                <w:numId w:val="18"/>
+                <w:numId w:val="51"/>
               </w:numPr>
               <w:spacing w:after="0" w:afterAutospacing="0" w:line="240" w:lineRule="auto"/>
               <w:ind w:left="720" w:hanging="360"/>
@@ -2589,17 +3022,185 @@
                 <w:szCs w:val="24"/>
                 <w:rtl w:val="0"/>
               </w:rPr>
-              <w:t xml:space="preserve">Confirm that the downpayment config at admin settings only applies to online bookings and not walk ins</w:t>
+              <w:t xml:space="preserve">Require some form of online payment (full or down payment) on every online booking — do not allow a slot to be reserved with zero payment.</w:t>
+            </w:r>
+          </w:p>
+          <w:p>
+            <w:pPr>
+              <w:numPr>
+                <w:ilvl w:val="0"/>
+                <w:numId w:val="51"/>
+              </w:numPr>
+              <w:spacing w:after="0" w:afterAutospacing="0" w:line="240" w:lineRule="auto"/>
+              <w:ind w:left="720" w:hanging="360"/>
+              <w:rPr>
+                <w:rFonts w:ascii="Times" w:cs="Times" w:eastAsia="Times" w:hAnsi="Times"/>
+                <w:sz w:val="24"/>
+                <w:szCs w:val="24"/>
+              </w:rPr>
+            </w:pPr>
+            <w:r>
+              <w:rPr>
+                <w:rFonts w:ascii="Times" w:cs="Times" w:eastAsia="Times" w:hAnsi="Times"/>
+                <w:sz w:val="24"/>
+                <w:szCs w:val="24"/>
+                <w:rtl w:val="0"/>
+              </w:rPr>
+              <w:t xml:space="preserve">Make the down payment configurable as either a percentage of the total price or a flat fixed amount, set by an admin/owner.</w:t>
+            </w:r>
+          </w:p>
+          <w:p>
+            <w:pPr>
+              <w:numPr>
+                <w:ilvl w:val="0"/>
+                <w:numId w:val="51"/>
+              </w:numPr>
+              <w:spacing w:after="0" w:afterAutospacing="0" w:line="240" w:lineRule="auto"/>
+              <w:ind w:left="720" w:hanging="360"/>
+              <w:rPr>
+                <w:rFonts w:ascii="Times" w:cs="Times" w:eastAsia="Times" w:hAnsi="Times"/>
+                <w:sz w:val="24"/>
+                <w:szCs w:val="24"/>
+              </w:rPr>
+            </w:pPr>
+            <w:r>
+              <w:rPr>
+                <w:rFonts w:ascii="Times" w:cs="Times" w:eastAsia="Times" w:hAnsi="Times"/>
+                <w:sz w:val="24"/>
+                <w:szCs w:val="24"/>
+                <w:rtl w:val="0"/>
+              </w:rPr>
+              <w:t xml:space="preserve">While a down payment is unpaid, keep the booking at 'Pending' and leave that time slot visible and bookable by other customers — it should not lock the queue/schedule.</w:t>
+            </w:r>
+          </w:p>
+          <w:p>
+            <w:pPr>
+              <w:numPr>
+                <w:ilvl w:val="0"/>
+                <w:numId w:val="51"/>
+              </w:numPr>
+              <w:spacing w:after="0" w:afterAutospacing="0" w:line="240" w:lineRule="auto"/>
+              <w:ind w:left="720" w:hanging="360"/>
+              <w:rPr>
+                <w:rFonts w:ascii="Times" w:cs="Times" w:eastAsia="Times" w:hAnsi="Times"/>
+                <w:sz w:val="24"/>
+                <w:szCs w:val="24"/>
+              </w:rPr>
+            </w:pPr>
+            <w:r>
+              <w:rPr>
+                <w:rFonts w:ascii="Times" w:cs="Times" w:eastAsia="Times" w:hAnsi="Times"/>
+                <w:sz w:val="24"/>
+                <w:szCs w:val="24"/>
+                <w:rtl w:val="0"/>
+              </w:rPr>
+              <w:t xml:space="preserve">Add an expiration timer to unpaid down-payment reservations (e.g., due by end of day); auto-release the held slot if the deadline passes unpaid.</w:t>
+            </w:r>
+          </w:p>
+          <w:p>
+            <w:pPr>
+              <w:numPr>
+                <w:ilvl w:val="0"/>
+                <w:numId w:val="51"/>
+              </w:numPr>
+              <w:spacing w:after="0" w:afterAutospacing="0" w:line="240" w:lineRule="auto"/>
+              <w:ind w:left="720" w:hanging="360"/>
+              <w:rPr>
+                <w:rFonts w:ascii="Times" w:cs="Times" w:eastAsia="Times" w:hAnsi="Times"/>
+                <w:sz w:val="24"/>
+                <w:szCs w:val="24"/>
+              </w:rPr>
+            </w:pPr>
+            <w:r>
+              <w:rPr>
+                <w:rFonts w:ascii="Times" w:cs="Times" w:eastAsia="Times" w:hAnsi="Times"/>
+                <w:sz w:val="24"/>
+                <w:szCs w:val="24"/>
+                <w:rtl w:val="0"/>
+              </w:rPr>
+              <w:t xml:space="preserve">At the payment phase of the booking process, add an option for the customer/receptionist to choose either full payment or downpayment for online transaction (NOT IN WALK INS, walkins auto full)</w:t>
+            </w:r>
+          </w:p>
+          <w:p>
+            <w:pPr>
+              <w:numPr>
+                <w:ilvl w:val="0"/>
+                <w:numId w:val="51"/>
+              </w:numPr>
+              <w:spacing w:after="0" w:afterAutospacing="0" w:line="240" w:lineRule="auto"/>
+              <w:ind w:left="720" w:hanging="360"/>
+              <w:rPr>
+                <w:rFonts w:ascii="Times" w:cs="Times" w:eastAsia="Times" w:hAnsi="Times"/>
+                <w:sz w:val="24"/>
+                <w:szCs w:val="24"/>
+              </w:rPr>
+            </w:pPr>
+            <w:r>
+              <w:rPr>
+                <w:rFonts w:ascii="Times" w:cs="Times" w:eastAsia="Times" w:hAnsi="Times"/>
+                <w:sz w:val="24"/>
+                <w:szCs w:val="24"/>
+                <w:rtl w:val="0"/>
+              </w:rPr>
+              <w:t xml:space="preserve">At payments queue, a design the UI in a way that allows cashiers to mark transactions as paid</w:t>
             </w:r>
           </w:p>
           <w:p>
             <w:pPr>
               <w:numPr>
                 <w:ilvl w:val="1"/>
-                <w:numId w:val="18"/>
+                <w:numId w:val="51"/>
+              </w:numPr>
+              <w:spacing w:after="0" w:afterAutospacing="0" w:line="240" w:lineRule="auto"/>
+              <w:ind w:left="1440" w:hanging="360"/>
+              <w:rPr>
+                <w:rFonts w:ascii="Times" w:cs="Times" w:eastAsia="Times" w:hAnsi="Times"/>
+                <w:sz w:val="24"/>
+                <w:szCs w:val="24"/>
+              </w:rPr>
+            </w:pPr>
+            <w:r>
+              <w:rPr>
+                <w:rFonts w:ascii="Times" w:cs="Times" w:eastAsia="Times" w:hAnsi="Times"/>
+                <w:sz w:val="24"/>
+                <w:szCs w:val="24"/>
+                <w:rtl w:val="0"/>
+              </w:rPr>
+              <w:t xml:space="preserve">If the transaction is downpayment not full, marking it as paid shows partially paid instead of fully paid</w:t>
+            </w:r>
+          </w:p>
+          <w:p>
+            <w:pPr>
+              <w:numPr>
+                <w:ilvl w:val="1"/>
+                <w:numId w:val="51"/>
+              </w:numPr>
+              <w:spacing w:after="0" w:afterAutospacing="0" w:line="240" w:lineRule="auto"/>
+              <w:ind w:left="1440" w:hanging="360"/>
+              <w:rPr>
+                <w:rFonts w:ascii="Times" w:cs="Times" w:eastAsia="Times" w:hAnsi="Times"/>
+                <w:sz w:val="24"/>
+                <w:szCs w:val="24"/>
+              </w:rPr>
+            </w:pPr>
+            <w:r>
+              <w:rPr>
+                <w:rFonts w:ascii="Times" w:cs="Times" w:eastAsia="Times" w:hAnsi="Times"/>
+                <w:sz w:val="24"/>
+                <w:szCs w:val="24"/>
+                <w:rtl w:val="0"/>
+              </w:rPr>
+              <w:t xml:space="preserve">Each list item should have a way to view the payment details (e.g. date, amount) for each transaction within the booking)</w:t>
+            </w:r>
+          </w:p>
+          <w:p>
+            <w:pPr>
+              <w:numPr>
+                <w:ilvl w:val="0"/>
+                <w:numId w:val="51"/>
               </w:numPr>
               <w:spacing w:after="60" w:line="240" w:lineRule="auto"/>
-              <w:ind w:left="1440" w:hanging="360"/>
+              <w:ind w:left="720" w:hanging="360"/>
               <w:rPr>
                 <w:rFonts w:ascii="Times" w:cs="Times" w:eastAsia="Times" w:hAnsi="Times"/>
                 <w:sz w:val="24"/>
@@ -2613,7 +3214,7 @@
                 <w:szCs w:val="24"/>
                 <w:rtl w:val="0"/>
               </w:rPr>
-              <w:t xml:space="preserve">Online bookings are identified as bookings made not on the same date and time (any other booking that’s not a walk in)</w:t>
+              <w:t xml:space="preserve">Discounts and promos apply before downpayment is calculated</w:t>
             </w:r>
           </w:p>
         </w:tc>
@@ -2632,7 +3233,7 @@
             <w:sdt>
               <w:sdtPr>
                 <w:alias w:val="Assignee"/>
-                <w:id w:val="285963488"/>
+                <w:id w:val="1479357411"/>
                 <w:dropDownList w:lastValue="Matthew">
                   <w:listItem w:displayText="None" w:value="None"/>
                   <w:listItem w:displayText="Alarie" w:value="Alarie"/>
@@ -2681,7 +3282,7 @@
             <w:sdt>
               <w:sdtPr>
                 <w:alias w:val="Project status"/>
-                <w:id w:val="-766244545"/>
+                <w:id w:val="2037398429"/>
                 <w:dropDownList w:lastValue="Merged">
                   <w:listItem w:displayText="Not Started" w:value="Not Started"/>
                   <w:listItem w:displayText="Blocked" w:value="Blocked"/>
@@ -2717,7 +3318,7 @@
             <w:pPr>
               <w:numPr>
                 <w:ilvl w:val="0"/>
-                <w:numId w:val="13"/>
+                <w:numId w:val="19"/>
               </w:numPr>
               <w:spacing w:after="0" w:afterAutospacing="0" w:line="240" w:lineRule="auto"/>
               <w:ind w:left="720" w:hanging="360"/>
@@ -2734,110 +3335,14 @@
                 <w:szCs w:val="24"/>
                 <w:rtl w:val="0"/>
               </w:rPr>
-              <w:t xml:space="preserve">Build a dedicated walk-in booking flow: same-day, on-site registration for walk-in customers, distinct from the future-appointment booking flow.</w:t>
+              <w:t xml:space="preserve">Confirm that the downpayment config at admin settings only applies to online bookings and not walk ins</w:t>
             </w:r>
           </w:p>
           <w:p>
             <w:pPr>
               <w:numPr>
                 <w:ilvl w:val="1"/>
-                <w:numId w:val="13"/>
-              </w:numPr>
-              <w:spacing w:after="0" w:afterAutospacing="0" w:line="240" w:lineRule="auto"/>
-              <w:ind w:left="1440" w:hanging="360"/>
-              <w:rPr>
-                <w:rFonts w:ascii="Times" w:cs="Times" w:eastAsia="Times" w:hAnsi="Times"/>
-                <w:sz w:val="24"/>
-                <w:szCs w:val="24"/>
-              </w:rPr>
-            </w:pPr>
-            <w:r>
-              <w:rPr>
-                <w:rFonts w:ascii="Times" w:cs="Times" w:eastAsia="Times" w:hAnsi="Times"/>
-                <w:sz w:val="24"/>
-                <w:szCs w:val="24"/>
-                <w:rtl w:val="0"/>
-              </w:rPr>
-              <w:t xml:space="preserve">Build this in the booking process (for both receptionist and customer) &gt; date time picker</w:t>
-            </w:r>
-          </w:p>
-          <w:p>
-            <w:pPr>
-              <w:numPr>
-                <w:ilvl w:val="1"/>
-                <w:numId w:val="13"/>
-              </w:numPr>
-              <w:spacing w:after="0" w:afterAutospacing="0" w:line="240" w:lineRule="auto"/>
-              <w:ind w:left="1440" w:hanging="360"/>
-              <w:rPr>
-                <w:rFonts w:ascii="Times" w:cs="Times" w:eastAsia="Times" w:hAnsi="Times"/>
-                <w:sz w:val="24"/>
-                <w:szCs w:val="24"/>
-              </w:rPr>
-            </w:pPr>
-            <w:r>
-              <w:rPr>
-                <w:rFonts w:ascii="Times" w:cs="Times" w:eastAsia="Times" w:hAnsi="Times"/>
-                <w:sz w:val="24"/>
-                <w:szCs w:val="24"/>
-                <w:rtl w:val="0"/>
-              </w:rPr>
-              <w:t xml:space="preserve">They should be able to choose if it’s an online booking or walk-ins</w:t>
-            </w:r>
-          </w:p>
-          <w:p>
-            <w:pPr>
-              <w:numPr>
-                <w:ilvl w:val="1"/>
-                <w:numId w:val="13"/>
-              </w:numPr>
-              <w:spacing w:after="0" w:afterAutospacing="0" w:line="240" w:lineRule="auto"/>
-              <w:ind w:left="1440" w:hanging="360"/>
-              <w:rPr>
-                <w:rFonts w:ascii="Times" w:cs="Times" w:eastAsia="Times" w:hAnsi="Times"/>
-                <w:sz w:val="24"/>
-                <w:szCs w:val="24"/>
-              </w:rPr>
-            </w:pPr>
-            <w:r>
-              <w:rPr>
-                <w:rFonts w:ascii="Times" w:cs="Times" w:eastAsia="Times" w:hAnsi="Times"/>
-                <w:sz w:val="24"/>
-                <w:szCs w:val="24"/>
-                <w:rtl w:val="0"/>
-              </w:rPr>
-              <w:t xml:space="preserve">If they’re a walk-in, put them in automatically in the booking queue</w:t>
-            </w:r>
-          </w:p>
-          <w:p>
-            <w:pPr>
-              <w:numPr>
-                <w:ilvl w:val="1"/>
-                <w:numId w:val="13"/>
-              </w:numPr>
-              <w:spacing w:after="0" w:afterAutospacing="0" w:line="240" w:lineRule="auto"/>
-              <w:ind w:left="1440" w:hanging="360"/>
-              <w:rPr>
-                <w:rFonts w:ascii="Times" w:cs="Times" w:eastAsia="Times" w:hAnsi="Times"/>
-                <w:sz w:val="24"/>
-                <w:szCs w:val="24"/>
-              </w:rPr>
-            </w:pPr>
-            <w:r>
-              <w:rPr>
-                <w:rFonts w:ascii="Times" w:cs="Times" w:eastAsia="Times" w:hAnsi="Times"/>
-                <w:sz w:val="24"/>
-                <w:szCs w:val="24"/>
-                <w:rtl w:val="0"/>
-              </w:rPr>
-              <w:t xml:space="preserve">You might need to improve the booking queue status (to differentiate between unfinal online bookings and walk in bookings, or perhaps just make online bookings to pending, and walkin bookings to in progress)</w:t>
-            </w:r>
-          </w:p>
-          <w:p>
-            <w:pPr>
-              <w:numPr>
-                <w:ilvl w:val="1"/>
-                <w:numId w:val="13"/>
+                <w:numId w:val="19"/>
               </w:numPr>
               <w:spacing w:after="60" w:line="240" w:lineRule="auto"/>
               <w:ind w:left="1440" w:hanging="360"/>
@@ -2854,7 +3359,7 @@
                 <w:szCs w:val="24"/>
                 <w:rtl w:val="0"/>
               </w:rPr>
-              <w:t xml:space="preserve">Only walk-in bookings should show up at the other queues (e.g. grooming, vet, hotel, daycare)</w:t>
+              <w:t xml:space="preserve">Online bookings are identified as bookings made not on the same date and time (any other booking that’s not a walk in)</w:t>
             </w:r>
           </w:p>
         </w:tc>
@@ -2873,7 +3378,7 @@
             <w:sdt>
               <w:sdtPr>
                 <w:alias w:val="Assignee"/>
-                <w:id w:val="-542109142"/>
+                <w:id w:val="1951136116"/>
                 <w:dropDownList w:lastValue="Matthew">
                   <w:listItem w:displayText="None" w:value="None"/>
                   <w:listItem w:displayText="Alarie" w:value="Alarie"/>
@@ -2922,7 +3427,7 @@
             <w:sdt>
               <w:sdtPr>
                 <w:alias w:val="Project status"/>
-                <w:id w:val="1217792699"/>
+                <w:id w:val="774881557"/>
                 <w:dropDownList w:lastValue="Merged">
                   <w:listItem w:displayText="Not Started" w:value="Not Started"/>
                   <w:listItem w:displayText="Blocked" w:value="Blocked"/>
@@ -2958,10 +3463,130 @@
             <w:pPr>
               <w:numPr>
                 <w:ilvl w:val="0"/>
-                <w:numId w:val="33"/>
+                <w:numId w:val="14"/>
+              </w:numPr>
+              <w:spacing w:after="0" w:afterAutospacing="0" w:line="240" w:lineRule="auto"/>
+              <w:ind w:left="720" w:hanging="360"/>
+              <w:rPr>
+                <w:rFonts w:ascii="Times" w:cs="Times" w:eastAsia="Times" w:hAnsi="Times"/>
+                <w:sz w:val="24"/>
+                <w:szCs w:val="24"/>
+              </w:rPr>
+            </w:pPr>
+            <w:r>
+              <w:rPr>
+                <w:rFonts w:ascii="Times" w:cs="Times" w:eastAsia="Times" w:hAnsi="Times"/>
+                <w:sz w:val="24"/>
+                <w:szCs w:val="24"/>
+                <w:rtl w:val="0"/>
+              </w:rPr>
+              <w:t xml:space="preserve">Build a dedicated walk-in booking flow: same-day, on-site registration for walk-in customers, distinct from the future-appointment booking flow.</w:t>
+            </w:r>
+          </w:p>
+          <w:p>
+            <w:pPr>
+              <w:numPr>
+                <w:ilvl w:val="1"/>
+                <w:numId w:val="14"/>
+              </w:numPr>
+              <w:spacing w:after="0" w:afterAutospacing="0" w:line="240" w:lineRule="auto"/>
+              <w:ind w:left="1440" w:hanging="360"/>
+              <w:rPr>
+                <w:rFonts w:ascii="Times" w:cs="Times" w:eastAsia="Times" w:hAnsi="Times"/>
+                <w:sz w:val="24"/>
+                <w:szCs w:val="24"/>
+              </w:rPr>
+            </w:pPr>
+            <w:r>
+              <w:rPr>
+                <w:rFonts w:ascii="Times" w:cs="Times" w:eastAsia="Times" w:hAnsi="Times"/>
+                <w:sz w:val="24"/>
+                <w:szCs w:val="24"/>
+                <w:rtl w:val="0"/>
+              </w:rPr>
+              <w:t xml:space="preserve">Build this in the booking process (for both receptionist and customer) &gt; date time picker</w:t>
+            </w:r>
+          </w:p>
+          <w:p>
+            <w:pPr>
+              <w:numPr>
+                <w:ilvl w:val="1"/>
+                <w:numId w:val="14"/>
+              </w:numPr>
+              <w:spacing w:after="0" w:afterAutospacing="0" w:line="240" w:lineRule="auto"/>
+              <w:ind w:left="1440" w:hanging="360"/>
+              <w:rPr>
+                <w:rFonts w:ascii="Times" w:cs="Times" w:eastAsia="Times" w:hAnsi="Times"/>
+                <w:sz w:val="24"/>
+                <w:szCs w:val="24"/>
+              </w:rPr>
+            </w:pPr>
+            <w:r>
+              <w:rPr>
+                <w:rFonts w:ascii="Times" w:cs="Times" w:eastAsia="Times" w:hAnsi="Times"/>
+                <w:sz w:val="24"/>
+                <w:szCs w:val="24"/>
+                <w:rtl w:val="0"/>
+              </w:rPr>
+              <w:t xml:space="preserve">They should be able to choose if it’s an online booking or walk-ins</w:t>
+            </w:r>
+          </w:p>
+          <w:p>
+            <w:pPr>
+              <w:numPr>
+                <w:ilvl w:val="1"/>
+                <w:numId w:val="14"/>
+              </w:numPr>
+              <w:spacing w:after="0" w:afterAutospacing="0" w:line="240" w:lineRule="auto"/>
+              <w:ind w:left="1440" w:hanging="360"/>
+              <w:rPr>
+                <w:rFonts w:ascii="Times" w:cs="Times" w:eastAsia="Times" w:hAnsi="Times"/>
+                <w:sz w:val="24"/>
+                <w:szCs w:val="24"/>
+              </w:rPr>
+            </w:pPr>
+            <w:r>
+              <w:rPr>
+                <w:rFonts w:ascii="Times" w:cs="Times" w:eastAsia="Times" w:hAnsi="Times"/>
+                <w:sz w:val="24"/>
+                <w:szCs w:val="24"/>
+                <w:rtl w:val="0"/>
+              </w:rPr>
+              <w:t xml:space="preserve">If they’re a walk-in, put them in automatically in the booking queue</w:t>
+            </w:r>
+          </w:p>
+          <w:p>
+            <w:pPr>
+              <w:numPr>
+                <w:ilvl w:val="1"/>
+                <w:numId w:val="14"/>
+              </w:numPr>
+              <w:spacing w:after="0" w:afterAutospacing="0" w:line="240" w:lineRule="auto"/>
+              <w:ind w:left="1440" w:hanging="360"/>
+              <w:rPr>
+                <w:rFonts w:ascii="Times" w:cs="Times" w:eastAsia="Times" w:hAnsi="Times"/>
+                <w:sz w:val="24"/>
+                <w:szCs w:val="24"/>
+              </w:rPr>
+            </w:pPr>
+            <w:r>
+              <w:rPr>
+                <w:rFonts w:ascii="Times" w:cs="Times" w:eastAsia="Times" w:hAnsi="Times"/>
+                <w:sz w:val="24"/>
+                <w:szCs w:val="24"/>
+                <w:rtl w:val="0"/>
+              </w:rPr>
+              <w:t xml:space="preserve">You might need to improve the booking queue status (to differentiate between unfinal online bookings and walk in bookings, or perhaps just make online bookings to pending, and walkin bookings to in progress)</w:t>
+            </w:r>
+          </w:p>
+          <w:p>
+            <w:pPr>
+              <w:numPr>
+                <w:ilvl w:val="1"/>
+                <w:numId w:val="14"/>
               </w:numPr>
               <w:spacing w:after="60" w:line="240" w:lineRule="auto"/>
-              <w:ind w:left="720" w:hanging="360"/>
+              <w:ind w:left="1440" w:hanging="360"/>
               <w:rPr>
                 <w:rFonts w:ascii="Times" w:cs="Times" w:eastAsia="Times" w:hAnsi="Times"/>
                 <w:sz w:val="24"/>
@@ -2975,12 +3600,7 @@
                 <w:szCs w:val="24"/>
                 <w:rtl w:val="0"/>
               </w:rPr>
-              <w:t xml:space="preserve">Move the down payment toggle/config so it applies per transaction (all online bookings/services), not per individual service.</w:t>
-            </w:r>
-            <w:r>
-              <w:rPr>
-                <w:rtl w:val="0"/>
-              </w:rPr>
+              <w:t xml:space="preserve">Only walk-in bookings should show up at the other queues (e.g. grooming, vet, hotel, daycare)</w:t>
             </w:r>
           </w:p>
         </w:tc>
@@ -2999,7 +3619,7 @@
             <w:sdt>
               <w:sdtPr>
                 <w:alias w:val="Assignee"/>
-                <w:id w:val="-1960407139"/>
+                <w:id w:val="1351878318"/>
                 <w:dropDownList w:lastValue="Matthew">
                   <w:listItem w:displayText="None" w:value="None"/>
                   <w:listItem w:displayText="Alarie" w:value="Alarie"/>
@@ -3048,7 +3668,7 @@
             <w:sdt>
               <w:sdtPr>
                 <w:alias w:val="Project status"/>
-                <w:id w:val="-1908002515"/>
+                <w:id w:val="-225664857"/>
                 <w:dropDownList w:lastValue="Merged">
                   <w:listItem w:displayText="Not Started" w:value="Not Started"/>
                   <w:listItem w:displayText="Blocked" w:value="Blocked"/>
@@ -3082,13 +3702,11 @@
           <w:tcPr/>
           <w:p>
             <w:pPr>
-              <w:keepNext w:val="1"/>
-              <w:keepLines w:val="1"/>
               <w:numPr>
                 <w:ilvl w:val="0"/>
-                <w:numId w:val="24"/>
+                <w:numId w:val="33"/>
               </w:numPr>
-              <w:spacing w:after="0" w:afterAutospacing="0" w:before="240" w:lineRule="auto"/>
+              <w:spacing w:after="60" w:line="240" w:lineRule="auto"/>
               <w:ind w:left="720" w:hanging="360"/>
               <w:rPr>
                 <w:rFonts w:ascii="Times" w:cs="Times" w:eastAsia="Times" w:hAnsi="Times"/>
@@ -3103,59 +3721,12 @@
                 <w:szCs w:val="24"/>
                 <w:rtl w:val="0"/>
               </w:rPr>
-              <w:t xml:space="preserve">Document the all the workflows in the vault repo</w:t>
+              <w:t xml:space="preserve">Move the down payment toggle/config so it applies per transaction (all online bookings/services), not per individual service.</w:t>
             </w:r>
-          </w:p>
-          <w:p>
-            <w:pPr>
-              <w:keepNext w:val="1"/>
-              <w:keepLines w:val="1"/>
-              <w:numPr>
-                <w:ilvl w:val="1"/>
-                <w:numId w:val="24"/>
-              </w:numPr>
-              <w:spacing w:after="0" w:afterAutospacing="0" w:before="0" w:beforeAutospacing="0" w:lineRule="auto"/>
-              <w:ind w:left="1440" w:hanging="360"/>
-              <w:rPr>
-                <w:rFonts w:ascii="Times" w:cs="Times" w:eastAsia="Times" w:hAnsi="Times"/>
-                <w:sz w:val="24"/>
-                <w:szCs w:val="24"/>
-              </w:rPr>
-            </w:pPr>
             <w:r>
               <w:rPr>
-                <w:rFonts w:ascii="Times" w:cs="Times" w:eastAsia="Times" w:hAnsi="Times"/>
-                <w:sz w:val="24"/>
-                <w:szCs w:val="24"/>
                 <w:rtl w:val="0"/>
               </w:rPr>
-              <w:t xml:space="preserve">Group by modules</w:t>
-            </w:r>
-          </w:p>
-          <w:p>
-            <w:pPr>
-              <w:keepNext w:val="1"/>
-              <w:keepLines w:val="1"/>
-              <w:numPr>
-                <w:ilvl w:val="1"/>
-                <w:numId w:val="24"/>
-              </w:numPr>
-              <w:spacing w:after="240" w:before="0" w:beforeAutospacing="0" w:lineRule="auto"/>
-              <w:ind w:left="1440" w:hanging="360"/>
-              <w:rPr>
-                <w:rFonts w:ascii="Times" w:cs="Times" w:eastAsia="Times" w:hAnsi="Times"/>
-                <w:sz w:val="24"/>
-                <w:szCs w:val="24"/>
-              </w:rPr>
-            </w:pPr>
-            <w:r>
-              <w:rPr>
-                <w:rFonts w:ascii="Times" w:cs="Times" w:eastAsia="Times" w:hAnsi="Times"/>
-                <w:sz w:val="24"/>
-                <w:szCs w:val="24"/>
-                <w:rtl w:val="0"/>
-              </w:rPr>
-              <w:t xml:space="preserve">See sample mermaid code output</w:t>
             </w:r>
           </w:p>
         </w:tc>
@@ -3174,7 +3745,7 @@
             <w:sdt>
               <w:sdtPr>
                 <w:alias w:val="Assignee"/>
-                <w:id w:val="1936005336"/>
+                <w:id w:val="731771882"/>
                 <w:dropDownList w:lastValue="Matthew">
                   <w:listItem w:displayText="None" w:value="None"/>
                   <w:listItem w:displayText="Alarie" w:value="Alarie"/>
@@ -3203,6 +3774,181 @@
           </w:p>
         </w:tc>
       </w:tr>
+      <w:tr>
+        <w:trPr>
+          <w:cantSplit w:val="0"/>
+          <w:tblHeader w:val="0"/>
+        </w:trPr>
+        <w:tc>
+          <w:tcPr/>
+          <w:p>
+            <w:pPr>
+              <w:widowControl w:val="0"/>
+              <w:spacing w:line="240" w:lineRule="auto"/>
+              <w:rPr>
+                <w:rFonts w:ascii="Times" w:cs="Times" w:eastAsia="Times" w:hAnsi="Times"/>
+                <w:sz w:val="24"/>
+                <w:szCs w:val="24"/>
+              </w:rPr>
+            </w:pPr>
+            <w:sdt>
+              <w:sdtPr>
+                <w:alias w:val="Project status"/>
+                <w:id w:val="-1007097792"/>
+                <w:dropDownList w:lastValue="Merged">
+                  <w:listItem w:displayText="Not Started" w:value="Not Started"/>
+                  <w:listItem w:displayText="Blocked" w:value="Blocked"/>
+                  <w:listItem w:displayText="In Progress" w:value="In Progress"/>
+                  <w:listItem w:displayText="Completed" w:value="Completed"/>
+                  <w:listItem w:displayText="Reviewing" w:value="Reviewing"/>
+                  <w:listItem w:displayText="Merged" w:value="Merged"/>
+                </w:dropDownList>
+              </w:sdtPr>
+              <w:sdtContent>
+                <w:r>
+                  <w:rPr>
+                    <w:rFonts w:ascii="Times" w:cs="Times" w:eastAsia="Times" w:hAnsi="Times"/>
+                    <w:color w:val="5a3286"/>
+                    <w:sz w:val="24"/>
+                    <w:szCs w:val="24"/>
+                    <w:shd w:fill="e6cff2" w:val="clear"/>
+                  </w:rPr>
+                  <w:t xml:space="preserve">Merged</w:t>
+                </w:r>
+              </w:sdtContent>
+            </w:sdt>
+            <w:r>
+              <w:rPr>
+                <w:rtl w:val="0"/>
+              </w:rPr>
+            </w:r>
+          </w:p>
+        </w:tc>
+        <w:tc>
+          <w:tcPr/>
+          <w:p>
+            <w:pPr>
+              <w:keepNext w:val="1"/>
+              <w:keepLines w:val="1"/>
+              <w:numPr>
+                <w:ilvl w:val="0"/>
+                <w:numId w:val="24"/>
+              </w:numPr>
+              <w:spacing w:after="0" w:afterAutospacing="0" w:before="240" w:lineRule="auto"/>
+              <w:ind w:left="720" w:hanging="360"/>
+              <w:rPr>
+                <w:rFonts w:ascii="Times" w:cs="Times" w:eastAsia="Times" w:hAnsi="Times"/>
+                <w:sz w:val="24"/>
+                <w:szCs w:val="24"/>
+              </w:rPr>
+            </w:pPr>
+            <w:r>
+              <w:rPr>
+                <w:rFonts w:ascii="Times" w:cs="Times" w:eastAsia="Times" w:hAnsi="Times"/>
+                <w:sz w:val="24"/>
+                <w:szCs w:val="24"/>
+                <w:rtl w:val="0"/>
+              </w:rPr>
+              <w:t xml:space="preserve">Document the all the workflows in the vault repo</w:t>
+            </w:r>
+          </w:p>
+          <w:p>
+            <w:pPr>
+              <w:keepNext w:val="1"/>
+              <w:keepLines w:val="1"/>
+              <w:numPr>
+                <w:ilvl w:val="1"/>
+                <w:numId w:val="24"/>
+              </w:numPr>
+              <w:spacing w:after="0" w:afterAutospacing="0" w:before="0" w:beforeAutospacing="0" w:lineRule="auto"/>
+              <w:ind w:left="1440" w:hanging="360"/>
+              <w:rPr>
+                <w:rFonts w:ascii="Times" w:cs="Times" w:eastAsia="Times" w:hAnsi="Times"/>
+                <w:sz w:val="24"/>
+                <w:szCs w:val="24"/>
+              </w:rPr>
+            </w:pPr>
+            <w:r>
+              <w:rPr>
+                <w:rFonts w:ascii="Times" w:cs="Times" w:eastAsia="Times" w:hAnsi="Times"/>
+                <w:sz w:val="24"/>
+                <w:szCs w:val="24"/>
+                <w:rtl w:val="0"/>
+              </w:rPr>
+              <w:t xml:space="preserve">Group by modules</w:t>
+            </w:r>
+          </w:p>
+          <w:p>
+            <w:pPr>
+              <w:keepNext w:val="1"/>
+              <w:keepLines w:val="1"/>
+              <w:numPr>
+                <w:ilvl w:val="1"/>
+                <w:numId w:val="24"/>
+              </w:numPr>
+              <w:spacing w:after="240" w:before="0" w:beforeAutospacing="0" w:lineRule="auto"/>
+              <w:ind w:left="1440" w:hanging="360"/>
+              <w:rPr>
+                <w:rFonts w:ascii="Times" w:cs="Times" w:eastAsia="Times" w:hAnsi="Times"/>
+                <w:sz w:val="24"/>
+                <w:szCs w:val="24"/>
+              </w:rPr>
+            </w:pPr>
+            <w:r>
+              <w:rPr>
+                <w:rFonts w:ascii="Times" w:cs="Times" w:eastAsia="Times" w:hAnsi="Times"/>
+                <w:sz w:val="24"/>
+                <w:szCs w:val="24"/>
+                <w:rtl w:val="0"/>
+              </w:rPr>
+              <w:t xml:space="preserve">See sample mermaid code output</w:t>
+            </w:r>
+          </w:p>
+        </w:tc>
+        <w:tc>
+          <w:tcPr/>
+          <w:p>
+            <w:pPr>
+              <w:widowControl w:val="0"/>
+              <w:spacing w:line="240" w:lineRule="auto"/>
+              <w:rPr>
+                <w:rFonts w:ascii="Times" w:cs="Times" w:eastAsia="Times" w:hAnsi="Times"/>
+                <w:sz w:val="24"/>
+                <w:szCs w:val="24"/>
+              </w:rPr>
+            </w:pPr>
+            <w:sdt>
+              <w:sdtPr>
+                <w:alias w:val="Assignee"/>
+                <w:id w:val="1661207415"/>
+                <w:dropDownList w:lastValue="Matthew">
+                  <w:listItem w:displayText="None" w:value="None"/>
+                  <w:listItem w:displayText="Alarie" w:value="Alarie"/>
+                  <w:listItem w:displayText="James" w:value="James"/>
+                  <w:listItem w:displayText="Matthew" w:value="Matthew"/>
+                </w:dropDownList>
+              </w:sdtPr>
+              <w:sdtContent>
+                <w:r>
+                  <w:rPr>
+                    <w:rFonts w:ascii="Times" w:cs="Times" w:eastAsia="Times" w:hAnsi="Times"/>
+                    <w:color w:val="11734b"/>
+                    <w:sz w:val="24"/>
+                    <w:szCs w:val="24"/>
+                    <w:shd w:fill="d4edbc" w:val="clear"/>
+                  </w:rPr>
+                  <w:t xml:space="preserve">Matthew</w:t>
+                </w:r>
+              </w:sdtContent>
+            </w:sdt>
+            <w:r>
+              <w:rPr>
+                <w:rtl w:val="0"/>
+              </w:rPr>
+            </w:r>
+          </w:p>
+        </w:tc>
+      </w:tr>
     </w:tbl>
     <w:p>
       <w:pPr>
@@ -3254,7 +4000,7 @@
           <w:pgNumType w:start="1"/>
         </w:sectPr>
       </w:pPr>
-      <w:bookmarkStart w:colFirst="0" w:colLast="0" w:name="_c9wd8kn5oxa2" w:id="1"/>
+      <w:bookmarkStart w:colFirst="0" w:colLast="0" w:name="_zg6ofcb42en3" w:id="1"/>
       <w:bookmarkEnd w:id="1"/>
       <w:r>
         <w:rPr>
@@ -3298,8 +4044,12 @@
       </w:pPr>
       <w:r>
         <w:rPr>
-          <w:rtl w:val="0"/>
-        </w:rPr>
+          <w:rFonts w:ascii="Times" w:cs="Times" w:eastAsia="Times" w:hAnsi="Times"/>
+          <w:sz w:val="24"/>
+          <w:szCs w:val="24"/>
+          <w:rtl w:val="0"/>
+        </w:rPr>
+        <w:t xml:space="preserve">James task: customer home page widgets</w:t>
       </w:r>
     </w:p>
     <w:p>
@@ -3332,7 +4082,7 @@
           <w:pgNumType w:start="1"/>
         </w:sectPr>
       </w:pPr>
-      <w:bookmarkStart w:colFirst="0" w:colLast="0" w:name="_vg4qzirg723x" w:id="2"/>
+      <w:bookmarkStart w:colFirst="0" w:colLast="0" w:name="_7u69cyrrg6hd" w:id="2"/>
       <w:bookmarkEnd w:id="2"/>
       <w:r>
         <w:rPr>
@@ -3351,7 +4101,7 @@
           <w:vertAlign w:val="baseline"/>
           <w:rtl w:val="0"/>
         </w:rPr>
-        <w:t xml:space="preserve">Easy</w:t>
+        <w:t xml:space="preserve">High Priority</w:t>
       </w:r>
       <w:r>
         <w:rPr>
@@ -3365,191 +4115,9 @@
         <w:keepLines w:val="1"/>
         <w:numPr>
           <w:ilvl w:val="0"/>
-          <w:numId w:val="40"/>
+          <w:numId w:val="41"/>
         </w:numPr>
         <w:spacing w:after="0" w:afterAutospacing="0" w:before="240" w:lineRule="auto"/>
-        <w:ind w:left="720" w:hanging="360"/>
-        <w:rPr>
-          <w:rFonts w:ascii="Times" w:cs="Times" w:eastAsia="Times" w:hAnsi="Times"/>
-          <w:sz w:val="24"/>
-          <w:szCs w:val="24"/>
-        </w:rPr>
-      </w:pPr>
-      <w:r>
-        <w:rPr>
-          <w:rFonts w:ascii="Times" w:cs="Times" w:eastAsia="Times" w:hAnsi="Times"/>
-          <w:sz w:val="24"/>
-          <w:szCs w:val="24"/>
-          <w:rtl w:val="0"/>
-        </w:rPr>
-        <w:t xml:space="preserve">Fix search bar icons on search input fields overlapping with input text</w:t>
-      </w:r>
-    </w:p>
-    <w:p>
-      <w:pPr>
-        <w:keepNext w:val="1"/>
-        <w:keepLines w:val="1"/>
-        <w:numPr>
-          <w:ilvl w:val="1"/>
-          <w:numId w:val="40"/>
-        </w:numPr>
-        <w:spacing w:after="0" w:afterAutospacing="0" w:before="0" w:beforeAutospacing="0" w:lineRule="auto"/>
-        <w:ind w:left="1440" w:hanging="360"/>
-        <w:rPr>
-          <w:rFonts w:ascii="Times" w:cs="Times" w:eastAsia="Times" w:hAnsi="Times"/>
-          <w:sz w:val="24"/>
-          <w:szCs w:val="24"/>
-        </w:rPr>
-      </w:pPr>
-      <w:r>
-        <w:rPr>
-          <w:rFonts w:ascii="Times" w:cs="Times" w:eastAsia="Times" w:hAnsi="Times"/>
-          <w:sz w:val="24"/>
-          <w:szCs w:val="24"/>
-          <w:rtl w:val="0"/>
-        </w:rPr>
-        <w:t xml:space="preserve">One in customer login/signup</w:t>
-      </w:r>
-    </w:p>
-    <w:p>
-      <w:pPr>
-        <w:keepNext w:val="1"/>
-        <w:keepLines w:val="1"/>
-        <w:numPr>
-          <w:ilvl w:val="1"/>
-          <w:numId w:val="40"/>
-        </w:numPr>
-        <w:spacing w:after="0" w:afterAutospacing="0" w:before="0" w:beforeAutospacing="0" w:lineRule="auto"/>
-        <w:ind w:left="1440" w:hanging="360"/>
-        <w:rPr>
-          <w:rFonts w:ascii="Times" w:cs="Times" w:eastAsia="Times" w:hAnsi="Times"/>
-          <w:sz w:val="24"/>
-          <w:szCs w:val="24"/>
-        </w:rPr>
-      </w:pPr>
-      <w:r>
-        <w:rPr>
-          <w:rFonts w:ascii="Times" w:cs="Times" w:eastAsia="Times" w:hAnsi="Times"/>
-          <w:sz w:val="24"/>
-          <w:szCs w:val="24"/>
-          <w:rtl w:val="0"/>
-        </w:rPr>
-        <w:t xml:space="preserve">Admin settings &gt; promos config page</w:t>
-      </w:r>
-    </w:p>
-    <w:p>
-      <w:pPr>
-        <w:keepNext w:val="1"/>
-        <w:keepLines w:val="1"/>
-        <w:numPr>
-          <w:ilvl w:val="1"/>
-          <w:numId w:val="40"/>
-        </w:numPr>
-        <w:spacing w:after="0" w:afterAutospacing="0" w:before="0" w:beforeAutospacing="0" w:lineRule="auto"/>
-        <w:ind w:left="1440" w:hanging="360"/>
-        <w:rPr>
-          <w:rFonts w:ascii="Times" w:cs="Times" w:eastAsia="Times" w:hAnsi="Times"/>
-          <w:sz w:val="24"/>
-          <w:szCs w:val="24"/>
-        </w:rPr>
-      </w:pPr>
-      <w:r>
-        <w:rPr>
-          <w:rFonts w:ascii="Times" w:cs="Times" w:eastAsia="Times" w:hAnsi="Times"/>
-          <w:sz w:val="24"/>
-          <w:szCs w:val="24"/>
-          <w:rtl w:val="0"/>
-        </w:rPr>
-        <w:t xml:space="preserve">Admin settings &gt; services and packages page</w:t>
-      </w:r>
-    </w:p>
-    <w:p>
-      <w:pPr>
-        <w:keepNext w:val="1"/>
-        <w:keepLines w:val="1"/>
-        <w:numPr>
-          <w:ilvl w:val="0"/>
-          <w:numId w:val="40"/>
-        </w:numPr>
-        <w:spacing w:after="0" w:afterAutospacing="0" w:before="0" w:beforeAutospacing="0" w:lineRule="auto"/>
-        <w:ind w:left="720" w:hanging="360"/>
-        <w:rPr>
-          <w:rFonts w:ascii="Times" w:cs="Times" w:eastAsia="Times" w:hAnsi="Times"/>
-          <w:sz w:val="24"/>
-          <w:szCs w:val="24"/>
-        </w:rPr>
-      </w:pPr>
-      <w:r>
-        <w:rPr>
-          <w:rFonts w:ascii="Times" w:cs="Times" w:eastAsia="Times" w:hAnsi="Times"/>
-          <w:sz w:val="24"/>
-          <w:szCs w:val="24"/>
-          <w:rtl w:val="0"/>
-        </w:rPr>
-        <w:t xml:space="preserve">Make settings modal fullscreen</w:t>
-      </w:r>
-    </w:p>
-    <w:p>
-      <w:pPr>
-        <w:keepNext w:val="1"/>
-        <w:keepLines w:val="1"/>
-        <w:numPr>
-          <w:ilvl w:val="1"/>
-          <w:numId w:val="40"/>
-        </w:numPr>
-        <w:spacing w:after="0" w:afterAutospacing="0" w:before="0" w:beforeAutospacing="0" w:lineRule="auto"/>
-        <w:ind w:left="1440" w:hanging="360"/>
-        <w:rPr>
-          <w:rFonts w:ascii="Times" w:cs="Times" w:eastAsia="Times" w:hAnsi="Times"/>
-          <w:sz w:val="24"/>
-          <w:szCs w:val="24"/>
-        </w:rPr>
-      </w:pPr>
-      <w:r>
-        <w:rPr>
-          <w:rFonts w:ascii="Times" w:cs="Times" w:eastAsia="Times" w:hAnsi="Times"/>
-          <w:sz w:val="24"/>
-          <w:szCs w:val="24"/>
-          <w:rtl w:val="0"/>
-        </w:rPr>
-        <w:t xml:space="preserve">Settings sidebar should be a second sidebar</w:t>
-      </w:r>
-    </w:p>
-    <w:p>
-      <w:pPr>
-        <w:keepNext w:val="1"/>
-        <w:keepLines w:val="1"/>
-        <w:numPr>
-          <w:ilvl w:val="1"/>
-          <w:numId w:val="40"/>
-        </w:numPr>
-        <w:spacing w:after="0" w:afterAutospacing="0" w:before="0" w:beforeAutospacing="0" w:lineRule="auto"/>
-        <w:ind w:left="1440" w:hanging="360"/>
-        <w:rPr>
-          <w:rFonts w:ascii="Times" w:cs="Times" w:eastAsia="Times" w:hAnsi="Times"/>
-          <w:sz w:val="24"/>
-          <w:szCs w:val="24"/>
-        </w:rPr>
-      </w:pPr>
-      <w:r>
-        <w:rPr>
-          <w:rFonts w:ascii="Times" w:cs="Times" w:eastAsia="Times" w:hAnsi="Times"/>
-          <w:sz w:val="24"/>
-          <w:szCs w:val="24"/>
-          <w:rtl w:val="0"/>
-        </w:rPr>
-        <w:t xml:space="preserve">Auto collapses the dashboard sidebar when settings opened</w:t>
-      </w:r>
-    </w:p>
-    <w:p>
-      <w:pPr>
-        <w:keepNext w:val="1"/>
-        <w:keepLines w:val="1"/>
-        <w:numPr>
-          <w:ilvl w:val="0"/>
-          <w:numId w:val="40"/>
-        </w:numPr>
-        <w:spacing w:after="0" w:afterAutospacing="0" w:before="0" w:beforeAutospacing="0" w:lineRule="auto"/>
         <w:ind w:left="720" w:hanging="360"/>
         <w:rPr>
           <w:rFonts w:ascii="Times" w:cs="Times" w:eastAsia="Times" w:hAnsi="Times"/>
@@ -3595,7 +4163,7 @@
         <w:keepLines w:val="1"/>
         <w:numPr>
           <w:ilvl w:val="1"/>
-          <w:numId w:val="40"/>
+          <w:numId w:val="41"/>
         </w:numPr>
         <w:spacing w:after="0" w:afterAutospacing="0" w:before="0" w:beforeAutospacing="0" w:lineRule="auto"/>
         <w:ind w:left="1440" w:hanging="360"/>
@@ -3639,7 +4207,7 @@
         <w:keepLines w:val="1"/>
         <w:numPr>
           <w:ilvl w:val="1"/>
-          <w:numId w:val="40"/>
+          <w:numId w:val="41"/>
         </w:numPr>
         <w:spacing w:after="0" w:afterAutospacing="0" w:before="0" w:beforeAutospacing="0" w:lineRule="auto"/>
         <w:ind w:left="1440" w:hanging="360"/>
@@ -3687,7 +4255,7 @@
         <w:keepLines w:val="1"/>
         <w:numPr>
           <w:ilvl w:val="1"/>
-          <w:numId w:val="40"/>
+          <w:numId w:val="41"/>
         </w:numPr>
         <w:spacing w:after="0" w:afterAutospacing="0" w:before="0" w:beforeAutospacing="0" w:lineRule="auto"/>
         <w:ind w:left="1440" w:hanging="360"/>
@@ -3713,7 +4281,7 @@
         <w:keepLines w:val="1"/>
         <w:numPr>
           <w:ilvl w:val="2"/>
-          <w:numId w:val="40"/>
+          <w:numId w:val="41"/>
         </w:numPr>
         <w:spacing w:after="0" w:afterAutospacing="0" w:before="0" w:beforeAutospacing="0" w:lineRule="auto"/>
         <w:ind w:left="2160" w:hanging="360"/>
@@ -3733,7 +4301,7 @@
           <wp:inline distB="114300" distT="114300" distL="114300" distR="114300">
             <wp:extent cx="4897167" cy="2629088"/>
             <wp:effectExtent b="0" l="0" r="0" t="0"/>
-            <wp:docPr id="4" name="image3.png"/>
+            <wp:docPr id="7" name="image3.png"/>
             <a:graphic>
               <a:graphicData uri="http://schemas.openxmlformats.org/drawingml/2006/picture">
                 <pic:pic>
@@ -3774,7 +4342,7 @@
         <w:keepLines w:val="1"/>
         <w:numPr>
           <w:ilvl w:val="0"/>
-          <w:numId w:val="40"/>
+          <w:numId w:val="41"/>
         </w:numPr>
         <w:spacing w:after="0" w:afterAutospacing="0" w:before="0" w:beforeAutospacing="0" w:lineRule="auto"/>
         <w:ind w:left="720" w:hanging="360"/>
@@ -3822,7 +4390,7 @@
         <w:keepLines w:val="1"/>
         <w:numPr>
           <w:ilvl w:val="1"/>
-          <w:numId w:val="40"/>
+          <w:numId w:val="41"/>
         </w:numPr>
         <w:spacing w:after="0" w:afterAutospacing="0" w:before="0" w:beforeAutospacing="0" w:lineRule="auto"/>
         <w:ind w:left="1440" w:hanging="360"/>
@@ -3848,7 +4416,7 @@
         <w:keepLines w:val="1"/>
         <w:numPr>
           <w:ilvl w:val="1"/>
-          <w:numId w:val="40"/>
+          <w:numId w:val="41"/>
         </w:numPr>
         <w:spacing w:after="0" w:afterAutospacing="0" w:before="0" w:beforeAutospacing="0" w:lineRule="auto"/>
         <w:ind w:left="1440" w:hanging="360"/>
@@ -3874,7 +4442,7 @@
         <w:keepLines w:val="1"/>
         <w:numPr>
           <w:ilvl w:val="1"/>
-          <w:numId w:val="40"/>
+          <w:numId w:val="41"/>
         </w:numPr>
         <w:spacing w:after="0" w:afterAutospacing="0" w:before="0" w:beforeAutospacing="0" w:lineRule="auto"/>
         <w:ind w:left="1440" w:hanging="360"/>
@@ -3900,7 +4468,7 @@
         <w:keepLines w:val="1"/>
         <w:numPr>
           <w:ilvl w:val="1"/>
-          <w:numId w:val="40"/>
+          <w:numId w:val="41"/>
         </w:numPr>
         <w:spacing w:after="0" w:afterAutospacing="0" w:before="0" w:beforeAutospacing="0" w:lineRule="auto"/>
         <w:ind w:left="1440" w:hanging="360"/>
@@ -3926,7 +4494,7 @@
         <w:keepLines w:val="1"/>
         <w:numPr>
           <w:ilvl w:val="1"/>
-          <w:numId w:val="40"/>
+          <w:numId w:val="41"/>
         </w:numPr>
         <w:spacing w:after="0" w:afterAutospacing="0" w:before="0" w:beforeAutospacing="0" w:lineRule="auto"/>
         <w:ind w:left="1440" w:hanging="360"/>
@@ -3974,7 +4542,7 @@
         <w:keepLines w:val="1"/>
         <w:numPr>
           <w:ilvl w:val="1"/>
-          <w:numId w:val="40"/>
+          <w:numId w:val="41"/>
         </w:numPr>
         <w:spacing w:after="0" w:afterAutospacing="0" w:before="0" w:beforeAutospacing="0" w:lineRule="auto"/>
         <w:ind w:left="1440" w:hanging="360"/>
@@ -4000,7 +4568,7 @@
         <w:keepLines w:val="1"/>
         <w:numPr>
           <w:ilvl w:val="1"/>
-          <w:numId w:val="40"/>
+          <w:numId w:val="41"/>
         </w:numPr>
         <w:spacing w:after="0" w:afterAutospacing="0" w:before="0" w:beforeAutospacing="0" w:lineRule="auto"/>
         <w:ind w:left="1440" w:hanging="360"/>
@@ -4061,7 +4629,7 @@
         <w:keepLines w:val="1"/>
         <w:numPr>
           <w:ilvl w:val="0"/>
-          <w:numId w:val="40"/>
+          <w:numId w:val="41"/>
         </w:numPr>
         <w:spacing w:after="0" w:afterAutospacing="0" w:before="0" w:beforeAutospacing="0" w:lineRule="auto"/>
         <w:ind w:left="720" w:hanging="360"/>
@@ -4078,7 +4646,59 @@
           <w:szCs w:val="24"/>
           <w:rtl w:val="0"/>
         </w:rPr>
-        <w:t xml:space="preserve">Add an auto configure monthly schedule feature</w:t>
+        <w:t xml:space="preserve">Determine what dependencies or number or files that will be touched when we overhaul booking queue status field to unconfirmed &gt; confirmed &gt; completed/cancelled/no-show</w:t>
+      </w:r>
+    </w:p>
+    <w:p>
+      <w:pPr>
+        <w:keepNext w:val="1"/>
+        <w:keepLines w:val="1"/>
+        <w:numPr>
+          <w:ilvl w:val="0"/>
+          <w:numId w:val="41"/>
+        </w:numPr>
+        <w:spacing w:after="0" w:afterAutospacing="0" w:before="0" w:beforeAutospacing="0" w:lineRule="auto"/>
+        <w:ind w:left="720" w:hanging="360"/>
+        <w:rPr>
+          <w:rFonts w:ascii="Times" w:cs="Times" w:eastAsia="Times" w:hAnsi="Times"/>
+          <w:sz w:val="24"/>
+          <w:szCs w:val="24"/>
+        </w:rPr>
+      </w:pPr>
+      <w:r>
+        <w:rPr>
+          <w:rFonts w:ascii="Times" w:cs="Times" w:eastAsia="Times" w:hAnsi="Times"/>
+          <w:sz w:val="24"/>
+          <w:szCs w:val="24"/>
+          <w:rtl w:val="0"/>
+        </w:rPr>
+        <w:t xml:space="preserve">Confirm whether each payments queue row is linked to a transactions table, that is either downpayment, remaining balance payment or full payment</w:t>
+      </w:r>
+    </w:p>
+    <w:p>
+      <w:pPr>
+        <w:keepNext w:val="1"/>
+        <w:keepLines w:val="1"/>
+        <w:numPr>
+          <w:ilvl w:val="0"/>
+          <w:numId w:val="41"/>
+        </w:numPr>
+        <w:spacing w:after="0" w:afterAutospacing="0" w:before="0" w:beforeAutospacing="0" w:lineRule="auto"/>
+        <w:ind w:left="720" w:hanging="360"/>
+        <w:rPr>
+          <w:rFonts w:ascii="Times" w:cs="Times" w:eastAsia="Times" w:hAnsi="Times"/>
+          <w:sz w:val="24"/>
+          <w:szCs w:val="24"/>
+        </w:rPr>
+      </w:pPr>
+      <w:r>
+        <w:rPr>
+          <w:rFonts w:ascii="Times" w:cs="Times" w:eastAsia="Times" w:hAnsi="Times"/>
+          <w:sz w:val="24"/>
+          <w:szCs w:val="24"/>
+          <w:rtl w:val="0"/>
+        </w:rPr>
+        <w:t xml:space="preserve">Add a config in admin settings whether walkin bookings should take into account branch operating hours</w:t>
       </w:r>
     </w:p>
     <w:p>
@@ -4087,7 +4707,7 @@
         <w:keepLines w:val="1"/>
         <w:numPr>
           <w:ilvl w:val="1"/>
-          <w:numId w:val="40"/>
+          <w:numId w:val="41"/>
         </w:numPr>
         <w:spacing w:after="0" w:afterAutospacing="0" w:before="0" w:beforeAutospacing="0" w:lineRule="auto"/>
         <w:ind w:left="1440" w:hanging="360"/>
@@ -4104,7 +4724,7 @@
           <w:szCs w:val="24"/>
           <w:rtl w:val="0"/>
         </w:rPr>
-        <w:t xml:space="preserve">Automatically chooses rest days, etc. for all staff</w:t>
+        <w:t xml:space="preserve">Since booking a walkin at 8PM doesn’t sound right</w:t>
       </w:r>
     </w:p>
     <w:p>
@@ -4113,460 +4733,38 @@
         <w:keepLines w:val="1"/>
         <w:numPr>
           <w:ilvl w:val="1"/>
-          <w:numId w:val="40"/>
+          <w:numId w:val="41"/>
         </w:numPr>
-        <w:spacing w:after="0" w:afterAutospacing="0" w:before="0" w:beforeAutospacing="0" w:lineRule="auto"/>
+        <w:spacing w:after="240" w:before="0" w:beforeAutospacing="0" w:lineRule="auto"/>
         <w:ind w:left="1440" w:hanging="360"/>
         <w:rPr>
           <w:rFonts w:ascii="Times" w:cs="Times" w:eastAsia="Times" w:hAnsi="Times"/>
           <w:sz w:val="24"/>
           <w:szCs w:val="24"/>
         </w:rPr>
+        <w:sectPr>
+          <w:type w:val="nextPage"/>
+          <w:pgSz w:h="15840" w:w="12240" w:orient="portrait"/>
+          <w:pgMar w:bottom="1440" w:top="1440" w:left="1440" w:right="1440" w:header="720" w:footer="720"/>
+          <w:pgNumType w:start="1"/>
+        </w:sectPr>
       </w:pPr>
       <w:r>
         <w:rPr>
           <w:rFonts w:ascii="Times" w:cs="Times" w:eastAsia="Times" w:hAnsi="Times"/>
           <w:sz w:val="24"/>
           <w:szCs w:val="24"/>
-          <w:rtl w:val="0"/>
-        </w:rPr>
-        <w:t xml:space="preserve">Available in the monthly schedule UI</w:t>
-      </w:r>
-    </w:p>
-    <w:p>
-      <w:pPr>
-        <w:keepNext w:val="1"/>
-        <w:keepLines w:val="1"/>
-        <w:numPr>
-          <w:ilvl w:val="0"/>
-          <w:numId w:val="40"/>
-        </w:numPr>
-        <w:spacing w:after="0" w:afterAutospacing="0" w:before="0" w:beforeAutospacing="0" w:lineRule="auto"/>
-        <w:ind w:left="720" w:hanging="360"/>
-        <w:rPr>
-          <w:rFonts w:ascii="Times" w:cs="Times" w:eastAsia="Times" w:hAnsi="Times"/>
-          <w:sz w:val="24"/>
-          <w:szCs w:val="24"/>
-        </w:rPr>
-      </w:pPr>
-      <w:r>
-        <w:rPr>
-          <w:rFonts w:ascii="Times" w:cs="Times" w:eastAsia="Times" w:hAnsi="Times"/>
-          <w:sz w:val="24"/>
-          <w:szCs w:val="24"/>
-          <w:rtl w:val="0"/>
-        </w:rPr>
-        <w:t xml:space="preserve">Add a way for staff to see their rest days, etc. assigned by supervisors and admins in monthly schedule</w:t>
-      </w:r>
-    </w:p>
-    <w:p>
-      <w:pPr>
-        <w:keepNext w:val="1"/>
-        <w:keepLines w:val="1"/>
-        <w:numPr>
-          <w:ilvl w:val="0"/>
-          <w:numId w:val="40"/>
-        </w:numPr>
-        <w:spacing w:after="0" w:afterAutospacing="0" w:before="0" w:beforeAutospacing="0" w:lineRule="auto"/>
-        <w:ind w:left="720" w:hanging="360"/>
-        <w:rPr>
-          <w:rFonts w:ascii="Times" w:cs="Times" w:eastAsia="Times" w:hAnsi="Times"/>
-          <w:sz w:val="24"/>
-          <w:szCs w:val="24"/>
-        </w:rPr>
-      </w:pPr>
-      <w:r>
-        <w:rPr>
-          <w:rFonts w:ascii="Times" w:cs="Times" w:eastAsia="Times" w:hAnsi="Times"/>
-          <w:sz w:val="24"/>
-          <w:szCs w:val="24"/>
-          <w:rtl w:val="0"/>
-        </w:rPr>
-        <w:t xml:space="preserve">Add missing unit test files for all files</w:t>
-      </w:r>
-    </w:p>
-    <w:p>
-      <w:pPr>
-        <w:keepNext w:val="1"/>
-        <w:keepLines w:val="1"/>
-        <w:numPr>
-          <w:ilvl w:val="0"/>
-          <w:numId w:val="40"/>
-        </w:numPr>
-        <w:spacing w:after="0" w:afterAutospacing="0" w:before="0" w:beforeAutospacing="0" w:lineRule="auto"/>
-        <w:ind w:left="720" w:hanging="360"/>
-        <w:rPr>
-          <w:rFonts w:ascii="Times" w:cs="Times" w:eastAsia="Times" w:hAnsi="Times"/>
-          <w:sz w:val="24"/>
-          <w:szCs w:val="24"/>
-        </w:rPr>
-      </w:pPr>
-      <w:r>
-        <w:rPr>
-          <w:rFonts w:ascii="Times" w:cs="Times" w:eastAsia="Times" w:hAnsi="Times"/>
-          <w:sz w:val="24"/>
-          <w:szCs w:val="24"/>
-          <w:rtl w:val="0"/>
-        </w:rPr>
-        <w:t xml:space="preserve">Ask Claude how to add mcp servers, recommended mcp servers for both dev and vault repos</w:t>
-      </w:r>
-    </w:p>
-    <w:p>
-      <w:pPr>
-        <w:keepNext w:val="1"/>
-        <w:keepLines w:val="1"/>
-        <w:numPr>
-          <w:ilvl w:val="0"/>
-          <w:numId w:val="40"/>
-        </w:numPr>
-        <w:spacing w:after="0" w:afterAutospacing="0" w:before="0" w:beforeAutospacing="0" w:lineRule="auto"/>
-        <w:ind w:left="720" w:hanging="360"/>
-        <w:rPr>
-          <w:rFonts w:ascii="Times" w:cs="Times" w:eastAsia="Times" w:hAnsi="Times"/>
-          <w:sz w:val="24"/>
-          <w:szCs w:val="24"/>
-        </w:rPr>
-      </w:pPr>
-      <w:r>
-        <w:rPr>
-          <w:rFonts w:ascii="Times" w:cs="Times" w:eastAsia="Times" w:hAnsi="Times"/>
-          <w:sz w:val="24"/>
-          <w:szCs w:val="24"/>
-          <w:rtl w:val="0"/>
-        </w:rPr>
-        <w:t xml:space="preserve">Determine what dependencies or number or files that will be touched when we overhaul booking queue status field to unconfirmed &gt; confirmed &gt; completed/cancelled/no-show</w:t>
-      </w:r>
-    </w:p>
-    <w:p>
-      <w:pPr>
-        <w:keepNext w:val="1"/>
-        <w:keepLines w:val="1"/>
-        <w:numPr>
-          <w:ilvl w:val="0"/>
-          <w:numId w:val="40"/>
-        </w:numPr>
-        <w:spacing w:after="0" w:afterAutospacing="0" w:before="0" w:beforeAutospacing="0" w:lineRule="auto"/>
-        <w:ind w:left="720" w:hanging="360"/>
-        <w:rPr>
-          <w:rFonts w:ascii="Times" w:cs="Times" w:eastAsia="Times" w:hAnsi="Times"/>
-          <w:sz w:val="24"/>
-          <w:szCs w:val="24"/>
-        </w:rPr>
-      </w:pPr>
-      <w:r>
-        <w:rPr>
-          <w:rFonts w:ascii="Times" w:cs="Times" w:eastAsia="Times" w:hAnsi="Times"/>
-          <w:sz w:val="24"/>
-          <w:szCs w:val="24"/>
-          <w:rtl w:val="0"/>
-        </w:rPr>
-        <w:t xml:space="preserve">At booking process &gt; payment step, allow customers/receptionist to choose whether to pay in full or downpayment when doing online bookings</w:t>
-      </w:r>
-    </w:p>
-    <w:p>
-      <w:pPr>
-        <w:keepNext w:val="1"/>
-        <w:keepLines w:val="1"/>
-        <w:numPr>
-          <w:ilvl w:val="0"/>
-          <w:numId w:val="40"/>
-        </w:numPr>
-        <w:spacing w:after="0" w:afterAutospacing="0" w:before="0" w:beforeAutospacing="0" w:lineRule="auto"/>
-        <w:ind w:left="720" w:hanging="360"/>
-        <w:rPr>
-          <w:rFonts w:ascii="Times" w:cs="Times" w:eastAsia="Times" w:hAnsi="Times"/>
-          <w:sz w:val="24"/>
-          <w:szCs w:val="24"/>
-        </w:rPr>
-      </w:pPr>
-      <w:r>
-        <w:rPr>
-          <w:rFonts w:ascii="Times" w:cs="Times" w:eastAsia="Times" w:hAnsi="Times"/>
-          <w:sz w:val="24"/>
-          <w:szCs w:val="24"/>
-          <w:rtl w:val="0"/>
-        </w:rPr>
-        <w:t xml:space="preserve">Confirm whether each payments queue row is linked to a transactions table, that is either downpayment, remaining balance payment or full payment</w:t>
-      </w:r>
-    </w:p>
-    <w:p>
-      <w:pPr>
-        <w:keepNext w:val="1"/>
-        <w:keepLines w:val="1"/>
-        <w:numPr>
-          <w:ilvl w:val="0"/>
-          <w:numId w:val="40"/>
-        </w:numPr>
-        <w:spacing w:after="0" w:afterAutospacing="0" w:before="0" w:beforeAutospacing="0" w:lineRule="auto"/>
-        <w:ind w:left="720" w:hanging="360"/>
-        <w:rPr>
-          <w:rFonts w:ascii="Times" w:cs="Times" w:eastAsia="Times" w:hAnsi="Times"/>
-          <w:sz w:val="24"/>
-          <w:szCs w:val="24"/>
-        </w:rPr>
-      </w:pPr>
-      <w:r>
-        <w:rPr>
-          <w:rFonts w:ascii="Times" w:cs="Times" w:eastAsia="Times" w:hAnsi="Times"/>
-          <w:sz w:val="24"/>
-          <w:szCs w:val="24"/>
-          <w:rtl w:val="0"/>
-        </w:rPr>
-        <w:t xml:space="preserve">Remove payment mode in booking process, move it to customer &gt; my transactions and cashier &gt; transactions</w:t>
-      </w:r>
-    </w:p>
-    <w:p>
-      <w:pPr>
-        <w:keepNext w:val="1"/>
-        <w:keepLines w:val="1"/>
-        <w:numPr>
-          <w:ilvl w:val="1"/>
-          <w:numId w:val="40"/>
-        </w:numPr>
-        <w:spacing w:after="0" w:afterAutospacing="0" w:before="0" w:beforeAutospacing="0" w:lineRule="auto"/>
-        <w:ind w:left="1440" w:hanging="360"/>
-        <w:rPr>
-          <w:rFonts w:ascii="Times" w:cs="Times" w:eastAsia="Times" w:hAnsi="Times"/>
-          <w:sz w:val="24"/>
-          <w:szCs w:val="24"/>
-        </w:rPr>
-      </w:pPr>
-      <w:r>
-        <w:rPr>
-          <w:rFonts w:ascii="Times" w:cs="Times" w:eastAsia="Times" w:hAnsi="Times"/>
-          <w:sz w:val="24"/>
-          <w:szCs w:val="24"/>
-          <w:rtl w:val="0"/>
-        </w:rPr>
-        <w:t xml:space="preserve">Payment mode only appears when clicking on a transaction &gt; pay</w:t>
-      </w:r>
-    </w:p>
-    <w:p>
-      <w:pPr>
-        <w:keepNext w:val="1"/>
-        <w:keepLines w:val="1"/>
-        <w:numPr>
-          <w:ilvl w:val="1"/>
-          <w:numId w:val="40"/>
-        </w:numPr>
-        <w:spacing w:after="0" w:afterAutospacing="0" w:before="0" w:beforeAutospacing="0" w:lineRule="auto"/>
-        <w:ind w:left="1440" w:hanging="360"/>
-        <w:rPr>
-          <w:rFonts w:ascii="Times" w:cs="Times" w:eastAsia="Times" w:hAnsi="Times"/>
-          <w:sz w:val="24"/>
-          <w:szCs w:val="24"/>
-        </w:rPr>
-      </w:pPr>
-      <w:r>
-        <w:rPr>
-          <w:rFonts w:ascii="Times" w:cs="Times" w:eastAsia="Times" w:hAnsi="Times"/>
-          <w:sz w:val="24"/>
-          <w:szCs w:val="24"/>
-          <w:rtl w:val="0"/>
-        </w:rPr>
-        <w:t xml:space="preserve">Customers can choose credits, gcash or paymaya</w:t>
-      </w:r>
-    </w:p>
-    <w:p>
-      <w:pPr>
-        <w:keepNext w:val="1"/>
-        <w:keepLines w:val="1"/>
-        <w:numPr>
-          <w:ilvl w:val="1"/>
-          <w:numId w:val="40"/>
-        </w:numPr>
-        <w:spacing w:after="0" w:afterAutospacing="0" w:before="0" w:beforeAutospacing="0" w:lineRule="auto"/>
-        <w:ind w:left="1440" w:hanging="360"/>
-        <w:rPr>
-          <w:rFonts w:ascii="Times" w:cs="Times" w:eastAsia="Times" w:hAnsi="Times"/>
-          <w:sz w:val="24"/>
-          <w:szCs w:val="24"/>
-        </w:rPr>
-      </w:pPr>
-      <w:r>
-        <w:rPr>
-          <w:rFonts w:ascii="Times" w:cs="Times" w:eastAsia="Times" w:hAnsi="Times"/>
-          <w:sz w:val="24"/>
-          <w:szCs w:val="24"/>
-          <w:rtl w:val="0"/>
-        </w:rPr>
-        <w:t xml:space="preserve">Cashiers can choose cash, bank, card, pickaroo and the aforementioned three</w:t>
-      </w:r>
-    </w:p>
-    <w:p>
-      <w:pPr>
-        <w:numPr>
-          <w:ilvl w:val="0"/>
-          <w:numId w:val="40"/>
-        </w:numPr>
-        <w:spacing w:after="0" w:afterAutospacing="0" w:line="240" w:lineRule="auto"/>
-        <w:ind w:left="720" w:hanging="360"/>
-        <w:rPr>
-          <w:rFonts w:ascii="Times" w:cs="Times" w:eastAsia="Times" w:hAnsi="Times"/>
-          <w:sz w:val="24"/>
-          <w:szCs w:val="24"/>
-        </w:rPr>
-      </w:pPr>
-      <w:r>
-        <w:rPr>
-          <w:rFonts w:ascii="Times" w:cs="Times" w:eastAsia="Times" w:hAnsi="Times"/>
-          <w:sz w:val="24"/>
-          <w:szCs w:val="24"/>
-          <w:rtl w:val="0"/>
-        </w:rPr>
-        <w:t xml:space="preserve">Add a table view for all queues (bookings, payments, etc.)</w:t>
-      </w:r>
-    </w:p>
-    <w:p>
-      <w:pPr>
-        <w:numPr>
-          <w:ilvl w:val="0"/>
-          <w:numId w:val="40"/>
-        </w:numPr>
-        <w:spacing w:after="0" w:afterAutospacing="0" w:line="240" w:lineRule="auto"/>
-        <w:ind w:left="720" w:hanging="360"/>
-        <w:rPr>
-          <w:rFonts w:ascii="Times" w:cs="Times" w:eastAsia="Times" w:hAnsi="Times"/>
-          <w:sz w:val="24"/>
-          <w:szCs w:val="24"/>
-        </w:rPr>
-      </w:pPr>
-      <w:r>
-        <w:rPr>
-          <w:rFonts w:ascii="Times" w:cs="Times" w:eastAsia="Times" w:hAnsi="Times"/>
-          <w:sz w:val="24"/>
-          <w:szCs w:val="24"/>
-          <w:rtl w:val="0"/>
-        </w:rPr>
-        <w:t xml:space="preserve">When creating new service type &gt; staff picker, it doesn’t specify what staff roles are available to choose from</w:t>
-      </w:r>
-    </w:p>
-    <w:p>
-      <w:pPr>
-        <w:numPr>
-          <w:ilvl w:val="1"/>
-          <w:numId w:val="40"/>
-        </w:numPr>
-        <w:spacing w:after="0" w:afterAutospacing="0" w:line="240" w:lineRule="auto"/>
-        <w:ind w:left="1440" w:hanging="360"/>
-        <w:rPr>
-          <w:rFonts w:ascii="Times" w:cs="Times" w:eastAsia="Times" w:hAnsi="Times"/>
-          <w:sz w:val="24"/>
-          <w:szCs w:val="24"/>
-        </w:rPr>
-      </w:pPr>
-      <w:r>
-        <w:rPr>
-          <w:rFonts w:ascii="Times" w:cs="Times" w:eastAsia="Times" w:hAnsi="Times"/>
-          <w:sz w:val="24"/>
-          <w:szCs w:val="24"/>
-          <w:rtl w:val="0"/>
-        </w:rPr>
-        <w:t xml:space="preserve">Extend it by adding options to choose staff roles (multi-select)</w:t>
-      </w:r>
-    </w:p>
-    <w:p>
-      <w:pPr>
-        <w:numPr>
-          <w:ilvl w:val="1"/>
-          <w:numId w:val="40"/>
-        </w:numPr>
-        <w:spacing w:after="0" w:afterAutospacing="0" w:line="240" w:lineRule="auto"/>
-        <w:ind w:left="1440" w:hanging="360"/>
-        <w:rPr>
-          <w:rFonts w:ascii="Times" w:cs="Times" w:eastAsia="Times" w:hAnsi="Times"/>
-          <w:sz w:val="24"/>
-          <w:szCs w:val="24"/>
-        </w:rPr>
-      </w:pPr>
-      <w:r>
-        <w:rPr>
-          <w:rFonts w:ascii="Times" w:cs="Times" w:eastAsia="Times" w:hAnsi="Times"/>
-          <w:sz w:val="24"/>
-          <w:szCs w:val="24"/>
-          <w:rtl w:val="0"/>
-        </w:rPr>
-        <w:t xml:space="preserve">Since grooming services &gt; groomer, vet services &gt; vets, etc.</w:t>
-      </w:r>
-    </w:p>
-    <w:p>
-      <w:pPr>
-        <w:numPr>
-          <w:ilvl w:val="1"/>
-          <w:numId w:val="40"/>
-        </w:numPr>
-        <w:spacing w:after="0" w:afterAutospacing="0" w:line="240" w:lineRule="auto"/>
-        <w:ind w:left="1440" w:hanging="360"/>
-        <w:rPr>
-          <w:rFonts w:ascii="Times" w:cs="Times" w:eastAsia="Times" w:hAnsi="Times"/>
-          <w:sz w:val="24"/>
-          <w:szCs w:val="24"/>
-        </w:rPr>
-      </w:pPr>
-      <w:r>
-        <w:rPr>
-          <w:rFonts w:ascii="Times" w:cs="Times" w:eastAsia="Times" w:hAnsi="Times"/>
-          <w:sz w:val="24"/>
-          <w:szCs w:val="24"/>
-          <w:rtl w:val="0"/>
-        </w:rPr>
-        <w:t xml:space="preserve">Do the same for existing service types and update seed scripts</w:t>
-      </w:r>
-    </w:p>
-    <w:p>
-      <w:pPr>
-        <w:numPr>
-          <w:ilvl w:val="1"/>
-          <w:numId w:val="40"/>
-        </w:numPr>
-        <w:spacing w:after="0" w:afterAutospacing="0" w:line="240" w:lineRule="auto"/>
-        <w:ind w:left="1440" w:hanging="360"/>
-        <w:rPr>
-          <w:rFonts w:ascii="Times" w:cs="Times" w:eastAsia="Times" w:hAnsi="Times"/>
-          <w:sz w:val="24"/>
-          <w:szCs w:val="24"/>
-        </w:rPr>
-      </w:pPr>
-      <w:r>
-        <w:rPr>
-          <w:rFonts w:ascii="Times" w:cs="Times" w:eastAsia="Times" w:hAnsi="Times"/>
-          <w:sz w:val="24"/>
-          <w:szCs w:val="24"/>
-          <w:rtl w:val="0"/>
-        </w:rPr>
-        <w:t xml:space="preserve">Also remove the key field, this should be randomly generated anyway, only leave out name</w:t>
-      </w:r>
-    </w:p>
-    <w:p>
-      <w:pPr>
-        <w:numPr>
-          <w:ilvl w:val="1"/>
-          <w:numId w:val="40"/>
-        </w:numPr>
-        <w:spacing w:after="0" w:afterAutospacing="0" w:line="240" w:lineRule="auto"/>
-        <w:ind w:left="1440" w:hanging="360"/>
-        <w:rPr>
-          <w:rFonts w:ascii="Times" w:cs="Times" w:eastAsia="Times" w:hAnsi="Times"/>
-          <w:sz w:val="24"/>
-          <w:szCs w:val="24"/>
-        </w:rPr>
-      </w:pPr>
-      <w:r>
-        <w:rPr>
-          <w:rFonts w:ascii="Times" w:cs="Times" w:eastAsia="Times" w:hAnsi="Times"/>
-          <w:sz w:val="24"/>
-          <w:szCs w:val="24"/>
         </w:rPr>
         <w:drawing>
           <wp:inline distB="114300" distT="114300" distL="114300" distR="114300">
-            <wp:extent cx="4389086" cy="2370388"/>
+            <wp:extent cx="4205288" cy="3660377"/>
             <wp:effectExtent b="0" l="0" r="0" t="0"/>
-            <wp:docPr id="2" name="image5.png"/>
+            <wp:docPr id="8" name="image8.png"/>
             <a:graphic>
               <a:graphicData uri="http://schemas.openxmlformats.org/drawingml/2006/picture">
                 <pic:pic>
                   <pic:nvPicPr>
-                    <pic:cNvPr id="0" name="image5.png"/>
+                    <pic:cNvPr id="0" name="image8.png"/>
                     <pic:cNvPicPr preferRelativeResize="0"/>
                   </pic:nvPicPr>
                   <pic:blipFill>
@@ -4579,203 +4777,7 @@
                   <pic:spPr>
                     <a:xfrm>
                       <a:off x="0" y="0"/>
-                      <a:ext cx="4389086" cy="2370388"/>
-                    </a:xfrm>
-                    <a:prstGeom prst="rect"/>
-                    <a:ln/>
-                  </pic:spPr>
-                </pic:pic>
-              </a:graphicData>
-            </a:graphic>
-          </wp:inline>
-        </w:drawing>
-      </w:r>
-      <w:r>
-        <w:rPr>
-          <w:rtl w:val="0"/>
-        </w:rPr>
-      </w:r>
-    </w:p>
-    <w:p>
-      <w:pPr>
-        <w:numPr>
-          <w:ilvl w:val="1"/>
-          <w:numId w:val="40"/>
-        </w:numPr>
-        <w:spacing w:after="0" w:afterAutospacing="0" w:line="240" w:lineRule="auto"/>
-        <w:ind w:left="1440" w:hanging="360"/>
-        <w:rPr>
-          <w:rFonts w:ascii="Times" w:cs="Times" w:eastAsia="Times" w:hAnsi="Times"/>
-          <w:sz w:val="24"/>
-          <w:szCs w:val="24"/>
-        </w:rPr>
-      </w:pPr>
-      <w:r>
-        <w:rPr>
-          <w:rFonts w:ascii="Times" w:cs="Times" w:eastAsia="Times" w:hAnsi="Times"/>
-          <w:sz w:val="24"/>
-          <w:szCs w:val="24"/>
-          <w:rtl w:val="0"/>
-        </w:rPr>
-        <w:t xml:space="preserve">Just drop key field, it seems redundant, I don’t like it showing in the list either</w:t>
-      </w:r>
-    </w:p>
-    <w:p>
-      <w:pPr>
-        <w:numPr>
-          <w:ilvl w:val="2"/>
-          <w:numId w:val="40"/>
-        </w:numPr>
-        <w:spacing w:after="0" w:afterAutospacing="0" w:line="240" w:lineRule="auto"/>
-        <w:ind w:left="2160" w:hanging="360"/>
-        <w:rPr>
-          <w:rFonts w:ascii="Times" w:cs="Times" w:eastAsia="Times" w:hAnsi="Times"/>
-          <w:sz w:val="24"/>
-          <w:szCs w:val="24"/>
-        </w:rPr>
-      </w:pPr>
-      <w:r>
-        <w:rPr>
-          <w:rFonts w:ascii="Times" w:cs="Times" w:eastAsia="Times" w:hAnsi="Times"/>
-          <w:sz w:val="24"/>
-          <w:szCs w:val="24"/>
-        </w:rPr>
-        <w:drawing>
-          <wp:inline distB="114300" distT="114300" distL="114300" distR="114300">
-            <wp:extent cx="4863526" cy="3624263"/>
-            <wp:effectExtent b="0" l="0" r="0" t="0"/>
-            <wp:docPr id="1" name="image1.png"/>
-            <a:graphic>
-              <a:graphicData uri="http://schemas.openxmlformats.org/drawingml/2006/picture">
-                <pic:pic>
-                  <pic:nvPicPr>
-                    <pic:cNvPr id="0" name="image1.png"/>
-                    <pic:cNvPicPr preferRelativeResize="0"/>
-                  </pic:nvPicPr>
-                  <pic:blipFill>
-                    <a:blip r:embed="rId19"/>
-                    <a:srcRect b="0" l="0" r="0" t="0"/>
-                    <a:stretch>
-                      <a:fillRect/>
-                    </a:stretch>
-                  </pic:blipFill>
-                  <pic:spPr>
-                    <a:xfrm>
-                      <a:off x="0" y="0"/>
-                      <a:ext cx="4863526" cy="3624263"/>
-                    </a:xfrm>
-                    <a:prstGeom prst="rect"/>
-                    <a:ln/>
-                  </pic:spPr>
-                </pic:pic>
-              </a:graphicData>
-            </a:graphic>
-          </wp:inline>
-        </w:drawing>
-      </w:r>
-      <w:r>
-        <w:rPr>
-          <w:rtl w:val="0"/>
-        </w:rPr>
-      </w:r>
-    </w:p>
-    <w:p>
-      <w:pPr>
-        <w:numPr>
-          <w:ilvl w:val="0"/>
-          <w:numId w:val="40"/>
-        </w:numPr>
-        <w:spacing w:after="0" w:afterAutospacing="0" w:line="240" w:lineRule="auto"/>
-        <w:ind w:left="720" w:hanging="360"/>
-        <w:rPr>
-          <w:rFonts w:ascii="Times" w:cs="Times" w:eastAsia="Times" w:hAnsi="Times"/>
-          <w:sz w:val="24"/>
-          <w:szCs w:val="24"/>
-        </w:rPr>
-      </w:pPr>
-      <w:r>
-        <w:rPr>
-          <w:rFonts w:ascii="Times" w:cs="Times" w:eastAsia="Times" w:hAnsi="Times"/>
-          <w:sz w:val="24"/>
-          <w:szCs w:val="24"/>
-          <w:rtl w:val="0"/>
-        </w:rPr>
-        <w:t xml:space="preserve">Add info button on booking process &gt; service type step</w:t>
-      </w:r>
-    </w:p>
-    <w:p>
-      <w:pPr>
-        <w:numPr>
-          <w:ilvl w:val="1"/>
-          <w:numId w:val="40"/>
-        </w:numPr>
-        <w:spacing w:after="0" w:afterAutospacing="0" w:line="240" w:lineRule="auto"/>
-        <w:ind w:left="1440" w:hanging="360"/>
-        <w:rPr>
-          <w:rFonts w:ascii="Times" w:cs="Times" w:eastAsia="Times" w:hAnsi="Times"/>
-          <w:sz w:val="24"/>
-          <w:szCs w:val="24"/>
-        </w:rPr>
-      </w:pPr>
-      <w:r>
-        <w:rPr>
-          <w:rFonts w:ascii="Times" w:cs="Times" w:eastAsia="Times" w:hAnsi="Times"/>
-          <w:sz w:val="24"/>
-          <w:szCs w:val="24"/>
-          <w:rtl w:val="0"/>
-        </w:rPr>
-        <w:t xml:space="preserve">Should include the available services for that service type (but readonly)</w:t>
-      </w:r>
-    </w:p>
-    <w:p>
-      <w:pPr>
-        <w:numPr>
-          <w:ilvl w:val="1"/>
-          <w:numId w:val="40"/>
-        </w:numPr>
-        <w:spacing w:after="60" w:line="240" w:lineRule="auto"/>
-        <w:ind w:left="1440" w:hanging="360"/>
-        <w:rPr>
-          <w:rFonts w:ascii="Times" w:cs="Times" w:eastAsia="Times" w:hAnsi="Times"/>
-          <w:sz w:val="24"/>
-          <w:szCs w:val="24"/>
-        </w:rPr>
-        <w:sectPr>
-          <w:type w:val="nextPage"/>
-          <w:pgSz w:h="15840" w:w="12240" w:orient="portrait"/>
-          <w:pgMar w:bottom="1440" w:top="1440" w:left="1440" w:right="1440" w:header="720" w:footer="720"/>
-          <w:pgNumType w:start="1"/>
-        </w:sectPr>
-      </w:pPr>
-      <w:r>
-        <w:rPr>
-          <w:rFonts w:ascii="Times" w:cs="Times" w:eastAsia="Times" w:hAnsi="Times"/>
-          <w:sz w:val="24"/>
-          <w:szCs w:val="24"/>
-        </w:rPr>
-        <w:drawing>
-          <wp:inline distB="114300" distT="114300" distL="114300" distR="114300">
-            <wp:extent cx="4041297" cy="2195513"/>
-            <wp:effectExtent b="0" l="0" r="0" t="0"/>
-            <wp:docPr id="5" name="image2.png"/>
-            <a:graphic>
-              <a:graphicData uri="http://schemas.openxmlformats.org/drawingml/2006/picture">
-                <pic:pic>
-                  <pic:nvPicPr>
-                    <pic:cNvPr id="0" name="image2.png"/>
-                    <pic:cNvPicPr preferRelativeResize="0"/>
-                  </pic:nvPicPr>
-                  <pic:blipFill>
-                    <a:blip r:embed="rId20"/>
-                    <a:srcRect b="0" l="0" r="0" t="0"/>
-                    <a:stretch>
-                      <a:fillRect/>
-                    </a:stretch>
-                  </pic:blipFill>
-                  <pic:spPr>
-                    <a:xfrm>
-                      <a:off x="0" y="0"/>
-                      <a:ext cx="4041297" cy="2195513"/>
+                      <a:ext cx="4205288" cy="3660377"/>
                     </a:xfrm>
                     <a:prstGeom prst="rect"/>
                     <a:ln/>
@@ -4822,7 +4824,7 @@
           <w:pgNumType w:start="1"/>
         </w:sectPr>
       </w:pPr>
-      <w:bookmarkStart w:colFirst="0" w:colLast="0" w:name="_p0yvazs93pt4" w:id="3"/>
+      <w:bookmarkStart w:colFirst="0" w:colLast="0" w:name="_gh06rb6ft0ju" w:id="3"/>
       <w:bookmarkEnd w:id="3"/>
       <w:r>
         <w:rPr>
@@ -4841,459 +4843,6 @@
           <w:vertAlign w:val="baseline"/>
           <w:rtl w:val="0"/>
         </w:rPr>
-        <w:t xml:space="preserve">Hard</w:t>
-      </w:r>
-      <w:r>
-        <w:rPr>
-          <w:rtl w:val="0"/>
-        </w:rPr>
-      </w:r>
-    </w:p>
-    <w:p>
-      <w:pPr>
-        <w:keepNext w:val="1"/>
-        <w:keepLines w:val="1"/>
-        <w:numPr>
-          <w:ilvl w:val="0"/>
-          <w:numId w:val="38"/>
-        </w:numPr>
-        <w:spacing w:after="0" w:afterAutospacing="0" w:before="240" w:lineRule="auto"/>
-        <w:ind w:left="720" w:hanging="360"/>
-        <w:rPr>
-          <w:rFonts w:ascii="Times" w:cs="Times" w:eastAsia="Times" w:hAnsi="Times"/>
-          <w:sz w:val="24"/>
-          <w:szCs w:val="24"/>
-        </w:rPr>
-      </w:pPr>
-      <w:r>
-        <w:rPr>
-          <w:rFonts w:ascii="Times" w:cs="Times" w:eastAsia="Times" w:hAnsi="Times"/>
-          <w:sz w:val="24"/>
-          <w:szCs w:val="24"/>
-          <w:rtl w:val="0"/>
-        </w:rPr>
-        <w:t xml:space="preserve">Vet type staff should have some sort of specialization (e.g. respiratory, cardio, etc.)</w:t>
-      </w:r>
-    </w:p>
-    <w:p>
-      <w:pPr>
-        <w:keepNext w:val="1"/>
-        <w:keepLines w:val="1"/>
-        <w:numPr>
-          <w:ilvl w:val="1"/>
-          <w:numId w:val="38"/>
-        </w:numPr>
-        <w:spacing w:after="0" w:afterAutospacing="0" w:before="0" w:beforeAutospacing="0" w:lineRule="auto"/>
-        <w:ind w:left="1440" w:hanging="360"/>
-        <w:rPr>
-          <w:rFonts w:ascii="Times" w:cs="Times" w:eastAsia="Times" w:hAnsi="Times"/>
-          <w:sz w:val="24"/>
-          <w:szCs w:val="24"/>
-        </w:rPr>
-      </w:pPr>
-      <w:r>
-        <w:rPr>
-          <w:rFonts w:ascii="Times" w:cs="Times" w:eastAsia="Times" w:hAnsi="Times"/>
-          <w:sz w:val="24"/>
-          <w:szCs w:val="24"/>
-          <w:rtl w:val="0"/>
-        </w:rPr>
-        <w:t xml:space="preserve">This should be shown in booking process &gt; staff picker</w:t>
-      </w:r>
-    </w:p>
-    <w:p>
-      <w:pPr>
-        <w:keepNext w:val="1"/>
-        <w:keepLines w:val="1"/>
-        <w:numPr>
-          <w:ilvl w:val="1"/>
-          <w:numId w:val="38"/>
-        </w:numPr>
-        <w:spacing w:after="0" w:afterAutospacing="0" w:before="0" w:beforeAutospacing="0" w:lineRule="auto"/>
-        <w:ind w:left="1440" w:hanging="360"/>
-        <w:rPr>
-          <w:rFonts w:ascii="Times" w:cs="Times" w:eastAsia="Times" w:hAnsi="Times"/>
-          <w:sz w:val="24"/>
-          <w:szCs w:val="24"/>
-        </w:rPr>
-      </w:pPr>
-      <w:r>
-        <w:rPr>
-          <w:rFonts w:ascii="Times" w:cs="Times" w:eastAsia="Times" w:hAnsi="Times"/>
-          <w:sz w:val="24"/>
-          <w:szCs w:val="24"/>
-          <w:rtl w:val="0"/>
-        </w:rPr>
-        <w:t xml:space="preserve">This should also influence what kind of services they offer</w:t>
-      </w:r>
-    </w:p>
-    <w:p>
-      <w:pPr>
-        <w:keepNext w:val="1"/>
-        <w:keepLines w:val="1"/>
-        <w:numPr>
-          <w:ilvl w:val="1"/>
-          <w:numId w:val="38"/>
-        </w:numPr>
-        <w:spacing w:after="0" w:afterAutospacing="0" w:before="0" w:beforeAutospacing="0" w:lineRule="auto"/>
-        <w:ind w:left="1440" w:hanging="360"/>
-        <w:rPr>
-          <w:rFonts w:ascii="Times" w:cs="Times" w:eastAsia="Times" w:hAnsi="Times"/>
-          <w:sz w:val="24"/>
-          <w:szCs w:val="24"/>
-        </w:rPr>
-      </w:pPr>
-      <w:r>
-        <w:rPr>
-          <w:rFonts w:ascii="Times" w:cs="Times" w:eastAsia="Times" w:hAnsi="Times"/>
-          <w:sz w:val="24"/>
-          <w:szCs w:val="24"/>
-          <w:rtl w:val="0"/>
-        </w:rPr>
-        <w:t xml:space="preserve">These services should be readonly if initial consultation service has not been used by the customer</w:t>
-      </w:r>
-    </w:p>
-    <w:p>
-      <w:pPr>
-        <w:keepNext w:val="1"/>
-        <w:keepLines w:val="1"/>
-        <w:numPr>
-          <w:ilvl w:val="1"/>
-          <w:numId w:val="38"/>
-        </w:numPr>
-        <w:spacing w:after="0" w:afterAutospacing="0" w:before="0" w:beforeAutospacing="0" w:lineRule="auto"/>
-        <w:ind w:left="1440" w:hanging="360"/>
-        <w:rPr>
-          <w:rFonts w:ascii="Times" w:cs="Times" w:eastAsia="Times" w:hAnsi="Times"/>
-          <w:sz w:val="24"/>
-          <w:szCs w:val="24"/>
-        </w:rPr>
-      </w:pPr>
-      <w:r>
-        <w:rPr>
-          <w:rFonts w:ascii="Times" w:cs="Times" w:eastAsia="Times" w:hAnsi="Times"/>
-          <w:sz w:val="24"/>
-          <w:szCs w:val="24"/>
-          <w:rtl w:val="0"/>
-        </w:rPr>
-        <w:t xml:space="preserve">So for vet type staff, I assume the booking process would be: branch &gt; pet &gt; service type &gt; staff and time pickers &gt; services/packages… or should it be different?</w:t>
-      </w:r>
-    </w:p>
-    <w:p>
-      <w:pPr>
-        <w:keepNext w:val="1"/>
-        <w:keepLines w:val="1"/>
-        <w:numPr>
-          <w:ilvl w:val="1"/>
-          <w:numId w:val="38"/>
-        </w:numPr>
-        <w:spacing w:after="0" w:afterAutospacing="0" w:before="0" w:beforeAutospacing="0" w:lineRule="auto"/>
-        <w:ind w:left="1440" w:hanging="360"/>
-        <w:rPr>
-          <w:rFonts w:ascii="Times" w:cs="Times" w:eastAsia="Times" w:hAnsi="Times"/>
-          <w:sz w:val="24"/>
-          <w:szCs w:val="24"/>
-        </w:rPr>
-      </w:pPr>
-      <w:r>
-        <w:rPr>
-          <w:rFonts w:ascii="Times" w:cs="Times" w:eastAsia="Times" w:hAnsi="Times"/>
-          <w:sz w:val="24"/>
-          <w:szCs w:val="24"/>
-          <w:rtl w:val="0"/>
-        </w:rPr>
-        <w:t xml:space="preserve">Services prices are TBD, only estimated prices on payment stage, should be editable by the assigned vet after or during pet treatment</w:t>
-      </w:r>
-    </w:p>
-    <w:p>
-      <w:pPr>
-        <w:keepNext w:val="1"/>
-        <w:keepLines w:val="1"/>
-        <w:numPr>
-          <w:ilvl w:val="0"/>
-          <w:numId w:val="38"/>
-        </w:numPr>
-        <w:spacing w:after="0" w:afterAutospacing="0" w:before="0" w:beforeAutospacing="0" w:lineRule="auto"/>
-        <w:ind w:left="720" w:hanging="360"/>
-        <w:rPr>
-          <w:rFonts w:ascii="Times" w:cs="Times" w:eastAsia="Times" w:hAnsi="Times"/>
-          <w:sz w:val="24"/>
-          <w:szCs w:val="24"/>
-        </w:rPr>
-      </w:pPr>
-      <w:r>
-        <w:rPr>
-          <w:rFonts w:ascii="Times" w:cs="Times" w:eastAsia="Times" w:hAnsi="Times"/>
-          <w:sz w:val="24"/>
-          <w:szCs w:val="24"/>
-          <w:rtl w:val="0"/>
-        </w:rPr>
-        <w:t xml:space="preserve">Change Resend to Brevo in code</w:t>
-      </w:r>
-    </w:p>
-    <w:p>
-      <w:pPr>
-        <w:keepNext w:val="1"/>
-        <w:keepLines w:val="1"/>
-        <w:numPr>
-          <w:ilvl w:val="1"/>
-          <w:numId w:val="38"/>
-        </w:numPr>
-        <w:spacing w:after="0" w:afterAutospacing="0" w:before="0" w:beforeAutospacing="0" w:lineRule="auto"/>
-        <w:ind w:left="1440" w:hanging="360"/>
-        <w:rPr>
-          <w:rFonts w:ascii="Times" w:cs="Times" w:eastAsia="Times" w:hAnsi="Times"/>
-          <w:sz w:val="24"/>
-          <w:szCs w:val="24"/>
-        </w:rPr>
-      </w:pPr>
-      <w:r>
-        <w:rPr>
-          <w:rFonts w:ascii="Times" w:cs="Times" w:eastAsia="Times" w:hAnsi="Times"/>
-          <w:sz w:val="24"/>
-          <w:szCs w:val="24"/>
-          <w:rtl w:val="0"/>
-        </w:rPr>
-        <w:t xml:space="preserve">Free email</w:t>
-      </w:r>
-    </w:p>
-    <w:p>
-      <w:pPr>
-        <w:keepNext w:val="1"/>
-        <w:keepLines w:val="1"/>
-        <w:numPr>
-          <w:ilvl w:val="1"/>
-          <w:numId w:val="38"/>
-        </w:numPr>
-        <w:spacing w:after="0" w:afterAutospacing="0" w:before="0" w:beforeAutospacing="0" w:lineRule="auto"/>
-        <w:ind w:left="1440" w:hanging="360"/>
-        <w:rPr>
-          <w:rFonts w:ascii="Times" w:cs="Times" w:eastAsia="Times" w:hAnsi="Times"/>
-          <w:sz w:val="24"/>
-          <w:szCs w:val="24"/>
-        </w:rPr>
-      </w:pPr>
-      <w:r>
-        <w:rPr>
-          <w:rFonts w:ascii="Times" w:cs="Times" w:eastAsia="Times" w:hAnsi="Times"/>
-          <w:sz w:val="24"/>
-          <w:szCs w:val="24"/>
-          <w:rtl w:val="0"/>
-        </w:rPr>
-        <w:t xml:space="preserve">No need for domain</w:t>
-      </w:r>
-    </w:p>
-    <w:p>
-      <w:pPr>
-        <w:keepNext w:val="1"/>
-        <w:keepLines w:val="1"/>
-        <w:numPr>
-          <w:ilvl w:val="1"/>
-          <w:numId w:val="38"/>
-        </w:numPr>
-        <w:spacing w:after="0" w:afterAutospacing="0" w:before="0" w:beforeAutospacing="0" w:lineRule="auto"/>
-        <w:ind w:left="1440" w:hanging="360"/>
-        <w:rPr>
-          <w:rFonts w:ascii="Times" w:cs="Times" w:eastAsia="Times" w:hAnsi="Times"/>
-          <w:sz w:val="24"/>
-          <w:szCs w:val="24"/>
-        </w:rPr>
-      </w:pPr>
-      <w:r>
-        <w:rPr>
-          <w:rFonts w:ascii="Times" w:cs="Times" w:eastAsia="Times" w:hAnsi="Times"/>
-          <w:sz w:val="24"/>
-          <w:szCs w:val="24"/>
-          <w:rtl w:val="0"/>
-        </w:rPr>
-        <w:t xml:space="preserve">create document in claude on how to setup step by step</w:t>
-      </w:r>
-    </w:p>
-    <w:p>
-      <w:pPr>
-        <w:keepNext w:val="1"/>
-        <w:keepLines w:val="1"/>
-        <w:numPr>
-          <w:ilvl w:val="0"/>
-          <w:numId w:val="38"/>
-        </w:numPr>
-        <w:spacing w:after="0" w:afterAutospacing="0" w:before="0" w:beforeAutospacing="0" w:lineRule="auto"/>
-        <w:ind w:left="720" w:hanging="360"/>
-        <w:rPr>
-          <w:rFonts w:ascii="Times" w:cs="Times" w:eastAsia="Times" w:hAnsi="Times"/>
-          <w:sz w:val="24"/>
-          <w:szCs w:val="24"/>
-        </w:rPr>
-      </w:pPr>
-      <w:r>
-        <w:rPr>
-          <w:rFonts w:ascii="Times" w:cs="Times" w:eastAsia="Times" w:hAnsi="Times"/>
-          <w:sz w:val="24"/>
-          <w:szCs w:val="24"/>
-          <w:rtl w:val="0"/>
-        </w:rPr>
-        <w:t xml:space="preserve">Try ollama integration in the system</w:t>
-      </w:r>
-    </w:p>
-    <w:p>
-      <w:pPr>
-        <w:keepNext w:val="1"/>
-        <w:keepLines w:val="1"/>
-        <w:numPr>
-          <w:ilvl w:val="0"/>
-          <w:numId w:val="38"/>
-        </w:numPr>
-        <w:spacing w:after="0" w:afterAutospacing="0" w:before="0" w:beforeAutospacing="0" w:lineRule="auto"/>
-        <w:ind w:left="720" w:hanging="360"/>
-        <w:rPr>
-          <w:rFonts w:ascii="Times" w:cs="Times" w:eastAsia="Times" w:hAnsi="Times"/>
-          <w:sz w:val="24"/>
-          <w:szCs w:val="24"/>
-        </w:rPr>
-      </w:pPr>
-      <w:r>
-        <w:rPr>
-          <w:rFonts w:ascii="Times" w:cs="Times" w:eastAsia="Times" w:hAnsi="Times"/>
-          <w:sz w:val="24"/>
-          <w:szCs w:val="24"/>
-          <w:rtl w:val="0"/>
-        </w:rPr>
-        <w:t xml:space="preserve">Add on screen tutorials for customer and each staff role</w:t>
-      </w:r>
-    </w:p>
-    <w:p>
-      <w:pPr>
-        <w:keepNext w:val="1"/>
-        <w:keepLines w:val="1"/>
-        <w:numPr>
-          <w:ilvl w:val="1"/>
-          <w:numId w:val="38"/>
-        </w:numPr>
-        <w:spacing w:after="0" w:afterAutospacing="0" w:before="0" w:beforeAutospacing="0" w:lineRule="auto"/>
-        <w:ind w:left="1440" w:hanging="360"/>
-        <w:rPr>
-          <w:rFonts w:ascii="Times" w:cs="Times" w:eastAsia="Times" w:hAnsi="Times"/>
-          <w:sz w:val="24"/>
-          <w:szCs w:val="24"/>
-        </w:rPr>
-      </w:pPr>
-      <w:r>
-        <w:rPr>
-          <w:rFonts w:ascii="Times" w:cs="Times" w:eastAsia="Times" w:hAnsi="Times"/>
-          <w:sz w:val="24"/>
-          <w:szCs w:val="24"/>
-          <w:rtl w:val="0"/>
-        </w:rPr>
-        <w:t xml:space="preserve">Should dim entire screen except for next step UI</w:t>
-      </w:r>
-    </w:p>
-    <w:p>
-      <w:pPr>
-        <w:keepNext w:val="1"/>
-        <w:keepLines w:val="1"/>
-        <w:numPr>
-          <w:ilvl w:val="1"/>
-          <w:numId w:val="38"/>
-        </w:numPr>
-        <w:spacing w:after="0" w:afterAutospacing="0" w:before="0" w:beforeAutospacing="0" w:lineRule="auto"/>
-        <w:ind w:left="1440" w:hanging="360"/>
-        <w:rPr>
-          <w:rFonts w:ascii="Times" w:cs="Times" w:eastAsia="Times" w:hAnsi="Times"/>
-          <w:sz w:val="24"/>
-          <w:szCs w:val="24"/>
-        </w:rPr>
-      </w:pPr>
-      <w:r>
-        <w:rPr>
-          <w:rFonts w:ascii="Times" w:cs="Times" w:eastAsia="Times" w:hAnsi="Times"/>
-          <w:sz w:val="24"/>
-          <w:szCs w:val="24"/>
-          <w:rtl w:val="0"/>
-        </w:rPr>
-        <w:t xml:space="preserve">Next, Previous and Skip buttons</w:t>
-      </w:r>
-    </w:p>
-    <w:p>
-      <w:pPr>
-        <w:keepNext w:val="1"/>
-        <w:keepLines w:val="1"/>
-        <w:numPr>
-          <w:ilvl w:val="1"/>
-          <w:numId w:val="38"/>
-        </w:numPr>
-        <w:spacing w:after="240" w:before="0" w:beforeAutospacing="0" w:lineRule="auto"/>
-        <w:ind w:left="1440" w:hanging="360"/>
-        <w:rPr>
-          <w:rFonts w:ascii="Times" w:cs="Times" w:eastAsia="Times" w:hAnsi="Times"/>
-          <w:sz w:val="24"/>
-          <w:szCs w:val="24"/>
-        </w:rPr>
-        <w:sectPr>
-          <w:type w:val="nextPage"/>
-          <w:pgSz w:h="15840" w:w="12240" w:orient="portrait"/>
-          <w:pgMar w:bottom="1440" w:top="1440" w:left="1440" w:right="1440" w:header="720" w:footer="720"/>
-          <w:pgNumType w:start="1"/>
-        </w:sectPr>
-      </w:pPr>
-      <w:r>
-        <w:rPr>
-          <w:rFonts w:ascii="Times" w:cs="Times" w:eastAsia="Times" w:hAnsi="Times"/>
-          <w:sz w:val="24"/>
-          <w:szCs w:val="24"/>
-          <w:rtl w:val="0"/>
-        </w:rPr>
-        <w:t xml:space="preserve">Can be activated again by interacting with a floating dog mascot (from landing page)</w:t>
-      </w:r>
-    </w:p>
-    <w:p>
-      <w:pPr>
-        <w:pStyle w:val="Title"/>
-        <w:keepNext w:val="0"/>
-        <w:keepLines w:val="0"/>
-        <w:pageBreakBefore w:val="0"/>
-        <w:widowControl w:val="0"/>
-        <w:pBdr>
-          <w:top w:space="0" w:sz="0" w:val="nil"/>
-          <w:left w:space="0" w:sz="0" w:val="nil"/>
-          <w:bottom w:space="0" w:sz="0" w:val="nil"/>
-          <w:right w:space="0" w:sz="0" w:val="nil"/>
-          <w:between w:space="0" w:sz="0" w:val="nil"/>
-        </w:pBdr>
-        <w:shd w:fill="auto" w:val="clear"/>
-        <w:spacing w:after="0" w:before="0" w:line="276" w:lineRule="auto"/>
-        <w:ind w:left="0" w:right="0" w:firstLine="0"/>
-        <w:jc w:val="left"/>
-        <w:rPr>
-          <w:rFonts w:ascii="Times" w:cs="Times" w:eastAsia="Times" w:hAnsi="Times"/>
-          <w:sz w:val="24"/>
-          <w:szCs w:val="24"/>
-        </w:rPr>
-        <w:sectPr>
-          <w:type w:val="nextPage"/>
-          <w:pgSz w:h="15840" w:w="12240" w:orient="portrait"/>
-          <w:pgMar w:bottom="1440" w:top="1440" w:left="1440" w:right="1440" w:header="720" w:footer="720"/>
-          <w:pgNumType w:start="1"/>
-        </w:sectPr>
-      </w:pPr>
-      <w:bookmarkStart w:colFirst="0" w:colLast="0" w:name="_h9yi5re475n3" w:id="4"/>
-      <w:bookmarkEnd w:id="4"/>
-      <w:r>
-        <w:rPr>
-          <w:rFonts w:ascii="Arial" w:cs="Arial" w:eastAsia="Arial" w:hAnsi="Arial"/>
-          <w:b w:val="0"/>
-          <w:bCs w:val="0"/>
-          <w:i w:val="0"/>
-          <w:iCs w:val="0"/>
-          <w:smallCaps w:val="0"/>
-          <w:strike w:val="0"/>
-          <w:color w:val="000000"/>
-          <w:sz w:val="52"/>
-          <w:szCs w:val="52"/>
-          <w:u w:val="none"/>
-          <w:shd w:fill="auto" w:val="clear"/>
-          <w:vertAlign w:val="baseline"/>
-          <w:rtl w:val="0"/>
-        </w:rPr>
         <w:t xml:space="preserve">MsMayuga-Aug27</w:t>
       </w:r>
       <w:r>
@@ -6058,88 +5607,6 @@
           <w:rtl w:val="0"/>
         </w:rPr>
         <w:t xml:space="preserve">On PayMongo integration (payment settings):</w:t>
-      </w:r>
-      <w:r>
-        <w:rPr>
-          <w:rtl w:val="0"/>
-        </w:rPr>
-      </w:r>
-    </w:p>
-    <w:p>
-      <w:pPr>
-        <w:numPr>
-          <w:ilvl w:val="0"/>
-          <w:numId w:val="8"/>
-        </w:numPr>
-        <w:spacing w:after="0" w:afterAutospacing="0" w:line="240" w:lineRule="auto"/>
-        <w:ind w:left="720" w:hanging="360"/>
-        <w:rPr>
-          <w:rFonts w:ascii="Calibri" w:cs="Calibri" w:eastAsia="Calibri" w:hAnsi="Calibri"/>
-        </w:rPr>
-      </w:pPr>
-      <w:r>
-        <w:rPr>
-          <w:rFonts w:ascii="Calibri" w:cs="Calibri" w:eastAsia="Calibri" w:hAnsi="Calibri"/>
-          <w:rtl w:val="0"/>
-        </w:rPr>
-        <w:t xml:space="preserve">Coordinate with the business owner (Sir Mike) to complete PayMongo's Business Verification / KYC requirements before continuing integration work.</w:t>
-      </w:r>
-    </w:p>
-    <w:p>
-      <w:pPr>
-        <w:numPr>
-          <w:ilvl w:val="0"/>
-          <w:numId w:val="8"/>
-        </w:numPr>
-        <w:spacing w:after="0" w:afterAutospacing="0" w:line="240" w:lineRule="auto"/>
-        <w:ind w:left="720" w:hanging="360"/>
-        <w:rPr>
-          <w:rFonts w:ascii="Calibri" w:cs="Calibri" w:eastAsia="Calibri" w:hAnsi="Calibri"/>
-        </w:rPr>
-      </w:pPr>
-      <w:r>
-        <w:rPr>
-          <w:rFonts w:ascii="Calibri" w:cs="Calibri" w:eastAsia="Calibri" w:hAnsi="Calibri"/>
-          <w:rtl w:val="0"/>
-        </w:rPr>
-        <w:t xml:space="preserve">Prepare and store the required verification documents (business permit, IDs, etc.) in the shared Google Drive per PayMongo's checklist.</w:t>
-      </w:r>
-    </w:p>
-    <w:p>
-      <w:pPr>
-        <w:numPr>
-          <w:ilvl w:val="0"/>
-          <w:numId w:val="8"/>
-        </w:numPr>
-        <w:spacing w:after="60" w:line="240" w:lineRule="auto"/>
-        <w:ind w:left="720" w:hanging="360"/>
-        <w:rPr>
-          <w:rFonts w:ascii="Calibri" w:cs="Calibri" w:eastAsia="Calibri" w:hAnsi="Calibri"/>
-        </w:rPr>
-      </w:pPr>
-      <w:r>
-        <w:rPr>
-          <w:rFonts w:ascii="Calibri" w:cs="Calibri" w:eastAsia="Calibri" w:hAnsi="Calibri"/>
-          <w:rtl w:val="0"/>
-        </w:rPr>
-        <w:t xml:space="preserve">Define a fallback plan/scope in case business verification is denied or delayed (e.g., cash-only or manual payment recording as an interim option).</w:t>
-      </w:r>
-    </w:p>
-    <w:p>
-      <w:pPr>
-        <w:spacing w:after="80" w:before="240" w:line="240" w:lineRule="auto"/>
-        <w:rPr>
-          <w:rFonts w:ascii="Calibri" w:cs="Calibri" w:eastAsia="Calibri" w:hAnsi="Calibri"/>
-        </w:rPr>
-      </w:pPr>
-      <w:r>
-        <w:rPr>
-          <w:rFonts w:ascii="Calibri" w:cs="Calibri" w:eastAsia="Calibri" w:hAnsi="Calibri"/>
-          <w:b w:val="1"/>
-          <w:bCs w:val="1"/>
-          <w:rtl w:val="0"/>
-        </w:rPr>
-        <w:t xml:space="preserve">On Facebook Login (Meta OAuth):</w:t>
       </w:r>
       <w:r>
         <w:rPr>
@@ -6164,7 +5631,27 @@
           <w:rFonts w:ascii="Calibri" w:cs="Calibri" w:eastAsia="Calibri" w:hAnsi="Calibri"/>
           <w:rtl w:val="0"/>
         </w:rPr>
-        <w:t xml:space="preserve">Confirm with the business owner whether pursuing Meta Business Verification for Facebook Login is worth the added compliance overhead.</w:t>
+        <w:t xml:space="preserve">Coordinate with the business owner (Sir Mike) to complete PayMongo's Business Verification / KYC requirements before continuing integration work.</w:t>
+      </w:r>
+    </w:p>
+    <w:p>
+      <w:pPr>
+        <w:numPr>
+          <w:ilvl w:val="0"/>
+          <w:numId w:val="9"/>
+        </w:numPr>
+        <w:spacing w:after="0" w:afterAutospacing="0" w:line="240" w:lineRule="auto"/>
+        <w:ind w:left="720" w:hanging="360"/>
+        <w:rPr>
+          <w:rFonts w:ascii="Calibri" w:cs="Calibri" w:eastAsia="Calibri" w:hAnsi="Calibri"/>
+        </w:rPr>
+      </w:pPr>
+      <w:r>
+        <w:rPr>
+          <w:rFonts w:ascii="Calibri" w:cs="Calibri" w:eastAsia="Calibri" w:hAnsi="Calibri"/>
+          <w:rtl w:val="0"/>
+        </w:rPr>
+        <w:t xml:space="preserve">Prepare and store the required verification documents (business permit, IDs, etc.) in the shared Google Drive per PayMongo's checklist.</w:t>
       </w:r>
     </w:p>
     <w:p>
@@ -6184,6 +5671,68 @@
           <w:rFonts w:ascii="Calibri" w:cs="Calibri" w:eastAsia="Calibri" w:hAnsi="Calibri"/>
           <w:rtl w:val="0"/>
         </w:rPr>
+        <w:t xml:space="preserve">Define a fallback plan/scope in case business verification is denied or delayed (e.g., cash-only or manual payment recording as an interim option).</w:t>
+      </w:r>
+    </w:p>
+    <w:p>
+      <w:pPr>
+        <w:spacing w:after="80" w:before="240" w:line="240" w:lineRule="auto"/>
+        <w:rPr>
+          <w:rFonts w:ascii="Calibri" w:cs="Calibri" w:eastAsia="Calibri" w:hAnsi="Calibri"/>
+        </w:rPr>
+      </w:pPr>
+      <w:r>
+        <w:rPr>
+          <w:rFonts w:ascii="Calibri" w:cs="Calibri" w:eastAsia="Calibri" w:hAnsi="Calibri"/>
+          <w:b w:val="1"/>
+          <w:bCs w:val="1"/>
+          <w:rtl w:val="0"/>
+        </w:rPr>
+        <w:t xml:space="preserve">On Facebook Login (Meta OAuth):</w:t>
+      </w:r>
+      <w:r>
+        <w:rPr>
+          <w:rtl w:val="0"/>
+        </w:rPr>
+      </w:r>
+    </w:p>
+    <w:p>
+      <w:pPr>
+        <w:numPr>
+          <w:ilvl w:val="0"/>
+          <w:numId w:val="10"/>
+        </w:numPr>
+        <w:spacing w:after="0" w:afterAutospacing="0" w:line="240" w:lineRule="auto"/>
+        <w:ind w:left="720" w:hanging="360"/>
+        <w:rPr>
+          <w:rFonts w:ascii="Calibri" w:cs="Calibri" w:eastAsia="Calibri" w:hAnsi="Calibri"/>
+        </w:rPr>
+      </w:pPr>
+      <w:r>
+        <w:rPr>
+          <w:rFonts w:ascii="Calibri" w:cs="Calibri" w:eastAsia="Calibri" w:hAnsi="Calibri"/>
+          <w:rtl w:val="0"/>
+        </w:rPr>
+        <w:t xml:space="preserve">Confirm with the business owner whether pursuing Meta Business Verification for Facebook Login is worth the added compliance overhead.</w:t>
+      </w:r>
+    </w:p>
+    <w:p>
+      <w:pPr>
+        <w:numPr>
+          <w:ilvl w:val="0"/>
+          <w:numId w:val="10"/>
+        </w:numPr>
+        <w:spacing w:after="60" w:line="240" w:lineRule="auto"/>
+        <w:ind w:left="720" w:hanging="360"/>
+        <w:rPr>
+          <w:rFonts w:ascii="Calibri" w:cs="Calibri" w:eastAsia="Calibri" w:hAnsi="Calibri"/>
+        </w:rPr>
+      </w:pPr>
+      <w:r>
+        <w:rPr>
+          <w:rFonts w:ascii="Calibri" w:cs="Calibri" w:eastAsia="Calibri" w:hAnsi="Calibri"/>
+          <w:rtl w:val="0"/>
+        </w:rPr>
         <w:t xml:space="preserve">If deprioritized, update the proposal/scope documentation to reflect Google/Gmail OAuth as the primary third-party login method, with Facebook as optional/future work.</w:t>
       </w:r>
     </w:p>
@@ -6339,7 +5888,7 @@
       <w:pPr>
         <w:numPr>
           <w:ilvl w:val="0"/>
-          <w:numId w:val="43"/>
+          <w:numId w:val="44"/>
         </w:numPr>
         <w:spacing w:after="0" w:afterAutospacing="0" w:line="240" w:lineRule="auto"/>
         <w:ind w:left="720" w:hanging="360"/>
@@ -6360,7 +5909,7 @@
       <w:pPr>
         <w:numPr>
           <w:ilvl w:val="0"/>
-          <w:numId w:val="43"/>
+          <w:numId w:val="44"/>
         </w:numPr>
         <w:spacing w:after="60" w:line="240" w:lineRule="auto"/>
         <w:ind w:left="720" w:hanging="360"/>
@@ -6402,7 +5951,7 @@
       <w:pPr>
         <w:numPr>
           <w:ilvl w:val="0"/>
-          <w:numId w:val="4"/>
+          <w:numId w:val="5"/>
         </w:numPr>
         <w:spacing w:after="0" w:afterAutospacing="0" w:line="240" w:lineRule="auto"/>
         <w:ind w:left="720" w:hanging="360"/>
@@ -6423,7 +5972,7 @@
       <w:pPr>
         <w:numPr>
           <w:ilvl w:val="0"/>
-          <w:numId w:val="4"/>
+          <w:numId w:val="5"/>
         </w:numPr>
         <w:spacing w:after="60" w:line="240" w:lineRule="auto"/>
         <w:ind w:left="720" w:hanging="360"/>
@@ -6465,7 +6014,7 @@
       <w:pPr>
         <w:numPr>
           <w:ilvl w:val="0"/>
-          <w:numId w:val="6"/>
+          <w:numId w:val="7"/>
         </w:numPr>
         <w:spacing w:after="0" w:afterAutospacing="0" w:line="240" w:lineRule="auto"/>
         <w:ind w:left="720" w:hanging="360"/>
@@ -6485,7 +6034,7 @@
       <w:pPr>
         <w:numPr>
           <w:ilvl w:val="0"/>
-          <w:numId w:val="6"/>
+          <w:numId w:val="7"/>
         </w:numPr>
         <w:spacing w:after="0" w:afterAutospacing="0" w:line="240" w:lineRule="auto"/>
         <w:ind w:left="720" w:hanging="360"/>
@@ -6505,7 +6054,7 @@
       <w:pPr>
         <w:numPr>
           <w:ilvl w:val="0"/>
-          <w:numId w:val="6"/>
+          <w:numId w:val="7"/>
         </w:numPr>
         <w:spacing w:after="60" w:line="240" w:lineRule="auto"/>
         <w:ind w:left="720" w:hanging="360"/>
@@ -6547,7 +6096,7 @@
       <w:pPr>
         <w:numPr>
           <w:ilvl w:val="0"/>
-          <w:numId w:val="11"/>
+          <w:numId w:val="12"/>
         </w:numPr>
         <w:spacing w:after="0" w:afterAutospacing="0" w:line="240" w:lineRule="auto"/>
         <w:ind w:left="720" w:hanging="360"/>
@@ -6567,7 +6116,7 @@
       <w:pPr>
         <w:numPr>
           <w:ilvl w:val="0"/>
-          <w:numId w:val="11"/>
+          <w:numId w:val="12"/>
         </w:numPr>
         <w:spacing w:after="0" w:afterAutospacing="0" w:line="240" w:lineRule="auto"/>
         <w:ind w:left="720" w:hanging="360"/>
@@ -6587,7 +6136,7 @@
       <w:pPr>
         <w:numPr>
           <w:ilvl w:val="0"/>
-          <w:numId w:val="11"/>
+          <w:numId w:val="12"/>
         </w:numPr>
         <w:spacing w:after="60" w:line="240" w:lineRule="auto"/>
         <w:ind w:left="720" w:hanging="360"/>
@@ -6714,7 +6263,7 @@
       <w:pPr>
         <w:numPr>
           <w:ilvl w:val="0"/>
-          <w:numId w:val="15"/>
+          <w:numId w:val="16"/>
         </w:numPr>
         <w:spacing w:after="0" w:afterAutospacing="0" w:line="240" w:lineRule="auto"/>
         <w:ind w:left="720" w:hanging="360"/>
@@ -6734,7 +6283,7 @@
       <w:pPr>
         <w:numPr>
           <w:ilvl w:val="0"/>
-          <w:numId w:val="15"/>
+          <w:numId w:val="16"/>
         </w:numPr>
         <w:spacing w:after="60" w:line="240" w:lineRule="auto"/>
         <w:ind w:left="720" w:hanging="360"/>
@@ -6792,8 +6341,8 @@
           <w:pgNumType w:start="1"/>
         </w:sectPr>
       </w:pPr>
-      <w:bookmarkStart w:colFirst="0" w:colLast="0" w:name="_7dxl9yucrhdn" w:id="5"/>
-      <w:bookmarkEnd w:id="5"/>
+      <w:bookmarkStart w:colFirst="0" w:colLast="0" w:name="_i5l9y5yrwts" w:id="4"/>
+      <w:bookmarkEnd w:id="4"/>
       <w:r>
         <w:rPr>
           <w:rFonts w:ascii="Arial" w:cs="Arial" w:eastAsia="Arial" w:hAnsi="Arial"/>
@@ -6859,8 +6408,8 @@
           <w:szCs w:val="26"/>
         </w:rPr>
       </w:pPr>
-      <w:bookmarkStart w:colFirst="0" w:colLast="0" w:name="_g3r9ln8brqmy" w:id="6"/>
-      <w:bookmarkEnd w:id="6"/>
+      <w:bookmarkStart w:colFirst="0" w:colLast="0" w:name="_g3r9ln8brqmy" w:id="5"/>
+      <w:bookmarkEnd w:id="5"/>
       <w:r>
         <w:rPr>
           <w:b w:val="1"/>
@@ -7025,8 +6574,8 @@
           <w:szCs w:val="26"/>
         </w:rPr>
       </w:pPr>
-      <w:bookmarkStart w:colFirst="0" w:colLast="0" w:name="_ohiu008oqmot" w:id="7"/>
-      <w:bookmarkEnd w:id="7"/>
+      <w:bookmarkStart w:colFirst="0" w:colLast="0" w:name="_ohiu008oqmot" w:id="6"/>
+      <w:bookmarkEnd w:id="6"/>
       <w:r>
         <w:rPr>
           <w:b w:val="1"/>
@@ -7043,7 +6592,7 @@
       <w:pPr>
         <w:numPr>
           <w:ilvl w:val="0"/>
-          <w:numId w:val="14"/>
+          <w:numId w:val="15"/>
         </w:numPr>
         <w:spacing w:after="0" w:afterAutospacing="0" w:before="240" w:lineRule="auto"/>
         <w:ind w:left="720" w:hanging="360"/>
@@ -7087,7 +6636,7 @@
       <w:pPr>
         <w:numPr>
           <w:ilvl w:val="0"/>
-          <w:numId w:val="14"/>
+          <w:numId w:val="15"/>
         </w:numPr>
         <w:spacing w:after="0" w:afterAutospacing="0" w:before="0" w:beforeAutospacing="0" w:lineRule="auto"/>
         <w:ind w:left="720" w:hanging="360"/>
@@ -7103,7 +6652,7 @@
       <w:pPr>
         <w:numPr>
           <w:ilvl w:val="0"/>
-          <w:numId w:val="14"/>
+          <w:numId w:val="15"/>
         </w:numPr>
         <w:spacing w:after="240" w:before="0" w:beforeAutospacing="0" w:lineRule="auto"/>
         <w:ind w:left="720" w:hanging="360"/>
@@ -7129,8 +6678,8 @@
           <w:szCs w:val="26"/>
         </w:rPr>
       </w:pPr>
-      <w:bookmarkStart w:colFirst="0" w:colLast="0" w:name="_xk8f9h2fjq2p" w:id="8"/>
-      <w:bookmarkEnd w:id="8"/>
+      <w:bookmarkStart w:colFirst="0" w:colLast="0" w:name="_xk8f9h2fjq2p" w:id="7"/>
+      <w:bookmarkEnd w:id="7"/>
       <w:r>
         <w:rPr>
           <w:b w:val="1"/>
@@ -7147,7 +6696,7 @@
       <w:pPr>
         <w:numPr>
           <w:ilvl w:val="0"/>
-          <w:numId w:val="45"/>
+          <w:numId w:val="46"/>
         </w:numPr>
         <w:spacing w:after="0" w:afterAutospacing="0" w:before="240" w:lineRule="auto"/>
         <w:ind w:left="720" w:hanging="360"/>
@@ -7163,7 +6712,7 @@
       <w:pPr>
         <w:numPr>
           <w:ilvl w:val="0"/>
-          <w:numId w:val="45"/>
+          <w:numId w:val="46"/>
         </w:numPr>
         <w:spacing w:after="0" w:afterAutospacing="0" w:before="0" w:beforeAutospacing="0" w:lineRule="auto"/>
         <w:ind w:left="720" w:hanging="360"/>
@@ -7193,7 +6742,7 @@
       <w:pPr>
         <w:numPr>
           <w:ilvl w:val="0"/>
-          <w:numId w:val="45"/>
+          <w:numId w:val="46"/>
         </w:numPr>
         <w:spacing w:after="0" w:afterAutospacing="0" w:before="0" w:beforeAutospacing="0" w:lineRule="auto"/>
         <w:ind w:left="720" w:hanging="360"/>
@@ -7209,7 +6758,7 @@
       <w:pPr>
         <w:numPr>
           <w:ilvl w:val="1"/>
-          <w:numId w:val="45"/>
+          <w:numId w:val="46"/>
         </w:numPr>
         <w:spacing w:after="0" w:afterAutospacing="0" w:before="0" w:beforeAutospacing="0" w:lineRule="auto"/>
         <w:ind w:left="1440" w:hanging="360"/>
@@ -7233,7 +6782,7 @@
       <w:pPr>
         <w:numPr>
           <w:ilvl w:val="1"/>
-          <w:numId w:val="45"/>
+          <w:numId w:val="46"/>
         </w:numPr>
         <w:spacing w:after="0" w:afterAutospacing="0" w:before="0" w:beforeAutospacing="0" w:lineRule="auto"/>
         <w:ind w:left="1440" w:hanging="360"/>
@@ -7257,7 +6806,7 @@
       <w:pPr>
         <w:numPr>
           <w:ilvl w:val="1"/>
-          <w:numId w:val="45"/>
+          <w:numId w:val="46"/>
         </w:numPr>
         <w:spacing w:after="0" w:afterAutospacing="0" w:before="0" w:beforeAutospacing="0" w:lineRule="auto"/>
         <w:ind w:left="1440" w:hanging="360"/>
@@ -7281,7 +6830,7 @@
       <w:pPr>
         <w:numPr>
           <w:ilvl w:val="0"/>
-          <w:numId w:val="45"/>
+          <w:numId w:val="46"/>
         </w:numPr>
         <w:spacing w:after="240" w:before="0" w:beforeAutospacing="0" w:lineRule="auto"/>
         <w:ind w:left="720" w:hanging="360"/>
@@ -7307,8 +6856,8 @@
           <w:szCs w:val="26"/>
         </w:rPr>
       </w:pPr>
-      <w:bookmarkStart w:colFirst="0" w:colLast="0" w:name="_3n0ko1dvks3v" w:id="9"/>
-      <w:bookmarkEnd w:id="9"/>
+      <w:bookmarkStart w:colFirst="0" w:colLast="0" w:name="_3n0ko1dvks3v" w:id="8"/>
+      <w:bookmarkEnd w:id="8"/>
       <w:r>
         <w:rPr>
           <w:b w:val="1"/>
@@ -7363,7 +6912,7 @@
       <w:pPr>
         <w:numPr>
           <w:ilvl w:val="0"/>
-          <w:numId w:val="3"/>
+          <w:numId w:val="4"/>
         </w:numPr>
         <w:spacing w:after="0" w:afterAutospacing="0" w:before="240" w:lineRule="auto"/>
         <w:ind w:left="720" w:hanging="360"/>
@@ -7393,7 +6942,7 @@
       <w:pPr>
         <w:numPr>
           <w:ilvl w:val="0"/>
-          <w:numId w:val="3"/>
+          <w:numId w:val="4"/>
         </w:numPr>
         <w:spacing w:after="0" w:afterAutospacing="0" w:before="0" w:beforeAutospacing="0" w:lineRule="auto"/>
         <w:ind w:left="720" w:hanging="360"/>
@@ -7423,7 +6972,7 @@
       <w:pPr>
         <w:numPr>
           <w:ilvl w:val="0"/>
-          <w:numId w:val="3"/>
+          <w:numId w:val="4"/>
         </w:numPr>
         <w:spacing w:after="0" w:afterAutospacing="0" w:before="0" w:beforeAutospacing="0" w:lineRule="auto"/>
         <w:ind w:left="720" w:hanging="360"/>
@@ -7439,7 +6988,7 @@
       <w:pPr>
         <w:numPr>
           <w:ilvl w:val="0"/>
-          <w:numId w:val="3"/>
+          <w:numId w:val="4"/>
         </w:numPr>
         <w:spacing w:after="240" w:before="0" w:beforeAutospacing="0" w:lineRule="auto"/>
         <w:ind w:left="720" w:hanging="360"/>
@@ -7479,8 +7028,8 @@
           <w:szCs w:val="26"/>
         </w:rPr>
       </w:pPr>
-      <w:bookmarkStart w:colFirst="0" w:colLast="0" w:name="_a7p0zpduv46r" w:id="10"/>
-      <w:bookmarkEnd w:id="10"/>
+      <w:bookmarkStart w:colFirst="0" w:colLast="0" w:name="_a7p0zpduv46r" w:id="9"/>
+      <w:bookmarkEnd w:id="9"/>
       <w:r>
         <w:rPr>
           <w:b w:val="1"/>
@@ -7497,7 +7046,7 @@
       <w:pPr>
         <w:numPr>
           <w:ilvl w:val="0"/>
-          <w:numId w:val="17"/>
+          <w:numId w:val="18"/>
         </w:numPr>
         <w:spacing w:after="0" w:afterAutospacing="0" w:before="240" w:lineRule="auto"/>
         <w:ind w:left="720" w:hanging="360"/>
@@ -7527,7 +7076,7 @@
       <w:pPr>
         <w:numPr>
           <w:ilvl w:val="1"/>
-          <w:numId w:val="17"/>
+          <w:numId w:val="18"/>
         </w:numPr>
         <w:spacing w:after="0" w:afterAutospacing="0" w:before="0" w:beforeAutospacing="0" w:lineRule="auto"/>
         <w:ind w:left="1440" w:hanging="360"/>
@@ -7543,7 +7092,7 @@
       <w:pPr>
         <w:numPr>
           <w:ilvl w:val="1"/>
-          <w:numId w:val="17"/>
+          <w:numId w:val="18"/>
         </w:numPr>
         <w:spacing w:after="0" w:afterAutospacing="0" w:before="0" w:beforeAutospacing="0" w:lineRule="auto"/>
         <w:ind w:left="1440" w:hanging="360"/>
@@ -7559,7 +7108,7 @@
       <w:pPr>
         <w:numPr>
           <w:ilvl w:val="1"/>
-          <w:numId w:val="17"/>
+          <w:numId w:val="18"/>
         </w:numPr>
         <w:spacing w:after="0" w:afterAutospacing="0" w:before="0" w:beforeAutospacing="0" w:lineRule="auto"/>
         <w:ind w:left="1440" w:hanging="360"/>
@@ -7575,7 +7124,7 @@
       <w:pPr>
         <w:numPr>
           <w:ilvl w:val="0"/>
-          <w:numId w:val="17"/>
+          <w:numId w:val="18"/>
         </w:numPr>
         <w:spacing w:after="0" w:afterAutospacing="0" w:before="0" w:beforeAutospacing="0" w:lineRule="auto"/>
         <w:ind w:left="720" w:hanging="360"/>
@@ -7605,7 +7154,7 @@
       <w:pPr>
         <w:numPr>
           <w:ilvl w:val="0"/>
-          <w:numId w:val="17"/>
+          <w:numId w:val="18"/>
         </w:numPr>
         <w:spacing w:after="0" w:afterAutospacing="0" w:before="0" w:beforeAutospacing="0" w:lineRule="auto"/>
         <w:ind w:left="720" w:hanging="360"/>
@@ -7635,7 +7184,7 @@
       <w:pPr>
         <w:numPr>
           <w:ilvl w:val="0"/>
-          <w:numId w:val="17"/>
+          <w:numId w:val="18"/>
         </w:numPr>
         <w:spacing w:after="240" w:before="0" w:beforeAutospacing="0" w:lineRule="auto"/>
         <w:ind w:left="720" w:hanging="360"/>
@@ -7661,8 +7210,8 @@
           <w:szCs w:val="26"/>
         </w:rPr>
       </w:pPr>
-      <w:bookmarkStart w:colFirst="0" w:colLast="0" w:name="_ftx8tfenl803" w:id="11"/>
-      <w:bookmarkEnd w:id="11"/>
+      <w:bookmarkStart w:colFirst="0" w:colLast="0" w:name="_ftx8tfenl803" w:id="10"/>
+      <w:bookmarkEnd w:id="10"/>
       <w:r>
         <w:rPr>
           <w:b w:val="1"/>
@@ -7679,7 +7228,7 @@
       <w:pPr>
         <w:numPr>
           <w:ilvl w:val="0"/>
-          <w:numId w:val="35"/>
+          <w:numId w:val="36"/>
         </w:numPr>
         <w:spacing w:after="0" w:afterAutospacing="0" w:before="240" w:lineRule="auto"/>
         <w:ind w:left="720" w:hanging="360"/>
@@ -7709,7 +7258,7 @@
       <w:pPr>
         <w:numPr>
           <w:ilvl w:val="0"/>
-          <w:numId w:val="35"/>
+          <w:numId w:val="36"/>
         </w:numPr>
         <w:spacing w:after="0" w:afterAutospacing="0" w:before="0" w:beforeAutospacing="0" w:lineRule="auto"/>
         <w:ind w:left="720" w:hanging="360"/>
@@ -7739,7 +7288,7 @@
       <w:pPr>
         <w:numPr>
           <w:ilvl w:val="0"/>
-          <w:numId w:val="35"/>
+          <w:numId w:val="36"/>
         </w:numPr>
         <w:spacing w:after="0" w:afterAutospacing="0" w:before="0" w:beforeAutospacing="0" w:lineRule="auto"/>
         <w:ind w:left="720" w:hanging="360"/>
@@ -7755,7 +7304,7 @@
       <w:pPr>
         <w:numPr>
           <w:ilvl w:val="1"/>
-          <w:numId w:val="35"/>
+          <w:numId w:val="36"/>
         </w:numPr>
         <w:spacing w:after="0" w:afterAutospacing="0" w:before="0" w:beforeAutospacing="0" w:lineRule="auto"/>
         <w:ind w:left="1440" w:hanging="360"/>
@@ -7771,7 +7320,7 @@
       <w:pPr>
         <w:numPr>
           <w:ilvl w:val="1"/>
-          <w:numId w:val="35"/>
+          <w:numId w:val="36"/>
         </w:numPr>
         <w:spacing w:after="0" w:afterAutospacing="0" w:before="0" w:beforeAutospacing="0" w:lineRule="auto"/>
         <w:ind w:left="1440" w:hanging="360"/>
@@ -7787,7 +7336,7 @@
       <w:pPr>
         <w:numPr>
           <w:ilvl w:val="1"/>
-          <w:numId w:val="35"/>
+          <w:numId w:val="36"/>
         </w:numPr>
         <w:spacing w:after="0" w:afterAutospacing="0" w:before="0" w:beforeAutospacing="0" w:lineRule="auto"/>
         <w:ind w:left="1440" w:hanging="360"/>
@@ -7805,7 +7354,7 @@
       <w:pPr>
         <w:numPr>
           <w:ilvl w:val="0"/>
-          <w:numId w:val="35"/>
+          <w:numId w:val="36"/>
         </w:numPr>
         <w:spacing w:after="240" w:before="0" w:beforeAutospacing="0" w:lineRule="auto"/>
         <w:ind w:left="720" w:hanging="360"/>
@@ -7846,8 +7395,8 @@
           <w:szCs w:val="26"/>
         </w:rPr>
       </w:pPr>
-      <w:bookmarkStart w:colFirst="0" w:colLast="0" w:name="_yeshd84igy6a" w:id="12"/>
-      <w:bookmarkEnd w:id="12"/>
+      <w:bookmarkStart w:colFirst="0" w:colLast="0" w:name="_yeshd84igy6a" w:id="11"/>
+      <w:bookmarkEnd w:id="11"/>
       <w:r>
         <w:rPr>
           <w:b w:val="1"/>
@@ -7950,8 +7499,8 @@
           <w:szCs w:val="26"/>
         </w:rPr>
       </w:pPr>
-      <w:bookmarkStart w:colFirst="0" w:colLast="0" w:name="_ui6r7wf47bmb" w:id="13"/>
-      <w:bookmarkEnd w:id="13"/>
+      <w:bookmarkStart w:colFirst="0" w:colLast="0" w:name="_ui6r7wf47bmb" w:id="12"/>
+      <w:bookmarkEnd w:id="12"/>
       <w:r>
         <w:rPr>
           <w:b w:val="1"/>
@@ -7980,7 +7529,7 @@
       <w:pPr>
         <w:numPr>
           <w:ilvl w:val="0"/>
-          <w:numId w:val="37"/>
+          <w:numId w:val="38"/>
         </w:numPr>
         <w:spacing w:after="0" w:afterAutospacing="0" w:before="240" w:lineRule="auto"/>
         <w:ind w:left="720" w:hanging="360"/>
@@ -7996,7 +7545,7 @@
       <w:pPr>
         <w:numPr>
           <w:ilvl w:val="0"/>
-          <w:numId w:val="37"/>
+          <w:numId w:val="38"/>
         </w:numPr>
         <w:spacing w:after="0" w:afterAutospacing="0" w:before="0" w:beforeAutospacing="0" w:lineRule="auto"/>
         <w:ind w:left="720" w:hanging="360"/>
@@ -8012,7 +7561,7 @@
       <w:pPr>
         <w:numPr>
           <w:ilvl w:val="0"/>
-          <w:numId w:val="37"/>
+          <w:numId w:val="38"/>
         </w:numPr>
         <w:spacing w:after="0" w:afterAutospacing="0" w:before="0" w:beforeAutospacing="0" w:lineRule="auto"/>
         <w:ind w:left="720" w:hanging="360"/>
@@ -8028,7 +7577,7 @@
       <w:pPr>
         <w:numPr>
           <w:ilvl w:val="0"/>
-          <w:numId w:val="37"/>
+          <w:numId w:val="38"/>
         </w:numPr>
         <w:spacing w:after="0" w:afterAutospacing="0" w:before="0" w:beforeAutospacing="0" w:lineRule="auto"/>
         <w:ind w:left="720" w:hanging="360"/>
@@ -8044,7 +7593,7 @@
       <w:pPr>
         <w:numPr>
           <w:ilvl w:val="0"/>
-          <w:numId w:val="37"/>
+          <w:numId w:val="38"/>
         </w:numPr>
         <w:spacing w:after="0" w:afterAutospacing="0" w:before="0" w:beforeAutospacing="0" w:lineRule="auto"/>
         <w:ind w:left="720" w:hanging="360"/>
@@ -8060,7 +7609,7 @@
       <w:pPr>
         <w:numPr>
           <w:ilvl w:val="0"/>
-          <w:numId w:val="37"/>
+          <w:numId w:val="38"/>
         </w:numPr>
         <w:spacing w:after="240" w:before="0" w:beforeAutospacing="0" w:lineRule="auto"/>
         <w:ind w:left="720" w:hanging="360"/>
@@ -8112,8 +7661,8 @@
           <w:szCs w:val="26"/>
         </w:rPr>
       </w:pPr>
-      <w:bookmarkStart w:colFirst="0" w:colLast="0" w:name="_iwa6yvngs9yr" w:id="14"/>
-      <w:bookmarkEnd w:id="14"/>
+      <w:bookmarkStart w:colFirst="0" w:colLast="0" w:name="_iwa6yvngs9yr" w:id="13"/>
+      <w:bookmarkEnd w:id="13"/>
       <w:r>
         <w:rPr>
           <w:b w:val="1"/>
@@ -8130,7 +7679,7 @@
       <w:pPr>
         <w:numPr>
           <w:ilvl w:val="0"/>
-          <w:numId w:val="12"/>
+          <w:numId w:val="13"/>
         </w:numPr>
         <w:spacing w:after="0" w:afterAutospacing="0" w:before="240" w:lineRule="auto"/>
         <w:ind w:left="720" w:hanging="360"/>
@@ -8160,7 +7709,7 @@
       <w:pPr>
         <w:numPr>
           <w:ilvl w:val="0"/>
-          <w:numId w:val="12"/>
+          <w:numId w:val="13"/>
         </w:numPr>
         <w:spacing w:after="0" w:afterAutospacing="0" w:before="0" w:beforeAutospacing="0" w:lineRule="auto"/>
         <w:ind w:left="720" w:hanging="360"/>
@@ -8176,7 +7725,7 @@
       <w:pPr>
         <w:numPr>
           <w:ilvl w:val="1"/>
-          <w:numId w:val="12"/>
+          <w:numId w:val="13"/>
         </w:numPr>
         <w:spacing w:after="0" w:afterAutospacing="0" w:before="0" w:beforeAutospacing="0" w:lineRule="auto"/>
         <w:ind w:left="1440" w:hanging="360"/>
@@ -8192,7 +7741,7 @@
       <w:pPr>
         <w:numPr>
           <w:ilvl w:val="1"/>
-          <w:numId w:val="12"/>
+          <w:numId w:val="13"/>
         </w:numPr>
         <w:spacing w:after="0" w:afterAutospacing="0" w:before="0" w:beforeAutospacing="0" w:lineRule="auto"/>
         <w:ind w:left="1440" w:hanging="360"/>
@@ -8208,7 +7757,7 @@
       <w:pPr>
         <w:numPr>
           <w:ilvl w:val="1"/>
-          <w:numId w:val="12"/>
+          <w:numId w:val="13"/>
         </w:numPr>
         <w:spacing w:after="0" w:afterAutospacing="0" w:before="0" w:beforeAutospacing="0" w:lineRule="auto"/>
         <w:ind w:left="1440" w:hanging="360"/>
@@ -8224,7 +7773,7 @@
       <w:pPr>
         <w:numPr>
           <w:ilvl w:val="0"/>
-          <w:numId w:val="12"/>
+          <w:numId w:val="13"/>
         </w:numPr>
         <w:spacing w:after="0" w:afterAutospacing="0" w:before="0" w:beforeAutospacing="0" w:lineRule="auto"/>
         <w:ind w:left="720" w:hanging="360"/>
@@ -8254,7 +7803,7 @@
       <w:pPr>
         <w:numPr>
           <w:ilvl w:val="0"/>
-          <w:numId w:val="12"/>
+          <w:numId w:val="13"/>
         </w:numPr>
         <w:spacing w:after="0" w:afterAutospacing="0" w:before="0" w:beforeAutospacing="0" w:lineRule="auto"/>
         <w:ind w:left="720" w:hanging="360"/>
@@ -8284,7 +7833,7 @@
       <w:pPr>
         <w:numPr>
           <w:ilvl w:val="0"/>
-          <w:numId w:val="12"/>
+          <w:numId w:val="13"/>
         </w:numPr>
         <w:spacing w:after="0" w:afterAutospacing="0" w:before="0" w:beforeAutospacing="0" w:lineRule="auto"/>
         <w:ind w:left="720" w:hanging="360"/>
@@ -8300,7 +7849,7 @@
       <w:pPr>
         <w:numPr>
           <w:ilvl w:val="0"/>
-          <w:numId w:val="12"/>
+          <w:numId w:val="13"/>
         </w:numPr>
         <w:spacing w:after="240" w:before="0" w:beforeAutospacing="0" w:lineRule="auto"/>
         <w:ind w:left="720" w:hanging="360"/>
@@ -8326,8 +7875,8 @@
           <w:szCs w:val="26"/>
         </w:rPr>
       </w:pPr>
-      <w:bookmarkStart w:colFirst="0" w:colLast="0" w:name="_uh99gs2vp2kv" w:id="15"/>
-      <w:bookmarkEnd w:id="15"/>
+      <w:bookmarkStart w:colFirst="0" w:colLast="0" w:name="_uh99gs2vp2kv" w:id="14"/>
+      <w:bookmarkEnd w:id="14"/>
       <w:r>
         <w:rPr>
           <w:b w:val="1"/>
@@ -8344,7 +7893,7 @@
       <w:pPr>
         <w:numPr>
           <w:ilvl w:val="0"/>
-          <w:numId w:val="51"/>
+          <w:numId w:val="54"/>
         </w:numPr>
         <w:spacing w:after="0" w:afterAutospacing="0" w:before="240" w:lineRule="auto"/>
         <w:ind w:left="720" w:hanging="360"/>
@@ -8374,7 +7923,7 @@
       <w:pPr>
         <w:numPr>
           <w:ilvl w:val="0"/>
-          <w:numId w:val="51"/>
+          <w:numId w:val="54"/>
         </w:numPr>
         <w:spacing w:after="0" w:afterAutospacing="0" w:before="0" w:beforeAutospacing="0" w:lineRule="auto"/>
         <w:ind w:left="720" w:hanging="360"/>
@@ -8390,7 +7939,7 @@
       <w:pPr>
         <w:numPr>
           <w:ilvl w:val="1"/>
-          <w:numId w:val="51"/>
+          <w:numId w:val="54"/>
         </w:numPr>
         <w:spacing w:after="0" w:afterAutospacing="0" w:before="0" w:beforeAutospacing="0" w:lineRule="auto"/>
         <w:ind w:left="1440" w:hanging="360"/>
@@ -8406,7 +7955,7 @@
       <w:pPr>
         <w:numPr>
           <w:ilvl w:val="1"/>
-          <w:numId w:val="51"/>
+          <w:numId w:val="54"/>
         </w:numPr>
         <w:spacing w:after="0" w:afterAutospacing="0" w:before="0" w:beforeAutospacing="0" w:lineRule="auto"/>
         <w:ind w:left="1440" w:hanging="360"/>
@@ -8422,7 +7971,7 @@
       <w:pPr>
         <w:numPr>
           <w:ilvl w:val="0"/>
-          <w:numId w:val="51"/>
+          <w:numId w:val="54"/>
         </w:numPr>
         <w:spacing w:after="240" w:before="0" w:beforeAutospacing="0" w:lineRule="auto"/>
         <w:ind w:left="720" w:hanging="360"/>
@@ -8448,8 +7997,8 @@
           <w:szCs w:val="26"/>
         </w:rPr>
       </w:pPr>
-      <w:bookmarkStart w:colFirst="0" w:colLast="0" w:name="_ki55nfya7vvf" w:id="16"/>
-      <w:bookmarkEnd w:id="16"/>
+      <w:bookmarkStart w:colFirst="0" w:colLast="0" w:name="_ki55nfya7vvf" w:id="15"/>
+      <w:bookmarkEnd w:id="15"/>
       <w:r>
         <w:rPr>
           <w:b w:val="1"/>
@@ -8568,8 +8117,8 @@
           <w:szCs w:val="26"/>
         </w:rPr>
       </w:pPr>
-      <w:bookmarkStart w:colFirst="0" w:colLast="0" w:name="_tf6mwrxwhwgi" w:id="17"/>
-      <w:bookmarkEnd w:id="17"/>
+      <w:bookmarkStart w:colFirst="0" w:colLast="0" w:name="_tf6mwrxwhwgi" w:id="16"/>
+      <w:bookmarkEnd w:id="16"/>
       <w:r>
         <w:rPr>
           <w:b w:val="1"/>
@@ -8586,7 +8135,7 @@
       <w:pPr>
         <w:numPr>
           <w:ilvl w:val="0"/>
-          <w:numId w:val="5"/>
+          <w:numId w:val="6"/>
         </w:numPr>
         <w:spacing w:after="0" w:afterAutospacing="0" w:before="240" w:lineRule="auto"/>
         <w:ind w:left="720" w:hanging="360"/>
@@ -8616,7 +8165,7 @@
       <w:pPr>
         <w:numPr>
           <w:ilvl w:val="0"/>
-          <w:numId w:val="5"/>
+          <w:numId w:val="6"/>
         </w:numPr>
         <w:spacing w:after="0" w:afterAutospacing="0" w:before="0" w:beforeAutospacing="0" w:lineRule="auto"/>
         <w:ind w:left="720" w:hanging="360"/>
@@ -8646,7 +8195,7 @@
       <w:pPr>
         <w:numPr>
           <w:ilvl w:val="0"/>
-          <w:numId w:val="5"/>
+          <w:numId w:val="6"/>
         </w:numPr>
         <w:spacing w:after="0" w:afterAutospacing="0" w:before="0" w:beforeAutospacing="0" w:lineRule="auto"/>
         <w:ind w:left="720" w:hanging="360"/>
@@ -8662,7 +8211,7 @@
       <w:pPr>
         <w:numPr>
           <w:ilvl w:val="0"/>
-          <w:numId w:val="5"/>
+          <w:numId w:val="6"/>
         </w:numPr>
         <w:spacing w:after="240" w:before="0" w:beforeAutospacing="0" w:lineRule="auto"/>
         <w:ind w:left="720" w:hanging="360"/>
@@ -8730,8 +8279,8 @@
           <w:pgNumType w:start="1"/>
         </w:sectPr>
       </w:pPr>
-      <w:bookmarkStart w:colFirst="0" w:colLast="0" w:name="_c0dhymnncnia" w:id="18"/>
-      <w:bookmarkEnd w:id="18"/>
+      <w:bookmarkStart w:colFirst="0" w:colLast="0" w:name="_7858xfip1glv" w:id="17"/>
+      <w:bookmarkEnd w:id="17"/>
       <w:r>
         <w:rPr>
           <w:rFonts w:ascii="Arial" w:cs="Arial" w:eastAsia="Arial" w:hAnsi="Arial"/>
@@ -10020,8 +9569,8 @@
           <w:szCs w:val="32"/>
         </w:rPr>
       </w:pPr>
-      <w:bookmarkStart w:colFirst="0" w:colLast="0" w:name="_swdqvlgal3hk" w:id="19"/>
-      <w:bookmarkEnd w:id="19"/>
+      <w:bookmarkStart w:colFirst="0" w:colLast="0" w:name="_uwh3djss98yn" w:id="18"/>
+      <w:bookmarkEnd w:id="18"/>
       <w:r>
         <w:rPr>
           <w:rFonts w:ascii="Calibri" w:cs="Calibri" w:eastAsia="Calibri" w:hAnsi="Calibri"/>
@@ -10222,6 +9771,571 @@
       <w:pPr>
         <w:numPr>
           <w:ilvl w:val="0"/>
+          <w:numId w:val="49"/>
+        </w:numPr>
+        <w:spacing w:after="0" w:afterAutospacing="0" w:line="240" w:lineRule="auto"/>
+        <w:ind w:left="720" w:hanging="360"/>
+        <w:rPr>
+          <w:rFonts w:ascii="Calibri" w:cs="Calibri" w:eastAsia="Calibri" w:hAnsi="Calibri"/>
+        </w:rPr>
+      </w:pPr>
+      <w:r>
+        <w:rPr>
+          <w:rFonts w:ascii="Calibri" w:cs="Calibri" w:eastAsia="Calibri" w:hAnsi="Calibri"/>
+          <w:strike w:val="1"/>
+          <w:rtl w:val="0"/>
+        </w:rPr>
+        <w:t xml:space="preserve">Add an explicit confirmation dialog ('Are you sure you want to cancel this booking?') before a cancellation is executed.</w:t>
+      </w:r>
+    </w:p>
+    <w:p>
+      <w:pPr>
+        <w:numPr>
+          <w:ilvl w:val="0"/>
+          <w:numId w:val="49"/>
+        </w:numPr>
+        <w:spacing w:after="60" w:line="240" w:lineRule="auto"/>
+        <w:ind w:left="720" w:hanging="360"/>
+        <w:rPr>
+          <w:rFonts w:ascii="Calibri" w:cs="Calibri" w:eastAsia="Calibri" w:hAnsi="Calibri"/>
+        </w:rPr>
+      </w:pPr>
+      <w:r>
+        <w:rPr>
+          <w:rFonts w:ascii="Calibri" w:cs="Calibri" w:eastAsia="Calibri" w:hAnsi="Calibri"/>
+          <w:strike w:val="1"/>
+          <w:rtl w:val="0"/>
+        </w:rPr>
+        <w:t xml:space="preserve">Add on-screen copy in the cancellation flow disclosing that payment (full or down) is non-refundable but will be converted into account credit for use on a future visit.</w:t>
+      </w:r>
+    </w:p>
+    <w:p>
+      <w:pPr>
+        <w:spacing w:after="80" w:before="240" w:line="240" w:lineRule="auto"/>
+        <w:rPr>
+          <w:rFonts w:ascii="Calibri" w:cs="Calibri" w:eastAsia="Calibri" w:hAnsi="Calibri"/>
+        </w:rPr>
+      </w:pPr>
+      <w:r>
+        <w:rPr>
+          <w:rFonts w:ascii="Calibri" w:cs="Calibri" w:eastAsia="Calibri" w:hAnsi="Calibri"/>
+          <w:b w:val="1"/>
+          <w:bCs w:val="1"/>
+          <w:rtl w:val="0"/>
+        </w:rPr>
+        <w:t xml:space="preserve">On notifications:</w:t>
+      </w:r>
+      <w:r>
+        <w:rPr>
+          <w:rtl w:val="0"/>
+        </w:rPr>
+      </w:r>
+    </w:p>
+    <w:p>
+      <w:pPr>
+        <w:numPr>
+          <w:ilvl w:val="0"/>
+          <w:numId w:val="43"/>
+        </w:numPr>
+        <w:spacing w:after="60" w:line="240" w:lineRule="auto"/>
+        <w:ind w:left="720" w:hanging="360"/>
+        <w:rPr>
+          <w:rFonts w:ascii="Calibri" w:cs="Calibri" w:eastAsia="Calibri" w:hAnsi="Calibri"/>
+        </w:rPr>
+      </w:pPr>
+      <w:r>
+        <w:rPr>
+          <w:rFonts w:ascii="Calibri" w:cs="Calibri" w:eastAsia="Calibri" w:hAnsi="Calibri"/>
+          <w:rtl w:val="0"/>
+        </w:rPr>
+        <w:t xml:space="preserve">Implement email booking-confirmation notifications via the email API (currently not wired in — only in-browser notifications work today).</w:t>
+      </w:r>
+    </w:p>
+    <w:p>
+      <w:pPr>
+        <w:spacing w:after="80" w:before="240" w:line="240" w:lineRule="auto"/>
+        <w:rPr>
+          <w:rFonts w:ascii="Calibri" w:cs="Calibri" w:eastAsia="Calibri" w:hAnsi="Calibri"/>
+        </w:rPr>
+      </w:pPr>
+      <w:r>
+        <w:rPr>
+          <w:rFonts w:ascii="Calibri" w:cs="Calibri" w:eastAsia="Calibri" w:hAnsi="Calibri"/>
+          <w:b w:val="1"/>
+          <w:bCs w:val="1"/>
+          <w:rtl w:val="0"/>
+        </w:rPr>
+        <w:t xml:space="preserve">On reporting:</w:t>
+      </w:r>
+      <w:r>
+        <w:rPr>
+          <w:rtl w:val="0"/>
+        </w:rPr>
+      </w:r>
+    </w:p>
+    <w:p>
+      <w:pPr>
+        <w:numPr>
+          <w:ilvl w:val="0"/>
+          <w:numId w:val="37"/>
+        </w:numPr>
+        <w:spacing w:after="60" w:line="240" w:lineRule="auto"/>
+        <w:ind w:left="720" w:hanging="360"/>
+        <w:rPr>
+          <w:rFonts w:ascii="Calibri" w:cs="Calibri" w:eastAsia="Calibri" w:hAnsi="Calibri"/>
+        </w:rPr>
+      </w:pPr>
+      <w:r>
+        <w:rPr>
+          <w:rFonts w:ascii="Calibri" w:cs="Calibri" w:eastAsia="Calibri" w:hAnsi="Calibri"/>
+          <w:strike w:val="1"/>
+          <w:rtl w:val="0"/>
+        </w:rPr>
+        <w:t xml:space="preserve">Build the Daily Sales Report (DSR) module — currently missing entirely — covering transactions across branches and payment methods per the proposal's objectives.</w:t>
+      </w:r>
+    </w:p>
+    <w:p>
+      <w:pPr>
+        <w:spacing w:after="80" w:before="240" w:line="240" w:lineRule="auto"/>
+        <w:rPr>
+          <w:rFonts w:ascii="Calibri" w:cs="Calibri" w:eastAsia="Calibri" w:hAnsi="Calibri"/>
+        </w:rPr>
+      </w:pPr>
+      <w:r>
+        <w:rPr>
+          <w:rFonts w:ascii="Calibri" w:cs="Calibri" w:eastAsia="Calibri" w:hAnsi="Calibri"/>
+          <w:b w:val="1"/>
+          <w:bCs w:val="1"/>
+          <w:rtl w:val="0"/>
+        </w:rPr>
+        <w:t xml:space="preserve">On booking status/payment logic:</w:t>
+      </w:r>
+      <w:r>
+        <w:rPr>
+          <w:rtl w:val="0"/>
+        </w:rPr>
+      </w:r>
+    </w:p>
+    <w:p>
+      <w:pPr>
+        <w:numPr>
+          <w:ilvl w:val="0"/>
+          <w:numId w:val="29"/>
+        </w:numPr>
+        <w:spacing w:after="60" w:line="240" w:lineRule="auto"/>
+        <w:ind w:left="720" w:hanging="360"/>
+        <w:rPr>
+          <w:rFonts w:ascii="Calibri" w:cs="Calibri" w:eastAsia="Calibri" w:hAnsi="Calibri"/>
+        </w:rPr>
+      </w:pPr>
+      <w:r>
+        <w:rPr>
+          <w:rFonts w:ascii="Calibri" w:cs="Calibri" w:eastAsia="Calibri" w:hAnsi="Calibri"/>
+          <w:rtl w:val="0"/>
+        </w:rPr>
+        <w:t xml:space="preserve">Fix the booking flow so status accurately reflects an unpaid booking instead of assuming payment success when no real payment confirmation exists.</w:t>
+      </w:r>
+    </w:p>
+    <w:p>
+      <w:pPr>
+        <w:spacing w:after="80" w:before="240" w:line="240" w:lineRule="auto"/>
+        <w:rPr>
+          <w:rFonts w:ascii="Calibri" w:cs="Calibri" w:eastAsia="Calibri" w:hAnsi="Calibri"/>
+        </w:rPr>
+      </w:pPr>
+      <w:r>
+        <w:rPr>
+          <w:rFonts w:ascii="Calibri" w:cs="Calibri" w:eastAsia="Calibri" w:hAnsi="Calibri"/>
+          <w:b w:val="1"/>
+          <w:bCs w:val="1"/>
+          <w:rtl w:val="0"/>
+        </w:rPr>
+        <w:t xml:space="preserve">On payment provider scope (defense contingency):</w:t>
+      </w:r>
+      <w:r>
+        <w:rPr>
+          <w:rtl w:val="0"/>
+        </w:rPr>
+      </w:r>
+    </w:p>
+    <w:p>
+      <w:pPr>
+        <w:numPr>
+          <w:ilvl w:val="0"/>
+          <w:numId w:val="17"/>
+        </w:numPr>
+        <w:spacing w:after="0" w:afterAutospacing="0" w:line="240" w:lineRule="auto"/>
+        <w:ind w:left="720" w:hanging="360"/>
+        <w:rPr>
+          <w:rFonts w:ascii="Calibri" w:cs="Calibri" w:eastAsia="Calibri" w:hAnsi="Calibri"/>
+        </w:rPr>
+      </w:pPr>
+      <w:r>
+        <w:rPr>
+          <w:rFonts w:ascii="Calibri" w:cs="Calibri" w:eastAsia="Calibri" w:hAnsi="Calibri"/>
+          <w:rtl w:val="0"/>
+        </w:rPr>
+        <w:t xml:space="preserve">Implement a placeholder 'payment type' selector (label only, no live processing) to stand in for PayMongo during the thesis defense.</w:t>
+      </w:r>
+    </w:p>
+    <w:p>
+      <w:pPr>
+        <w:numPr>
+          <w:ilvl w:val="0"/>
+          <w:numId w:val="17"/>
+        </w:numPr>
+        <w:spacing w:after="60" w:line="240" w:lineRule="auto"/>
+        <w:ind w:left="720" w:hanging="360"/>
+        <w:rPr>
+          <w:rFonts w:ascii="Calibri" w:cs="Calibri" w:eastAsia="Calibri" w:hAnsi="Calibri"/>
+        </w:rPr>
+      </w:pPr>
+      <w:r>
+        <w:rPr>
+          <w:rFonts w:ascii="Calibri" w:cs="Calibri" w:eastAsia="Calibri" w:hAnsi="Calibri"/>
+          <w:rtl w:val="0"/>
+        </w:rPr>
+        <w:t xml:space="preserve">Document this contingency explicitly in the capstone paper's scope section: live PayMongo setup to be completed post-deployment, pending the owner's approval, prior to system turnover.</w:t>
+      </w:r>
+    </w:p>
+    <w:p>
+      <w:pPr>
+        <w:spacing w:after="80" w:before="240" w:line="240" w:lineRule="auto"/>
+        <w:rPr>
+          <w:rFonts w:ascii="Calibri" w:cs="Calibri" w:eastAsia="Calibri" w:hAnsi="Calibri"/>
+        </w:rPr>
+      </w:pPr>
+      <w:r>
+        <w:rPr>
+          <w:rFonts w:ascii="Calibri" w:cs="Calibri" w:eastAsia="Calibri" w:hAnsi="Calibri"/>
+          <w:b w:val="1"/>
+          <w:bCs w:val="1"/>
+          <w:rtl w:val="0"/>
+        </w:rPr>
+        <w:t xml:space="preserve">On third-party login:</w:t>
+      </w:r>
+      <w:r>
+        <w:rPr>
+          <w:rtl w:val="0"/>
+        </w:rPr>
+      </w:r>
+    </w:p>
+    <w:p>
+      <w:pPr>
+        <w:numPr>
+          <w:ilvl w:val="0"/>
+          <w:numId w:val="34"/>
+        </w:numPr>
+        <w:spacing w:after="60" w:line="240" w:lineRule="auto"/>
+        <w:ind w:left="720" w:hanging="360"/>
+        <w:rPr>
+          <w:rFonts w:ascii="Calibri" w:cs="Calibri" w:eastAsia="Calibri" w:hAnsi="Calibri"/>
+        </w:rPr>
+      </w:pPr>
+      <w:r>
+        <w:rPr>
+          <w:rFonts w:ascii="Calibri" w:cs="Calibri" w:eastAsia="Calibri" w:hAnsi="Calibri"/>
+          <w:rtl w:val="0"/>
+        </w:rPr>
+        <w:t xml:space="preserve">Remove Facebook Login from the login options; keep Google OAuth and email/password login as the supported methods.</w:t>
+      </w:r>
+    </w:p>
+    <w:p>
+      <w:pPr>
+        <w:spacing w:after="80" w:before="240" w:line="240" w:lineRule="auto"/>
+        <w:rPr>
+          <w:rFonts w:ascii="Calibri" w:cs="Calibri" w:eastAsia="Calibri" w:hAnsi="Calibri"/>
+        </w:rPr>
+      </w:pPr>
+      <w:r>
+        <w:rPr>
+          <w:rFonts w:ascii="Calibri" w:cs="Calibri" w:eastAsia="Calibri" w:hAnsi="Calibri"/>
+          <w:b w:val="1"/>
+          <w:bCs w:val="1"/>
+          <w:rtl w:val="0"/>
+        </w:rPr>
+        <w:t xml:space="preserve">On website content &amp; verification coordination:</w:t>
+      </w:r>
+      <w:r>
+        <w:rPr>
+          <w:rtl w:val="0"/>
+        </w:rPr>
+      </w:r>
+    </w:p>
+    <w:p>
+      <w:pPr>
+        <w:numPr>
+          <w:ilvl w:val="0"/>
+          <w:numId w:val="55"/>
+        </w:numPr>
+        <w:spacing w:after="0" w:afterAutospacing="0" w:line="240" w:lineRule="auto"/>
+        <w:ind w:left="720" w:hanging="360"/>
+        <w:rPr>
+          <w:rFonts w:ascii="Calibri" w:cs="Calibri" w:eastAsia="Calibri" w:hAnsi="Calibri"/>
+        </w:rPr>
+      </w:pPr>
+      <w:r>
+        <w:rPr>
+          <w:rFonts w:ascii="Calibri" w:cs="Calibri" w:eastAsia="Calibri" w:hAnsi="Calibri"/>
+          <w:rtl w:val="0"/>
+        </w:rPr>
+        <w:t xml:space="preserve">Keep AI-generated placeholder images in place until professional photos are provided; track as a pending content item rather than a bug.</w:t>
+      </w:r>
+    </w:p>
+    <w:p>
+      <w:pPr>
+        <w:numPr>
+          <w:ilvl w:val="0"/>
+          <w:numId w:val="55"/>
+        </w:numPr>
+        <w:spacing w:after="60" w:line="240" w:lineRule="auto"/>
+        <w:ind w:left="720" w:hanging="360"/>
+        <w:rPr>
+          <w:rFonts w:ascii="Calibri" w:cs="Calibri" w:eastAsia="Calibri" w:hAnsi="Calibri"/>
+        </w:rPr>
+      </w:pPr>
+      <w:r>
+        <w:rPr>
+          <w:rFonts w:ascii="Calibri" w:cs="Calibri" w:eastAsia="Calibri" w:hAnsi="Calibri"/>
+          <w:rtl w:val="0"/>
+        </w:rPr>
+        <w:t xml:space="preserve">Coordinate remaining business-verification requirements with the COO (owner's spouse), since some required information falls outside what Sir Mike alone can provide.</w:t>
+      </w:r>
+    </w:p>
+    <w:p>
+      <w:pPr>
+        <w:spacing w:after="80" w:before="240" w:line="240" w:lineRule="auto"/>
+        <w:rPr>
+          <w:rFonts w:ascii="Calibri" w:cs="Calibri" w:eastAsia="Calibri" w:hAnsi="Calibri"/>
+        </w:rPr>
+      </w:pPr>
+      <w:r>
+        <w:rPr>
+          <w:rFonts w:ascii="Calibri" w:cs="Calibri" w:eastAsia="Calibri" w:hAnsi="Calibri"/>
+          <w:b w:val="1"/>
+          <w:bCs w:val="1"/>
+          <w:rtl w:val="0"/>
+        </w:rPr>
+        <w:t xml:space="preserve">On deployment:</w:t>
+      </w:r>
+      <w:r>
+        <w:rPr>
+          <w:rtl w:val="0"/>
+        </w:rPr>
+      </w:r>
+    </w:p>
+    <w:p>
+      <w:pPr>
+        <w:numPr>
+          <w:ilvl w:val="0"/>
+          <w:numId w:val="1"/>
+        </w:numPr>
+        <w:spacing w:after="60" w:line="240" w:lineRule="auto"/>
+        <w:ind w:left="720" w:hanging="360"/>
+        <w:rPr>
+          <w:rFonts w:ascii="Calibri" w:cs="Calibri" w:eastAsia="Calibri" w:hAnsi="Calibri"/>
+        </w:rPr>
+      </w:pPr>
+      <w:r>
+        <w:rPr>
+          <w:rFonts w:ascii="Calibri" w:cs="Calibri" w:eastAsia="Calibri" w:hAnsi="Calibri"/>
+          <w:rtl w:val="0"/>
+        </w:rPr>
+        <w:t xml:space="preserve">Merge outstanding local changes and redeploy to the live environment so environment-only bugs can be caught before further testing/defense.</w:t>
+      </w:r>
+    </w:p>
+    <w:p>
+      <w:pPr>
+        <w:spacing w:after="80" w:before="240" w:line="240" w:lineRule="auto"/>
+        <w:rPr>
+          <w:rFonts w:ascii="Calibri" w:cs="Calibri" w:eastAsia="Calibri" w:hAnsi="Calibri"/>
+        </w:rPr>
+      </w:pPr>
+      <w:r>
+        <w:rPr>
+          <w:rFonts w:ascii="Calibri" w:cs="Calibri" w:eastAsia="Calibri" w:hAnsi="Calibri"/>
+          <w:b w:val="1"/>
+          <w:bCs w:val="1"/>
+          <w:rtl w:val="0"/>
+        </w:rPr>
+        <w:t xml:space="preserve">On packages (booking → services step):</w:t>
+      </w:r>
+      <w:r>
+        <w:rPr>
+          <w:rtl w:val="0"/>
+        </w:rPr>
+      </w:r>
+    </w:p>
+    <w:p>
+      <w:pPr>
+        <w:numPr>
+          <w:ilvl w:val="0"/>
+          <w:numId w:val="40"/>
+        </w:numPr>
+        <w:spacing w:after="60" w:line="240" w:lineRule="auto"/>
+        <w:ind w:left="720" w:hanging="360"/>
+        <w:rPr>
+          <w:rFonts w:ascii="Calibri" w:cs="Calibri" w:eastAsia="Calibri" w:hAnsi="Calibri"/>
+        </w:rPr>
+      </w:pPr>
+      <w:r>
+        <w:rPr>
+          <w:rFonts w:ascii="Calibri" w:cs="Calibri" w:eastAsia="Calibri" w:hAnsi="Calibri"/>
+          <w:rtl w:val="0"/>
+        </w:rPr>
+        <w:t xml:space="preserve">Add clear discount messaging on package cards/detail views (e.g., 'Save 10% vs. booking individually') so the savings versus individual pricing are obvious to the customer.</w:t>
+      </w:r>
+    </w:p>
+    <w:p>
+      <w:pPr>
+        <w:spacing w:after="80" w:before="240" w:line="240" w:lineRule="auto"/>
+        <w:rPr>
+          <w:rFonts w:ascii="Calibri" w:cs="Calibri" w:eastAsia="Calibri" w:hAnsi="Calibri"/>
+        </w:rPr>
+      </w:pPr>
+      <w:r>
+        <w:rPr>
+          <w:rFonts w:ascii="Calibri" w:cs="Calibri" w:eastAsia="Calibri" w:hAnsi="Calibri"/>
+          <w:b w:val="1"/>
+          <w:bCs w:val="1"/>
+          <w:rtl w:val="0"/>
+        </w:rPr>
+        <w:t xml:space="preserve">On receptionist / walk-in workflow:</w:t>
+      </w:r>
+      <w:r>
+        <w:rPr>
+          <w:rtl w:val="0"/>
+        </w:rPr>
+      </w:r>
+    </w:p>
+    <w:p>
+      <w:pPr>
+        <w:numPr>
+          <w:ilvl w:val="0"/>
+          <w:numId w:val="2"/>
+        </w:numPr>
+        <w:spacing w:after="0" w:afterAutospacing="0" w:line="240" w:lineRule="auto"/>
+        <w:ind w:left="720" w:hanging="360"/>
+        <w:rPr>
+          <w:rFonts w:ascii="Calibri" w:cs="Calibri" w:eastAsia="Calibri" w:hAnsi="Calibri"/>
+        </w:rPr>
+      </w:pPr>
+      <w:r>
+        <w:rPr>
+          <w:rFonts w:ascii="Calibri" w:cs="Calibri" w:eastAsia="Calibri" w:hAnsi="Calibri"/>
+          <w:rtl w:val="0"/>
+        </w:rPr>
+        <w:t xml:space="preserve">Build a dedicated walk-in booking flow: same-day, on-site registration for walk-in customers, distinct from the future-appointment booking flow.</w:t>
+      </w:r>
+    </w:p>
+    <w:p>
+      <w:pPr>
+        <w:numPr>
+          <w:ilvl w:val="0"/>
+          <w:numId w:val="2"/>
+        </w:numPr>
+        <w:spacing w:after="60" w:line="240" w:lineRule="auto"/>
+        <w:ind w:left="720" w:hanging="360"/>
+        <w:rPr>
+          <w:rFonts w:ascii="Calibri" w:cs="Calibri" w:eastAsia="Calibri" w:hAnsi="Calibri"/>
+        </w:rPr>
+      </w:pPr>
+      <w:r>
+        <w:rPr>
+          <w:rFonts w:ascii="Calibri" w:cs="Calibri" w:eastAsia="Calibri" w:hAnsi="Calibri"/>
+          <w:rtl w:val="0"/>
+        </w:rPr>
+        <w:t xml:space="preserve">Ensure the receptionist can record a pet's actual weight and coat type on-site during assessment, updating the pet's profile and any pricing inputs that depend on it.</w:t>
+      </w:r>
+    </w:p>
+    <w:p>
+      <w:pPr>
+        <w:spacing w:after="80" w:before="240" w:line="240" w:lineRule="auto"/>
+        <w:rPr>
+          <w:rFonts w:ascii="Calibri" w:cs="Calibri" w:eastAsia="Calibri" w:hAnsi="Calibri"/>
+        </w:rPr>
+      </w:pPr>
+      <w:r>
+        <w:rPr>
+          <w:rFonts w:ascii="Calibri" w:cs="Calibri" w:eastAsia="Calibri" w:hAnsi="Calibri"/>
+          <w:b w:val="1"/>
+          <w:bCs w:val="1"/>
+          <w:rtl w:val="0"/>
+        </w:rPr>
+        <w:t xml:space="preserve">On assessment / service categorization:</w:t>
+      </w:r>
+      <w:r>
+        <w:rPr>
+          <w:rtl w:val="0"/>
+        </w:rPr>
+      </w:r>
+    </w:p>
+    <w:p>
+      <w:pPr>
+        <w:numPr>
+          <w:ilvl w:val="0"/>
+          <w:numId w:val="47"/>
+        </w:numPr>
+        <w:spacing w:after="0" w:afterAutospacing="0" w:line="240" w:lineRule="auto"/>
+        <w:ind w:left="720" w:hanging="360"/>
+        <w:rPr>
+          <w:rFonts w:ascii="Calibri" w:cs="Calibri" w:eastAsia="Calibri" w:hAnsi="Calibri"/>
+        </w:rPr>
+      </w:pPr>
+      <w:r>
+        <w:rPr>
+          <w:rFonts w:ascii="Calibri" w:cs="Calibri" w:eastAsia="Calibri" w:hAnsi="Calibri"/>
+          <w:rtl w:val="0"/>
+        </w:rPr>
+        <w:t xml:space="preserve">Rename the 'Miscellaneous' (MISC) service category to 'Assessment Types' for clarity.</w:t>
+      </w:r>
+    </w:p>
+    <w:p>
+      <w:pPr>
+        <w:numPr>
+          <w:ilvl w:val="0"/>
+          <w:numId w:val="47"/>
+        </w:numPr>
+        <w:spacing w:after="60" w:line="240" w:lineRule="auto"/>
+        <w:ind w:left="720" w:hanging="360"/>
+        <w:rPr>
+          <w:rFonts w:ascii="Calibri" w:cs="Calibri" w:eastAsia="Calibri" w:hAnsi="Calibri"/>
+        </w:rPr>
+      </w:pPr>
+      <w:r>
+        <w:rPr>
+          <w:rFonts w:ascii="Calibri" w:cs="Calibri" w:eastAsia="Calibri" w:hAnsi="Calibri"/>
+          <w:rtl w:val="0"/>
+        </w:rPr>
+        <w:t xml:space="preserve">Fix the bug where the Assessment/MISC category does not appear in service type search results, which currently blocks the assessment booking path for unassessed pets.</w:t>
+      </w:r>
+    </w:p>
+    <w:p>
+      <w:pPr>
+        <w:spacing w:after="80" w:before="240" w:line="240" w:lineRule="auto"/>
+        <w:rPr>
+          <w:rFonts w:ascii="Calibri" w:cs="Calibri" w:eastAsia="Calibri" w:hAnsi="Calibri"/>
+        </w:rPr>
+      </w:pPr>
+      <w:r>
+        <w:rPr>
+          <w:rFonts w:ascii="Calibri" w:cs="Calibri" w:eastAsia="Calibri" w:hAnsi="Calibri"/>
+          <w:b w:val="1"/>
+          <w:bCs w:val="1"/>
+          <w:rtl w:val="0"/>
+        </w:rPr>
+        <w:t xml:space="preserve">On cage assignment:</w:t>
+      </w:r>
+      <w:r>
+        <w:rPr>
+          <w:rtl w:val="0"/>
+        </w:rPr>
+      </w:r>
+    </w:p>
+    <w:p>
+      <w:pPr>
+        <w:numPr>
+          <w:ilvl w:val="0"/>
           <w:numId w:val="48"/>
         </w:numPr>
         <w:spacing w:after="0" w:afterAutospacing="0" w:line="240" w:lineRule="auto"/>
@@ -10233,10 +10347,9 @@
       <w:r>
         <w:rPr>
           <w:rFonts w:ascii="Calibri" w:cs="Calibri" w:eastAsia="Calibri" w:hAnsi="Calibri"/>
-          <w:strike w:val="1"/>
-          <w:rtl w:val="0"/>
-        </w:rPr>
-        <w:t xml:space="preserve">Add an explicit confirmation dialog ('Are you sure you want to cancel this booking?') before a cancellation is executed.</w:t>
+          <w:rtl w:val="0"/>
+        </w:rPr>
+        <w:t xml:space="preserve">Remove the cage picker from the customer-facing booking flow; restrict cage assignment to receptionist/staff only.</w:t>
       </w:r>
     </w:p>
     <w:p>
@@ -10254,10 +10367,9 @@
       <w:r>
         <w:rPr>
           <w:rFonts w:ascii="Calibri" w:cs="Calibri" w:eastAsia="Calibri" w:hAnsi="Calibri"/>
-          <w:strike w:val="1"/>
-          <w:rtl w:val="0"/>
-        </w:rPr>
-        <w:t xml:space="preserve">Add on-screen copy in the cancellation flow disclosing that payment (full or down) is non-refundable but will be converted into account credit for use on a future visit.</w:t>
+          <w:rtl w:val="0"/>
+        </w:rPr>
+        <w:t xml:space="preserve">Keep cage assignment purely for monitoring/tracking, with no effect on service pricing.</w:t>
       </w:r>
     </w:p>
     <w:p>
@@ -10274,7 +10386,7 @@
           <w:bCs w:val="1"/>
           <w:rtl w:val="0"/>
         </w:rPr>
-        <w:t xml:space="preserve">On notifications:</w:t>
+        <w:t xml:space="preserve">On multi-pet booking:</w:t>
       </w:r>
       <w:r>
         <w:rPr>
@@ -10286,7 +10398,7 @@
       <w:pPr>
         <w:numPr>
           <w:ilvl w:val="0"/>
-          <w:numId w:val="42"/>
+          <w:numId w:val="20"/>
         </w:numPr>
         <w:spacing w:after="60" w:line="240" w:lineRule="auto"/>
         <w:ind w:left="720" w:hanging="360"/>
@@ -10299,576 +10411,1329 @@
           <w:rFonts w:ascii="Calibri" w:cs="Calibri" w:eastAsia="Calibri" w:hAnsi="Calibri"/>
           <w:rtl w:val="0"/>
         </w:rPr>
-        <w:t xml:space="preserve">Implement email booking-confirmation notifications via the email API (currently not wired in — only in-browser notifications work today).</w:t>
-      </w:r>
-    </w:p>
-    <w:p>
-      <w:pPr>
-        <w:spacing w:after="80" w:before="240" w:line="240" w:lineRule="auto"/>
-        <w:rPr>
-          <w:rFonts w:ascii="Calibri" w:cs="Calibri" w:eastAsia="Calibri" w:hAnsi="Calibri"/>
-        </w:rPr>
-      </w:pPr>
-      <w:r>
-        <w:rPr>
-          <w:rFonts w:ascii="Calibri" w:cs="Calibri" w:eastAsia="Calibri" w:hAnsi="Calibri"/>
-          <w:b w:val="1"/>
-          <w:bCs w:val="1"/>
-          <w:rtl w:val="0"/>
-        </w:rPr>
-        <w:t xml:space="preserve">On reporting:</w:t>
-      </w:r>
-      <w:r>
-        <w:rPr>
-          <w:rtl w:val="0"/>
-        </w:rPr>
-      </w:r>
-    </w:p>
-    <w:p>
-      <w:pPr>
-        <w:numPr>
-          <w:ilvl w:val="0"/>
-          <w:numId w:val="36"/>
-        </w:numPr>
-        <w:spacing w:after="60" w:line="240" w:lineRule="auto"/>
-        <w:ind w:left="720" w:hanging="360"/>
-        <w:rPr>
-          <w:rFonts w:ascii="Calibri" w:cs="Calibri" w:eastAsia="Calibri" w:hAnsi="Calibri"/>
-        </w:rPr>
-      </w:pPr>
-      <w:r>
-        <w:rPr>
-          <w:rFonts w:ascii="Calibri" w:cs="Calibri" w:eastAsia="Calibri" w:hAnsi="Calibri"/>
-          <w:strike w:val="1"/>
-          <w:rtl w:val="0"/>
-        </w:rPr>
-        <w:t xml:space="preserve">Build the Daily Sales Report (DSR) module — currently missing entirely — covering transactions across branches and payment methods per the proposal's objectives.</w:t>
-      </w:r>
-    </w:p>
-    <w:p>
-      <w:pPr>
-        <w:spacing w:after="80" w:before="240" w:line="240" w:lineRule="auto"/>
-        <w:rPr>
-          <w:rFonts w:ascii="Calibri" w:cs="Calibri" w:eastAsia="Calibri" w:hAnsi="Calibri"/>
-        </w:rPr>
-      </w:pPr>
-      <w:r>
-        <w:rPr>
-          <w:rFonts w:ascii="Calibri" w:cs="Calibri" w:eastAsia="Calibri" w:hAnsi="Calibri"/>
-          <w:b w:val="1"/>
-          <w:bCs w:val="1"/>
-          <w:rtl w:val="0"/>
-        </w:rPr>
-        <w:t xml:space="preserve">On booking status/payment logic:</w:t>
-      </w:r>
-      <w:r>
-        <w:rPr>
-          <w:rtl w:val="0"/>
-        </w:rPr>
-      </w:r>
-    </w:p>
-    <w:p>
-      <w:pPr>
-        <w:numPr>
-          <w:ilvl w:val="0"/>
-          <w:numId w:val="29"/>
-        </w:numPr>
-        <w:spacing w:after="60" w:line="240" w:lineRule="auto"/>
-        <w:ind w:left="720" w:hanging="360"/>
-        <w:rPr>
-          <w:rFonts w:ascii="Calibri" w:cs="Calibri" w:eastAsia="Calibri" w:hAnsi="Calibri"/>
-        </w:rPr>
-      </w:pPr>
-      <w:r>
-        <w:rPr>
-          <w:rFonts w:ascii="Calibri" w:cs="Calibri" w:eastAsia="Calibri" w:hAnsi="Calibri"/>
-          <w:rtl w:val="0"/>
-        </w:rPr>
-        <w:t xml:space="preserve">Fix the booking flow so status accurately reflects an unpaid booking instead of assuming payment success when no real payment confirmation exists.</w:t>
-      </w:r>
-    </w:p>
-    <w:p>
-      <w:pPr>
-        <w:spacing w:after="80" w:before="240" w:line="240" w:lineRule="auto"/>
-        <w:rPr>
-          <w:rFonts w:ascii="Calibri" w:cs="Calibri" w:eastAsia="Calibri" w:hAnsi="Calibri"/>
-        </w:rPr>
-      </w:pPr>
-      <w:r>
-        <w:rPr>
-          <w:rFonts w:ascii="Calibri" w:cs="Calibri" w:eastAsia="Calibri" w:hAnsi="Calibri"/>
-          <w:b w:val="1"/>
-          <w:bCs w:val="1"/>
-          <w:rtl w:val="0"/>
-        </w:rPr>
-        <w:t xml:space="preserve">On payment provider scope (defense contingency):</w:t>
-      </w:r>
-      <w:r>
-        <w:rPr>
-          <w:rtl w:val="0"/>
-        </w:rPr>
-      </w:r>
-    </w:p>
-    <w:p>
-      <w:pPr>
-        <w:numPr>
-          <w:ilvl w:val="0"/>
-          <w:numId w:val="16"/>
-        </w:numPr>
-        <w:spacing w:after="0" w:afterAutospacing="0" w:line="240" w:lineRule="auto"/>
-        <w:ind w:left="720" w:hanging="360"/>
-        <w:rPr>
-          <w:rFonts w:ascii="Calibri" w:cs="Calibri" w:eastAsia="Calibri" w:hAnsi="Calibri"/>
-        </w:rPr>
-      </w:pPr>
-      <w:r>
-        <w:rPr>
-          <w:rFonts w:ascii="Calibri" w:cs="Calibri" w:eastAsia="Calibri" w:hAnsi="Calibri"/>
-          <w:rtl w:val="0"/>
-        </w:rPr>
-        <w:t xml:space="preserve">Implement a placeholder 'payment type' selector (label only, no live processing) to stand in for PayMongo during the thesis defense.</w:t>
-      </w:r>
-    </w:p>
-    <w:p>
-      <w:pPr>
-        <w:numPr>
-          <w:ilvl w:val="0"/>
-          <w:numId w:val="16"/>
-        </w:numPr>
-        <w:spacing w:after="60" w:line="240" w:lineRule="auto"/>
-        <w:ind w:left="720" w:hanging="360"/>
-        <w:rPr>
-          <w:rFonts w:ascii="Calibri" w:cs="Calibri" w:eastAsia="Calibri" w:hAnsi="Calibri"/>
-        </w:rPr>
-      </w:pPr>
-      <w:r>
-        <w:rPr>
-          <w:rFonts w:ascii="Calibri" w:cs="Calibri" w:eastAsia="Calibri" w:hAnsi="Calibri"/>
-          <w:rtl w:val="0"/>
-        </w:rPr>
-        <w:t xml:space="preserve">Document this contingency explicitly in the capstone paper's scope section: live PayMongo setup to be completed post-deployment, pending the owner's approval, prior to system turnover.</w:t>
-      </w:r>
-    </w:p>
-    <w:p>
-      <w:pPr>
-        <w:spacing w:after="80" w:before="240" w:line="240" w:lineRule="auto"/>
-        <w:rPr>
-          <w:rFonts w:ascii="Calibri" w:cs="Calibri" w:eastAsia="Calibri" w:hAnsi="Calibri"/>
-        </w:rPr>
-      </w:pPr>
-      <w:r>
-        <w:rPr>
-          <w:rFonts w:ascii="Calibri" w:cs="Calibri" w:eastAsia="Calibri" w:hAnsi="Calibri"/>
-          <w:b w:val="1"/>
-          <w:bCs w:val="1"/>
-          <w:rtl w:val="0"/>
-        </w:rPr>
-        <w:t xml:space="preserve">On third-party login:</w:t>
-      </w:r>
-      <w:r>
-        <w:rPr>
-          <w:rtl w:val="0"/>
-        </w:rPr>
-      </w:r>
-    </w:p>
-    <w:p>
-      <w:pPr>
-        <w:numPr>
-          <w:ilvl w:val="0"/>
-          <w:numId w:val="34"/>
-        </w:numPr>
-        <w:spacing w:after="60" w:line="240" w:lineRule="auto"/>
-        <w:ind w:left="720" w:hanging="360"/>
-        <w:rPr>
-          <w:rFonts w:ascii="Calibri" w:cs="Calibri" w:eastAsia="Calibri" w:hAnsi="Calibri"/>
-        </w:rPr>
-      </w:pPr>
-      <w:r>
-        <w:rPr>
-          <w:rFonts w:ascii="Calibri" w:cs="Calibri" w:eastAsia="Calibri" w:hAnsi="Calibri"/>
-          <w:rtl w:val="0"/>
-        </w:rPr>
-        <w:t xml:space="preserve">Remove Facebook Login from the login options; keep Google OAuth and email/password login as the supported methods.</w:t>
-      </w:r>
-    </w:p>
-    <w:p>
-      <w:pPr>
-        <w:spacing w:after="80" w:before="240" w:line="240" w:lineRule="auto"/>
-        <w:rPr>
-          <w:rFonts w:ascii="Calibri" w:cs="Calibri" w:eastAsia="Calibri" w:hAnsi="Calibri"/>
-        </w:rPr>
-      </w:pPr>
-      <w:r>
-        <w:rPr>
-          <w:rFonts w:ascii="Calibri" w:cs="Calibri" w:eastAsia="Calibri" w:hAnsi="Calibri"/>
-          <w:b w:val="1"/>
-          <w:bCs w:val="1"/>
-          <w:rtl w:val="0"/>
-        </w:rPr>
-        <w:t xml:space="preserve">On website content &amp; verification coordination:</w:t>
-      </w:r>
-      <w:r>
-        <w:rPr>
-          <w:rtl w:val="0"/>
-        </w:rPr>
-      </w:r>
-    </w:p>
-    <w:p>
-      <w:pPr>
-        <w:numPr>
-          <w:ilvl w:val="0"/>
-          <w:numId w:val="52"/>
-        </w:numPr>
-        <w:spacing w:after="0" w:afterAutospacing="0" w:line="240" w:lineRule="auto"/>
-        <w:ind w:left="720" w:hanging="360"/>
-        <w:rPr>
-          <w:rFonts w:ascii="Calibri" w:cs="Calibri" w:eastAsia="Calibri" w:hAnsi="Calibri"/>
-        </w:rPr>
-      </w:pPr>
-      <w:r>
-        <w:rPr>
-          <w:rFonts w:ascii="Calibri" w:cs="Calibri" w:eastAsia="Calibri" w:hAnsi="Calibri"/>
-          <w:rtl w:val="0"/>
-        </w:rPr>
-        <w:t xml:space="preserve">Keep AI-generated placeholder images in place until professional photos are provided; track as a pending content item rather than a bug.</w:t>
-      </w:r>
-    </w:p>
-    <w:p>
-      <w:pPr>
-        <w:numPr>
-          <w:ilvl w:val="0"/>
-          <w:numId w:val="52"/>
-        </w:numPr>
-        <w:spacing w:after="60" w:line="240" w:lineRule="auto"/>
-        <w:ind w:left="720" w:hanging="360"/>
-        <w:rPr>
-          <w:rFonts w:ascii="Calibri" w:cs="Calibri" w:eastAsia="Calibri" w:hAnsi="Calibri"/>
-        </w:rPr>
-      </w:pPr>
-      <w:r>
-        <w:rPr>
-          <w:rFonts w:ascii="Calibri" w:cs="Calibri" w:eastAsia="Calibri" w:hAnsi="Calibri"/>
-          <w:rtl w:val="0"/>
-        </w:rPr>
-        <w:t xml:space="preserve">Coordinate remaining business-verification requirements with the COO (owner's spouse), since some required information falls outside what Sir Mike alone can provide.</w:t>
-      </w:r>
-    </w:p>
-    <w:p>
-      <w:pPr>
-        <w:spacing w:after="80" w:before="240" w:line="240" w:lineRule="auto"/>
-        <w:rPr>
-          <w:rFonts w:ascii="Calibri" w:cs="Calibri" w:eastAsia="Calibri" w:hAnsi="Calibri"/>
-        </w:rPr>
-      </w:pPr>
-      <w:r>
-        <w:rPr>
-          <w:rFonts w:ascii="Calibri" w:cs="Calibri" w:eastAsia="Calibri" w:hAnsi="Calibri"/>
-          <w:b w:val="1"/>
-          <w:bCs w:val="1"/>
-          <w:rtl w:val="0"/>
-        </w:rPr>
-        <w:t xml:space="preserve">On deployment:</w:t>
-      </w:r>
-      <w:r>
-        <w:rPr>
-          <w:rtl w:val="0"/>
-        </w:rPr>
-      </w:r>
-    </w:p>
-    <w:p>
-      <w:pPr>
-        <w:numPr>
-          <w:ilvl w:val="0"/>
-          <w:numId w:val="1"/>
-        </w:numPr>
-        <w:spacing w:after="60" w:line="240" w:lineRule="auto"/>
-        <w:ind w:left="720" w:hanging="360"/>
-        <w:rPr>
-          <w:rFonts w:ascii="Calibri" w:cs="Calibri" w:eastAsia="Calibri" w:hAnsi="Calibri"/>
-        </w:rPr>
-      </w:pPr>
-      <w:r>
-        <w:rPr>
-          <w:rFonts w:ascii="Calibri" w:cs="Calibri" w:eastAsia="Calibri" w:hAnsi="Calibri"/>
-          <w:rtl w:val="0"/>
-        </w:rPr>
-        <w:t xml:space="preserve">Merge outstanding local changes and redeploy to the live environment so environment-only bugs can be caught before further testing/defense.</w:t>
-      </w:r>
-    </w:p>
-    <w:p>
-      <w:pPr>
-        <w:spacing w:after="80" w:before="240" w:line="240" w:lineRule="auto"/>
-        <w:rPr>
-          <w:rFonts w:ascii="Calibri" w:cs="Calibri" w:eastAsia="Calibri" w:hAnsi="Calibri"/>
-        </w:rPr>
-      </w:pPr>
-      <w:r>
-        <w:rPr>
-          <w:rFonts w:ascii="Calibri" w:cs="Calibri" w:eastAsia="Calibri" w:hAnsi="Calibri"/>
-          <w:b w:val="1"/>
-          <w:bCs w:val="1"/>
-          <w:rtl w:val="0"/>
-        </w:rPr>
-        <w:t xml:space="preserve">On packages (booking → services step):</w:t>
-      </w:r>
-      <w:r>
-        <w:rPr>
-          <w:rtl w:val="0"/>
-        </w:rPr>
-      </w:r>
-    </w:p>
-    <w:p>
-      <w:pPr>
+        <w:t xml:space="preserve">As an interim solution short of true simultaneous multi-pet booking, support staggered same-day time slots per pet for the same customer when staff availability is limited.</w:t>
+      </w:r>
+    </w:p>
+    <w:p>
+      <w:pPr>
+        <w:rPr/>
+        <w:sectPr>
+          <w:type w:val="nextPage"/>
+          <w:pgSz w:h="15840" w:w="12240" w:orient="portrait"/>
+          <w:pgMar w:bottom="1440" w:top="1440" w:left="1440" w:right="1440" w:header="720" w:footer="720"/>
+          <w:pgNumType w:start="1"/>
+        </w:sectPr>
+      </w:pPr>
+      <w:r>
+        <w:rPr>
+          <w:rtl w:val="0"/>
+        </w:rPr>
+      </w:r>
+    </w:p>
+    <w:p>
+      <w:pPr>
+        <w:pStyle w:val="Title"/>
+        <w:keepNext w:val="0"/>
+        <w:keepLines w:val="0"/>
+        <w:pageBreakBefore w:val="0"/>
+        <w:widowControl w:val="0"/>
+        <w:pBdr>
+          <w:top w:space="0" w:sz="0" w:val="nil"/>
+          <w:left w:space="0" w:sz="0" w:val="nil"/>
+          <w:bottom w:space="0" w:sz="0" w:val="nil"/>
+          <w:right w:space="0" w:sz="0" w:val="nil"/>
+          <w:between w:space="0" w:sz="0" w:val="nil"/>
+        </w:pBdr>
+        <w:shd w:fill="auto" w:val="clear"/>
+        <w:spacing w:after="0" w:before="0" w:line="276" w:lineRule="auto"/>
+        <w:ind w:left="0" w:right="0" w:firstLine="0"/>
+        <w:jc w:val="left"/>
+        <w:rPr/>
+        <w:sectPr>
+          <w:type w:val="nextPage"/>
+          <w:pgSz w:h="15840" w:w="12240" w:orient="portrait"/>
+          <w:pgMar w:bottom="1440" w:top="1440" w:left="1440" w:right="1440" w:header="720" w:footer="720"/>
+          <w:pgNumType w:start="1"/>
+        </w:sectPr>
+      </w:pPr>
+      <w:bookmarkStart w:colFirst="0" w:colLast="0" w:name="_w50ej352onzd" w:id="19"/>
+      <w:bookmarkEnd w:id="19"/>
+      <w:r>
+        <w:rPr>
+          <w:rFonts w:ascii="Arial" w:cs="Arial" w:eastAsia="Arial" w:hAnsi="Arial"/>
+          <w:b w:val="0"/>
+          <w:bCs w:val="0"/>
+          <w:i w:val="0"/>
+          <w:iCs w:val="0"/>
+          <w:smallCaps w:val="0"/>
+          <w:strike w:val="0"/>
+          <w:color w:val="000000"/>
+          <w:sz w:val="52"/>
+          <w:szCs w:val="52"/>
+          <w:u w:val="none"/>
+          <w:shd w:fill="auto" w:val="clear"/>
+          <w:vertAlign w:val="baseline"/>
+          <w:rtl w:val="0"/>
+        </w:rPr>
+        <w:t xml:space="preserve">Low Priority</w:t>
+      </w:r>
+      <w:r>
+        <w:rPr>
+          <w:rtl w:val="0"/>
+        </w:rPr>
+      </w:r>
+    </w:p>
+    <w:p>
+      <w:pPr>
+        <w:keepNext w:val="1"/>
+        <w:keepLines w:val="1"/>
         <w:numPr>
           <w:ilvl w:val="0"/>
           <w:numId w:val="39"/>
         </w:numPr>
-        <w:spacing w:after="60" w:line="240" w:lineRule="auto"/>
+        <w:spacing w:after="0" w:afterAutospacing="0" w:before="240" w:lineRule="auto"/>
         <w:ind w:left="720" w:hanging="360"/>
         <w:rPr>
-          <w:rFonts w:ascii="Calibri" w:cs="Calibri" w:eastAsia="Calibri" w:hAnsi="Calibri"/>
-        </w:rPr>
-      </w:pPr>
-      <w:r>
-        <w:rPr>
-          <w:rFonts w:ascii="Calibri" w:cs="Calibri" w:eastAsia="Calibri" w:hAnsi="Calibri"/>
-          <w:rtl w:val="0"/>
-        </w:rPr>
-        <w:t xml:space="preserve">Add clear discount messaging on package cards/detail views (e.g., 'Save 10% vs. booking individually') so the savings versus individual pricing are obvious to the customer.</w:t>
-      </w:r>
-    </w:p>
-    <w:p>
-      <w:pPr>
-        <w:spacing w:after="80" w:before="240" w:line="240" w:lineRule="auto"/>
-        <w:rPr>
-          <w:rFonts w:ascii="Calibri" w:cs="Calibri" w:eastAsia="Calibri" w:hAnsi="Calibri"/>
-        </w:rPr>
-      </w:pPr>
-      <w:r>
-        <w:rPr>
-          <w:rFonts w:ascii="Calibri" w:cs="Calibri" w:eastAsia="Calibri" w:hAnsi="Calibri"/>
-          <w:b w:val="1"/>
-          <w:bCs w:val="1"/>
-          <w:rtl w:val="0"/>
-        </w:rPr>
-        <w:t xml:space="preserve">On receptionist / walk-in workflow:</w:t>
-      </w:r>
-      <w:r>
-        <w:rPr>
-          <w:rtl w:val="0"/>
-        </w:rPr>
-      </w:r>
-    </w:p>
-    <w:p>
-      <w:pPr>
+          <w:rFonts w:ascii="Times" w:cs="Times" w:eastAsia="Times" w:hAnsi="Times"/>
+          <w:sz w:val="24"/>
+          <w:szCs w:val="24"/>
+        </w:rPr>
+      </w:pPr>
+      <w:r>
+        <w:rPr>
+          <w:rFonts w:ascii="Times" w:cs="Times" w:eastAsia="Times" w:hAnsi="Times"/>
+          <w:sz w:val="24"/>
+          <w:szCs w:val="24"/>
+          <w:rtl w:val="0"/>
+        </w:rPr>
+        <w:t xml:space="preserve">Vet type staff should have some sort of specialization (e.g. respiratory, cardio, etc.)</w:t>
+      </w:r>
+    </w:p>
+    <w:p>
+      <w:pPr>
+        <w:keepNext w:val="1"/>
+        <w:keepLines w:val="1"/>
+        <w:numPr>
+          <w:ilvl w:val="1"/>
+          <w:numId w:val="39"/>
+        </w:numPr>
+        <w:spacing w:after="0" w:afterAutospacing="0" w:before="0" w:beforeAutospacing="0" w:lineRule="auto"/>
+        <w:ind w:left="1440" w:hanging="360"/>
+        <w:rPr>
+          <w:rFonts w:ascii="Times" w:cs="Times" w:eastAsia="Times" w:hAnsi="Times"/>
+          <w:sz w:val="24"/>
+          <w:szCs w:val="24"/>
+        </w:rPr>
+      </w:pPr>
+      <w:r>
+        <w:rPr>
+          <w:rFonts w:ascii="Times" w:cs="Times" w:eastAsia="Times" w:hAnsi="Times"/>
+          <w:sz w:val="24"/>
+          <w:szCs w:val="24"/>
+          <w:rtl w:val="0"/>
+        </w:rPr>
+        <w:t xml:space="preserve">This should be shown in booking process &gt; staff picker</w:t>
+      </w:r>
+    </w:p>
+    <w:p>
+      <w:pPr>
+        <w:keepNext w:val="1"/>
+        <w:keepLines w:val="1"/>
+        <w:numPr>
+          <w:ilvl w:val="1"/>
+          <w:numId w:val="39"/>
+        </w:numPr>
+        <w:spacing w:after="0" w:afterAutospacing="0" w:before="0" w:beforeAutospacing="0" w:lineRule="auto"/>
+        <w:ind w:left="1440" w:hanging="360"/>
+        <w:rPr>
+          <w:rFonts w:ascii="Times" w:cs="Times" w:eastAsia="Times" w:hAnsi="Times"/>
+          <w:sz w:val="24"/>
+          <w:szCs w:val="24"/>
+        </w:rPr>
+      </w:pPr>
+      <w:r>
+        <w:rPr>
+          <w:rFonts w:ascii="Times" w:cs="Times" w:eastAsia="Times" w:hAnsi="Times"/>
+          <w:sz w:val="24"/>
+          <w:szCs w:val="24"/>
+          <w:rtl w:val="0"/>
+        </w:rPr>
+        <w:t xml:space="preserve">This should also influence what kind of services they offer</w:t>
+      </w:r>
+    </w:p>
+    <w:p>
+      <w:pPr>
+        <w:keepNext w:val="1"/>
+        <w:keepLines w:val="1"/>
+        <w:numPr>
+          <w:ilvl w:val="1"/>
+          <w:numId w:val="39"/>
+        </w:numPr>
+        <w:spacing w:after="0" w:afterAutospacing="0" w:before="0" w:beforeAutospacing="0" w:lineRule="auto"/>
+        <w:ind w:left="1440" w:hanging="360"/>
+        <w:rPr>
+          <w:rFonts w:ascii="Times" w:cs="Times" w:eastAsia="Times" w:hAnsi="Times"/>
+          <w:sz w:val="24"/>
+          <w:szCs w:val="24"/>
+        </w:rPr>
+      </w:pPr>
+      <w:r>
+        <w:rPr>
+          <w:rFonts w:ascii="Times" w:cs="Times" w:eastAsia="Times" w:hAnsi="Times"/>
+          <w:sz w:val="24"/>
+          <w:szCs w:val="24"/>
+          <w:rtl w:val="0"/>
+        </w:rPr>
+        <w:t xml:space="preserve">These services should be readonly if initial consultation service has not been used by the customer</w:t>
+      </w:r>
+    </w:p>
+    <w:p>
+      <w:pPr>
+        <w:keepNext w:val="1"/>
+        <w:keepLines w:val="1"/>
+        <w:numPr>
+          <w:ilvl w:val="1"/>
+          <w:numId w:val="39"/>
+        </w:numPr>
+        <w:spacing w:after="0" w:afterAutospacing="0" w:before="0" w:beforeAutospacing="0" w:lineRule="auto"/>
+        <w:ind w:left="1440" w:hanging="360"/>
+        <w:rPr>
+          <w:rFonts w:ascii="Times" w:cs="Times" w:eastAsia="Times" w:hAnsi="Times"/>
+          <w:sz w:val="24"/>
+          <w:szCs w:val="24"/>
+        </w:rPr>
+      </w:pPr>
+      <w:r>
+        <w:rPr>
+          <w:rFonts w:ascii="Times" w:cs="Times" w:eastAsia="Times" w:hAnsi="Times"/>
+          <w:sz w:val="24"/>
+          <w:szCs w:val="24"/>
+          <w:rtl w:val="0"/>
+        </w:rPr>
+        <w:t xml:space="preserve">So for vet type staff, I assume the booking process would be: branch &gt; pet &gt; service type &gt; staff and time pickers &gt; services/packages… or should it be different?</w:t>
+      </w:r>
+    </w:p>
+    <w:p>
+      <w:pPr>
+        <w:keepNext w:val="1"/>
+        <w:keepLines w:val="1"/>
+        <w:numPr>
+          <w:ilvl w:val="1"/>
+          <w:numId w:val="39"/>
+        </w:numPr>
+        <w:spacing w:after="0" w:afterAutospacing="0" w:before="0" w:beforeAutospacing="0" w:lineRule="auto"/>
+        <w:ind w:left="1440" w:hanging="360"/>
+        <w:rPr>
+          <w:rFonts w:ascii="Times" w:cs="Times" w:eastAsia="Times" w:hAnsi="Times"/>
+          <w:sz w:val="24"/>
+          <w:szCs w:val="24"/>
+        </w:rPr>
+      </w:pPr>
+      <w:r>
+        <w:rPr>
+          <w:rFonts w:ascii="Times" w:cs="Times" w:eastAsia="Times" w:hAnsi="Times"/>
+          <w:sz w:val="24"/>
+          <w:szCs w:val="24"/>
+          <w:rtl w:val="0"/>
+        </w:rPr>
+        <w:t xml:space="preserve">Services prices are TBD, only estimated prices on payment stage, should be editable by the assigned vet after or during pet treatment</w:t>
+      </w:r>
+    </w:p>
+    <w:p>
+      <w:pPr>
+        <w:keepNext w:val="1"/>
+        <w:keepLines w:val="1"/>
         <w:numPr>
           <w:ilvl w:val="0"/>
-          <w:numId w:val="2"/>
+          <w:numId w:val="39"/>
+        </w:numPr>
+        <w:spacing w:after="0" w:afterAutospacing="0" w:before="0" w:beforeAutospacing="0" w:lineRule="auto"/>
+        <w:ind w:left="720" w:hanging="360"/>
+        <w:rPr>
+          <w:rFonts w:ascii="Times" w:cs="Times" w:eastAsia="Times" w:hAnsi="Times"/>
+          <w:sz w:val="24"/>
+          <w:szCs w:val="24"/>
+        </w:rPr>
+      </w:pPr>
+      <w:r>
+        <w:rPr>
+          <w:rFonts w:ascii="Times" w:cs="Times" w:eastAsia="Times" w:hAnsi="Times"/>
+          <w:sz w:val="24"/>
+          <w:szCs w:val="24"/>
+          <w:rtl w:val="0"/>
+        </w:rPr>
+        <w:t xml:space="preserve">Change Resend to Brevo in code</w:t>
+      </w:r>
+    </w:p>
+    <w:p>
+      <w:pPr>
+        <w:keepNext w:val="1"/>
+        <w:keepLines w:val="1"/>
+        <w:numPr>
+          <w:ilvl w:val="1"/>
+          <w:numId w:val="39"/>
+        </w:numPr>
+        <w:spacing w:after="0" w:afterAutospacing="0" w:before="0" w:beforeAutospacing="0" w:lineRule="auto"/>
+        <w:ind w:left="1440" w:hanging="360"/>
+        <w:rPr>
+          <w:rFonts w:ascii="Times" w:cs="Times" w:eastAsia="Times" w:hAnsi="Times"/>
+          <w:sz w:val="24"/>
+          <w:szCs w:val="24"/>
+        </w:rPr>
+      </w:pPr>
+      <w:r>
+        <w:rPr>
+          <w:rFonts w:ascii="Times" w:cs="Times" w:eastAsia="Times" w:hAnsi="Times"/>
+          <w:sz w:val="24"/>
+          <w:szCs w:val="24"/>
+          <w:rtl w:val="0"/>
+        </w:rPr>
+        <w:t xml:space="preserve">Free email</w:t>
+      </w:r>
+    </w:p>
+    <w:p>
+      <w:pPr>
+        <w:keepNext w:val="1"/>
+        <w:keepLines w:val="1"/>
+        <w:numPr>
+          <w:ilvl w:val="1"/>
+          <w:numId w:val="39"/>
+        </w:numPr>
+        <w:spacing w:after="0" w:afterAutospacing="0" w:before="0" w:beforeAutospacing="0" w:lineRule="auto"/>
+        <w:ind w:left="1440" w:hanging="360"/>
+        <w:rPr>
+          <w:rFonts w:ascii="Times" w:cs="Times" w:eastAsia="Times" w:hAnsi="Times"/>
+          <w:sz w:val="24"/>
+          <w:szCs w:val="24"/>
+        </w:rPr>
+      </w:pPr>
+      <w:r>
+        <w:rPr>
+          <w:rFonts w:ascii="Times" w:cs="Times" w:eastAsia="Times" w:hAnsi="Times"/>
+          <w:sz w:val="24"/>
+          <w:szCs w:val="24"/>
+          <w:rtl w:val="0"/>
+        </w:rPr>
+        <w:t xml:space="preserve">No need for domain</w:t>
+      </w:r>
+    </w:p>
+    <w:p>
+      <w:pPr>
+        <w:keepNext w:val="1"/>
+        <w:keepLines w:val="1"/>
+        <w:numPr>
+          <w:ilvl w:val="1"/>
+          <w:numId w:val="39"/>
+        </w:numPr>
+        <w:spacing w:after="0" w:afterAutospacing="0" w:before="0" w:beforeAutospacing="0" w:lineRule="auto"/>
+        <w:ind w:left="1440" w:hanging="360"/>
+        <w:rPr>
+          <w:rFonts w:ascii="Times" w:cs="Times" w:eastAsia="Times" w:hAnsi="Times"/>
+          <w:sz w:val="24"/>
+          <w:szCs w:val="24"/>
+        </w:rPr>
+      </w:pPr>
+      <w:r>
+        <w:rPr>
+          <w:rFonts w:ascii="Times" w:cs="Times" w:eastAsia="Times" w:hAnsi="Times"/>
+          <w:sz w:val="24"/>
+          <w:szCs w:val="24"/>
+          <w:rtl w:val="0"/>
+        </w:rPr>
+        <w:t xml:space="preserve">create document in claude on how to setup step by step</w:t>
+      </w:r>
+    </w:p>
+    <w:p>
+      <w:pPr>
+        <w:keepNext w:val="1"/>
+        <w:keepLines w:val="1"/>
+        <w:numPr>
+          <w:ilvl w:val="0"/>
+          <w:numId w:val="39"/>
+        </w:numPr>
+        <w:spacing w:after="0" w:afterAutospacing="0" w:before="0" w:beforeAutospacing="0" w:lineRule="auto"/>
+        <w:ind w:left="720" w:hanging="360"/>
+        <w:rPr>
+          <w:rFonts w:ascii="Times" w:cs="Times" w:eastAsia="Times" w:hAnsi="Times"/>
+          <w:sz w:val="24"/>
+          <w:szCs w:val="24"/>
+        </w:rPr>
+      </w:pPr>
+      <w:r>
+        <w:rPr>
+          <w:rFonts w:ascii="Times" w:cs="Times" w:eastAsia="Times" w:hAnsi="Times"/>
+          <w:sz w:val="24"/>
+          <w:szCs w:val="24"/>
+          <w:rtl w:val="0"/>
+        </w:rPr>
+        <w:t xml:space="preserve">Try ollama integration in the system</w:t>
+      </w:r>
+    </w:p>
+    <w:p>
+      <w:pPr>
+        <w:keepNext w:val="1"/>
+        <w:keepLines w:val="1"/>
+        <w:numPr>
+          <w:ilvl w:val="0"/>
+          <w:numId w:val="39"/>
+        </w:numPr>
+        <w:spacing w:after="0" w:afterAutospacing="0" w:before="0" w:beforeAutospacing="0" w:lineRule="auto"/>
+        <w:ind w:left="720" w:hanging="360"/>
+        <w:rPr>
+          <w:rFonts w:ascii="Times" w:cs="Times" w:eastAsia="Times" w:hAnsi="Times"/>
+          <w:sz w:val="24"/>
+          <w:szCs w:val="24"/>
+        </w:rPr>
+      </w:pPr>
+      <w:r>
+        <w:rPr>
+          <w:rFonts w:ascii="Times" w:cs="Times" w:eastAsia="Times" w:hAnsi="Times"/>
+          <w:sz w:val="24"/>
+          <w:szCs w:val="24"/>
+          <w:rtl w:val="0"/>
+        </w:rPr>
+        <w:t xml:space="preserve">Add on screen tutorials for customer and each staff role</w:t>
+      </w:r>
+    </w:p>
+    <w:p>
+      <w:pPr>
+        <w:keepNext w:val="1"/>
+        <w:keepLines w:val="1"/>
+        <w:numPr>
+          <w:ilvl w:val="1"/>
+          <w:numId w:val="39"/>
+        </w:numPr>
+        <w:spacing w:after="0" w:afterAutospacing="0" w:before="0" w:beforeAutospacing="0" w:lineRule="auto"/>
+        <w:ind w:left="1440" w:hanging="360"/>
+        <w:rPr>
+          <w:rFonts w:ascii="Times" w:cs="Times" w:eastAsia="Times" w:hAnsi="Times"/>
+          <w:sz w:val="24"/>
+          <w:szCs w:val="24"/>
+        </w:rPr>
+      </w:pPr>
+      <w:r>
+        <w:rPr>
+          <w:rFonts w:ascii="Times" w:cs="Times" w:eastAsia="Times" w:hAnsi="Times"/>
+          <w:sz w:val="24"/>
+          <w:szCs w:val="24"/>
+          <w:rtl w:val="0"/>
+        </w:rPr>
+        <w:t xml:space="preserve">Should dim entire screen except for next step UI</w:t>
+      </w:r>
+    </w:p>
+    <w:p>
+      <w:pPr>
+        <w:keepNext w:val="1"/>
+        <w:keepLines w:val="1"/>
+        <w:numPr>
+          <w:ilvl w:val="1"/>
+          <w:numId w:val="39"/>
+        </w:numPr>
+        <w:spacing w:after="0" w:afterAutospacing="0" w:before="0" w:beforeAutospacing="0" w:lineRule="auto"/>
+        <w:ind w:left="1440" w:hanging="360"/>
+        <w:rPr>
+          <w:rFonts w:ascii="Times" w:cs="Times" w:eastAsia="Times" w:hAnsi="Times"/>
+          <w:sz w:val="24"/>
+          <w:szCs w:val="24"/>
+        </w:rPr>
+      </w:pPr>
+      <w:r>
+        <w:rPr>
+          <w:rFonts w:ascii="Times" w:cs="Times" w:eastAsia="Times" w:hAnsi="Times"/>
+          <w:sz w:val="24"/>
+          <w:szCs w:val="24"/>
+          <w:rtl w:val="0"/>
+        </w:rPr>
+        <w:t xml:space="preserve">Next, Previous and Skip buttons</w:t>
+      </w:r>
+    </w:p>
+    <w:p>
+      <w:pPr>
+        <w:keepNext w:val="1"/>
+        <w:keepLines w:val="1"/>
+        <w:numPr>
+          <w:ilvl w:val="1"/>
+          <w:numId w:val="39"/>
+        </w:numPr>
+        <w:spacing w:after="0" w:afterAutospacing="0" w:before="0" w:beforeAutospacing="0" w:lineRule="auto"/>
+        <w:ind w:left="1440" w:hanging="360"/>
+        <w:rPr>
+          <w:rFonts w:ascii="Times" w:cs="Times" w:eastAsia="Times" w:hAnsi="Times"/>
+          <w:sz w:val="24"/>
+          <w:szCs w:val="24"/>
+        </w:rPr>
+      </w:pPr>
+      <w:r>
+        <w:rPr>
+          <w:rFonts w:ascii="Times" w:cs="Times" w:eastAsia="Times" w:hAnsi="Times"/>
+          <w:sz w:val="24"/>
+          <w:szCs w:val="24"/>
+          <w:rtl w:val="0"/>
+        </w:rPr>
+        <w:t xml:space="preserve">Can be activated again by interacting with a floating dog mascot (from landing page)</w:t>
+      </w:r>
+    </w:p>
+    <w:p>
+      <w:pPr>
+        <w:keepNext w:val="1"/>
+        <w:keepLines w:val="1"/>
+        <w:numPr>
+          <w:ilvl w:val="0"/>
+          <w:numId w:val="39"/>
+        </w:numPr>
+        <w:spacing w:after="0" w:afterAutospacing="0" w:before="0" w:beforeAutospacing="0" w:lineRule="auto"/>
+        <w:ind w:left="720" w:hanging="360"/>
+        <w:rPr>
+          <w:rFonts w:ascii="Times" w:cs="Times" w:eastAsia="Times" w:hAnsi="Times"/>
+          <w:sz w:val="24"/>
+          <w:szCs w:val="24"/>
+        </w:rPr>
+      </w:pPr>
+      <w:r>
+        <w:rPr>
+          <w:rFonts w:ascii="Times" w:cs="Times" w:eastAsia="Times" w:hAnsi="Times"/>
+          <w:sz w:val="24"/>
+          <w:szCs w:val="24"/>
+          <w:rtl w:val="0"/>
+        </w:rPr>
+        <w:t xml:space="preserve">Fix search bar icons on search input fields overlapping with input text</w:t>
+      </w:r>
+    </w:p>
+    <w:p>
+      <w:pPr>
+        <w:keepNext w:val="1"/>
+        <w:keepLines w:val="1"/>
+        <w:numPr>
+          <w:ilvl w:val="1"/>
+          <w:numId w:val="39"/>
+        </w:numPr>
+        <w:spacing w:after="0" w:afterAutospacing="0" w:before="0" w:beforeAutospacing="0" w:lineRule="auto"/>
+        <w:ind w:left="1440" w:hanging="360"/>
+        <w:rPr>
+          <w:rFonts w:ascii="Times" w:cs="Times" w:eastAsia="Times" w:hAnsi="Times"/>
+          <w:sz w:val="24"/>
+          <w:szCs w:val="24"/>
+        </w:rPr>
+      </w:pPr>
+      <w:r>
+        <w:rPr>
+          <w:rFonts w:ascii="Times" w:cs="Times" w:eastAsia="Times" w:hAnsi="Times"/>
+          <w:sz w:val="24"/>
+          <w:szCs w:val="24"/>
+          <w:rtl w:val="0"/>
+        </w:rPr>
+        <w:t xml:space="preserve">One in customer login/signup</w:t>
+      </w:r>
+    </w:p>
+    <w:p>
+      <w:pPr>
+        <w:keepNext w:val="1"/>
+        <w:keepLines w:val="1"/>
+        <w:numPr>
+          <w:ilvl w:val="1"/>
+          <w:numId w:val="39"/>
+        </w:numPr>
+        <w:spacing w:after="0" w:afterAutospacing="0" w:before="0" w:beforeAutospacing="0" w:lineRule="auto"/>
+        <w:ind w:left="1440" w:hanging="360"/>
+        <w:rPr>
+          <w:rFonts w:ascii="Times" w:cs="Times" w:eastAsia="Times" w:hAnsi="Times"/>
+          <w:sz w:val="24"/>
+          <w:szCs w:val="24"/>
+        </w:rPr>
+      </w:pPr>
+      <w:r>
+        <w:rPr>
+          <w:rFonts w:ascii="Times" w:cs="Times" w:eastAsia="Times" w:hAnsi="Times"/>
+          <w:sz w:val="24"/>
+          <w:szCs w:val="24"/>
+          <w:rtl w:val="0"/>
+        </w:rPr>
+        <w:t xml:space="preserve">Admin settings &gt; promos config page</w:t>
+      </w:r>
+    </w:p>
+    <w:p>
+      <w:pPr>
+        <w:keepNext w:val="1"/>
+        <w:keepLines w:val="1"/>
+        <w:numPr>
+          <w:ilvl w:val="1"/>
+          <w:numId w:val="39"/>
+        </w:numPr>
+        <w:spacing w:after="0" w:afterAutospacing="0" w:before="0" w:beforeAutospacing="0" w:lineRule="auto"/>
+        <w:ind w:left="1440" w:hanging="360"/>
+        <w:rPr>
+          <w:rFonts w:ascii="Times" w:cs="Times" w:eastAsia="Times" w:hAnsi="Times"/>
+          <w:sz w:val="24"/>
+          <w:szCs w:val="24"/>
+        </w:rPr>
+      </w:pPr>
+      <w:r>
+        <w:rPr>
+          <w:rFonts w:ascii="Times" w:cs="Times" w:eastAsia="Times" w:hAnsi="Times"/>
+          <w:sz w:val="24"/>
+          <w:szCs w:val="24"/>
+          <w:rtl w:val="0"/>
+        </w:rPr>
+        <w:t xml:space="preserve">Admin settings &gt; services and packages page</w:t>
+      </w:r>
+    </w:p>
+    <w:p>
+      <w:pPr>
+        <w:keepNext w:val="1"/>
+        <w:keepLines w:val="1"/>
+        <w:numPr>
+          <w:ilvl w:val="0"/>
+          <w:numId w:val="39"/>
+        </w:numPr>
+        <w:spacing w:after="0" w:afterAutospacing="0" w:before="0" w:beforeAutospacing="0" w:lineRule="auto"/>
+        <w:ind w:left="720" w:hanging="360"/>
+        <w:rPr>
+          <w:rFonts w:ascii="Times" w:cs="Times" w:eastAsia="Times" w:hAnsi="Times"/>
+          <w:sz w:val="24"/>
+          <w:szCs w:val="24"/>
+        </w:rPr>
+      </w:pPr>
+      <w:r>
+        <w:rPr>
+          <w:rFonts w:ascii="Times" w:cs="Times" w:eastAsia="Times" w:hAnsi="Times"/>
+          <w:sz w:val="24"/>
+          <w:szCs w:val="24"/>
+          <w:rtl w:val="0"/>
+        </w:rPr>
+        <w:t xml:space="preserve">Make settings modal fullscreen</w:t>
+      </w:r>
+    </w:p>
+    <w:p>
+      <w:pPr>
+        <w:keepNext w:val="1"/>
+        <w:keepLines w:val="1"/>
+        <w:numPr>
+          <w:ilvl w:val="1"/>
+          <w:numId w:val="39"/>
+        </w:numPr>
+        <w:spacing w:after="0" w:afterAutospacing="0" w:before="0" w:beforeAutospacing="0" w:lineRule="auto"/>
+        <w:ind w:left="1440" w:hanging="360"/>
+        <w:rPr>
+          <w:rFonts w:ascii="Times" w:cs="Times" w:eastAsia="Times" w:hAnsi="Times"/>
+          <w:sz w:val="24"/>
+          <w:szCs w:val="24"/>
+        </w:rPr>
+      </w:pPr>
+      <w:r>
+        <w:rPr>
+          <w:rFonts w:ascii="Times" w:cs="Times" w:eastAsia="Times" w:hAnsi="Times"/>
+          <w:sz w:val="24"/>
+          <w:szCs w:val="24"/>
+          <w:rtl w:val="0"/>
+        </w:rPr>
+        <w:t xml:space="preserve">Settings sidebar should be a second sidebar</w:t>
+      </w:r>
+    </w:p>
+    <w:p>
+      <w:pPr>
+        <w:keepNext w:val="1"/>
+        <w:keepLines w:val="1"/>
+        <w:numPr>
+          <w:ilvl w:val="1"/>
+          <w:numId w:val="39"/>
+        </w:numPr>
+        <w:spacing w:after="0" w:afterAutospacing="0" w:before="0" w:beforeAutospacing="0" w:lineRule="auto"/>
+        <w:ind w:left="1440" w:hanging="360"/>
+        <w:rPr>
+          <w:rFonts w:ascii="Times" w:cs="Times" w:eastAsia="Times" w:hAnsi="Times"/>
+          <w:sz w:val="24"/>
+          <w:szCs w:val="24"/>
+        </w:rPr>
+      </w:pPr>
+      <w:r>
+        <w:rPr>
+          <w:rFonts w:ascii="Times" w:cs="Times" w:eastAsia="Times" w:hAnsi="Times"/>
+          <w:sz w:val="24"/>
+          <w:szCs w:val="24"/>
+          <w:rtl w:val="0"/>
+        </w:rPr>
+        <w:t xml:space="preserve">Auto collapses the dashboard sidebar when settings opened</w:t>
+      </w:r>
+    </w:p>
+    <w:p>
+      <w:pPr>
+        <w:keepNext w:val="1"/>
+        <w:keepLines w:val="1"/>
+        <w:numPr>
+          <w:ilvl w:val="0"/>
+          <w:numId w:val="39"/>
+        </w:numPr>
+        <w:spacing w:after="0" w:afterAutospacing="0" w:before="0" w:beforeAutospacing="0" w:lineRule="auto"/>
+        <w:ind w:left="720" w:hanging="360"/>
+        <w:rPr>
+          <w:rFonts w:ascii="Times" w:cs="Times" w:eastAsia="Times" w:hAnsi="Times"/>
+          <w:sz w:val="24"/>
+          <w:szCs w:val="24"/>
+        </w:rPr>
+      </w:pPr>
+      <w:r>
+        <w:rPr>
+          <w:rFonts w:ascii="Times" w:cs="Times" w:eastAsia="Times" w:hAnsi="Times"/>
+          <w:sz w:val="24"/>
+          <w:szCs w:val="24"/>
+          <w:rtl w:val="0"/>
+        </w:rPr>
+        <w:t xml:space="preserve">Add an auto configure monthly schedule feature</w:t>
+      </w:r>
+    </w:p>
+    <w:p>
+      <w:pPr>
+        <w:keepNext w:val="1"/>
+        <w:keepLines w:val="1"/>
+        <w:numPr>
+          <w:ilvl w:val="1"/>
+          <w:numId w:val="39"/>
+        </w:numPr>
+        <w:spacing w:after="0" w:afterAutospacing="0" w:before="0" w:beforeAutospacing="0" w:lineRule="auto"/>
+        <w:ind w:left="1440" w:hanging="360"/>
+        <w:rPr>
+          <w:rFonts w:ascii="Times" w:cs="Times" w:eastAsia="Times" w:hAnsi="Times"/>
+          <w:sz w:val="24"/>
+          <w:szCs w:val="24"/>
+        </w:rPr>
+      </w:pPr>
+      <w:r>
+        <w:rPr>
+          <w:rFonts w:ascii="Times" w:cs="Times" w:eastAsia="Times" w:hAnsi="Times"/>
+          <w:sz w:val="24"/>
+          <w:szCs w:val="24"/>
+          <w:rtl w:val="0"/>
+        </w:rPr>
+        <w:t xml:space="preserve">Automatically chooses rest days, etc. for all staff</w:t>
+      </w:r>
+    </w:p>
+    <w:p>
+      <w:pPr>
+        <w:keepNext w:val="1"/>
+        <w:keepLines w:val="1"/>
+        <w:numPr>
+          <w:ilvl w:val="1"/>
+          <w:numId w:val="39"/>
+        </w:numPr>
+        <w:spacing w:after="0" w:afterAutospacing="0" w:before="0" w:beforeAutospacing="0" w:lineRule="auto"/>
+        <w:ind w:left="1440" w:hanging="360"/>
+        <w:rPr>
+          <w:rFonts w:ascii="Times" w:cs="Times" w:eastAsia="Times" w:hAnsi="Times"/>
+          <w:sz w:val="24"/>
+          <w:szCs w:val="24"/>
+        </w:rPr>
+      </w:pPr>
+      <w:r>
+        <w:rPr>
+          <w:rFonts w:ascii="Times" w:cs="Times" w:eastAsia="Times" w:hAnsi="Times"/>
+          <w:sz w:val="24"/>
+          <w:szCs w:val="24"/>
+          <w:rtl w:val="0"/>
+        </w:rPr>
+        <w:t xml:space="preserve">Available in the monthly schedule UI</w:t>
+      </w:r>
+    </w:p>
+    <w:p>
+      <w:pPr>
+        <w:keepNext w:val="1"/>
+        <w:keepLines w:val="1"/>
+        <w:numPr>
+          <w:ilvl w:val="0"/>
+          <w:numId w:val="39"/>
+        </w:numPr>
+        <w:spacing w:after="0" w:afterAutospacing="0" w:before="0" w:beforeAutospacing="0" w:lineRule="auto"/>
+        <w:ind w:left="720" w:hanging="360"/>
+        <w:rPr>
+          <w:rFonts w:ascii="Times" w:cs="Times" w:eastAsia="Times" w:hAnsi="Times"/>
+          <w:sz w:val="24"/>
+          <w:szCs w:val="24"/>
+        </w:rPr>
+      </w:pPr>
+      <w:r>
+        <w:rPr>
+          <w:rFonts w:ascii="Times" w:cs="Times" w:eastAsia="Times" w:hAnsi="Times"/>
+          <w:sz w:val="24"/>
+          <w:szCs w:val="24"/>
+          <w:rtl w:val="0"/>
+        </w:rPr>
+        <w:t xml:space="preserve">Add a way for staff to see their rest days, etc. assigned by supervisors and admins in monthly schedule</w:t>
+      </w:r>
+    </w:p>
+    <w:p>
+      <w:pPr>
+        <w:keepNext w:val="1"/>
+        <w:keepLines w:val="1"/>
+        <w:numPr>
+          <w:ilvl w:val="0"/>
+          <w:numId w:val="39"/>
+        </w:numPr>
+        <w:spacing w:after="0" w:afterAutospacing="0" w:before="0" w:beforeAutospacing="0" w:lineRule="auto"/>
+        <w:ind w:left="720" w:hanging="360"/>
+        <w:rPr>
+          <w:rFonts w:ascii="Times" w:cs="Times" w:eastAsia="Times" w:hAnsi="Times"/>
+          <w:sz w:val="24"/>
+          <w:szCs w:val="24"/>
+        </w:rPr>
+      </w:pPr>
+      <w:r>
+        <w:rPr>
+          <w:rFonts w:ascii="Times" w:cs="Times" w:eastAsia="Times" w:hAnsi="Times"/>
+          <w:sz w:val="24"/>
+          <w:szCs w:val="24"/>
+          <w:rtl w:val="0"/>
+        </w:rPr>
+        <w:t xml:space="preserve">Add missing unit test files for all files</w:t>
+      </w:r>
+    </w:p>
+    <w:p>
+      <w:pPr>
+        <w:keepNext w:val="1"/>
+        <w:keepLines w:val="1"/>
+        <w:numPr>
+          <w:ilvl w:val="0"/>
+          <w:numId w:val="39"/>
+        </w:numPr>
+        <w:spacing w:after="0" w:afterAutospacing="0" w:before="0" w:beforeAutospacing="0" w:lineRule="auto"/>
+        <w:ind w:left="720" w:hanging="360"/>
+        <w:rPr>
+          <w:rFonts w:ascii="Times" w:cs="Times" w:eastAsia="Times" w:hAnsi="Times"/>
+          <w:sz w:val="24"/>
+          <w:szCs w:val="24"/>
+        </w:rPr>
+      </w:pPr>
+      <w:r>
+        <w:rPr>
+          <w:rFonts w:ascii="Times" w:cs="Times" w:eastAsia="Times" w:hAnsi="Times"/>
+          <w:sz w:val="24"/>
+          <w:szCs w:val="24"/>
+          <w:rtl w:val="0"/>
+        </w:rPr>
+        <w:t xml:space="preserve">Ask Claude how to add mcp servers, recommended mcp servers for both dev and vault repos</w:t>
+      </w:r>
+    </w:p>
+    <w:p>
+      <w:pPr>
+        <w:numPr>
+          <w:ilvl w:val="0"/>
+          <w:numId w:val="39"/>
         </w:numPr>
         <w:spacing w:after="0" w:afterAutospacing="0" w:line="240" w:lineRule="auto"/>
         <w:ind w:left="720" w:hanging="360"/>
         <w:rPr>
-          <w:rFonts w:ascii="Calibri" w:cs="Calibri" w:eastAsia="Calibri" w:hAnsi="Calibri"/>
-        </w:rPr>
-      </w:pPr>
-      <w:r>
-        <w:rPr>
-          <w:rFonts w:ascii="Calibri" w:cs="Calibri" w:eastAsia="Calibri" w:hAnsi="Calibri"/>
-          <w:rtl w:val="0"/>
-        </w:rPr>
-        <w:t xml:space="preserve">Build a dedicated walk-in booking flow: same-day, on-site registration for walk-in customers, distinct from the future-appointment booking flow.</w:t>
-      </w:r>
-    </w:p>
-    <w:p>
-      <w:pPr>
+          <w:rFonts w:ascii="Times" w:cs="Times" w:eastAsia="Times" w:hAnsi="Times"/>
+          <w:sz w:val="24"/>
+          <w:szCs w:val="24"/>
+        </w:rPr>
+      </w:pPr>
+      <w:r>
+        <w:rPr>
+          <w:rFonts w:ascii="Times" w:cs="Times" w:eastAsia="Times" w:hAnsi="Times"/>
+          <w:sz w:val="24"/>
+          <w:szCs w:val="24"/>
+          <w:rtl w:val="0"/>
+        </w:rPr>
+        <w:t xml:space="preserve">Add a table view for all queues (bookings, payments, etc.)</w:t>
+      </w:r>
+    </w:p>
+    <w:p>
+      <w:pPr>
+        <w:keepNext w:val="1"/>
+        <w:keepLines w:val="1"/>
         <w:numPr>
           <w:ilvl w:val="0"/>
-          <w:numId w:val="2"/>
+          <w:numId w:val="39"/>
         </w:numPr>
-        <w:spacing w:after="60" w:line="240" w:lineRule="auto"/>
+        <w:spacing w:after="0" w:afterAutospacing="0" w:before="0" w:beforeAutospacing="0" w:lineRule="auto"/>
         <w:ind w:left="720" w:hanging="360"/>
         <w:rPr>
-          <w:rFonts w:ascii="Calibri" w:cs="Calibri" w:eastAsia="Calibri" w:hAnsi="Calibri"/>
-        </w:rPr>
-      </w:pPr>
-      <w:r>
-        <w:rPr>
-          <w:rFonts w:ascii="Calibri" w:cs="Calibri" w:eastAsia="Calibri" w:hAnsi="Calibri"/>
-          <w:rtl w:val="0"/>
-        </w:rPr>
-        <w:t xml:space="preserve">Ensure the receptionist can record a pet's actual weight and coat type on-site during assessment, updating the pet's profile and any pricing inputs that depend on it.</w:t>
-      </w:r>
-    </w:p>
-    <w:p>
-      <w:pPr>
-        <w:spacing w:after="80" w:before="240" w:line="240" w:lineRule="auto"/>
-        <w:rPr>
-          <w:rFonts w:ascii="Calibri" w:cs="Calibri" w:eastAsia="Calibri" w:hAnsi="Calibri"/>
-        </w:rPr>
-      </w:pPr>
-      <w:r>
-        <w:rPr>
-          <w:rFonts w:ascii="Calibri" w:cs="Calibri" w:eastAsia="Calibri" w:hAnsi="Calibri"/>
-          <w:b w:val="1"/>
-          <w:bCs w:val="1"/>
-          <w:rtl w:val="0"/>
-        </w:rPr>
-        <w:t xml:space="preserve">On assessment / service categorization:</w:t>
-      </w:r>
-      <w:r>
-        <w:rPr>
-          <w:rtl w:val="0"/>
-        </w:rPr>
-      </w:r>
-    </w:p>
-    <w:p>
-      <w:pPr>
+          <w:rFonts w:ascii="Times" w:cs="Times" w:eastAsia="Times" w:hAnsi="Times"/>
+          <w:sz w:val="24"/>
+          <w:szCs w:val="24"/>
+        </w:rPr>
+      </w:pPr>
+      <w:r>
+        <w:rPr>
+          <w:rFonts w:ascii="Times" w:cs="Times" w:eastAsia="Times" w:hAnsi="Times"/>
+          <w:sz w:val="24"/>
+          <w:szCs w:val="24"/>
+          <w:rtl w:val="0"/>
+        </w:rPr>
+        <w:t xml:space="preserve">On </w:t>
+      </w:r>
+      <w:hyperlink r:id="rId19">
+        <w:r>
+          <w:rPr>
+            <w:rFonts w:ascii="Times" w:cs="Times" w:eastAsia="Times" w:hAnsi="Times"/>
+            <w:color w:val="1155cc"/>
+            <w:sz w:val="24"/>
+            <w:szCs w:val="24"/>
+            <w:u w:val="single"/>
+            <w:rtl w:val="0"/>
+          </w:rPr>
+          <w:t xml:space="preserve">http://localhost:5173/staff/hotel/queue</w:t>
+        </w:r>
+      </w:hyperlink>
+      <w:r>
+        <w:rPr>
+          <w:rFonts w:ascii="Times" w:cs="Times" w:eastAsia="Times" w:hAnsi="Times"/>
+          <w:sz w:val="24"/>
+          <w:szCs w:val="24"/>
+          <w:rtl w:val="0"/>
+        </w:rPr>
+        <w:t xml:space="preserve">:</w:t>
+      </w:r>
+    </w:p>
+    <w:p>
+      <w:pPr>
+        <w:keepNext w:val="1"/>
+        <w:keepLines w:val="1"/>
+        <w:numPr>
+          <w:ilvl w:val="1"/>
+          <w:numId w:val="39"/>
+        </w:numPr>
+        <w:spacing w:after="0" w:afterAutospacing="0" w:before="0" w:beforeAutospacing="0" w:lineRule="auto"/>
+        <w:ind w:left="1440" w:hanging="360"/>
+        <w:rPr>
+          <w:rFonts w:ascii="Times" w:cs="Times" w:eastAsia="Times" w:hAnsi="Times"/>
+          <w:sz w:val="24"/>
+          <w:szCs w:val="24"/>
+        </w:rPr>
+      </w:pPr>
+      <w:r>
+        <w:rPr>
+          <w:rFonts w:ascii="Times" w:cs="Times" w:eastAsia="Times" w:hAnsi="Times"/>
+          <w:sz w:val="24"/>
+          <w:szCs w:val="24"/>
+          <w:rtl w:val="0"/>
+        </w:rPr>
+        <w:t xml:space="preserve">Clicking on check in on hotel queue should immediately check in the pet, does not open </w:t>
+      </w:r>
+      <w:hyperlink r:id="rId20">
+        <w:r>
+          <w:rPr>
+            <w:rFonts w:ascii="Times" w:cs="Times" w:eastAsia="Times" w:hAnsi="Times"/>
+            <w:color w:val="1155cc"/>
+            <w:sz w:val="24"/>
+            <w:szCs w:val="24"/>
+            <w:u w:val="single"/>
+            <w:rtl w:val="0"/>
+          </w:rPr>
+          <w:t xml:space="preserve">http://localhost:5173/staff/hotel/queue/check-in/e0aff74e-44e8-48a6-9007-008a7603a1a4</w:t>
+        </w:r>
+      </w:hyperlink>
+      <w:r>
+        <w:rPr>
+          <w:rtl w:val="0"/>
+        </w:rPr>
+      </w:r>
+    </w:p>
+    <w:p>
+      <w:pPr>
+        <w:keepNext w:val="1"/>
+        <w:keepLines w:val="1"/>
+        <w:numPr>
+          <w:ilvl w:val="1"/>
+          <w:numId w:val="39"/>
+        </w:numPr>
+        <w:spacing w:after="0" w:afterAutospacing="0" w:before="0" w:beforeAutospacing="0" w:lineRule="auto"/>
+        <w:ind w:left="1440" w:hanging="360"/>
+        <w:rPr>
+          <w:rFonts w:ascii="Times" w:cs="Times" w:eastAsia="Times" w:hAnsi="Times"/>
+          <w:sz w:val="24"/>
+          <w:szCs w:val="24"/>
+        </w:rPr>
+      </w:pPr>
+      <w:r>
+        <w:rPr>
+          <w:rFonts w:ascii="Times" w:cs="Times" w:eastAsia="Times" w:hAnsi="Times"/>
+          <w:sz w:val="24"/>
+          <w:szCs w:val="24"/>
+          <w:rtl w:val="0"/>
+        </w:rPr>
+        <w:t xml:space="preserve">Move </w:t>
+      </w:r>
+      <w:hyperlink r:id="rId21">
+        <w:r>
+          <w:rPr>
+            <w:rFonts w:ascii="Times" w:cs="Times" w:eastAsia="Times" w:hAnsi="Times"/>
+            <w:color w:val="1155cc"/>
+            <w:sz w:val="24"/>
+            <w:szCs w:val="24"/>
+            <w:u w:val="single"/>
+            <w:rtl w:val="0"/>
+          </w:rPr>
+          <w:t xml:space="preserve">http://localhost:5173/staff/hotel/queue/check-in/e0aff74e-44e8-48a6-9007-008a7603a1a4</w:t>
+        </w:r>
+      </w:hyperlink>
+      <w:r>
+        <w:rPr>
+          <w:rFonts w:ascii="Times" w:cs="Times" w:eastAsia="Times" w:hAnsi="Times"/>
+          <w:sz w:val="24"/>
+          <w:szCs w:val="24"/>
+          <w:rtl w:val="0"/>
+        </w:rPr>
+        <w:t xml:space="preserve"> to the … button &gt; View booking details with an edit option at the bottom</w:t>
+      </w:r>
+    </w:p>
+    <w:p>
+      <w:pPr>
+        <w:keepNext w:val="1"/>
+        <w:keepLines w:val="1"/>
+        <w:numPr>
+          <w:ilvl w:val="1"/>
+          <w:numId w:val="39"/>
+        </w:numPr>
+        <w:spacing w:after="0" w:afterAutospacing="0" w:before="0" w:beforeAutospacing="0" w:lineRule="auto"/>
+        <w:ind w:left="1440" w:hanging="360"/>
+        <w:rPr>
+          <w:rFonts w:ascii="Times" w:cs="Times" w:eastAsia="Times" w:hAnsi="Times"/>
+          <w:sz w:val="24"/>
+          <w:szCs w:val="24"/>
+        </w:rPr>
+      </w:pPr>
+      <w:r>
+        <w:rPr>
+          <w:rFonts w:ascii="Times" w:cs="Times" w:eastAsia="Times" w:hAnsi="Times"/>
+          <w:sz w:val="24"/>
+          <w:szCs w:val="24"/>
+          <w:rtl w:val="0"/>
+        </w:rPr>
+        <w:t xml:space="preserve">Do not open this page with go to checkout and check in another pet options after checking it, just return to the queue and show a modal if success or fail</w:t>
+      </w:r>
+    </w:p>
+    <w:p>
+      <w:pPr>
+        <w:keepNext w:val="1"/>
+        <w:keepLines w:val="1"/>
         <w:numPr>
           <w:ilvl w:val="0"/>
-          <w:numId w:val="46"/>
+          <w:numId w:val="39"/>
         </w:numPr>
-        <w:spacing w:after="0" w:afterAutospacing="0" w:line="240" w:lineRule="auto"/>
+        <w:spacing w:after="0" w:afterAutospacing="0" w:before="0" w:beforeAutospacing="0" w:lineRule="auto"/>
         <w:ind w:left="720" w:hanging="360"/>
         <w:rPr>
-          <w:rFonts w:ascii="Calibri" w:cs="Calibri" w:eastAsia="Calibri" w:hAnsi="Calibri"/>
-        </w:rPr>
-      </w:pPr>
-      <w:r>
-        <w:rPr>
-          <w:rFonts w:ascii="Calibri" w:cs="Calibri" w:eastAsia="Calibri" w:hAnsi="Calibri"/>
-          <w:rtl w:val="0"/>
-        </w:rPr>
-        <w:t xml:space="preserve">Rename the 'Miscellaneous' (MISC) service category to 'Assessment Types' for clarity.</w:t>
-      </w:r>
-    </w:p>
-    <w:p>
-      <w:pPr>
+          <w:rFonts w:ascii="Times" w:cs="Times" w:eastAsia="Times" w:hAnsi="Times"/>
+          <w:sz w:val="24"/>
+          <w:szCs w:val="24"/>
+        </w:rPr>
+      </w:pPr>
+      <w:r>
+        <w:rPr>
+          <w:rFonts w:ascii="Times" w:cs="Times" w:eastAsia="Times" w:hAnsi="Times"/>
+          <w:sz w:val="24"/>
+          <w:szCs w:val="24"/>
+          <w:rtl w:val="0"/>
+        </w:rPr>
+        <w:t xml:space="preserve">On </w:t>
+      </w:r>
+      <w:hyperlink r:id="rId22">
+        <w:r>
+          <w:rPr>
+            <w:rFonts w:ascii="Times" w:cs="Times" w:eastAsia="Times" w:hAnsi="Times"/>
+            <w:color w:val="1155cc"/>
+            <w:sz w:val="24"/>
+            <w:szCs w:val="24"/>
+            <w:u w:val="single"/>
+            <w:rtl w:val="0"/>
+          </w:rPr>
+          <w:t xml:space="preserve">http://localhost:5173/staff/daycare/queue</w:t>
+        </w:r>
+      </w:hyperlink>
+      <w:r>
+        <w:rPr>
+          <w:rFonts w:ascii="Times" w:cs="Times" w:eastAsia="Times" w:hAnsi="Times"/>
+          <w:sz w:val="24"/>
+          <w:szCs w:val="24"/>
+          <w:rtl w:val="0"/>
+        </w:rPr>
+        <w:t xml:space="preserve">:</w:t>
+      </w:r>
+    </w:p>
+    <w:p>
+      <w:pPr>
+        <w:keepNext w:val="1"/>
+        <w:keepLines w:val="1"/>
+        <w:numPr>
+          <w:ilvl w:val="1"/>
+          <w:numId w:val="39"/>
+        </w:numPr>
+        <w:spacing w:after="0" w:afterAutospacing="0" w:before="0" w:beforeAutospacing="0" w:lineRule="auto"/>
+        <w:ind w:left="1440" w:hanging="360"/>
+        <w:rPr>
+          <w:rFonts w:ascii="Times" w:cs="Times" w:eastAsia="Times" w:hAnsi="Times"/>
+          <w:sz w:val="24"/>
+          <w:szCs w:val="24"/>
+        </w:rPr>
+      </w:pPr>
+      <w:r>
+        <w:rPr>
+          <w:rFonts w:ascii="Times" w:cs="Times" w:eastAsia="Times" w:hAnsi="Times"/>
+          <w:sz w:val="24"/>
+          <w:szCs w:val="24"/>
+          <w:rtl w:val="0"/>
+        </w:rPr>
+        <w:t xml:space="preserve">Remove checkin checkout subpages</w:t>
+      </w:r>
+    </w:p>
+    <w:p>
+      <w:pPr>
+        <w:keepNext w:val="1"/>
+        <w:keepLines w:val="1"/>
+        <w:numPr>
+          <w:ilvl w:val="1"/>
+          <w:numId w:val="39"/>
+        </w:numPr>
+        <w:spacing w:after="0" w:afterAutospacing="0" w:before="0" w:beforeAutospacing="0" w:lineRule="auto"/>
+        <w:ind w:left="1440" w:hanging="360"/>
+        <w:rPr>
+          <w:rFonts w:ascii="Times" w:cs="Times" w:eastAsia="Times" w:hAnsi="Times"/>
+          <w:sz w:val="24"/>
+          <w:szCs w:val="24"/>
+        </w:rPr>
+      </w:pPr>
+      <w:r>
+        <w:rPr>
+          <w:rFonts w:ascii="Times" w:cs="Times" w:eastAsia="Times" w:hAnsi="Times"/>
+          <w:sz w:val="24"/>
+          <w:szCs w:val="24"/>
+          <w:rtl w:val="0"/>
+        </w:rPr>
+        <w:t xml:space="preserve">Just add a status field to hotel queue items (e.g. pending, checked in, checked out, etc.)</w:t>
+      </w:r>
+    </w:p>
+    <w:p>
+      <w:pPr>
+        <w:keepNext w:val="1"/>
+        <w:keepLines w:val="1"/>
+        <w:numPr>
+          <w:ilvl w:val="1"/>
+          <w:numId w:val="39"/>
+        </w:numPr>
+        <w:spacing w:after="0" w:afterAutospacing="0" w:before="0" w:beforeAutospacing="0" w:lineRule="auto"/>
+        <w:ind w:left="1440" w:hanging="360"/>
+        <w:rPr>
+          <w:rFonts w:ascii="Times" w:cs="Times" w:eastAsia="Times" w:hAnsi="Times"/>
+          <w:sz w:val="24"/>
+          <w:szCs w:val="24"/>
+        </w:rPr>
+      </w:pPr>
+      <w:r>
+        <w:rPr>
+          <w:rFonts w:ascii="Times" w:cs="Times" w:eastAsia="Times" w:hAnsi="Times"/>
+          <w:sz w:val="24"/>
+          <w:szCs w:val="24"/>
+          <w:rtl w:val="0"/>
+        </w:rPr>
+        <w:t xml:space="preserve">Remove checkin/checkout buttons on each list item</w:t>
+      </w:r>
+    </w:p>
+    <w:p>
+      <w:pPr>
+        <w:keepNext w:val="1"/>
+        <w:keepLines w:val="1"/>
+        <w:numPr>
+          <w:ilvl w:val="1"/>
+          <w:numId w:val="39"/>
+        </w:numPr>
+        <w:spacing w:after="0" w:afterAutospacing="0" w:before="0" w:beforeAutospacing="0" w:lineRule="auto"/>
+        <w:ind w:left="1440" w:hanging="360"/>
+        <w:rPr>
+          <w:rFonts w:ascii="Times" w:cs="Times" w:eastAsia="Times" w:hAnsi="Times"/>
+          <w:sz w:val="24"/>
+          <w:szCs w:val="24"/>
+        </w:rPr>
+      </w:pPr>
+      <w:r>
+        <w:rPr>
+          <w:rFonts w:ascii="Times" w:cs="Times" w:eastAsia="Times" w:hAnsi="Times"/>
+          <w:sz w:val="24"/>
+          <w:szCs w:val="24"/>
+          <w:rtl w:val="0"/>
+        </w:rPr>
+        <w:t xml:space="preserve">Make it so that clicking on a pending list item opens the … view details to finalize hotel booking details</w:t>
+      </w:r>
+    </w:p>
+    <w:p>
+      <w:pPr>
+        <w:keepNext w:val="1"/>
+        <w:keepLines w:val="1"/>
+        <w:numPr>
+          <w:ilvl w:val="1"/>
+          <w:numId w:val="39"/>
+        </w:numPr>
+        <w:spacing w:after="0" w:afterAutospacing="0" w:before="0" w:beforeAutospacing="0" w:lineRule="auto"/>
+        <w:ind w:left="1440" w:hanging="360"/>
+        <w:rPr>
+          <w:rFonts w:ascii="Times" w:cs="Times" w:eastAsia="Times" w:hAnsi="Times"/>
+          <w:sz w:val="24"/>
+          <w:szCs w:val="24"/>
+        </w:rPr>
+      </w:pPr>
+      <w:r>
+        <w:rPr>
+          <w:rFonts w:ascii="Times" w:cs="Times" w:eastAsia="Times" w:hAnsi="Times"/>
+          <w:sz w:val="24"/>
+          <w:szCs w:val="24"/>
+          <w:rtl w:val="0"/>
+        </w:rPr>
+        <w:t xml:space="preserve">Clicking on a checked in pet opens a custom </w:t>
+      </w:r>
+      <w:hyperlink r:id="rId23">
+        <w:r>
+          <w:rPr>
+            <w:rFonts w:ascii="Times" w:cs="Times" w:eastAsia="Times" w:hAnsi="Times"/>
+            <w:color w:val="1155cc"/>
+            <w:sz w:val="24"/>
+            <w:szCs w:val="24"/>
+            <w:u w:val="single"/>
+            <w:rtl w:val="0"/>
+          </w:rPr>
+          <w:t xml:space="preserve">http://localhost:5173/staff/hotel/care-log</w:t>
+        </w:r>
+      </w:hyperlink>
+      <w:r>
+        <w:rPr>
+          <w:rFonts w:ascii="Times" w:cs="Times" w:eastAsia="Times" w:hAnsi="Times"/>
+          <w:sz w:val="24"/>
+          <w:szCs w:val="24"/>
+          <w:rtl w:val="0"/>
+        </w:rPr>
+        <w:t xml:space="preserve"> page that only has the tasks filtered only for that pet</w:t>
+      </w:r>
+    </w:p>
+    <w:p>
+      <w:pPr>
+        <w:keepNext w:val="1"/>
+        <w:keepLines w:val="1"/>
+        <w:numPr>
+          <w:ilvl w:val="1"/>
+          <w:numId w:val="39"/>
+        </w:numPr>
+        <w:spacing w:after="0" w:afterAutospacing="0" w:before="0" w:beforeAutospacing="0" w:lineRule="auto"/>
+        <w:ind w:left="1440" w:hanging="360"/>
+        <w:rPr>
+          <w:rFonts w:ascii="Times" w:cs="Times" w:eastAsia="Times" w:hAnsi="Times"/>
+          <w:sz w:val="24"/>
+          <w:szCs w:val="24"/>
+        </w:rPr>
+      </w:pPr>
+      <w:r>
+        <w:rPr>
+          <w:rFonts w:ascii="Times" w:cs="Times" w:eastAsia="Times" w:hAnsi="Times"/>
+          <w:sz w:val="24"/>
+          <w:szCs w:val="24"/>
+          <w:rtl w:val="0"/>
+        </w:rPr>
+        <w:t xml:space="preserve">Clicking on checked out pet does nothing</w:t>
+      </w:r>
+    </w:p>
+    <w:p>
+      <w:pPr>
+        <w:keepNext w:val="1"/>
+        <w:keepLines w:val="1"/>
         <w:numPr>
           <w:ilvl w:val="0"/>
-          <w:numId w:val="46"/>
+          <w:numId w:val="39"/>
         </w:numPr>
-        <w:spacing w:after="60" w:line="240" w:lineRule="auto"/>
+        <w:spacing w:after="0" w:afterAutospacing="0" w:before="0" w:beforeAutospacing="0" w:lineRule="auto"/>
         <w:ind w:left="720" w:hanging="360"/>
         <w:rPr>
-          <w:rFonts w:ascii="Calibri" w:cs="Calibri" w:eastAsia="Calibri" w:hAnsi="Calibri"/>
-        </w:rPr>
-      </w:pPr>
-      <w:r>
-        <w:rPr>
-          <w:rFonts w:ascii="Calibri" w:cs="Calibri" w:eastAsia="Calibri" w:hAnsi="Calibri"/>
-          <w:rtl w:val="0"/>
-        </w:rPr>
-        <w:t xml:space="preserve">Fix the bug where the Assessment/MISC category does not appear in service type search results, which currently blocks the assessment booking path for unassessed pets.</w:t>
-      </w:r>
-    </w:p>
-    <w:p>
-      <w:pPr>
-        <w:spacing w:after="80" w:before="240" w:line="240" w:lineRule="auto"/>
-        <w:rPr>
-          <w:rFonts w:ascii="Calibri" w:cs="Calibri" w:eastAsia="Calibri" w:hAnsi="Calibri"/>
-        </w:rPr>
-      </w:pPr>
-      <w:r>
-        <w:rPr>
-          <w:rFonts w:ascii="Calibri" w:cs="Calibri" w:eastAsia="Calibri" w:hAnsi="Calibri"/>
-          <w:b w:val="1"/>
-          <w:bCs w:val="1"/>
-          <w:rtl w:val="0"/>
-        </w:rPr>
-        <w:t xml:space="preserve">On cage assignment:</w:t>
-      </w:r>
-      <w:r>
-        <w:rPr>
-          <w:rtl w:val="0"/>
-        </w:rPr>
-      </w:r>
-    </w:p>
-    <w:p>
-      <w:pPr>
+          <w:rFonts w:ascii="Times" w:cs="Times" w:eastAsia="Times" w:hAnsi="Times"/>
+          <w:sz w:val="24"/>
+          <w:szCs w:val="24"/>
+        </w:rPr>
+      </w:pPr>
+      <w:r>
+        <w:rPr>
+          <w:rFonts w:ascii="Times" w:cs="Times" w:eastAsia="Times" w:hAnsi="Times"/>
+          <w:sz w:val="24"/>
+          <w:szCs w:val="24"/>
+          <w:rtl w:val="0"/>
+        </w:rPr>
+        <w:t xml:space="preserve">Remove staff picker from admin settings &gt; config &gt; policies</w:t>
+      </w:r>
+    </w:p>
+    <w:p>
+      <w:pPr>
+        <w:keepNext w:val="1"/>
+        <w:keepLines w:val="1"/>
         <w:numPr>
-          <w:ilvl w:val="0"/>
-          <w:numId w:val="47"/>
+          <w:ilvl w:val="1"/>
+          <w:numId w:val="39"/>
         </w:numPr>
-        <w:spacing w:after="0" w:afterAutospacing="0" w:line="240" w:lineRule="auto"/>
-        <w:ind w:left="720" w:hanging="360"/>
-        <w:rPr>
-          <w:rFonts w:ascii="Calibri" w:cs="Calibri" w:eastAsia="Calibri" w:hAnsi="Calibri"/>
-        </w:rPr>
-      </w:pPr>
-      <w:r>
-        <w:rPr>
-          <w:rFonts w:ascii="Calibri" w:cs="Calibri" w:eastAsia="Calibri" w:hAnsi="Calibri"/>
-          <w:rtl w:val="0"/>
-        </w:rPr>
-        <w:t xml:space="preserve">Remove the cage picker from the customer-facing booking flow; restrict cage assignment to receptionist/staff only.</w:t>
-      </w:r>
-    </w:p>
-    <w:p>
-      <w:pPr>
+        <w:spacing w:after="0" w:afterAutospacing="0" w:before="0" w:beforeAutospacing="0" w:lineRule="auto"/>
+        <w:ind w:left="1440" w:hanging="360"/>
+        <w:rPr>
+          <w:rFonts w:ascii="Times" w:cs="Times" w:eastAsia="Times" w:hAnsi="Times"/>
+          <w:sz w:val="24"/>
+          <w:szCs w:val="24"/>
+        </w:rPr>
+      </w:pPr>
+      <w:r>
+        <w:rPr>
+          <w:rFonts w:ascii="Times" w:cs="Times" w:eastAsia="Times" w:hAnsi="Times"/>
+          <w:sz w:val="24"/>
+          <w:szCs w:val="24"/>
+          <w:rtl w:val="0"/>
+        </w:rPr>
+        <w:t xml:space="preserve">Since it’s already in create new service type form</w:t>
+      </w:r>
+    </w:p>
+    <w:p>
+      <w:pPr>
+        <w:keepNext w:val="1"/>
+        <w:keepLines w:val="1"/>
         <w:numPr>
-          <w:ilvl w:val="0"/>
-          <w:numId w:val="47"/>
+          <w:ilvl w:val="1"/>
+          <w:numId w:val="39"/>
         </w:numPr>
-        <w:spacing w:after="60" w:line="240" w:lineRule="auto"/>
-        <w:ind w:left="720" w:hanging="360"/>
-        <w:rPr>
-          <w:rFonts w:ascii="Calibri" w:cs="Calibri" w:eastAsia="Calibri" w:hAnsi="Calibri"/>
-        </w:rPr>
-      </w:pPr>
-      <w:r>
-        <w:rPr>
-          <w:rFonts w:ascii="Calibri" w:cs="Calibri" w:eastAsia="Calibri" w:hAnsi="Calibri"/>
-          <w:rtl w:val="0"/>
-        </w:rPr>
-        <w:t xml:space="preserve">Keep cage assignment purely for monitoring/tracking, with no effect on service pricing.</w:t>
-      </w:r>
-    </w:p>
-    <w:p>
-      <w:pPr>
-        <w:spacing w:after="80" w:before="240" w:line="240" w:lineRule="auto"/>
-        <w:rPr>
-          <w:rFonts w:ascii="Calibri" w:cs="Calibri" w:eastAsia="Calibri" w:hAnsi="Calibri"/>
-        </w:rPr>
-      </w:pPr>
-      <w:r>
-        <w:rPr>
-          <w:rFonts w:ascii="Calibri" w:cs="Calibri" w:eastAsia="Calibri" w:hAnsi="Calibri"/>
-          <w:b w:val="1"/>
-          <w:bCs w:val="1"/>
-          <w:rtl w:val="0"/>
-        </w:rPr>
-        <w:t xml:space="preserve">On multi-pet booking:</w:t>
-      </w:r>
-      <w:r>
-        <w:rPr>
-          <w:rtl w:val="0"/>
-        </w:rPr>
-      </w:r>
-    </w:p>
-    <w:p>
-      <w:pPr>
-        <w:numPr>
-          <w:ilvl w:val="0"/>
-          <w:numId w:val="19"/>
-        </w:numPr>
-        <w:spacing w:after="60" w:line="240" w:lineRule="auto"/>
-        <w:ind w:left="720" w:hanging="360"/>
-        <w:rPr>
-          <w:rFonts w:ascii="Calibri" w:cs="Calibri" w:eastAsia="Calibri" w:hAnsi="Calibri"/>
-        </w:rPr>
-      </w:pPr>
-      <w:r>
-        <w:rPr>
-          <w:rFonts w:ascii="Calibri" w:cs="Calibri" w:eastAsia="Calibri" w:hAnsi="Calibri"/>
-          <w:rtl w:val="0"/>
-        </w:rPr>
-        <w:t xml:space="preserve">As an interim solution short of true simultaneous multi-pet booking, support staggered same-day time slots per pet for the same customer when staff availability is limited.</w:t>
-      </w:r>
-    </w:p>
-    <w:p>
-      <w:pPr>
-        <w:rPr/>
-      </w:pPr>
+        <w:spacing w:after="240" w:before="0" w:beforeAutospacing="0" w:lineRule="auto"/>
+        <w:ind w:left="1440" w:hanging="360"/>
+        <w:rPr>
+          <w:rFonts w:ascii="Times" w:cs="Times" w:eastAsia="Times" w:hAnsi="Times"/>
+          <w:sz w:val="24"/>
+          <w:szCs w:val="24"/>
+        </w:rPr>
+      </w:pPr>
+      <w:r>
+        <w:rPr>
+          <w:rFonts w:ascii="Times" w:cs="Times" w:eastAsia="Times" w:hAnsi="Times"/>
+          <w:sz w:val="24"/>
+          <w:szCs w:val="24"/>
+        </w:rPr>
+        <w:drawing>
+          <wp:inline distB="114300" distT="114300" distL="114300" distR="114300">
+            <wp:extent cx="3915807" cy="1462152"/>
+            <wp:effectExtent b="0" l="0" r="0" t="0"/>
+            <wp:docPr id="2" name="image9.png"/>
+            <a:graphic>
+              <a:graphicData uri="http://schemas.openxmlformats.org/drawingml/2006/picture">
+                <pic:pic>
+                  <pic:nvPicPr>
+                    <pic:cNvPr id="0" name="image9.png"/>
+                    <pic:cNvPicPr preferRelativeResize="0"/>
+                  </pic:nvPicPr>
+                  <pic:blipFill>
+                    <a:blip r:embed="rId24"/>
+                    <a:srcRect b="0" l="0" r="0" t="0"/>
+                    <a:stretch>
+                      <a:fillRect/>
+                    </a:stretch>
+                  </pic:blipFill>
+                  <pic:spPr>
+                    <a:xfrm>
+                      <a:off x="0" y="0"/>
+                      <a:ext cx="3915807" cy="1462152"/>
+                    </a:xfrm>
+                    <a:prstGeom prst="rect"/>
+                    <a:ln/>
+                  </pic:spPr>
+                </pic:pic>
+              </a:graphicData>
+            </a:graphic>
+          </wp:inline>
+        </w:drawing>
+      </w:r>
       <w:r>
         <w:rPr>
           <w:rtl w:val="0"/>
@@ -11233,7 +12098,7 @@
     <w:lvl w:ilvl="1">
       <w:start w:val="1"/>
       <w:numFmt w:val="bullet"/>
-      <w:lvlText w:val="●"/>
+      <w:lvlText w:val="○"/>
       <w:lvlJc w:val="left"/>
       <w:pPr>
         <w:ind w:left="1440" w:hanging="360"/>
@@ -11245,7 +12110,7 @@
     <w:lvl w:ilvl="2">
       <w:start w:val="1"/>
       <w:numFmt w:val="bullet"/>
-      <w:lvlText w:val="●"/>
+      <w:lvlText w:val="■"/>
       <w:lvlJc w:val="left"/>
       <w:pPr>
         <w:ind w:left="2160" w:hanging="360"/>
@@ -11269,7 +12134,7 @@
     <w:lvl w:ilvl="4">
       <w:start w:val="1"/>
       <w:numFmt w:val="bullet"/>
-      <w:lvlText w:val="●"/>
+      <w:lvlText w:val="○"/>
       <w:lvlJc w:val="left"/>
       <w:pPr>
         <w:ind w:left="3600" w:hanging="360"/>
@@ -11281,7 +12146,7 @@
     <w:lvl w:ilvl="5">
       <w:start w:val="1"/>
       <w:numFmt w:val="bullet"/>
-      <w:lvlText w:val="●"/>
+      <w:lvlText w:val="■"/>
       <w:lvlJc w:val="left"/>
       <w:pPr>
         <w:ind w:left="4320" w:hanging="360"/>
@@ -11305,7 +12170,7 @@
     <w:lvl w:ilvl="7">
       <w:start w:val="1"/>
       <w:numFmt w:val="bullet"/>
-      <w:lvlText w:val="●"/>
+      <w:lvlText w:val="○"/>
       <w:lvlJc w:val="left"/>
       <w:pPr>
         <w:ind w:left="5760" w:hanging="360"/>
@@ -11317,7 +12182,7 @@
     <w:lvl w:ilvl="8">
       <w:start w:val="1"/>
       <w:numFmt w:val="bullet"/>
-      <w:lvlText w:val="●"/>
+      <w:lvlText w:val="■"/>
       <w:lvlJc w:val="left"/>
       <w:pPr>
         <w:ind w:left="6480" w:hanging="360"/>
@@ -11343,7 +12208,7 @@
     <w:lvl w:ilvl="1">
       <w:start w:val="1"/>
       <w:numFmt w:val="bullet"/>
-      <w:lvlText w:val="○"/>
+      <w:lvlText w:val="●"/>
       <w:lvlJc w:val="left"/>
       <w:pPr>
         <w:ind w:left="1440" w:hanging="360"/>
@@ -11355,7 +12220,7 @@
     <w:lvl w:ilvl="2">
       <w:start w:val="1"/>
       <w:numFmt w:val="bullet"/>
-      <w:lvlText w:val="■"/>
+      <w:lvlText w:val="●"/>
       <w:lvlJc w:val="left"/>
       <w:pPr>
         <w:ind w:left="2160" w:hanging="360"/>
@@ -11379,7 +12244,7 @@
     <w:lvl w:ilvl="4">
       <w:start w:val="1"/>
       <w:numFmt w:val="bullet"/>
-      <w:lvlText w:val="○"/>
+      <w:lvlText w:val="●"/>
       <w:lvlJc w:val="left"/>
       <w:pPr>
         <w:ind w:left="3600" w:hanging="360"/>
@@ -11391,7 +12256,7 @@
     <w:lvl w:ilvl="5">
       <w:start w:val="1"/>
       <w:numFmt w:val="bullet"/>
-      <w:lvlText w:val="■"/>
+      <w:lvlText w:val="●"/>
       <w:lvlJc w:val="left"/>
       <w:pPr>
         <w:ind w:left="4320" w:hanging="360"/>
@@ -11415,7 +12280,7 @@
     <w:lvl w:ilvl="7">
       <w:start w:val="1"/>
       <w:numFmt w:val="bullet"/>
-      <w:lvlText w:val="○"/>
+      <w:lvlText w:val="●"/>
       <w:lvlJc w:val="left"/>
       <w:pPr>
         <w:ind w:left="5760" w:hanging="360"/>
@@ -11427,7 +12292,7 @@
     <w:lvl w:ilvl="8">
       <w:start w:val="1"/>
       <w:numFmt w:val="bullet"/>
-      <w:lvlText w:val="■"/>
+      <w:lvlText w:val="●"/>
       <w:lvlJc w:val="left"/>
       <w:pPr>
         <w:ind w:left="6480" w:hanging="360"/>
@@ -11453,7 +12318,7 @@
     <w:lvl w:ilvl="1">
       <w:start w:val="1"/>
       <w:numFmt w:val="bullet"/>
-      <w:lvlText w:val="●"/>
+      <w:lvlText w:val="○"/>
       <w:lvlJc w:val="left"/>
       <w:pPr>
         <w:ind w:left="1440" w:hanging="360"/>
@@ -11465,7 +12330,7 @@
     <w:lvl w:ilvl="2">
       <w:start w:val="1"/>
       <w:numFmt w:val="bullet"/>
-      <w:lvlText w:val="●"/>
+      <w:lvlText w:val="■"/>
       <w:lvlJc w:val="left"/>
       <w:pPr>
         <w:ind w:left="2160" w:hanging="360"/>
@@ -11489,7 +12354,7 @@
     <w:lvl w:ilvl="4">
       <w:start w:val="1"/>
       <w:numFmt w:val="bullet"/>
-      <w:lvlText w:val="●"/>
+      <w:lvlText w:val="○"/>
       <w:lvlJc w:val="left"/>
       <w:pPr>
         <w:ind w:left="3600" w:hanging="360"/>
@@ -11501,7 +12366,7 @@
     <w:lvl w:ilvl="5">
       <w:start w:val="1"/>
       <w:numFmt w:val="bullet"/>
-      <w:lvlText w:val="●"/>
+      <w:lvlText w:val="■"/>
       <w:lvlJc w:val="left"/>
       <w:pPr>
         <w:ind w:left="4320" w:hanging="360"/>
@@ -11525,7 +12390,7 @@
     <w:lvl w:ilvl="7">
       <w:start w:val="1"/>
       <w:numFmt w:val="bullet"/>
-      <w:lvlText w:val="●"/>
+      <w:lvlText w:val="○"/>
       <w:lvlJc w:val="left"/>
       <w:pPr>
         <w:ind w:left="5760" w:hanging="360"/>
@@ -11537,7 +12402,7 @@
     <w:lvl w:ilvl="8">
       <w:start w:val="1"/>
       <w:numFmt w:val="bullet"/>
-      <w:lvlText w:val="●"/>
+      <w:lvlText w:val="■"/>
       <w:lvlJc w:val="left"/>
       <w:pPr>
         <w:ind w:left="6480" w:hanging="360"/>
@@ -11563,7 +12428,7 @@
     <w:lvl w:ilvl="1">
       <w:start w:val="1"/>
       <w:numFmt w:val="bullet"/>
-      <w:lvlText w:val="○"/>
+      <w:lvlText w:val="●"/>
       <w:lvlJc w:val="left"/>
       <w:pPr>
         <w:ind w:left="1440" w:hanging="360"/>
@@ -11575,7 +12440,7 @@
     <w:lvl w:ilvl="2">
       <w:start w:val="1"/>
       <w:numFmt w:val="bullet"/>
-      <w:lvlText w:val="■"/>
+      <w:lvlText w:val="●"/>
       <w:lvlJc w:val="left"/>
       <w:pPr>
         <w:ind w:left="2160" w:hanging="360"/>
@@ -11599,7 +12464,7 @@
     <w:lvl w:ilvl="4">
       <w:start w:val="1"/>
       <w:numFmt w:val="bullet"/>
-      <w:lvlText w:val="○"/>
+      <w:lvlText w:val="●"/>
       <w:lvlJc w:val="left"/>
       <w:pPr>
         <w:ind w:left="3600" w:hanging="360"/>
@@ -11611,7 +12476,7 @@
     <w:lvl w:ilvl="5">
       <w:start w:val="1"/>
       <w:numFmt w:val="bullet"/>
-      <w:lvlText w:val="■"/>
+      <w:lvlText w:val="●"/>
       <w:lvlJc w:val="left"/>
       <w:pPr>
         <w:ind w:left="4320" w:hanging="360"/>
@@ -11635,7 +12500,7 @@
     <w:lvl w:ilvl="7">
       <w:start w:val="1"/>
       <w:numFmt w:val="bullet"/>
-      <w:lvlText w:val="○"/>
+      <w:lvlText w:val="●"/>
       <w:lvlJc w:val="left"/>
       <w:pPr>
         <w:ind w:left="5760" w:hanging="360"/>
@@ -11647,7 +12512,7 @@
     <w:lvl w:ilvl="8">
       <w:start w:val="1"/>
       <w:numFmt w:val="bullet"/>
-      <w:lvlText w:val="■"/>
+      <w:lvlText w:val="●"/>
       <w:lvlJc w:val="left"/>
       <w:pPr>
         <w:ind w:left="6480" w:hanging="360"/>
@@ -11673,7 +12538,7 @@
     <w:lvl w:ilvl="1">
       <w:start w:val="1"/>
       <w:numFmt w:val="bullet"/>
-      <w:lvlText w:val="●"/>
+      <w:lvlText w:val="○"/>
       <w:lvlJc w:val="left"/>
       <w:pPr>
         <w:ind w:left="1440" w:hanging="360"/>
@@ -11685,7 +12550,7 @@
     <w:lvl w:ilvl="2">
       <w:start w:val="1"/>
       <w:numFmt w:val="bullet"/>
-      <w:lvlText w:val="●"/>
+      <w:lvlText w:val="■"/>
       <w:lvlJc w:val="left"/>
       <w:pPr>
         <w:ind w:left="2160" w:hanging="360"/>
@@ -11709,7 +12574,7 @@
     <w:lvl w:ilvl="4">
       <w:start w:val="1"/>
       <w:numFmt w:val="bullet"/>
-      <w:lvlText w:val="●"/>
+      <w:lvlText w:val="○"/>
       <w:lvlJc w:val="left"/>
       <w:pPr>
         <w:ind w:left="3600" w:hanging="360"/>
@@ -11721,7 +12586,7 @@
     <w:lvl w:ilvl="5">
       <w:start w:val="1"/>
       <w:numFmt w:val="bullet"/>
-      <w:lvlText w:val="●"/>
+      <w:lvlText w:val="■"/>
       <w:lvlJc w:val="left"/>
       <w:pPr>
         <w:ind w:left="4320" w:hanging="360"/>
@@ -11745,7 +12610,7 @@
     <w:lvl w:ilvl="7">
       <w:start w:val="1"/>
       <w:numFmt w:val="bullet"/>
-      <w:lvlText w:val="●"/>
+      <w:lvlText w:val="○"/>
       <w:lvlJc w:val="left"/>
       <w:pPr>
         <w:ind w:left="5760" w:hanging="360"/>
@@ -11757,7 +12622,7 @@
     <w:lvl w:ilvl="8">
       <w:start w:val="1"/>
       <w:numFmt w:val="bullet"/>
-      <w:lvlText w:val="●"/>
+      <w:lvlText w:val="■"/>
       <w:lvlJc w:val="left"/>
       <w:pPr>
         <w:ind w:left="6480" w:hanging="360"/>
@@ -11893,7 +12758,7 @@
     <w:lvl w:ilvl="1">
       <w:start w:val="1"/>
       <w:numFmt w:val="bullet"/>
-      <w:lvlText w:val="○"/>
+      <w:lvlText w:val="●"/>
       <w:lvlJc w:val="left"/>
       <w:pPr>
         <w:ind w:left="1440" w:hanging="360"/>
@@ -11905,7 +12770,7 @@
     <w:lvl w:ilvl="2">
       <w:start w:val="1"/>
       <w:numFmt w:val="bullet"/>
-      <w:lvlText w:val="■"/>
+      <w:lvlText w:val="●"/>
       <w:lvlJc w:val="left"/>
       <w:pPr>
         <w:ind w:left="2160" w:hanging="360"/>
@@ -11929,7 +12794,7 @@
     <w:lvl w:ilvl="4">
       <w:start w:val="1"/>
       <w:numFmt w:val="bullet"/>
-      <w:lvlText w:val="○"/>
+      <w:lvlText w:val="●"/>
       <w:lvlJc w:val="left"/>
       <w:pPr>
         <w:ind w:left="3600" w:hanging="360"/>
@@ -11941,7 +12806,7 @@
     <w:lvl w:ilvl="5">
       <w:start w:val="1"/>
       <w:numFmt w:val="bullet"/>
-      <w:lvlText w:val="■"/>
+      <w:lvlText w:val="●"/>
       <w:lvlJc w:val="left"/>
       <w:pPr>
         <w:ind w:left="4320" w:hanging="360"/>
@@ -11965,7 +12830,7 @@
     <w:lvl w:ilvl="7">
       <w:start w:val="1"/>
       <w:numFmt w:val="bullet"/>
-      <w:lvlText w:val="○"/>
+      <w:lvlText w:val="●"/>
       <w:lvlJc w:val="left"/>
       <w:pPr>
         <w:ind w:left="5760" w:hanging="360"/>
@@ -11977,7 +12842,7 @@
     <w:lvl w:ilvl="8">
       <w:start w:val="1"/>
       <w:numFmt w:val="bullet"/>
-      <w:lvlText w:val="■"/>
+      <w:lvlText w:val="●"/>
       <w:lvlJc w:val="left"/>
       <w:pPr>
         <w:ind w:left="6480" w:hanging="360"/>
@@ -12003,7 +12868,7 @@
     <w:lvl w:ilvl="1">
       <w:start w:val="1"/>
       <w:numFmt w:val="bullet"/>
-      <w:lvlText w:val="●"/>
+      <w:lvlText w:val="○"/>
       <w:lvlJc w:val="left"/>
       <w:pPr>
         <w:ind w:left="1440" w:hanging="360"/>
@@ -12015,7 +12880,7 @@
     <w:lvl w:ilvl="2">
       <w:start w:val="1"/>
       <w:numFmt w:val="bullet"/>
-      <w:lvlText w:val="●"/>
+      <w:lvlText w:val="■"/>
       <w:lvlJc w:val="left"/>
       <w:pPr>
         <w:ind w:left="2160" w:hanging="360"/>
@@ -12039,7 +12904,7 @@
     <w:lvl w:ilvl="4">
       <w:start w:val="1"/>
       <w:numFmt w:val="bullet"/>
-      <w:lvlText w:val="●"/>
+      <w:lvlText w:val="○"/>
       <w:lvlJc w:val="left"/>
       <w:pPr>
         <w:ind w:left="3600" w:hanging="360"/>
@@ -12051,7 +12916,7 @@
     <w:lvl w:ilvl="5">
       <w:start w:val="1"/>
       <w:numFmt w:val="bullet"/>
-      <w:lvlText w:val="●"/>
+      <w:lvlText w:val="■"/>
       <w:lvlJc w:val="left"/>
       <w:pPr>
         <w:ind w:left="4320" w:hanging="360"/>
@@ -12075,7 +12940,7 @@
     <w:lvl w:ilvl="7">
       <w:start w:val="1"/>
       <w:numFmt w:val="bullet"/>
-      <w:lvlText w:val="●"/>
+      <w:lvlText w:val="○"/>
       <w:lvlJc w:val="left"/>
       <w:pPr>
         <w:ind w:left="5760" w:hanging="360"/>
@@ -12087,7 +12952,7 @@
     <w:lvl w:ilvl="8">
       <w:start w:val="1"/>
       <w:numFmt w:val="bullet"/>
-      <w:lvlText w:val="●"/>
+      <w:lvlText w:val="■"/>
       <w:lvlJc w:val="left"/>
       <w:pPr>
         <w:ind w:left="6480" w:hanging="360"/>
@@ -12113,7 +12978,7 @@
     <w:lvl w:ilvl="1">
       <w:start w:val="1"/>
       <w:numFmt w:val="bullet"/>
-      <w:lvlText w:val="○"/>
+      <w:lvlText w:val="●"/>
       <w:lvlJc w:val="left"/>
       <w:pPr>
         <w:ind w:left="1440" w:hanging="360"/>
@@ -12125,7 +12990,7 @@
     <w:lvl w:ilvl="2">
       <w:start w:val="1"/>
       <w:numFmt w:val="bullet"/>
-      <w:lvlText w:val="■"/>
+      <w:lvlText w:val="●"/>
       <w:lvlJc w:val="left"/>
       <w:pPr>
         <w:ind w:left="2160" w:hanging="360"/>
@@ -12149,7 +13014,7 @@
     <w:lvl w:ilvl="4">
       <w:start w:val="1"/>
       <w:numFmt w:val="bullet"/>
-      <w:lvlText w:val="○"/>
+      <w:lvlText w:val="●"/>
       <w:lvlJc w:val="left"/>
       <w:pPr>
         <w:ind w:left="3600" w:hanging="360"/>
@@ -12161,7 +13026,7 @@
     <w:lvl w:ilvl="5">
       <w:start w:val="1"/>
       <w:numFmt w:val="bullet"/>
-      <w:lvlText w:val="■"/>
+      <w:lvlText w:val="●"/>
       <w:lvlJc w:val="left"/>
       <w:pPr>
         <w:ind w:left="4320" w:hanging="360"/>
@@ -12185,7 +13050,7 @@
     <w:lvl w:ilvl="7">
       <w:start w:val="1"/>
       <w:numFmt w:val="bullet"/>
-      <w:lvlText w:val="○"/>
+      <w:lvlText w:val="●"/>
       <w:lvlJc w:val="left"/>
       <w:pPr>
         <w:ind w:left="5760" w:hanging="360"/>
@@ -12197,7 +13062,7 @@
     <w:lvl w:ilvl="8">
       <w:start w:val="1"/>
       <w:numFmt w:val="bullet"/>
-      <w:lvlText w:val="■"/>
+      <w:lvlText w:val="●"/>
       <w:lvlJc w:val="left"/>
       <w:pPr>
         <w:ind w:left="6480" w:hanging="360"/>
@@ -12443,7 +13308,7 @@
     <w:lvl w:ilvl="1">
       <w:start w:val="1"/>
       <w:numFmt w:val="bullet"/>
-      <w:lvlText w:val="●"/>
+      <w:lvlText w:val="○"/>
       <w:lvlJc w:val="left"/>
       <w:pPr>
         <w:ind w:left="1440" w:hanging="360"/>
@@ -12455,7 +13320,7 @@
     <w:lvl w:ilvl="2">
       <w:start w:val="1"/>
       <w:numFmt w:val="bullet"/>
-      <w:lvlText w:val="●"/>
+      <w:lvlText w:val="■"/>
       <w:lvlJc w:val="left"/>
       <w:pPr>
         <w:ind w:left="2160" w:hanging="360"/>
@@ -12479,7 +13344,7 @@
     <w:lvl w:ilvl="4">
       <w:start w:val="1"/>
       <w:numFmt w:val="bullet"/>
-      <w:lvlText w:val="●"/>
+      <w:lvlText w:val="○"/>
       <w:lvlJc w:val="left"/>
       <w:pPr>
         <w:ind w:left="3600" w:hanging="360"/>
@@ -12491,7 +13356,7 @@
     <w:lvl w:ilvl="5">
       <w:start w:val="1"/>
       <w:numFmt w:val="bullet"/>
-      <w:lvlText w:val="●"/>
+      <w:lvlText w:val="■"/>
       <w:lvlJc w:val="left"/>
       <w:pPr>
         <w:ind w:left="4320" w:hanging="360"/>
@@ -12515,7 +13380,7 @@
     <w:lvl w:ilvl="7">
       <w:start w:val="1"/>
       <w:numFmt w:val="bullet"/>
-      <w:lvlText w:val="●"/>
+      <w:lvlText w:val="○"/>
       <w:lvlJc w:val="left"/>
       <w:pPr>
         <w:ind w:left="5760" w:hanging="360"/>
@@ -12527,7 +13392,7 @@
     <w:lvl w:ilvl="8">
       <w:start w:val="1"/>
       <w:numFmt w:val="bullet"/>
-      <w:lvlText w:val="●"/>
+      <w:lvlText w:val="■"/>
       <w:lvlJc w:val="left"/>
       <w:pPr>
         <w:ind w:left="6480" w:hanging="360"/>
@@ -12663,7 +13528,7 @@
     <w:lvl w:ilvl="1">
       <w:start w:val="1"/>
       <w:numFmt w:val="bullet"/>
-      <w:lvlText w:val="○"/>
+      <w:lvlText w:val="●"/>
       <w:lvlJc w:val="left"/>
       <w:pPr>
         <w:ind w:left="1440" w:hanging="360"/>
@@ -12675,7 +13540,7 @@
     <w:lvl w:ilvl="2">
       <w:start w:val="1"/>
       <w:numFmt w:val="bullet"/>
-      <w:lvlText w:val="■"/>
+      <w:lvlText w:val="●"/>
       <w:lvlJc w:val="left"/>
       <w:pPr>
         <w:ind w:left="2160" w:hanging="360"/>
@@ -12699,7 +13564,7 @@
     <w:lvl w:ilvl="4">
       <w:start w:val="1"/>
       <w:numFmt w:val="bullet"/>
-      <w:lvlText w:val="○"/>
+      <w:lvlText w:val="●"/>
       <w:lvlJc w:val="left"/>
       <w:pPr>
         <w:ind w:left="3600" w:hanging="360"/>
@@ -12711,7 +13576,7 @@
     <w:lvl w:ilvl="5">
       <w:start w:val="1"/>
       <w:numFmt w:val="bullet"/>
-      <w:lvlText w:val="■"/>
+      <w:lvlText w:val="●"/>
       <w:lvlJc w:val="left"/>
       <w:pPr>
         <w:ind w:left="4320" w:hanging="360"/>
@@ -12735,7 +13600,7 @@
     <w:lvl w:ilvl="7">
       <w:start w:val="1"/>
       <w:numFmt w:val="bullet"/>
-      <w:lvlText w:val="○"/>
+      <w:lvlText w:val="●"/>
       <w:lvlJc w:val="left"/>
       <w:pPr>
         <w:ind w:left="5760" w:hanging="360"/>
@@ -12747,7 +13612,7 @@
     <w:lvl w:ilvl="8">
       <w:start w:val="1"/>
       <w:numFmt w:val="bullet"/>
-      <w:lvlText w:val="■"/>
+      <w:lvlText w:val="●"/>
       <w:lvlJc w:val="left"/>
       <w:pPr>
         <w:ind w:left="6480" w:hanging="360"/>
@@ -12883,7 +13748,7 @@
     <w:lvl w:ilvl="1">
       <w:start w:val="1"/>
       <w:numFmt w:val="bullet"/>
-      <w:lvlText w:val="●"/>
+      <w:lvlText w:val="○"/>
       <w:lvlJc w:val="left"/>
       <w:pPr>
         <w:ind w:left="1440" w:hanging="360"/>
@@ -12895,7 +13760,7 @@
     <w:lvl w:ilvl="2">
       <w:start w:val="1"/>
       <w:numFmt w:val="bullet"/>
-      <w:lvlText w:val="●"/>
+      <w:lvlText w:val="■"/>
       <w:lvlJc w:val="left"/>
       <w:pPr>
         <w:ind w:left="2160" w:hanging="360"/>
@@ -12919,7 +13784,7 @@
     <w:lvl w:ilvl="4">
       <w:start w:val="1"/>
       <w:numFmt w:val="bullet"/>
-      <w:lvlText w:val="●"/>
+      <w:lvlText w:val="○"/>
       <w:lvlJc w:val="left"/>
       <w:pPr>
         <w:ind w:left="3600" w:hanging="360"/>
@@ -12931,7 +13796,7 @@
     <w:lvl w:ilvl="5">
       <w:start w:val="1"/>
       <w:numFmt w:val="bullet"/>
-      <w:lvlText w:val="●"/>
+      <w:lvlText w:val="■"/>
       <w:lvlJc w:val="left"/>
       <w:pPr>
         <w:ind w:left="4320" w:hanging="360"/>
@@ -12955,7 +13820,7 @@
     <w:lvl w:ilvl="7">
       <w:start w:val="1"/>
       <w:numFmt w:val="bullet"/>
-      <w:lvlText w:val="●"/>
+      <w:lvlText w:val="○"/>
       <w:lvlJc w:val="left"/>
       <w:pPr>
         <w:ind w:left="5760" w:hanging="360"/>
@@ -12967,7 +13832,7 @@
     <w:lvl w:ilvl="8">
       <w:start w:val="1"/>
       <w:numFmt w:val="bullet"/>
-      <w:lvlText w:val="●"/>
+      <w:lvlText w:val="■"/>
       <w:lvlJc w:val="left"/>
       <w:pPr>
         <w:ind w:left="6480" w:hanging="360"/>
@@ -12993,7 +13858,7 @@
     <w:lvl w:ilvl="1">
       <w:start w:val="1"/>
       <w:numFmt w:val="bullet"/>
-      <w:lvlText w:val="○"/>
+      <w:lvlText w:val="●"/>
       <w:lvlJc w:val="left"/>
       <w:pPr>
         <w:ind w:left="1440" w:hanging="360"/>
@@ -13005,7 +13870,7 @@
     <w:lvl w:ilvl="2">
       <w:start w:val="1"/>
       <w:numFmt w:val="bullet"/>
-      <w:lvlText w:val="■"/>
+      <w:lvlText w:val="●"/>
       <w:lvlJc w:val="left"/>
       <w:pPr>
         <w:ind w:left="2160" w:hanging="360"/>
@@ -13029,7 +13894,7 @@
     <w:lvl w:ilvl="4">
       <w:start w:val="1"/>
       <w:numFmt w:val="bullet"/>
-      <w:lvlText w:val="○"/>
+      <w:lvlText w:val="●"/>
       <w:lvlJc w:val="left"/>
       <w:pPr>
         <w:ind w:left="3600" w:hanging="360"/>
@@ -13041,7 +13906,7 @@
     <w:lvl w:ilvl="5">
       <w:start w:val="1"/>
       <w:numFmt w:val="bullet"/>
-      <w:lvlText w:val="■"/>
+      <w:lvlText w:val="●"/>
       <w:lvlJc w:val="left"/>
       <w:pPr>
         <w:ind w:left="4320" w:hanging="360"/>
@@ -13065,7 +13930,7 @@
     <w:lvl w:ilvl="7">
       <w:start w:val="1"/>
       <w:numFmt w:val="bullet"/>
-      <w:lvlText w:val="○"/>
+      <w:lvlText w:val="●"/>
       <w:lvlJc w:val="left"/>
       <w:pPr>
         <w:ind w:left="5760" w:hanging="360"/>
@@ -13077,7 +13942,7 @@
     <w:lvl w:ilvl="8">
       <w:start w:val="1"/>
       <w:numFmt w:val="bullet"/>
-      <w:lvlText w:val="■"/>
+      <w:lvlText w:val="●"/>
       <w:lvlJc w:val="left"/>
       <w:pPr>
         <w:ind w:left="6480" w:hanging="360"/>
@@ -14753,7 +15618,7 @@
     <w:lvl w:ilvl="1">
       <w:start w:val="1"/>
       <w:numFmt w:val="bullet"/>
-      <w:lvlText w:val="●"/>
+      <w:lvlText w:val="○"/>
       <w:lvlJc w:val="left"/>
       <w:pPr>
         <w:ind w:left="1440" w:hanging="360"/>
@@ -14765,7 +15630,7 @@
     <w:lvl w:ilvl="2">
       <w:start w:val="1"/>
       <w:numFmt w:val="bullet"/>
-      <w:lvlText w:val="●"/>
+      <w:lvlText w:val="■"/>
       <w:lvlJc w:val="left"/>
       <w:pPr>
         <w:ind w:left="2160" w:hanging="360"/>
@@ -14789,7 +15654,7 @@
     <w:lvl w:ilvl="4">
       <w:start w:val="1"/>
       <w:numFmt w:val="bullet"/>
-      <w:lvlText w:val="●"/>
+      <w:lvlText w:val="○"/>
       <w:lvlJc w:val="left"/>
       <w:pPr>
         <w:ind w:left="3600" w:hanging="360"/>
@@ -14801,7 +15666,7 @@
     <w:lvl w:ilvl="5">
       <w:start w:val="1"/>
       <w:numFmt w:val="bullet"/>
-      <w:lvlText w:val="●"/>
+      <w:lvlText w:val="■"/>
       <w:lvlJc w:val="left"/>
       <w:pPr>
         <w:ind w:left="4320" w:hanging="360"/>
@@ -14825,7 +15690,7 @@
     <w:lvl w:ilvl="7">
       <w:start w:val="1"/>
       <w:numFmt w:val="bullet"/>
-      <w:lvlText w:val="●"/>
+      <w:lvlText w:val="○"/>
       <w:lvlJc w:val="left"/>
       <w:pPr>
         <w:ind w:left="5760" w:hanging="360"/>
@@ -14837,7 +15702,7 @@
     <w:lvl w:ilvl="8">
       <w:start w:val="1"/>
       <w:numFmt w:val="bullet"/>
-      <w:lvlText w:val="●"/>
+      <w:lvlText w:val="■"/>
       <w:lvlJc w:val="left"/>
       <w:pPr>
         <w:ind w:left="6480" w:hanging="360"/>
@@ -14863,7 +15728,7 @@
     <w:lvl w:ilvl="1">
       <w:start w:val="1"/>
       <w:numFmt w:val="bullet"/>
-      <w:lvlText w:val="○"/>
+      <w:lvlText w:val="●"/>
       <w:lvlJc w:val="left"/>
       <w:pPr>
         <w:ind w:left="1440" w:hanging="360"/>
@@ -14875,7 +15740,7 @@
     <w:lvl w:ilvl="2">
       <w:start w:val="1"/>
       <w:numFmt w:val="bullet"/>
-      <w:lvlText w:val="■"/>
+      <w:lvlText w:val="●"/>
       <w:lvlJc w:val="left"/>
       <w:pPr>
         <w:ind w:left="2160" w:hanging="360"/>
@@ -14899,7 +15764,7 @@
     <w:lvl w:ilvl="4">
       <w:start w:val="1"/>
       <w:numFmt w:val="bullet"/>
-      <w:lvlText w:val="○"/>
+      <w:lvlText w:val="●"/>
       <w:lvlJc w:val="left"/>
       <w:pPr>
         <w:ind w:left="3600" w:hanging="360"/>
@@ -14911,7 +15776,7 @@
     <w:lvl w:ilvl="5">
       <w:start w:val="1"/>
       <w:numFmt w:val="bullet"/>
-      <w:lvlText w:val="■"/>
+      <w:lvlText w:val="●"/>
       <w:lvlJc w:val="left"/>
       <w:pPr>
         <w:ind w:left="4320" w:hanging="360"/>
@@ -14935,7 +15800,7 @@
     <w:lvl w:ilvl="7">
       <w:start w:val="1"/>
       <w:numFmt w:val="bullet"/>
-      <w:lvlText w:val="○"/>
+      <w:lvlText w:val="●"/>
       <w:lvlJc w:val="left"/>
       <w:pPr>
         <w:ind w:left="5760" w:hanging="360"/>
@@ -14947,7 +15812,7 @@
     <w:lvl w:ilvl="8">
       <w:start w:val="1"/>
       <w:numFmt w:val="bullet"/>
-      <w:lvlText w:val="■"/>
+      <w:lvlText w:val="●"/>
       <w:lvlJc w:val="left"/>
       <w:pPr>
         <w:ind w:left="6480" w:hanging="360"/>
@@ -15083,7 +15948,7 @@
     <w:lvl w:ilvl="1">
       <w:start w:val="1"/>
       <w:numFmt w:val="bullet"/>
-      <w:lvlText w:val="●"/>
+      <w:lvlText w:val="○"/>
       <w:lvlJc w:val="left"/>
       <w:pPr>
         <w:ind w:left="1440" w:hanging="360"/>
@@ -15095,7 +15960,7 @@
     <w:lvl w:ilvl="2">
       <w:start w:val="1"/>
       <w:numFmt w:val="bullet"/>
-      <w:lvlText w:val="●"/>
+      <w:lvlText w:val="■"/>
       <w:lvlJc w:val="left"/>
       <w:pPr>
         <w:ind w:left="2160" w:hanging="360"/>
@@ -15119,7 +15984,7 @@
     <w:lvl w:ilvl="4">
       <w:start w:val="1"/>
       <w:numFmt w:val="bullet"/>
-      <w:lvlText w:val="●"/>
+      <w:lvlText w:val="○"/>
       <w:lvlJc w:val="left"/>
       <w:pPr>
         <w:ind w:left="3600" w:hanging="360"/>
@@ -15131,7 +15996,7 @@
     <w:lvl w:ilvl="5">
       <w:start w:val="1"/>
       <w:numFmt w:val="bullet"/>
-      <w:lvlText w:val="●"/>
+      <w:lvlText w:val="■"/>
       <w:lvlJc w:val="left"/>
       <w:pPr>
         <w:ind w:left="4320" w:hanging="360"/>
@@ -15155,7 +16020,7 @@
     <w:lvl w:ilvl="7">
       <w:start w:val="1"/>
       <w:numFmt w:val="bullet"/>
-      <w:lvlText w:val="●"/>
+      <w:lvlText w:val="○"/>
       <w:lvlJc w:val="left"/>
       <w:pPr>
         <w:ind w:left="5760" w:hanging="360"/>
@@ -15167,7 +16032,7 @@
     <w:lvl w:ilvl="8">
       <w:start w:val="1"/>
       <w:numFmt w:val="bullet"/>
-      <w:lvlText w:val="●"/>
+      <w:lvlText w:val="■"/>
       <w:lvlJc w:val="left"/>
       <w:pPr>
         <w:ind w:left="6480" w:hanging="360"/>
@@ -15193,7 +16058,7 @@
     <w:lvl w:ilvl="1">
       <w:start w:val="1"/>
       <w:numFmt w:val="bullet"/>
-      <w:lvlText w:val="○"/>
+      <w:lvlText w:val="●"/>
       <w:lvlJc w:val="left"/>
       <w:pPr>
         <w:ind w:left="1440" w:hanging="360"/>
@@ -15205,7 +16070,7 @@
     <w:lvl w:ilvl="2">
       <w:start w:val="1"/>
       <w:numFmt w:val="bullet"/>
-      <w:lvlText w:val="■"/>
+      <w:lvlText w:val="●"/>
       <w:lvlJc w:val="left"/>
       <w:pPr>
         <w:ind w:left="2160" w:hanging="360"/>
@@ -15229,7 +16094,7 @@
     <w:lvl w:ilvl="4">
       <w:start w:val="1"/>
       <w:numFmt w:val="bullet"/>
-      <w:lvlText w:val="○"/>
+      <w:lvlText w:val="●"/>
       <w:lvlJc w:val="left"/>
       <w:pPr>
         <w:ind w:left="3600" w:hanging="360"/>
@@ -15241,7 +16106,7 @@
     <w:lvl w:ilvl="5">
       <w:start w:val="1"/>
       <w:numFmt w:val="bullet"/>
-      <w:lvlText w:val="■"/>
+      <w:lvlText w:val="●"/>
       <w:lvlJc w:val="left"/>
       <w:pPr>
         <w:ind w:left="4320" w:hanging="360"/>
@@ -15265,7 +16130,7 @@
     <w:lvl w:ilvl="7">
       <w:start w:val="1"/>
       <w:numFmt w:val="bullet"/>
-      <w:lvlText w:val="○"/>
+      <w:lvlText w:val="●"/>
       <w:lvlJc w:val="left"/>
       <w:pPr>
         <w:ind w:left="5760" w:hanging="360"/>
@@ -15277,7 +16142,7 @@
     <w:lvl w:ilvl="8">
       <w:start w:val="1"/>
       <w:numFmt w:val="bullet"/>
-      <w:lvlText w:val="■"/>
+      <w:lvlText w:val="●"/>
       <w:lvlJc w:val="left"/>
       <w:pPr>
         <w:ind w:left="6480" w:hanging="360"/>
@@ -15413,7 +16278,7 @@
     <w:lvl w:ilvl="1">
       <w:start w:val="1"/>
       <w:numFmt w:val="bullet"/>
-      <w:lvlText w:val="●"/>
+      <w:lvlText w:val="○"/>
       <w:lvlJc w:val="left"/>
       <w:pPr>
         <w:ind w:left="1440" w:hanging="360"/>
@@ -15425,7 +16290,7 @@
     <w:lvl w:ilvl="2">
       <w:start w:val="1"/>
       <w:numFmt w:val="bullet"/>
-      <w:lvlText w:val="●"/>
+      <w:lvlText w:val="■"/>
       <w:lvlJc w:val="left"/>
       <w:pPr>
         <w:ind w:left="2160" w:hanging="360"/>
@@ -15449,7 +16314,7 @@
     <w:lvl w:ilvl="4">
       <w:start w:val="1"/>
       <w:numFmt w:val="bullet"/>
-      <w:lvlText w:val="●"/>
+      <w:lvlText w:val="○"/>
       <w:lvlJc w:val="left"/>
       <w:pPr>
         <w:ind w:left="3600" w:hanging="360"/>
@@ -15461,7 +16326,7 @@
     <w:lvl w:ilvl="5">
       <w:start w:val="1"/>
       <w:numFmt w:val="bullet"/>
-      <w:lvlText w:val="●"/>
+      <w:lvlText w:val="■"/>
       <w:lvlJc w:val="left"/>
       <w:pPr>
         <w:ind w:left="4320" w:hanging="360"/>
@@ -15485,7 +16350,7 @@
     <w:lvl w:ilvl="7">
       <w:start w:val="1"/>
       <w:numFmt w:val="bullet"/>
-      <w:lvlText w:val="●"/>
+      <w:lvlText w:val="○"/>
       <w:lvlJc w:val="left"/>
       <w:pPr>
         <w:ind w:left="5760" w:hanging="360"/>
@@ -15497,7 +16362,7 @@
     <w:lvl w:ilvl="8">
       <w:start w:val="1"/>
       <w:numFmt w:val="bullet"/>
-      <w:lvlText w:val="●"/>
+      <w:lvlText w:val="■"/>
       <w:lvlJc w:val="left"/>
       <w:pPr>
         <w:ind w:left="6480" w:hanging="360"/>
@@ -15633,7 +16498,7 @@
     <w:lvl w:ilvl="1">
       <w:start w:val="1"/>
       <w:numFmt w:val="bullet"/>
-      <w:lvlText w:val="○"/>
+      <w:lvlText w:val="●"/>
       <w:lvlJc w:val="left"/>
       <w:pPr>
         <w:ind w:left="1440" w:hanging="360"/>
@@ -15645,7 +16510,7 @@
     <w:lvl w:ilvl="2">
       <w:start w:val="1"/>
       <w:numFmt w:val="bullet"/>
-      <w:lvlText w:val="■"/>
+      <w:lvlText w:val="●"/>
       <w:lvlJc w:val="left"/>
       <w:pPr>
         <w:ind w:left="2160" w:hanging="360"/>
@@ -15669,7 +16534,7 @@
     <w:lvl w:ilvl="4">
       <w:start w:val="1"/>
       <w:numFmt w:val="bullet"/>
-      <w:lvlText w:val="○"/>
+      <w:lvlText w:val="●"/>
       <w:lvlJc w:val="left"/>
       <w:pPr>
         <w:ind w:left="3600" w:hanging="360"/>
@@ -15681,7 +16546,7 @@
     <w:lvl w:ilvl="5">
       <w:start w:val="1"/>
       <w:numFmt w:val="bullet"/>
-      <w:lvlText w:val="■"/>
+      <w:lvlText w:val="●"/>
       <w:lvlJc w:val="left"/>
       <w:pPr>
         <w:ind w:left="4320" w:hanging="360"/>
@@ -15705,7 +16570,7 @@
     <w:lvl w:ilvl="7">
       <w:start w:val="1"/>
       <w:numFmt w:val="bullet"/>
-      <w:lvlText w:val="○"/>
+      <w:lvlText w:val="●"/>
       <w:lvlJc w:val="left"/>
       <w:pPr>
         <w:ind w:left="5760" w:hanging="360"/>
@@ -15717,7 +16582,7 @@
     <w:lvl w:ilvl="8">
       <w:start w:val="1"/>
       <w:numFmt w:val="bullet"/>
-      <w:lvlText w:val="■"/>
+      <w:lvlText w:val="●"/>
       <w:lvlJc w:val="left"/>
       <w:pPr>
         <w:ind w:left="6480" w:hanging="360"/>
@@ -15853,7 +16718,7 @@
     <w:lvl w:ilvl="1">
       <w:start w:val="1"/>
       <w:numFmt w:val="bullet"/>
-      <w:lvlText w:val="●"/>
+      <w:lvlText w:val="○"/>
       <w:lvlJc w:val="left"/>
       <w:pPr>
         <w:ind w:left="1440" w:hanging="360"/>
@@ -15865,7 +16730,7 @@
     <w:lvl w:ilvl="2">
       <w:start w:val="1"/>
       <w:numFmt w:val="bullet"/>
-      <w:lvlText w:val="●"/>
+      <w:lvlText w:val="■"/>
       <w:lvlJc w:val="left"/>
       <w:pPr>
         <w:ind w:left="2160" w:hanging="360"/>
@@ -15889,7 +16754,7 @@
     <w:lvl w:ilvl="4">
       <w:start w:val="1"/>
       <w:numFmt w:val="bullet"/>
-      <w:lvlText w:val="●"/>
+      <w:lvlText w:val="○"/>
       <w:lvlJc w:val="left"/>
       <w:pPr>
         <w:ind w:left="3600" w:hanging="360"/>
@@ -15901,7 +16766,7 @@
     <w:lvl w:ilvl="5">
       <w:start w:val="1"/>
       <w:numFmt w:val="bullet"/>
-      <w:lvlText w:val="●"/>
+      <w:lvlText w:val="■"/>
       <w:lvlJc w:val="left"/>
       <w:pPr>
         <w:ind w:left="4320" w:hanging="360"/>
@@ -15925,7 +16790,7 @@
     <w:lvl w:ilvl="7">
       <w:start w:val="1"/>
       <w:numFmt w:val="bullet"/>
-      <w:lvlText w:val="●"/>
+      <w:lvlText w:val="○"/>
       <w:lvlJc w:val="left"/>
       <w:pPr>
         <w:ind w:left="5760" w:hanging="360"/>
@@ -15937,7 +16802,7 @@
     <w:lvl w:ilvl="8">
       <w:start w:val="1"/>
       <w:numFmt w:val="bullet"/>
-      <w:lvlText w:val="●"/>
+      <w:lvlText w:val="■"/>
       <w:lvlJc w:val="left"/>
       <w:pPr>
         <w:ind w:left="6480" w:hanging="360"/>
@@ -16183,7 +17048,7 @@
     <w:lvl w:ilvl="1">
       <w:start w:val="1"/>
       <w:numFmt w:val="bullet"/>
-      <w:lvlText w:val="○"/>
+      <w:lvlText w:val="●"/>
       <w:lvlJc w:val="left"/>
       <w:pPr>
         <w:ind w:left="1440" w:hanging="360"/>
@@ -16195,7 +17060,7 @@
     <w:lvl w:ilvl="2">
       <w:start w:val="1"/>
       <w:numFmt w:val="bullet"/>
-      <w:lvlText w:val="■"/>
+      <w:lvlText w:val="●"/>
       <w:lvlJc w:val="left"/>
       <w:pPr>
         <w:ind w:left="2160" w:hanging="360"/>
@@ -16219,7 +17084,7 @@
     <w:lvl w:ilvl="4">
       <w:start w:val="1"/>
       <w:numFmt w:val="bullet"/>
-      <w:lvlText w:val="○"/>
+      <w:lvlText w:val="●"/>
       <w:lvlJc w:val="left"/>
       <w:pPr>
         <w:ind w:left="3600" w:hanging="360"/>
@@ -16231,7 +17096,7 @@
     <w:lvl w:ilvl="5">
       <w:start w:val="1"/>
       <w:numFmt w:val="bullet"/>
-      <w:lvlText w:val="■"/>
+      <w:lvlText w:val="●"/>
       <w:lvlJc w:val="left"/>
       <w:pPr>
         <w:ind w:left="4320" w:hanging="360"/>
@@ -16255,7 +17120,7 @@
     <w:lvl w:ilvl="7">
       <w:start w:val="1"/>
       <w:numFmt w:val="bullet"/>
-      <w:lvlText w:val="○"/>
+      <w:lvlText w:val="●"/>
       <w:lvlJc w:val="left"/>
       <w:pPr>
         <w:ind w:left="5760" w:hanging="360"/>
@@ -16267,7 +17132,7 @@
     <w:lvl w:ilvl="8">
       <w:start w:val="1"/>
       <w:numFmt w:val="bullet"/>
-      <w:lvlText w:val="■"/>
+      <w:lvlText w:val="●"/>
       <w:lvlJc w:val="left"/>
       <w:pPr>
         <w:ind w:left="6480" w:hanging="360"/>
@@ -16498,6 +17363,336 @@
     </w:lvl>
   </w:abstractNum>
   <w:abstractNum w:abstractNumId="52">
+    <w:lvl w:ilvl="0">
+      <w:start w:val="1"/>
+      <w:numFmt w:val="bullet"/>
+      <w:lvlText w:val="●"/>
+      <w:lvlJc w:val="left"/>
+      <w:pPr>
+        <w:ind w:left="720" w:hanging="360"/>
+      </w:pPr>
+      <w:rPr>
+        <w:u w:val="none"/>
+      </w:rPr>
+    </w:lvl>
+    <w:lvl w:ilvl="1">
+      <w:start w:val="1"/>
+      <w:numFmt w:val="bullet"/>
+      <w:lvlText w:val="○"/>
+      <w:lvlJc w:val="left"/>
+      <w:pPr>
+        <w:ind w:left="1440" w:hanging="360"/>
+      </w:pPr>
+      <w:rPr>
+        <w:u w:val="none"/>
+      </w:rPr>
+    </w:lvl>
+    <w:lvl w:ilvl="2">
+      <w:start w:val="1"/>
+      <w:numFmt w:val="bullet"/>
+      <w:lvlText w:val="■"/>
+      <w:lvlJc w:val="left"/>
+      <w:pPr>
+        <w:ind w:left="2160" w:hanging="360"/>
+      </w:pPr>
+      <w:rPr>
+        <w:u w:val="none"/>
+      </w:rPr>
+    </w:lvl>
+    <w:lvl w:ilvl="3">
+      <w:start w:val="1"/>
+      <w:numFmt w:val="bullet"/>
+      <w:lvlText w:val="●"/>
+      <w:lvlJc w:val="left"/>
+      <w:pPr>
+        <w:ind w:left="2880" w:hanging="360"/>
+      </w:pPr>
+      <w:rPr>
+        <w:u w:val="none"/>
+      </w:rPr>
+    </w:lvl>
+    <w:lvl w:ilvl="4">
+      <w:start w:val="1"/>
+      <w:numFmt w:val="bullet"/>
+      <w:lvlText w:val="○"/>
+      <w:lvlJc w:val="left"/>
+      <w:pPr>
+        <w:ind w:left="3600" w:hanging="360"/>
+      </w:pPr>
+      <w:rPr>
+        <w:u w:val="none"/>
+      </w:rPr>
+    </w:lvl>
+    <w:lvl w:ilvl="5">
+      <w:start w:val="1"/>
+      <w:numFmt w:val="bullet"/>
+      <w:lvlText w:val="■"/>
+      <w:lvlJc w:val="left"/>
+      <w:pPr>
+        <w:ind w:left="4320" w:hanging="360"/>
+      </w:pPr>
+      <w:rPr>
+        <w:u w:val="none"/>
+      </w:rPr>
+    </w:lvl>
+    <w:lvl w:ilvl="6">
+      <w:start w:val="1"/>
+      <w:numFmt w:val="bullet"/>
+      <w:lvlText w:val="●"/>
+      <w:lvlJc w:val="left"/>
+      <w:pPr>
+        <w:ind w:left="5040" w:hanging="360"/>
+      </w:pPr>
+      <w:rPr>
+        <w:u w:val="none"/>
+      </w:rPr>
+    </w:lvl>
+    <w:lvl w:ilvl="7">
+      <w:start w:val="1"/>
+      <w:numFmt w:val="bullet"/>
+      <w:lvlText w:val="○"/>
+      <w:lvlJc w:val="left"/>
+      <w:pPr>
+        <w:ind w:left="5760" w:hanging="360"/>
+      </w:pPr>
+      <w:rPr>
+        <w:u w:val="none"/>
+      </w:rPr>
+    </w:lvl>
+    <w:lvl w:ilvl="8">
+      <w:start w:val="1"/>
+      <w:numFmt w:val="bullet"/>
+      <w:lvlText w:val="■"/>
+      <w:lvlJc w:val="left"/>
+      <w:pPr>
+        <w:ind w:left="6480" w:hanging="360"/>
+      </w:pPr>
+      <w:rPr>
+        <w:u w:val="none"/>
+      </w:rPr>
+    </w:lvl>
+  </w:abstractNum>
+  <w:abstractNum w:abstractNumId="53">
+    <w:lvl w:ilvl="0">
+      <w:start w:val="1"/>
+      <w:numFmt w:val="bullet"/>
+      <w:lvlText w:val="●"/>
+      <w:lvlJc w:val="left"/>
+      <w:pPr>
+        <w:ind w:left="720" w:hanging="360"/>
+      </w:pPr>
+      <w:rPr>
+        <w:u w:val="none"/>
+      </w:rPr>
+    </w:lvl>
+    <w:lvl w:ilvl="1">
+      <w:start w:val="1"/>
+      <w:numFmt w:val="bullet"/>
+      <w:lvlText w:val="○"/>
+      <w:lvlJc w:val="left"/>
+      <w:pPr>
+        <w:ind w:left="1440" w:hanging="360"/>
+      </w:pPr>
+      <w:rPr>
+        <w:u w:val="none"/>
+      </w:rPr>
+    </w:lvl>
+    <w:lvl w:ilvl="2">
+      <w:start w:val="1"/>
+      <w:numFmt w:val="bullet"/>
+      <w:lvlText w:val="■"/>
+      <w:lvlJc w:val="left"/>
+      <w:pPr>
+        <w:ind w:left="2160" w:hanging="360"/>
+      </w:pPr>
+      <w:rPr>
+        <w:u w:val="none"/>
+      </w:rPr>
+    </w:lvl>
+    <w:lvl w:ilvl="3">
+      <w:start w:val="1"/>
+      <w:numFmt w:val="bullet"/>
+      <w:lvlText w:val="●"/>
+      <w:lvlJc w:val="left"/>
+      <w:pPr>
+        <w:ind w:left="2880" w:hanging="360"/>
+      </w:pPr>
+      <w:rPr>
+        <w:u w:val="none"/>
+      </w:rPr>
+    </w:lvl>
+    <w:lvl w:ilvl="4">
+      <w:start w:val="1"/>
+      <w:numFmt w:val="bullet"/>
+      <w:lvlText w:val="○"/>
+      <w:lvlJc w:val="left"/>
+      <w:pPr>
+        <w:ind w:left="3600" w:hanging="360"/>
+      </w:pPr>
+      <w:rPr>
+        <w:u w:val="none"/>
+      </w:rPr>
+    </w:lvl>
+    <w:lvl w:ilvl="5">
+      <w:start w:val="1"/>
+      <w:numFmt w:val="bullet"/>
+      <w:lvlText w:val="■"/>
+      <w:lvlJc w:val="left"/>
+      <w:pPr>
+        <w:ind w:left="4320" w:hanging="360"/>
+      </w:pPr>
+      <w:rPr>
+        <w:u w:val="none"/>
+      </w:rPr>
+    </w:lvl>
+    <w:lvl w:ilvl="6">
+      <w:start w:val="1"/>
+      <w:numFmt w:val="bullet"/>
+      <w:lvlText w:val="●"/>
+      <w:lvlJc w:val="left"/>
+      <w:pPr>
+        <w:ind w:left="5040" w:hanging="360"/>
+      </w:pPr>
+      <w:rPr>
+        <w:u w:val="none"/>
+      </w:rPr>
+    </w:lvl>
+    <w:lvl w:ilvl="7">
+      <w:start w:val="1"/>
+      <w:numFmt w:val="bullet"/>
+      <w:lvlText w:val="○"/>
+      <w:lvlJc w:val="left"/>
+      <w:pPr>
+        <w:ind w:left="5760" w:hanging="360"/>
+      </w:pPr>
+      <w:rPr>
+        <w:u w:val="none"/>
+      </w:rPr>
+    </w:lvl>
+    <w:lvl w:ilvl="8">
+      <w:start w:val="1"/>
+      <w:numFmt w:val="bullet"/>
+      <w:lvlText w:val="■"/>
+      <w:lvlJc w:val="left"/>
+      <w:pPr>
+        <w:ind w:left="6480" w:hanging="360"/>
+      </w:pPr>
+      <w:rPr>
+        <w:u w:val="none"/>
+      </w:rPr>
+    </w:lvl>
+  </w:abstractNum>
+  <w:abstractNum w:abstractNumId="54">
+    <w:lvl w:ilvl="0">
+      <w:start w:val="1"/>
+      <w:numFmt w:val="bullet"/>
+      <w:lvlText w:val="●"/>
+      <w:lvlJc w:val="left"/>
+      <w:pPr>
+        <w:ind w:left="720" w:hanging="360"/>
+      </w:pPr>
+      <w:rPr>
+        <w:u w:val="none"/>
+      </w:rPr>
+    </w:lvl>
+    <w:lvl w:ilvl="1">
+      <w:start w:val="1"/>
+      <w:numFmt w:val="bullet"/>
+      <w:lvlText w:val="○"/>
+      <w:lvlJc w:val="left"/>
+      <w:pPr>
+        <w:ind w:left="1440" w:hanging="360"/>
+      </w:pPr>
+      <w:rPr>
+        <w:u w:val="none"/>
+      </w:rPr>
+    </w:lvl>
+    <w:lvl w:ilvl="2">
+      <w:start w:val="1"/>
+      <w:numFmt w:val="bullet"/>
+      <w:lvlText w:val="■"/>
+      <w:lvlJc w:val="left"/>
+      <w:pPr>
+        <w:ind w:left="2160" w:hanging="360"/>
+      </w:pPr>
+      <w:rPr>
+        <w:u w:val="none"/>
+      </w:rPr>
+    </w:lvl>
+    <w:lvl w:ilvl="3">
+      <w:start w:val="1"/>
+      <w:numFmt w:val="bullet"/>
+      <w:lvlText w:val="●"/>
+      <w:lvlJc w:val="left"/>
+      <w:pPr>
+        <w:ind w:left="2880" w:hanging="360"/>
+      </w:pPr>
+      <w:rPr>
+        <w:u w:val="none"/>
+      </w:rPr>
+    </w:lvl>
+    <w:lvl w:ilvl="4">
+      <w:start w:val="1"/>
+      <w:numFmt w:val="bullet"/>
+      <w:lvlText w:val="○"/>
+      <w:lvlJc w:val="left"/>
+      <w:pPr>
+        <w:ind w:left="3600" w:hanging="360"/>
+      </w:pPr>
+      <w:rPr>
+        <w:u w:val="none"/>
+      </w:rPr>
+    </w:lvl>
+    <w:lvl w:ilvl="5">
+      <w:start w:val="1"/>
+      <w:numFmt w:val="bullet"/>
+      <w:lvlText w:val="■"/>
+      <w:lvlJc w:val="left"/>
+      <w:pPr>
+        <w:ind w:left="4320" w:hanging="360"/>
+      </w:pPr>
+      <w:rPr>
+        <w:u w:val="none"/>
+      </w:rPr>
+    </w:lvl>
+    <w:lvl w:ilvl="6">
+      <w:start w:val="1"/>
+      <w:numFmt w:val="bullet"/>
+      <w:lvlText w:val="●"/>
+      <w:lvlJc w:val="left"/>
+      <w:pPr>
+        <w:ind w:left="5040" w:hanging="360"/>
+      </w:pPr>
+      <w:rPr>
+        <w:u w:val="none"/>
+      </w:rPr>
+    </w:lvl>
+    <w:lvl w:ilvl="7">
+      <w:start w:val="1"/>
+      <w:numFmt w:val="bullet"/>
+      <w:lvlText w:val="○"/>
+      <w:lvlJc w:val="left"/>
+      <w:pPr>
+        <w:ind w:left="5760" w:hanging="360"/>
+      </w:pPr>
+      <w:rPr>
+        <w:u w:val="none"/>
+      </w:rPr>
+    </w:lvl>
+    <w:lvl w:ilvl="8">
+      <w:start w:val="1"/>
+      <w:numFmt w:val="bullet"/>
+      <w:lvlText w:val="■"/>
+      <w:lvlJc w:val="left"/>
+      <w:pPr>
+        <w:ind w:left="6480" w:hanging="360"/>
+      </w:pPr>
+      <w:rPr>
+        <w:u w:val="none"/>
+      </w:rPr>
+    </w:lvl>
+  </w:abstractNum>
+  <w:abstractNum w:abstractNumId="55">
     <w:lvl w:ilvl="0">
       <w:start w:val="1"/>
       <w:numFmt w:val="bullet"/>
@@ -16762,6 +17957,15 @@
   </w:num>
   <w:num w:numId="52">
     <w:abstractNumId w:val="52"/>
+  </w:num>
+  <w:num w:numId="53">
+    <w:abstractNumId w:val="53"/>
+  </w:num>
+  <w:num w:numId="54">
+    <w:abstractNumId w:val="54"/>
+  </w:num>
+  <w:num w:numId="55">
+    <w:abstractNumId w:val="55"/>
   </w:num>
 </w:numbering>
 </file>
